--- a/סיכום פרויקט לא סופי.docx
+++ b/סיכום פרויקט לא סופי.docx
@@ -440,7 +440,7 @@
       <w:pPr>
         <w:bidi/>
         <w:rPr>
-          <w:rFonts w:cs="Arial" w:hint="cs"/>
+          <w:rFonts w:cs="Arial"/>
           <w:rtl/>
           <w:lang w:bidi="he-IL"/>
         </w:rPr>
@@ -555,7 +555,7 @@
       <w:pPr>
         <w:bidi/>
         <w:rPr>
-          <w:rFonts w:cs="Arial" w:hint="cs"/>
+          <w:rFonts w:cs="Arial"/>
           <w:rtl/>
           <w:lang w:bidi="he-IL"/>
         </w:rPr>
@@ -596,7 +596,39 @@
           <w:rtl/>
           <w:lang w:bidi="he-IL"/>
         </w:rPr>
-        <w:t xml:space="preserve"> בזמן אמת יש צורך להשתמש במסנן המותאם לסביבה משתנה ללא מידע מקדים. בנוסף, אפליקציות רבות למטרה זו דורשות זמן עיבוד שלא עולה על מילישניות כמו למשל במכשירי שמיעה.</w:t>
+        <w:t xml:space="preserve"> בזמן אמת</w:t>
+      </w:r>
+      <w:r>
+        <w:rPr>
+          <w:rFonts w:cs="Arial" w:hint="cs"/>
+          <w:rtl/>
+          <w:lang w:bidi="he-IL"/>
+        </w:rPr>
+        <w:t>,</w:t>
+      </w:r>
+      <w:r>
+        <w:rPr>
+          <w:rFonts w:cs="Arial" w:hint="cs"/>
+          <w:rtl/>
+          <w:lang w:bidi="he-IL"/>
+        </w:rPr>
+        <w:t xml:space="preserve"> יש צורך להשתמש במסנן המותאם לסביבה משתנה ללא מידע מקדים.</w:t>
+      </w:r>
+      <w:r>
+        <w:rPr>
+          <w:rFonts w:cs="Arial" w:hint="cs"/>
+          <w:rtl/>
+          <w:lang w:bidi="he-IL"/>
+        </w:rPr>
+        <w:t xml:space="preserve"> בנוסף,</w:t>
+      </w:r>
+      <w:r>
+        <w:rPr>
+          <w:rFonts w:cs="Arial" w:hint="cs"/>
+          <w:rtl/>
+          <w:lang w:bidi="he-IL"/>
+        </w:rPr>
+        <w:t xml:space="preserve"> אפליקציות רבות דורשות זמן עיבוד שלא עולה על מילישניות כמו למשל במכשירי שמיעה.</w:t>
       </w:r>
       <w:r>
         <w:rPr>
@@ -629,24 +661,354 @@
           <w:rtl/>
           <w:lang w:bidi="he-IL"/>
         </w:rPr>
-        <w:t xml:space="preserve"> בנוסף, שיטות חישוביות שנחשבות ״כבדות חישובית״ כמו מודלי למידה עמוקה עלולים להיות לא רלוונטיים לפתרון.</w:t>
+        <w:t xml:space="preserve"> </w:t>
+      </w:r>
+      <w:r>
+        <w:rPr>
+          <w:rFonts w:cs="Arial" w:hint="cs"/>
+          <w:rtl/>
+          <w:lang w:bidi="he-IL"/>
+        </w:rPr>
+        <w:t>זו הסיבה שלעיתים</w:t>
+      </w:r>
+      <w:r>
+        <w:rPr>
+          <w:rFonts w:cs="Arial" w:hint="cs"/>
+          <w:rtl/>
+          <w:lang w:bidi="he-IL"/>
+        </w:rPr>
+        <w:t xml:space="preserve"> שיטות חישוביות שנחשבות ״כבדות״ כמו מודלי למידה עמוקה עלולים להיות לא רלוונטיים לפתרון.</w:t>
       </w:r>
     </w:p>
     <w:p>
       <w:pPr>
         <w:bidi/>
         <w:rPr>
-          <w:rFonts w:cs="Arial" w:hint="cs"/>
-          <w:rtl/>
-          <w:lang w:bidi="he-IL"/>
-        </w:rPr>
-      </w:pPr>
+          <w:rFonts w:cs="Arial"/>
+          <w:rtl/>
+          <w:lang w:bidi="he-IL"/>
+        </w:rPr>
+      </w:pPr>
+      <w:r>
+        <w:rPr>
+          <w:rFonts w:cs="Arial" w:hint="cs"/>
+          <w:rtl/>
+          <w:lang w:bidi="he-IL"/>
+        </w:rPr>
+        <w:t xml:space="preserve">גם בפתרון של </w:t>
+      </w:r>
+      <w:r>
+        <w:rPr>
+          <w:rFonts w:cs="Arial"/>
+          <w:lang w:bidi="he-IL"/>
+        </w:rPr>
+        <w:t>MPDR Beamformer</w:t>
+      </w:r>
+      <w:r>
+        <w:rPr>
+          <w:rFonts w:cs="Arial" w:hint="cs"/>
+          <w:rtl/>
+          <w:lang w:bidi="he-IL"/>
+        </w:rPr>
+        <w:t xml:space="preserve"> יש מגבלות.</w:t>
+      </w:r>
+      <w:r>
+        <w:rPr>
+          <w:rFonts w:cs="Arial" w:hint="cs"/>
+          <w:rtl/>
+          <w:lang w:bidi="he-IL"/>
+        </w:rPr>
+        <w:t xml:space="preserve"> ראשית, יש משמעות לתחום בו מופעל ה- </w:t>
+      </w:r>
+      <w:r>
+        <w:rPr>
+          <w:rFonts w:cs="Arial"/>
+          <w:lang w:bidi="he-IL"/>
+        </w:rPr>
+        <w:t>beamformer</w:t>
+      </w:r>
+      <w:r>
+        <w:rPr>
+          <w:rFonts w:cs="Arial" w:hint="cs"/>
+          <w:rtl/>
+          <w:lang w:bidi="he-IL"/>
+        </w:rPr>
+        <w:t>: תחום הזמן (</w:t>
+      </w:r>
+      <w:r>
+        <w:rPr>
+          <w:rFonts w:cs="Arial"/>
+          <w:lang w:bidi="he-IL"/>
+        </w:rPr>
+        <w:t>time domain</w:t>
+      </w:r>
+      <w:r>
+        <w:rPr>
+          <w:rFonts w:cs="Arial" w:hint="cs"/>
+          <w:rtl/>
+          <w:lang w:bidi="he-IL"/>
+        </w:rPr>
+        <w:t>) או תחום הזמן-תדר (</w:t>
+      </w:r>
+      <w:r>
+        <w:rPr>
+          <w:rFonts w:cs="Arial"/>
+          <w:lang w:bidi="he-IL"/>
+        </w:rPr>
+        <w:t>time-frequency domain</w:t>
+      </w:r>
+      <w:r>
+        <w:rPr>
+          <w:rFonts w:cs="Arial" w:hint="cs"/>
+          <w:rtl/>
+          <w:lang w:bidi="he-IL"/>
+        </w:rPr>
+        <w:t xml:space="preserve">). מצד אחד בתחום הזמן עלות החישוב יכולה להיות קטנה יותר שכן אין צורך בחישוב </w:t>
+      </w:r>
+      <w:r>
+        <w:rPr>
+          <w:rFonts w:cs="Arial"/>
+          <w:lang w:bidi="he-IL"/>
+        </w:rPr>
+        <w:t>IFFT</w:t>
+      </w:r>
+      <w:r>
+        <w:rPr>
+          <w:rFonts w:cs="Arial" w:hint="cs"/>
+          <w:rtl/>
+          <w:lang w:bidi="he-IL"/>
+        </w:rPr>
+        <w:t xml:space="preserve"> או </w:t>
+      </w:r>
+      <w:r>
+        <w:rPr>
+          <w:rFonts w:cs="Arial"/>
+          <w:lang w:bidi="he-IL"/>
+        </w:rPr>
+        <w:t>FFT</w:t>
+      </w:r>
+      <w:r>
+        <w:rPr>
+          <w:rFonts w:cs="Arial" w:hint="cs"/>
+          <w:rtl/>
+          <w:lang w:bidi="he-IL"/>
+        </w:rPr>
+        <w:t xml:space="preserve"> לכל </w:t>
+      </w:r>
+      <w:r>
+        <w:rPr>
+          <w:rFonts w:cs="Arial"/>
+          <w:lang w:bidi="he-IL"/>
+        </w:rPr>
+        <w:t>frame</w:t>
+      </w:r>
+      <w:r>
+        <w:rPr>
+          <w:rFonts w:cs="Arial" w:hint="cs"/>
+          <w:rtl/>
+          <w:lang w:bidi="he-IL"/>
+        </w:rPr>
+        <w:t xml:space="preserve">. מצד שני, </w:t>
+      </w:r>
+      <w:r>
+        <w:rPr>
+          <w:rFonts w:cs="Arial"/>
+          <w:lang w:bidi="he-IL"/>
+        </w:rPr>
+        <w:t>beamformer</w:t>
+      </w:r>
+      <w:r>
+        <w:rPr>
+          <w:rFonts w:cs="Arial" w:hint="cs"/>
+          <w:rtl/>
+          <w:lang w:bidi="he-IL"/>
+        </w:rPr>
+        <w:t xml:space="preserve"> הפועל בתחום הזמן-תדר מציג ביצועים טובים יותר מבחינת היכולת להתאים את הפתרון הדינאמי לרעש הקיים, להתמודד עם זמני הדהוד ולהפריד בין דוברים ברקע. </w:t>
+      </w:r>
+      <w:r>
+        <w:rPr>
+          <w:rFonts w:cs="Arial" w:hint="cs"/>
+          <w:rtl/>
+          <w:lang w:bidi="he-IL"/>
+        </w:rPr>
+        <w:t>בשיטה זו יש לקבוע מה אורך המסגרת (</w:t>
+      </w:r>
+      <w:r>
+        <w:rPr>
+          <w:rFonts w:cs="Arial"/>
+          <w:lang w:bidi="he-IL"/>
+        </w:rPr>
+        <w:t>frame length</w:t>
+      </w:r>
+      <w:r>
+        <w:rPr>
+          <w:rFonts w:cs="Arial" w:hint="cs"/>
+          <w:rtl/>
+          <w:lang w:bidi="he-IL"/>
+        </w:rPr>
+        <w:t xml:space="preserve">) המתאים לבעיה. גודל זה מתאם את כמות הדגימות בניתוח חלון זמני עליו פועל ה- </w:t>
+      </w:r>
+      <w:r>
+        <w:rPr>
+          <w:rFonts w:cs="Arial"/>
+          <w:lang w:bidi="he-IL"/>
+        </w:rPr>
+        <w:t>STFT</w:t>
+      </w:r>
+      <w:r>
+        <w:rPr>
+          <w:rFonts w:cs="Arial" w:hint="cs"/>
+          <w:rtl/>
+          <w:lang w:bidi="he-IL"/>
+        </w:rPr>
+        <w:t xml:space="preserve">. ככל שאורך המסגרת גדל כך אפשר </w:t>
+      </w:r>
+      <w:r>
+        <w:rPr>
+          <w:rFonts w:cs="Arial" w:hint="cs"/>
+          <w:rtl/>
+          <w:lang w:bidi="he-IL"/>
+        </w:rPr>
+        <w:lastRenderedPageBreak/>
+        <w:t xml:space="preserve">לשפר את הרזולוציה </w:t>
+      </w:r>
+      <w:proofErr w:type="spellStart"/>
+      <w:r>
+        <w:rPr>
+          <w:rFonts w:cs="Arial" w:hint="cs"/>
+          <w:rtl/>
+          <w:lang w:bidi="he-IL"/>
+        </w:rPr>
+        <w:t>התדרית</w:t>
+      </w:r>
+      <w:proofErr w:type="spellEnd"/>
+      <w:r>
+        <w:rPr>
+          <w:rFonts w:cs="Arial" w:hint="cs"/>
+          <w:rtl/>
+          <w:lang w:bidi="he-IL"/>
+        </w:rPr>
+        <w:t xml:space="preserve"> אך מצד שני להגדיל את אורך ההשהיה (</w:t>
+      </w:r>
+      <w:r>
+        <w:rPr>
+          <w:rFonts w:cs="Arial"/>
+          <w:lang w:bidi="he-IL"/>
+        </w:rPr>
+        <w:t>algorithmic delay</w:t>
+      </w:r>
+      <w:r>
+        <w:rPr>
+          <w:rFonts w:cs="Arial" w:hint="cs"/>
+          <w:rtl/>
+          <w:lang w:bidi="he-IL"/>
+        </w:rPr>
+        <w:t xml:space="preserve">). </w:t>
+      </w:r>
+      <w:r>
+        <w:rPr>
+          <w:rFonts w:cs="Arial" w:hint="cs"/>
+          <w:rtl/>
+          <w:lang w:bidi="he-IL"/>
+        </w:rPr>
+        <w:t xml:space="preserve">לכן הפתרון בתחום הזמן-תדר הוא יותר יעיל אך עלול עם זמן השהייה גבוה מדי עבור דרישת ה- </w:t>
+      </w:r>
+      <w:r>
+        <w:rPr>
+          <w:rFonts w:cs="Arial"/>
+          <w:lang w:bidi="he-IL"/>
+        </w:rPr>
+        <w:t>online</w:t>
+      </w:r>
+      <w:r>
+        <w:rPr>
+          <w:rFonts w:cs="Arial" w:hint="cs"/>
+          <w:rtl/>
+          <w:lang w:bidi="he-IL"/>
+        </w:rPr>
+        <w:t>.</w:t>
+      </w:r>
     </w:p>
     <w:p>
       <w:pPr>
         <w:bidi/>
         <w:rPr>
-          <w:rFonts w:cs="Arial" w:hint="cs"/>
+          <w:rFonts w:cs="Arial"/>
+          <w:rtl/>
+          <w:lang w:bidi="he-IL"/>
+        </w:rPr>
+      </w:pPr>
+    </w:p>
+    <w:p>
+      <w:pPr>
+        <w:bidi/>
+        <w:rPr>
+          <w:rFonts w:cs="Arial" w:hint="cs"/>
+          <w:rtl/>
+          <w:lang w:bidi="he-IL"/>
+        </w:rPr>
+      </w:pPr>
+      <w:r>
+        <w:rPr>
+          <w:rFonts w:cs="Arial" w:hint="cs"/>
+          <w:rtl/>
+          <w:lang w:bidi="he-IL"/>
+        </w:rPr>
+        <w:t xml:space="preserve">לאור כל אלו, המאמר מתבסס על עקרון פעולה דומה לזה של ה- </w:t>
+      </w:r>
+      <w:r>
+        <w:rPr>
+          <w:rFonts w:cs="Arial"/>
+          <w:lang w:bidi="he-IL"/>
+        </w:rPr>
+        <w:t>MPDR beamformer</w:t>
+      </w:r>
+      <w:r>
+        <w:rPr>
+          <w:rFonts w:cs="Arial" w:hint="cs"/>
+          <w:rtl/>
+          <w:lang w:bidi="he-IL"/>
+        </w:rPr>
+        <w:t xml:space="preserve"> אך עם שיטה חדשה </w:t>
+      </w:r>
+      <w:r>
+        <w:rPr>
+          <w:rFonts w:cs="Arial" w:hint="cs"/>
+          <w:highlight w:val="yellow"/>
+          <w:rtl/>
+          <w:lang w:bidi="he-IL"/>
+        </w:rPr>
+        <w:t>למניעת</w:t>
+      </w:r>
+      <w:r>
+        <w:rPr>
+          <w:rFonts w:cs="Arial" w:hint="cs"/>
+          <w:rtl/>
+          <w:lang w:bidi="he-IL"/>
+        </w:rPr>
+        <w:t xml:space="preserve"> ה- </w:t>
+      </w:r>
+      <w:r>
+        <w:rPr>
+          <w:rFonts w:cs="Arial"/>
+          <w:lang w:bidi="he-IL"/>
+        </w:rPr>
+        <w:t>algorithm delay</w:t>
+      </w:r>
+      <w:r>
+        <w:rPr>
+          <w:rFonts w:cs="Arial" w:hint="cs"/>
+          <w:rtl/>
+          <w:lang w:bidi="he-IL"/>
+        </w:rPr>
+        <w:t>.</w:t>
+      </w:r>
+    </w:p>
+    <w:p>
+      <w:pPr>
+        <w:bidi/>
+        <w:rPr>
+          <w:rFonts w:cs="Arial"/>
           <w:b/>
           <w:bCs/>
           <w:u w:val="single"/>
@@ -728,6 +1090,565 @@
         </w:rPr>
         <w:t>תיאור השיטה</w:t>
       </w:r>
+    </w:p>
+    <w:p>
+      <w:pPr>
+        <w:bidi/>
+        <w:rPr>
+          <w:rFonts w:cs="Arial"/>
+          <w:rtl/>
+          <w:lang w:bidi="he-IL"/>
+        </w:rPr>
+      </w:pPr>
+      <w:r>
+        <w:rPr>
+          <w:rFonts w:cs="Arial" w:hint="cs"/>
+          <w:rtl/>
+          <w:lang w:bidi="he-IL"/>
+        </w:rPr>
+        <w:t xml:space="preserve">השיטה כוללת חישובים הן בתחום הזמן-תדר והן בתחום הזמן. ראשית מחשבים את ה- </w:t>
+      </w:r>
+      <w:r>
+        <w:rPr>
+          <w:rFonts w:cs="Arial"/>
+          <w:lang w:bidi="he-IL"/>
+        </w:rPr>
+        <w:t>spatial filter</w:t>
+      </w:r>
+      <w:r>
+        <w:rPr>
+          <w:rFonts w:cs="Arial" w:hint="cs"/>
+          <w:rtl/>
+          <w:lang w:bidi="he-IL"/>
+        </w:rPr>
+        <w:t xml:space="preserve"> בתחום הזמן-תדר</w:t>
+      </w:r>
+      <w:r>
+        <w:rPr>
+          <w:rFonts w:cs="Arial" w:hint="cs"/>
+          <w:rtl/>
+          <w:lang w:bidi="he-IL"/>
+        </w:rPr>
+        <w:t xml:space="preserve"> </w:t>
+      </w:r>
+      <w:r>
+        <w:rPr>
+          <w:rFonts w:cs="Arial" w:hint="cs"/>
+          <w:rtl/>
+          <w:lang w:bidi="he-IL"/>
+        </w:rPr>
+        <w:t xml:space="preserve">וממירים אותו חזרה לציר הזמן. לאחר מכן, מקדמי המסנן ואות הדיבור הנקלט במערך המיקרופונים עוברים תהליך </w:t>
+      </w:r>
+      <w:proofErr w:type="spellStart"/>
+      <w:r>
+        <w:rPr>
+          <w:rFonts w:cs="Arial" w:hint="cs"/>
+          <w:rtl/>
+          <w:lang w:bidi="he-IL"/>
+        </w:rPr>
+        <w:t>קונבולציה</w:t>
+      </w:r>
+      <w:proofErr w:type="spellEnd"/>
+      <w:r>
+        <w:rPr>
+          <w:rFonts w:cs="Arial" w:hint="cs"/>
+          <w:rtl/>
+          <w:lang w:bidi="he-IL"/>
+        </w:rPr>
+        <w:t xml:space="preserve"> בציר הזמן.</w:t>
+      </w:r>
+      <w:r>
+        <w:rPr>
+          <w:rFonts w:cs="Arial" w:hint="cs"/>
+          <w:rtl/>
+          <w:lang w:bidi="he-IL"/>
+        </w:rPr>
+        <w:t xml:space="preserve"> </w:t>
+      </w:r>
+    </w:p>
+    <w:p>
+      <w:pPr>
+        <w:bidi/>
+        <w:rPr>
+          <w:rFonts w:cs="Arial"/>
+          <w:rtl/>
+          <w:lang w:bidi="he-IL"/>
+        </w:rPr>
+      </w:pPr>
+      <w:r>
+        <w:rPr>
+          <w:rFonts w:cs="Arial" w:hint="cs"/>
+          <w:highlight w:val="yellow"/>
+          <w:rtl/>
+          <w:lang w:bidi="he-IL"/>
+        </w:rPr>
+        <w:t>תרשים המתאר את השיטה במאמר:</w:t>
+      </w:r>
+    </w:p>
+    <w:p>
+      <w:pPr>
+        <w:bidi/>
+        <w:rPr>
+          <w:rFonts w:cs="Arial"/>
+          <w:rtl/>
+          <w:lang w:bidi="he-IL"/>
+        </w:rPr>
+      </w:pPr>
+    </w:p>
+    <w:p>
+      <w:pPr>
+        <w:bidi/>
+        <w:rPr>
+          <w:rFonts w:cs="Arial"/>
+          <w:rtl/>
+          <w:lang w:bidi="he-IL"/>
+        </w:rPr>
+      </w:pPr>
+      <w:r>
+        <w:rPr>
+          <w:rFonts w:cs="Arial" w:hint="cs"/>
+          <w:rtl/>
+          <w:lang w:bidi="he-IL"/>
+        </w:rPr>
+        <w:t xml:space="preserve">לשיטה המתוארת לפתרון הבעיה קוראים </w:t>
+      </w:r>
+      <w:proofErr w:type="spellStart"/>
+      <w:r>
+        <w:rPr>
+          <w:rFonts w:cs="Arial"/>
+          <w:lang w:bidi="he-IL"/>
+        </w:rPr>
+        <w:t>MPrDR</w:t>
+      </w:r>
+      <w:proofErr w:type="spellEnd"/>
+      <w:r>
+        <w:rPr>
+          <w:rFonts w:cs="Arial"/>
+          <w:lang w:bidi="he-IL"/>
+        </w:rPr>
+        <w:t xml:space="preserve"> Beamformer</w:t>
+      </w:r>
+      <w:r>
+        <w:rPr>
+          <w:rFonts w:cs="Arial" w:hint="cs"/>
+          <w:rtl/>
+          <w:lang w:bidi="he-IL"/>
+        </w:rPr>
+        <w:t xml:space="preserve"> (</w:t>
+      </w:r>
+      <w:r>
+        <w:rPr>
+          <w:rFonts w:cs="Arial"/>
+          <w:lang w:bidi="he-IL"/>
+        </w:rPr>
+        <w:t>Minimum Power Relaxed-</w:t>
+      </w:r>
+      <w:proofErr w:type="spellStart"/>
+      <w:r>
+        <w:rPr>
+          <w:rFonts w:cs="Arial"/>
+          <w:lang w:bidi="he-IL"/>
+        </w:rPr>
+        <w:t>Distortionless</w:t>
+      </w:r>
+      <w:proofErr w:type="spellEnd"/>
+      <w:r>
+        <w:rPr>
+          <w:rFonts w:cs="Arial"/>
+          <w:lang w:bidi="he-IL"/>
+        </w:rPr>
+        <w:t xml:space="preserve"> Response</w:t>
+      </w:r>
+      <w:r>
+        <w:rPr>
+          <w:rFonts w:cs="Arial" w:hint="cs"/>
+          <w:rtl/>
+          <w:lang w:bidi="he-IL"/>
+        </w:rPr>
+        <w:t xml:space="preserve">). </w:t>
+      </w:r>
+      <w:r>
+        <w:rPr>
+          <w:rFonts w:cs="Arial" w:hint="cs"/>
+          <w:rtl/>
+          <w:lang w:bidi="he-IL"/>
+        </w:rPr>
+        <w:t xml:space="preserve">המסנן מוגדר להיות סיבתי ולכן בשלב </w:t>
+      </w:r>
+      <w:proofErr w:type="spellStart"/>
+      <w:r>
+        <w:rPr>
+          <w:rFonts w:cs="Arial" w:hint="cs"/>
+          <w:rtl/>
+          <w:lang w:bidi="he-IL"/>
+        </w:rPr>
+        <w:t>הקונבולציה</w:t>
+      </w:r>
+      <w:proofErr w:type="spellEnd"/>
+      <w:r>
+        <w:rPr>
+          <w:rFonts w:cs="Arial" w:hint="cs"/>
+          <w:rtl/>
+          <w:lang w:bidi="he-IL"/>
+        </w:rPr>
+        <w:t xml:space="preserve"> בתחום הזמן לא נכנס למערכת </w:t>
+      </w:r>
+      <w:r>
+        <w:rPr>
+          <w:rFonts w:cs="Arial"/>
+          <w:lang w:bidi="he-IL"/>
+        </w:rPr>
+        <w:t>algorithmic delay</w:t>
+      </w:r>
+      <w:r>
+        <w:rPr>
+          <w:rFonts w:cs="Arial" w:hint="cs"/>
+          <w:rtl/>
+          <w:lang w:bidi="he-IL"/>
+        </w:rPr>
+        <w:t>.</w:t>
+      </w:r>
+      <w:r>
+        <w:rPr>
+          <w:rFonts w:cs="Arial" w:hint="cs"/>
+          <w:rtl/>
+          <w:lang w:bidi="he-IL"/>
+        </w:rPr>
+        <w:t xml:space="preserve"> יחד עם זאת, עבור אפליקציות בהן ניתן ״לסבול״ מספר קטן של רכיבים לא סיבתיים, המאמר מציג שיטה מרוככת לבניית מקדמי המסנן המרחבי (</w:t>
+      </w:r>
+      <w:r>
+        <w:rPr>
+          <w:rFonts w:cs="Arial"/>
+          <w:lang w:bidi="he-IL"/>
+        </w:rPr>
+        <w:t>spatial filter</w:t>
+      </w:r>
+      <w:r>
+        <w:rPr>
+          <w:rFonts w:cs="Arial" w:hint="cs"/>
+          <w:rtl/>
+          <w:lang w:bidi="he-IL"/>
+        </w:rPr>
+        <w:t xml:space="preserve">) שמציגה ביצועים טובים יותר לבעיית ה- </w:t>
+      </w:r>
+      <w:r>
+        <w:rPr>
+          <w:rFonts w:cs="Arial"/>
+          <w:lang w:bidi="he-IL"/>
+        </w:rPr>
+        <w:t>target source extraction</w:t>
+      </w:r>
+      <w:r>
+        <w:rPr>
+          <w:rFonts w:cs="Arial" w:hint="cs"/>
+          <w:rtl/>
+          <w:lang w:bidi="he-IL"/>
+        </w:rPr>
+        <w:t xml:space="preserve">. ביחד עם אלו, המאמר מציע לרכך את אילוצי העיוות של הספק המוצא (הדרישה ל- </w:t>
+      </w:r>
+      <w:proofErr w:type="spellStart"/>
+      <w:r>
+        <w:rPr>
+          <w:rFonts w:cs="Arial"/>
+          <w:lang w:bidi="he-IL"/>
+        </w:rPr>
+        <w:t>distorionless</w:t>
+      </w:r>
+      <w:proofErr w:type="spellEnd"/>
+      <w:r>
+        <w:rPr>
+          <w:rFonts w:cs="Arial" w:hint="cs"/>
+          <w:rtl/>
+          <w:lang w:bidi="he-IL"/>
+        </w:rPr>
+        <w:t xml:space="preserve">). </w:t>
+      </w:r>
+    </w:p>
+    <w:p>
+      <w:pPr>
+        <w:bidi/>
+        <w:rPr>
+          <w:rFonts w:cs="Arial"/>
+          <w:rtl/>
+          <w:lang w:bidi="he-IL"/>
+        </w:rPr>
+      </w:pPr>
+      <w:r>
+        <w:rPr>
+          <w:rFonts w:cs="Arial" w:hint="cs"/>
+          <w:rtl/>
+          <w:lang w:bidi="he-IL"/>
+        </w:rPr>
+        <w:t xml:space="preserve">כמו כן, נעשה שימוש בשיטת </w:t>
+      </w:r>
+      <w:r>
+        <w:rPr>
+          <w:rFonts w:cs="Arial"/>
+          <w:lang w:bidi="he-IL"/>
+        </w:rPr>
+        <w:t>DRS</w:t>
+      </w:r>
+      <w:r>
+        <w:rPr>
+          <w:rFonts w:cs="Arial" w:hint="cs"/>
+          <w:rtl/>
+          <w:lang w:bidi="he-IL"/>
+        </w:rPr>
+        <w:t xml:space="preserve"> (</w:t>
+      </w:r>
+      <w:proofErr w:type="spellStart"/>
+      <w:r>
+        <w:rPr>
+          <w:rFonts w:cs="Arial"/>
+          <w:lang w:bidi="he-IL"/>
+        </w:rPr>
+        <w:t>Dougles</w:t>
+      </w:r>
+      <w:proofErr w:type="spellEnd"/>
+      <w:r>
+        <w:rPr>
+          <w:rFonts w:cs="Arial"/>
+          <w:lang w:bidi="he-IL"/>
+        </w:rPr>
+        <w:t xml:space="preserve"> </w:t>
+      </w:r>
+      <w:proofErr w:type="spellStart"/>
+      <w:r>
+        <w:rPr>
+          <w:rFonts w:cs="Arial"/>
+          <w:lang w:bidi="he-IL"/>
+        </w:rPr>
+        <w:t>Rachford</w:t>
+      </w:r>
+      <w:proofErr w:type="spellEnd"/>
+      <w:r>
+        <w:rPr>
+          <w:rFonts w:cs="Arial"/>
+          <w:lang w:bidi="he-IL"/>
+        </w:rPr>
+        <w:t xml:space="preserve"> Splitting</w:t>
+      </w:r>
+      <w:r>
+        <w:rPr>
+          <w:rFonts w:cs="Arial" w:hint="cs"/>
+          <w:rtl/>
+          <w:lang w:bidi="he-IL"/>
+        </w:rPr>
+        <w:t>) לצורך פתרון בעיית האופטימיזצ</w:t>
+      </w:r>
+      <w:r>
+        <w:rPr>
+          <w:rFonts w:cs="Arial"/>
+          <w:rtl/>
+          <w:lang w:bidi="he-IL"/>
+        </w:rPr>
+        <w:t>יה</w:t>
+      </w:r>
+      <w:r>
+        <w:rPr>
+          <w:rFonts w:cs="Arial" w:hint="cs"/>
+          <w:rtl/>
+          <w:lang w:bidi="he-IL"/>
+        </w:rPr>
+        <w:t xml:space="preserve"> למציאת מקדמי המסנן המרחבי.</w:t>
+      </w:r>
+    </w:p>
+    <w:p>
+      <w:pPr>
+        <w:bidi/>
+        <w:rPr>
+          <w:rFonts w:cs="Arial"/>
+          <w:rtl/>
+          <w:lang w:bidi="he-IL"/>
+        </w:rPr>
+      </w:pPr>
+    </w:p>
+    <w:p>
+      <w:pPr>
+        <w:bidi/>
+        <w:rPr>
+          <w:rFonts w:cs="Arial"/>
+          <w:u w:val="single"/>
+          <w:rtl/>
+          <w:lang w:bidi="he-IL"/>
+        </w:rPr>
+      </w:pPr>
+      <w:r>
+        <w:rPr>
+          <w:rFonts w:cs="Arial" w:hint="cs"/>
+          <w:u w:val="single"/>
+          <w:rtl/>
+          <w:lang w:bidi="he-IL"/>
+        </w:rPr>
+        <w:t xml:space="preserve">חלק 1 </w:t>
+      </w:r>
+      <w:r>
+        <w:rPr>
+          <w:rFonts w:cs="Arial"/>
+          <w:u w:val="single"/>
+          <w:rtl/>
+          <w:lang w:bidi="he-IL"/>
+        </w:rPr>
+        <w:t>–</w:t>
+      </w:r>
+      <w:r>
+        <w:rPr>
+          <w:rFonts w:cs="Arial" w:hint="cs"/>
+          <w:u w:val="single"/>
+          <w:rtl/>
+          <w:lang w:bidi="he-IL"/>
+        </w:rPr>
+        <w:t xml:space="preserve"> פתרון בעיית אופטימיזציה למציאת מקדמי ה- </w:t>
+      </w:r>
+      <w:r>
+        <w:rPr>
+          <w:rFonts w:cs="Arial"/>
+          <w:u w:val="single"/>
+          <w:lang w:bidi="he-IL"/>
+        </w:rPr>
+        <w:t xml:space="preserve">causal </w:t>
+      </w:r>
+      <w:proofErr w:type="spellStart"/>
+      <w:r>
+        <w:rPr>
+          <w:rFonts w:cs="Arial"/>
+          <w:u w:val="single"/>
+          <w:lang w:bidi="he-IL"/>
+        </w:rPr>
+        <w:t>MPrDR</w:t>
+      </w:r>
+      <w:proofErr w:type="spellEnd"/>
+      <w:r>
+        <w:rPr>
+          <w:rFonts w:cs="Arial"/>
+          <w:u w:val="single"/>
+          <w:lang w:bidi="he-IL"/>
+        </w:rPr>
+        <w:t xml:space="preserve"> Beamformer</w:t>
+      </w:r>
+    </w:p>
+    <w:p>
+      <w:pPr>
+        <w:pStyle w:val="ListParagraph"/>
+        <w:numPr>
+          <w:ilvl w:val="0"/>
+          <w:numId w:val="6"/>
+        </w:numPr>
+        <w:bidi/>
+        <w:rPr>
+          <w:rFonts w:cs="Arial"/>
+          <w:lang w:bidi="he-IL"/>
+        </w:rPr>
+      </w:pPr>
+      <w:r>
+        <w:rPr>
+          <w:rFonts w:cs="Arial" w:hint="cs"/>
+          <w:rtl/>
+          <w:lang w:bidi="he-IL"/>
+        </w:rPr>
+        <w:t xml:space="preserve">להסביר שזו </w:t>
+      </w:r>
+      <w:r>
+        <w:rPr>
+          <w:rFonts w:cs="Arial"/>
+          <w:lang w:bidi="he-IL"/>
+        </w:rPr>
+        <w:t>RTF-Based Beamforming</w:t>
+      </w:r>
+      <w:r>
+        <w:rPr>
+          <w:rFonts w:cs="Arial" w:hint="cs"/>
+          <w:rtl/>
+          <w:lang w:bidi="he-IL"/>
+        </w:rPr>
+        <w:t>.</w:t>
+      </w:r>
+    </w:p>
+    <w:p>
+      <w:pPr>
+        <w:bidi/>
+        <w:rPr>
+          <w:rFonts w:cs="Arial"/>
+          <w:rtl/>
+          <w:lang w:bidi="he-IL"/>
+        </w:rPr>
+      </w:pPr>
+    </w:p>
+    <w:p>
+      <w:pPr>
+        <w:bidi/>
+        <w:rPr>
+          <w:rFonts w:cs="Arial"/>
+          <w:u w:val="single"/>
+          <w:lang w:bidi="he-IL"/>
+        </w:rPr>
+      </w:pPr>
+      <w:r>
+        <w:rPr>
+          <w:rFonts w:cs="Arial" w:hint="cs"/>
+          <w:u w:val="single"/>
+          <w:rtl/>
+          <w:lang w:bidi="he-IL"/>
+        </w:rPr>
+        <w:t xml:space="preserve">חלק 2 </w:t>
+      </w:r>
+      <w:r>
+        <w:rPr>
+          <w:rFonts w:cs="Arial"/>
+          <w:u w:val="single"/>
+          <w:rtl/>
+          <w:lang w:bidi="he-IL"/>
+        </w:rPr>
+        <w:t>–</w:t>
+      </w:r>
+      <w:r>
+        <w:rPr>
+          <w:rFonts w:cs="Arial" w:hint="cs"/>
+          <w:u w:val="single"/>
+          <w:rtl/>
+          <w:lang w:bidi="he-IL"/>
+        </w:rPr>
+        <w:t xml:space="preserve"> </w:t>
+      </w:r>
+      <w:r>
+        <w:rPr>
+          <w:rFonts w:cs="Arial"/>
+          <w:u w:val="single"/>
+          <w:lang w:bidi="he-IL"/>
+        </w:rPr>
+        <w:t>Filter and Sum</w:t>
+      </w:r>
+    </w:p>
+    <w:p>
+      <w:pPr>
+        <w:bidi/>
+        <w:rPr>
+          <w:rFonts w:cs="Arial" w:hint="cs"/>
+          <w:lang w:bidi="he-IL"/>
+        </w:rPr>
+      </w:pPr>
+    </w:p>
+    <w:p>
+      <w:pPr>
+        <w:bidi/>
+        <w:rPr>
+          <w:rFonts w:cs="Arial" w:hint="cs"/>
+          <w:rtl/>
+          <w:lang w:bidi="he-IL"/>
+        </w:rPr>
+      </w:pPr>
+    </w:p>
+    <w:p>
+      <w:pPr>
+        <w:bidi/>
+        <w:rPr>
+          <w:rFonts w:cs="Arial"/>
+          <w:b/>
+          <w:bCs/>
+          <w:u w:val="single"/>
+          <w:lang w:bidi="he-IL"/>
+        </w:rPr>
+      </w:pPr>
     </w:p>
     <w:p>
       <w:pPr>
@@ -751,45 +1672,52 @@
           <w:rtl/>
           <w:lang w:bidi="he-IL"/>
         </w:rPr>
-        <w:lastRenderedPageBreak/>
-        <w:t xml:space="preserve">בשביל ה- </w:t>
-      </w:r>
-      <w:r>
-        <w:rPr>
-          <w:rFonts w:cs="Arial"/>
-          <w:lang w:bidi="he-IL"/>
-        </w:rPr>
-        <w:t>algorithmic delay</w:t>
-      </w:r>
-      <w:r>
-        <w:rPr>
-          <w:rFonts w:cs="Arial" w:hint="cs"/>
-          <w:rtl/>
-          <w:lang w:bidi="he-IL"/>
-        </w:rPr>
-        <w:t xml:space="preserve"> אילוצים על החלק הלא סיבתי של ה- </w:t>
-      </w:r>
-      <w:r>
-        <w:rPr>
-          <w:rFonts w:cs="Arial"/>
-          <w:lang w:bidi="he-IL"/>
-        </w:rPr>
-        <w:t>spatial filter</w:t>
-      </w:r>
-      <w:r>
-        <w:rPr>
-          <w:rFonts w:cs="Arial" w:hint="cs"/>
-          <w:rtl/>
-          <w:lang w:bidi="he-IL"/>
-        </w:rPr>
-        <w:t xml:space="preserve"> ב- </w:t>
-      </w:r>
-      <w:r>
-        <w:rPr>
-          <w:rFonts w:cs="Arial"/>
-          <w:lang w:bidi="he-IL"/>
-        </w:rPr>
-        <w:t>time domain</w:t>
+        <w:t xml:space="preserve">תנאים מקלים על ה- </w:t>
+      </w:r>
+      <w:proofErr w:type="spellStart"/>
+      <w:r>
+        <w:rPr>
+          <w:rFonts w:cs="Arial"/>
+          <w:lang w:bidi="he-IL"/>
+        </w:rPr>
+        <w:t>distor</w:t>
+      </w:r>
+      <w:r>
+        <w:rPr>
+          <w:rFonts w:cs="Arial"/>
+          <w:lang w:bidi="he-IL"/>
+        </w:rPr>
+        <w:t>t</w:t>
+      </w:r>
+      <w:r>
+        <w:rPr>
+          <w:rFonts w:cs="Arial"/>
+          <w:lang w:bidi="he-IL"/>
+        </w:rPr>
+        <w:t>i</w:t>
+      </w:r>
+      <w:r>
+        <w:rPr>
+          <w:rFonts w:cs="Arial"/>
+          <w:lang w:bidi="he-IL"/>
+        </w:rPr>
+        <w:t>onless</w:t>
+      </w:r>
+      <w:proofErr w:type="spellEnd"/>
+      <w:r>
+        <w:rPr>
+          <w:rFonts w:cs="Arial" w:hint="cs"/>
+          <w:rtl/>
+          <w:lang w:bidi="he-IL"/>
+        </w:rPr>
+        <w:t xml:space="preserve"> בשביל לקבל ביצועים משופרים ללא </w:t>
+      </w:r>
+      <w:r>
+        <w:rPr>
+          <w:rFonts w:cs="Arial"/>
+          <w:lang w:bidi="he-IL"/>
+        </w:rPr>
+        <w:t>phase delay</w:t>
       </w:r>
       <w:r>
         <w:rPr>
@@ -813,16 +1741,17 @@
           <w:b/>
           <w:bCs/>
           <w:u w:val="single"/>
-          <w:lang w:bidi="he-IL"/>
-        </w:rPr>
-      </w:pPr>
-      <w:r>
-        <w:rPr>
-          <w:rFonts w:cs="Arial" w:hint="cs"/>
-          <w:rtl/>
-          <w:lang w:bidi="he-IL"/>
-        </w:rPr>
-        <w:t xml:space="preserve">תנאים מקלים על ה- </w:t>
+          <w:rtl/>
+          <w:lang w:bidi="he-IL"/>
+        </w:rPr>
+      </w:pPr>
+      <w:r>
+        <w:rPr>
+          <w:rFonts w:cs="Arial" w:hint="cs"/>
+          <w:rtl/>
+          <w:lang w:bidi="he-IL"/>
+        </w:rPr>
+        <w:t xml:space="preserve">משתמשים בשיטת </w:t>
       </w:r>
       <w:proofErr w:type="spellStart"/>
       <w:r>
@@ -830,7 +1759,7 @@
           <w:rFonts w:cs="Arial"/>
           <w:lang w:bidi="he-IL"/>
         </w:rPr>
-        <w:t>distorionless</w:t>
+        <w:t>Dougles-Rachford</w:t>
       </w:r>
       <w:proofErr w:type="spellEnd"/>
       <w:r>
@@ -839,31 +1768,29 @@
           <w:rtl/>
           <w:lang w:bidi="he-IL"/>
         </w:rPr>
-        <w:t xml:space="preserve"> בשביל לקבל ביצועים משופרים ללא </w:t>
-      </w:r>
-      <w:r>
-        <w:rPr>
-          <w:rFonts w:cs="Arial"/>
-          <w:lang w:bidi="he-IL"/>
-        </w:rPr>
-        <w:t>phase delay</w:t>
-      </w:r>
-      <w:r>
-        <w:rPr>
-          <w:rFonts w:cs="Arial" w:hint="cs"/>
-          <w:rtl/>
-          <w:lang w:bidi="he-IL"/>
-        </w:rPr>
-        <w:t>.</w:t>
-      </w:r>
-    </w:p>
-    <w:p>
-      <w:pPr>
-        <w:pStyle w:val="ListParagraph"/>
-        <w:numPr>
-          <w:ilvl w:val="0"/>
-          <w:numId w:val="1"/>
-        </w:numPr>
+        <w:t xml:space="preserve"> ואת ההרחבה </w:t>
+      </w:r>
+      <w:proofErr w:type="spellStart"/>
+      <w:r>
+        <w:rPr>
+          <w:rFonts w:cs="Arial" w:hint="cs"/>
+          <w:rtl/>
+          <w:lang w:bidi="he-IL"/>
+        </w:rPr>
+        <w:t>האונליינית</w:t>
+      </w:r>
+      <w:proofErr w:type="spellEnd"/>
+      <w:r>
+        <w:rPr>
+          <w:rFonts w:cs="Arial" w:hint="cs"/>
+          <w:rtl/>
+          <w:lang w:bidi="he-IL"/>
+        </w:rPr>
+        <w:t xml:space="preserve"> שלו.</w:t>
+      </w:r>
+    </w:p>
+    <w:p>
+      <w:pPr>
         <w:bidi/>
         <w:rPr>
           <w:rFonts w:cs="Arial"/>
@@ -874,49 +1801,6 @@
           <w:lang w:bidi="he-IL"/>
         </w:rPr>
       </w:pPr>
-      <w:r>
-        <w:rPr>
-          <w:rFonts w:cs="Arial" w:hint="cs"/>
-          <w:rtl/>
-          <w:lang w:bidi="he-IL"/>
-        </w:rPr>
-        <w:t xml:space="preserve">משתמשים בשיטת </w:t>
-      </w:r>
-      <w:proofErr w:type="spellStart"/>
-      <w:r>
-        <w:rPr>
-          <w:rFonts w:cs="Arial"/>
-          <w:lang w:bidi="he-IL"/>
-        </w:rPr>
-        <w:t>Dougles-Rachford</w:t>
-      </w:r>
-      <w:proofErr w:type="spellEnd"/>
-      <w:r>
-        <w:rPr>
-          <w:rFonts w:cs="Arial" w:hint="cs"/>
-          <w:rtl/>
-          <w:lang w:bidi="he-IL"/>
-        </w:rPr>
-        <w:t xml:space="preserve"> ואת ההרחבה </w:t>
-      </w:r>
-      <w:proofErr w:type="spellStart"/>
-      <w:r>
-        <w:rPr>
-          <w:rFonts w:cs="Arial" w:hint="cs"/>
-          <w:rtl/>
-          <w:lang w:bidi="he-IL"/>
-        </w:rPr>
-        <w:t>האונליינית</w:t>
-      </w:r>
-      <w:proofErr w:type="spellEnd"/>
-      <w:r>
-        <w:rPr>
-          <w:rFonts w:cs="Arial" w:hint="cs"/>
-          <w:rtl/>
-          <w:lang w:bidi="he-IL"/>
-        </w:rPr>
-        <w:t xml:space="preserve"> שלו.</w:t>
-      </w:r>
     </w:p>
     <w:p>
       <w:pPr>
@@ -930,28 +1814,16 @@
           <w:lang w:bidi="he-IL"/>
         </w:rPr>
       </w:pPr>
-    </w:p>
-    <w:p>
-      <w:pPr>
-        <w:bidi/>
-        <w:rPr>
-          <w:rFonts w:cs="Arial"/>
+      <w:r>
+        <w:rPr>
+          <w:rFonts w:cs="Arial" w:hint="cs"/>
           <w:b/>
           <w:bCs/>
           <w:u w:val="single"/>
           <w:rtl/>
           <w:lang w:bidi="he-IL"/>
         </w:rPr>
-      </w:pPr>
-      <w:r>
-        <w:rPr>
-          <w:rFonts w:cs="Arial" w:hint="cs"/>
-          <w:b/>
-          <w:bCs/>
-          <w:u w:val="single"/>
-          <w:rtl/>
-          <w:lang w:bidi="he-IL"/>
-        </w:rPr>
+        <w:lastRenderedPageBreak/>
         <w:t>תוצאות סימולציה</w:t>
       </w:r>
     </w:p>
@@ -1425,7 +2297,6 @@
           <w:rFonts w:cs="Arial"/>
           <w:lang w:bidi="he-IL"/>
         </w:rPr>
-        <w:lastRenderedPageBreak/>
         <w:t>Kalman Filter-Based Adaptive MPDR</w:t>
       </w:r>
     </w:p>
@@ -1435,6 +2306,7 @@
         <w:ind w:left="1080"/>
         <w:rPr>
           <w:rFonts w:cs="Arial"/>
+          <w:rtl/>
           <w:lang w:bidi="he-IL"/>
         </w:rPr>
       </w:pPr>
@@ -1444,6 +2316,319 @@
           <w:lang w:bidi="he-IL"/>
         </w:rPr>
         <w:t>Combines a Kalman filter with MPDR/MVDR for continuous adaption, reducing the effect of abrupt noise changes.</w:t>
+      </w:r>
+    </w:p>
+    <w:p>
+      <w:pPr>
+        <w:rPr>
+          <w:rFonts w:cs="Arial"/>
+          <w:rtl/>
+          <w:lang w:bidi="he-IL"/>
+        </w:rPr>
+      </w:pPr>
+    </w:p>
+    <w:p>
+      <w:pPr>
+        <w:rPr>
+          <w:rFonts w:cs="Arial"/>
+          <w:lang w:bidi="he-IL"/>
+        </w:rPr>
+      </w:pPr>
+      <w:r>
+        <w:rPr>
+          <w:rFonts w:cs="Arial"/>
+          <w:lang w:bidi="he-IL"/>
+        </w:rPr>
+        <w:lastRenderedPageBreak/>
+        <w:t xml:space="preserve">When would DOA Estimation Be Useful in </w:t>
+      </w:r>
+      <w:proofErr w:type="spellStart"/>
+      <w:r>
+        <w:rPr>
+          <w:rFonts w:cs="Arial"/>
+          <w:lang w:bidi="he-IL"/>
+        </w:rPr>
+        <w:t>MPrDR</w:t>
+      </w:r>
+      <w:proofErr w:type="spellEnd"/>
+      <w:r>
+        <w:rPr>
+          <w:rFonts w:cs="Arial"/>
+          <w:lang w:bidi="he-IL"/>
+        </w:rPr>
+        <w:t>?</w:t>
+      </w:r>
+    </w:p>
+    <w:p>
+      <w:pPr>
+        <w:rPr>
+          <w:rFonts w:cs="Arial"/>
+          <w:lang w:bidi="he-IL"/>
+        </w:rPr>
+      </w:pPr>
+      <w:r>
+        <w:rPr>
+          <w:rFonts w:cs="Arial"/>
+          <w:lang w:bidi="he-IL"/>
+        </w:rPr>
+        <w:t xml:space="preserve">While </w:t>
+      </w:r>
+      <w:proofErr w:type="spellStart"/>
+      <w:r>
+        <w:rPr>
+          <w:rFonts w:cs="Arial"/>
+          <w:lang w:bidi="he-IL"/>
+        </w:rPr>
+        <w:t>MPrDR</w:t>
+      </w:r>
+      <w:proofErr w:type="spellEnd"/>
+      <w:r>
+        <w:rPr>
+          <w:rFonts w:cs="Arial"/>
+          <w:lang w:bidi="he-IL"/>
+        </w:rPr>
+        <w:t xml:space="preserve"> does not require explicit DOA estimation, there are cases where incorporating DOA information could be beneficial:</w:t>
+      </w:r>
+    </w:p>
+    <w:p>
+      <w:pPr>
+        <w:pStyle w:val="ListParagraph"/>
+        <w:numPr>
+          <w:ilvl w:val="0"/>
+          <w:numId w:val="3"/>
+        </w:numPr>
+        <w:rPr>
+          <w:rFonts w:cs="Arial"/>
+          <w:lang w:bidi="he-IL"/>
+        </w:rPr>
+      </w:pPr>
+      <w:r>
+        <w:rPr>
+          <w:rFonts w:cs="Arial"/>
+          <w:lang w:bidi="he-IL"/>
+        </w:rPr>
+        <w:t>DOA Estimation for Faster RTF Initialization</w:t>
+      </w:r>
+    </w:p>
+    <w:p>
+      <w:pPr>
+        <w:pStyle w:val="ListParagraph"/>
+        <w:numPr>
+          <w:ilvl w:val="0"/>
+          <w:numId w:val="5"/>
+        </w:numPr>
+        <w:rPr>
+          <w:rFonts w:cs="Arial"/>
+          <w:lang w:bidi="he-IL"/>
+        </w:rPr>
+      </w:pPr>
+      <w:r>
+        <w:rPr>
+          <w:rFonts w:cs="Arial"/>
+          <w:lang w:bidi="he-IL"/>
+        </w:rPr>
+        <w:t xml:space="preserve">If the </w:t>
+      </w:r>
+      <w:r>
+        <w:rPr>
+          <w:rFonts w:cs="Arial"/>
+          <w:lang w:bidi="he-IL"/>
+        </w:rPr>
+        <w:t>RTF is initialized using a prior DOA estimate, convergence could be faster.</w:t>
+      </w:r>
+    </w:p>
+    <w:p>
+      <w:pPr>
+        <w:pStyle w:val="ListParagraph"/>
+        <w:numPr>
+          <w:ilvl w:val="0"/>
+          <w:numId w:val="5"/>
+        </w:numPr>
+        <w:rPr>
+          <w:rFonts w:cs="Arial"/>
+          <w:lang w:bidi="he-IL"/>
+        </w:rPr>
+      </w:pPr>
+      <w:r>
+        <w:rPr>
+          <w:rFonts w:cs="Arial"/>
+          <w:lang w:bidi="he-IL"/>
+        </w:rPr>
+        <w:t xml:space="preserve">However, this is not necessary since </w:t>
+      </w:r>
+      <w:proofErr w:type="spellStart"/>
+      <w:r>
+        <w:rPr>
+          <w:rFonts w:cs="Arial"/>
+          <w:lang w:bidi="he-IL"/>
+        </w:rPr>
+        <w:t>MPrDR</w:t>
+      </w:r>
+      <w:proofErr w:type="spellEnd"/>
+      <w:r>
+        <w:rPr>
+          <w:rFonts w:cs="Arial"/>
+          <w:lang w:bidi="he-IL"/>
+        </w:rPr>
+        <w:t xml:space="preserve"> estimates the RTF iteratively.</w:t>
+      </w:r>
+    </w:p>
+    <w:p>
+      <w:pPr>
+        <w:pStyle w:val="ListParagraph"/>
+        <w:numPr>
+          <w:ilvl w:val="0"/>
+          <w:numId w:val="3"/>
+        </w:numPr>
+        <w:rPr>
+          <w:rFonts w:cs="Arial"/>
+          <w:lang w:bidi="he-IL"/>
+        </w:rPr>
+      </w:pPr>
+      <w:r>
+        <w:rPr>
+          <w:rFonts w:cs="Arial"/>
+          <w:lang w:bidi="he-IL"/>
+        </w:rPr>
+        <w:t xml:space="preserve">DOA estimation for Combining </w:t>
+      </w:r>
+      <w:proofErr w:type="spellStart"/>
+      <w:r>
+        <w:rPr>
+          <w:rFonts w:cs="Arial"/>
+          <w:lang w:bidi="he-IL"/>
+        </w:rPr>
+        <w:t>MPrDR</w:t>
+      </w:r>
+      <w:proofErr w:type="spellEnd"/>
+      <w:r>
+        <w:rPr>
+          <w:rFonts w:cs="Arial"/>
+          <w:lang w:bidi="he-IL"/>
+        </w:rPr>
+        <w:t xml:space="preserve"> with Classic Beamforming</w:t>
+      </w:r>
+    </w:p>
+    <w:p>
+      <w:pPr>
+        <w:pStyle w:val="ListParagraph"/>
+        <w:numPr>
+          <w:ilvl w:val="0"/>
+          <w:numId w:val="5"/>
+        </w:numPr>
+        <w:rPr>
+          <w:rFonts w:cs="Arial"/>
+          <w:lang w:bidi="he-IL"/>
+        </w:rPr>
+      </w:pPr>
+      <w:r>
+        <w:rPr>
+          <w:rFonts w:cs="Arial"/>
+          <w:lang w:bidi="he-IL"/>
+        </w:rPr>
+        <w:t xml:space="preserve">If </w:t>
+      </w:r>
+      <w:proofErr w:type="spellStart"/>
+      <w:r>
+        <w:rPr>
+          <w:rFonts w:cs="Arial"/>
+          <w:lang w:bidi="he-IL"/>
+        </w:rPr>
+        <w:t>MPrDr</w:t>
+      </w:r>
+      <w:r>
+        <w:rPr>
+          <w:rFonts w:cs="Arial"/>
+          <w:lang w:bidi="he-IL"/>
+        </w:rPr>
+        <w:t>R</w:t>
+      </w:r>
+      <w:r>
+        <w:rPr>
+          <w:rFonts w:cs="Arial"/>
+          <w:lang w:bidi="he-IL"/>
+        </w:rPr>
+        <w:t>is</w:t>
+      </w:r>
+      <w:proofErr w:type="spellEnd"/>
+      <w:r>
+        <w:rPr>
+          <w:rFonts w:cs="Arial"/>
+          <w:lang w:bidi="he-IL"/>
+        </w:rPr>
+        <w:t xml:space="preserve"> combined with MVDR or </w:t>
+      </w:r>
+      <w:proofErr w:type="spellStart"/>
+      <w:r>
+        <w:rPr>
+          <w:rFonts w:cs="Arial"/>
+          <w:lang w:bidi="he-IL"/>
+        </w:rPr>
+        <w:t>Superdirective</w:t>
+      </w:r>
+      <w:proofErr w:type="spellEnd"/>
+      <w:r>
+        <w:rPr>
+          <w:rFonts w:cs="Arial"/>
+          <w:lang w:bidi="he-IL"/>
+        </w:rPr>
+        <w:t xml:space="preserve"> </w:t>
+      </w:r>
+      <w:proofErr w:type="spellStart"/>
+      <w:r>
+        <w:rPr>
+          <w:rFonts w:cs="Arial"/>
+          <w:lang w:bidi="he-IL"/>
+        </w:rPr>
+        <w:t>Beamformingm</w:t>
+      </w:r>
+      <w:proofErr w:type="spellEnd"/>
+      <w:r>
+        <w:rPr>
+          <w:rFonts w:cs="Arial"/>
+          <w:lang w:bidi="he-IL"/>
+        </w:rPr>
+        <w:t xml:space="preserve"> then DOA information can be used to refine beamforming weights.</w:t>
+      </w:r>
+    </w:p>
+    <w:p>
+      <w:pPr>
+        <w:pStyle w:val="ListParagraph"/>
+        <w:numPr>
+          <w:ilvl w:val="0"/>
+          <w:numId w:val="3"/>
+        </w:numPr>
+        <w:rPr>
+          <w:rFonts w:cs="Arial"/>
+          <w:lang w:bidi="he-IL"/>
+        </w:rPr>
+      </w:pPr>
+      <w:r>
+        <w:rPr>
+          <w:rFonts w:cs="Arial"/>
+          <w:lang w:bidi="he-IL"/>
+        </w:rPr>
+        <w:t>DOA Estimation for Multiple Speaker Separation</w:t>
+      </w:r>
+    </w:p>
+    <w:p>
+      <w:pPr>
+        <w:pStyle w:val="ListParagraph"/>
+        <w:numPr>
+          <w:ilvl w:val="0"/>
+          <w:numId w:val="5"/>
+        </w:numPr>
+        <w:rPr>
+          <w:rFonts w:cs="Arial"/>
+          <w:lang w:bidi="he-IL"/>
+        </w:rPr>
+      </w:pPr>
+      <w:r>
+        <w:rPr>
+          <w:rFonts w:cs="Arial"/>
+          <w:lang w:bidi="he-IL"/>
+        </w:rPr>
+        <w:t>If we need to separate multiple concurrent speakers, DOA can help select the correct RTF for each source.</w:t>
       </w:r>
     </w:p>
     <w:sectPr>
@@ -1459,6 +2644,321 @@
 <file path=word/numbering.xml><?xml version="1.0" encoding="utf-8"?>
 <w:numbering xmlns:wpc="http://schemas.microsoft.com/office/word/2010/wordprocessingCanvas" xmlns:cx="http://schemas.microsoft.com/office/drawing/2014/chartex" xmlns:cx1="http://schemas.microsoft.com/office/drawing/2015/9/8/chartex" xmlns:cx2="http://schemas.microsoft.com/office/drawing/2015/10/21/chartex" xmlns:cx3="http://schemas.microsoft.com/office/drawing/2016/5/9/chartex" xmlns:cx4="http://schemas.microsoft.com/office/drawing/2016/5/10/chartex" xmlns:cx5="http://schemas.microsoft.com/office/drawing/2016/5/11/chartex" xmlns:cx6="http://schemas.microsoft.com/office/drawing/2016/5/12/chartex" xmlns:cx7="http://schemas.microsoft.com/office/drawing/2016/5/13/chartex" xmlns:cx8="http://schemas.microsoft.com/office/drawing/2016/5/14/chartex" xmlns:mc="http://schemas.openxmlformats.org/markup-compatibility/2006" xmlns:aink="http://schemas.microsoft.com/office/drawing/2016/ink" xmlns:am3d="http://schemas.microsoft.com/office/drawing/2017/model3d" xmlns:o="urn:schemas-microsoft-com:office:office" xmlns:oel="http://schemas.microsoft.com/office/2019/extlst" xmlns:r="http://schemas.openxmlformats.org/officeDocument/2006/relationships" xmlns:m="http://schemas.openxmlformats.org/officeDocument/2006/math" xmlns:v="urn:schemas-microsoft-com:vml" xmlns:wp14="http://schemas.microsoft.com/office/word/2010/wordprocessingDrawing" xmlns:wp="http://schemas.openxmlformats.org/drawingml/2006/wordprocessingDrawing" xmlns:w10="urn:schemas-microsoft-com:office:word" xmlns:w="http://schemas.openxmlformats.org/wordprocessingml/2006/main" xmlns:w14="http://schemas.microsoft.com/office/word/2010/wordml" xmlns:w15="http://schemas.microsoft.com/office/word/2012/wordml" xmlns:w16cex="http://schemas.microsoft.com/office/word/2018/wordml/cex" xmlns:w16cid="http://schemas.microsoft.com/office/word/2016/wordml/cid" xmlns:w16="http://schemas.microsoft.com/office/word/2018/wordml" xmlns:w16du="http://schemas.microsoft.com/office/word/2023/wordml/word16du" xmlns:w16sdtdh="http://schemas.microsoft.com/office/word/2020/wordml/sdtdatahash" xmlns:w16sdtfl="http://schemas.microsoft.com/office/word/2024/wordml/sdtformatlock" xmlns:w16se="http://schemas.microsoft.com/office/word/2015/wordml/symex" xmlns:wpg="http://schemas.microsoft.com/office/word/2010/wordprocessingGroup" xmlns:wpi="http://schemas.microsoft.com/office/word/2010/wordprocessingInk" xmlns:wne="http://schemas.microsoft.com/office/word/2006/wordml" xmlns:wps="http://schemas.microsoft.com/office/word/2010/wordprocessingShape" mc:Ignorable="w14 w15 w16se w16cid w16 w16cex w16sdtdh w16sdtfl w16du wp14">
   <w:abstractNum w:abstractNumId="0" w15:restartNumberingAfterBreak="0">
+    <w:nsid w:val="022566A3"/>
+    <w:multiLevelType w:val="hybridMultilevel"/>
+    <w:tmpl w:val="2E827A86"/>
+    <w:lvl w:ilvl="0" w:tplc="A9D61E64">
+      <w:start w:val="1"/>
+      <w:numFmt w:val="bullet"/>
+      <w:lvlText w:val=""/>
+      <w:lvlJc w:val="left"/>
+      <w:pPr>
+        <w:ind w:left="720" w:hanging="360"/>
+      </w:pPr>
+      <w:rPr>
+        <w:rFonts w:ascii="Symbol" w:eastAsiaTheme="minorEastAsia" w:hAnsi="Symbol" w:cs="Arial" w:hint="default"/>
+      </w:rPr>
+    </w:lvl>
+    <w:lvl w:ilvl="1" w:tplc="04090003" w:tentative="1">
+      <w:start w:val="1"/>
+      <w:numFmt w:val="bullet"/>
+      <w:lvlText w:val="o"/>
+      <w:lvlJc w:val="left"/>
+      <w:pPr>
+        <w:ind w:left="1440" w:hanging="360"/>
+      </w:pPr>
+      <w:rPr>
+        <w:rFonts w:ascii="Courier New" w:hAnsi="Courier New" w:cs="Courier New" w:hint="default"/>
+      </w:rPr>
+    </w:lvl>
+    <w:lvl w:ilvl="2" w:tplc="04090005" w:tentative="1">
+      <w:start w:val="1"/>
+      <w:numFmt w:val="bullet"/>
+      <w:lvlText w:val=""/>
+      <w:lvlJc w:val="left"/>
+      <w:pPr>
+        <w:ind w:left="2160" w:hanging="360"/>
+      </w:pPr>
+      <w:rPr>
+        <w:rFonts w:ascii="Wingdings" w:hAnsi="Wingdings" w:hint="default"/>
+      </w:rPr>
+    </w:lvl>
+    <w:lvl w:ilvl="3" w:tplc="04090001" w:tentative="1">
+      <w:start w:val="1"/>
+      <w:numFmt w:val="bullet"/>
+      <w:lvlText w:val=""/>
+      <w:lvlJc w:val="left"/>
+      <w:pPr>
+        <w:ind w:left="2880" w:hanging="360"/>
+      </w:pPr>
+      <w:rPr>
+        <w:rFonts w:ascii="Symbol" w:hAnsi="Symbol" w:hint="default"/>
+      </w:rPr>
+    </w:lvl>
+    <w:lvl w:ilvl="4" w:tplc="04090003" w:tentative="1">
+      <w:start w:val="1"/>
+      <w:numFmt w:val="bullet"/>
+      <w:lvlText w:val="o"/>
+      <w:lvlJc w:val="left"/>
+      <w:pPr>
+        <w:ind w:left="3600" w:hanging="360"/>
+      </w:pPr>
+      <w:rPr>
+        <w:rFonts w:ascii="Courier New" w:hAnsi="Courier New" w:cs="Courier New" w:hint="default"/>
+      </w:rPr>
+    </w:lvl>
+    <w:lvl w:ilvl="5" w:tplc="04090005" w:tentative="1">
+      <w:start w:val="1"/>
+      <w:numFmt w:val="bullet"/>
+      <w:lvlText w:val=""/>
+      <w:lvlJc w:val="left"/>
+      <w:pPr>
+        <w:ind w:left="4320" w:hanging="360"/>
+      </w:pPr>
+      <w:rPr>
+        <w:rFonts w:ascii="Wingdings" w:hAnsi="Wingdings" w:hint="default"/>
+      </w:rPr>
+    </w:lvl>
+    <w:lvl w:ilvl="6" w:tplc="04090001" w:tentative="1">
+      <w:start w:val="1"/>
+      <w:numFmt w:val="bullet"/>
+      <w:lvlText w:val=""/>
+      <w:lvlJc w:val="left"/>
+      <w:pPr>
+        <w:ind w:left="5040" w:hanging="360"/>
+      </w:pPr>
+      <w:rPr>
+        <w:rFonts w:ascii="Symbol" w:hAnsi="Symbol" w:hint="default"/>
+      </w:rPr>
+    </w:lvl>
+    <w:lvl w:ilvl="7" w:tplc="04090003" w:tentative="1">
+      <w:start w:val="1"/>
+      <w:numFmt w:val="bullet"/>
+      <w:lvlText w:val="o"/>
+      <w:lvlJc w:val="left"/>
+      <w:pPr>
+        <w:ind w:left="5760" w:hanging="360"/>
+      </w:pPr>
+      <w:rPr>
+        <w:rFonts w:ascii="Courier New" w:hAnsi="Courier New" w:cs="Courier New" w:hint="default"/>
+      </w:rPr>
+    </w:lvl>
+    <w:lvl w:ilvl="8" w:tplc="04090005" w:tentative="1">
+      <w:start w:val="1"/>
+      <w:numFmt w:val="bullet"/>
+      <w:lvlText w:val=""/>
+      <w:lvlJc w:val="left"/>
+      <w:pPr>
+        <w:ind w:left="6480" w:hanging="360"/>
+      </w:pPr>
+      <w:rPr>
+        <w:rFonts w:ascii="Wingdings" w:hAnsi="Wingdings" w:hint="default"/>
+      </w:rPr>
+    </w:lvl>
+  </w:abstractNum>
+  <w:abstractNum w:abstractNumId="1" w15:restartNumberingAfterBreak="0">
+    <w:nsid w:val="250F76EF"/>
+    <w:multiLevelType w:val="hybridMultilevel"/>
+    <w:tmpl w:val="3FF044B4"/>
+    <w:lvl w:ilvl="0" w:tplc="0409000F">
+      <w:start w:val="1"/>
+      <w:numFmt w:val="decimal"/>
+      <w:lvlText w:val="%1."/>
+      <w:lvlJc w:val="left"/>
+      <w:pPr>
+        <w:ind w:left="360" w:hanging="360"/>
+      </w:pPr>
+      <w:rPr>
+        <w:rFonts w:hint="default"/>
+      </w:rPr>
+    </w:lvl>
+    <w:lvl w:ilvl="1" w:tplc="04090019" w:tentative="1">
+      <w:start w:val="1"/>
+      <w:numFmt w:val="lowerLetter"/>
+      <w:lvlText w:val="%2."/>
+      <w:lvlJc w:val="left"/>
+      <w:pPr>
+        <w:ind w:left="1080" w:hanging="360"/>
+      </w:pPr>
+    </w:lvl>
+    <w:lvl w:ilvl="2" w:tplc="0409001B" w:tentative="1">
+      <w:start w:val="1"/>
+      <w:numFmt w:val="lowerRoman"/>
+      <w:lvlText w:val="%3."/>
+      <w:lvlJc w:val="right"/>
+      <w:pPr>
+        <w:ind w:left="1800" w:hanging="180"/>
+      </w:pPr>
+    </w:lvl>
+    <w:lvl w:ilvl="3" w:tplc="0409000F" w:tentative="1">
+      <w:start w:val="1"/>
+      <w:numFmt w:val="decimal"/>
+      <w:lvlText w:val="%4."/>
+      <w:lvlJc w:val="left"/>
+      <w:pPr>
+        <w:ind w:left="2520" w:hanging="360"/>
+      </w:pPr>
+    </w:lvl>
+    <w:lvl w:ilvl="4" w:tplc="04090019" w:tentative="1">
+      <w:start w:val="1"/>
+      <w:numFmt w:val="lowerLetter"/>
+      <w:lvlText w:val="%5."/>
+      <w:lvlJc w:val="left"/>
+      <w:pPr>
+        <w:ind w:left="3240" w:hanging="360"/>
+      </w:pPr>
+    </w:lvl>
+    <w:lvl w:ilvl="5" w:tplc="0409001B" w:tentative="1">
+      <w:start w:val="1"/>
+      <w:numFmt w:val="lowerRoman"/>
+      <w:lvlText w:val="%6."/>
+      <w:lvlJc w:val="right"/>
+      <w:pPr>
+        <w:ind w:left="3960" w:hanging="180"/>
+      </w:pPr>
+    </w:lvl>
+    <w:lvl w:ilvl="6" w:tplc="0409000F" w:tentative="1">
+      <w:start w:val="1"/>
+      <w:numFmt w:val="decimal"/>
+      <w:lvlText w:val="%7."/>
+      <w:lvlJc w:val="left"/>
+      <w:pPr>
+        <w:ind w:left="4680" w:hanging="360"/>
+      </w:pPr>
+    </w:lvl>
+    <w:lvl w:ilvl="7" w:tplc="04090019" w:tentative="1">
+      <w:start w:val="1"/>
+      <w:numFmt w:val="lowerLetter"/>
+      <w:lvlText w:val="%8."/>
+      <w:lvlJc w:val="left"/>
+      <w:pPr>
+        <w:ind w:left="5400" w:hanging="360"/>
+      </w:pPr>
+    </w:lvl>
+    <w:lvl w:ilvl="8" w:tplc="0409001B" w:tentative="1">
+      <w:start w:val="1"/>
+      <w:numFmt w:val="lowerRoman"/>
+      <w:lvlText w:val="%9."/>
+      <w:lvlJc w:val="right"/>
+      <w:pPr>
+        <w:ind w:left="6120" w:hanging="180"/>
+      </w:pPr>
+    </w:lvl>
+  </w:abstractNum>
+  <w:abstractNum w:abstractNumId="2" w15:restartNumberingAfterBreak="0">
+    <w:nsid w:val="2AAC4C55"/>
+    <w:multiLevelType w:val="hybridMultilevel"/>
+    <w:tmpl w:val="3B5E13EA"/>
+    <w:lvl w:ilvl="0" w:tplc="51AEEBAE">
+      <w:start w:val="1"/>
+      <w:numFmt w:val="bullet"/>
+      <w:lvlText w:val=""/>
+      <w:lvlJc w:val="left"/>
+      <w:pPr>
+        <w:ind w:left="720" w:hanging="360"/>
+      </w:pPr>
+      <w:rPr>
+        <w:rFonts w:ascii="Symbol" w:eastAsiaTheme="minorEastAsia" w:hAnsi="Symbol" w:cs="Arial" w:hint="default"/>
+      </w:rPr>
+    </w:lvl>
+    <w:lvl w:ilvl="1" w:tplc="04090003" w:tentative="1">
+      <w:start w:val="1"/>
+      <w:numFmt w:val="bullet"/>
+      <w:lvlText w:val="o"/>
+      <w:lvlJc w:val="left"/>
+      <w:pPr>
+        <w:ind w:left="1440" w:hanging="360"/>
+      </w:pPr>
+      <w:rPr>
+        <w:rFonts w:ascii="Courier New" w:hAnsi="Courier New" w:cs="Courier New" w:hint="default"/>
+      </w:rPr>
+    </w:lvl>
+    <w:lvl w:ilvl="2" w:tplc="04090005" w:tentative="1">
+      <w:start w:val="1"/>
+      <w:numFmt w:val="bullet"/>
+      <w:lvlText w:val=""/>
+      <w:lvlJc w:val="left"/>
+      <w:pPr>
+        <w:ind w:left="2160" w:hanging="360"/>
+      </w:pPr>
+      <w:rPr>
+        <w:rFonts w:ascii="Wingdings" w:hAnsi="Wingdings" w:hint="default"/>
+      </w:rPr>
+    </w:lvl>
+    <w:lvl w:ilvl="3" w:tplc="04090001" w:tentative="1">
+      <w:start w:val="1"/>
+      <w:numFmt w:val="bullet"/>
+      <w:lvlText w:val=""/>
+      <w:lvlJc w:val="left"/>
+      <w:pPr>
+        <w:ind w:left="2880" w:hanging="360"/>
+      </w:pPr>
+      <w:rPr>
+        <w:rFonts w:ascii="Symbol" w:hAnsi="Symbol" w:hint="default"/>
+      </w:rPr>
+    </w:lvl>
+    <w:lvl w:ilvl="4" w:tplc="04090003" w:tentative="1">
+      <w:start w:val="1"/>
+      <w:numFmt w:val="bullet"/>
+      <w:lvlText w:val="o"/>
+      <w:lvlJc w:val="left"/>
+      <w:pPr>
+        <w:ind w:left="3600" w:hanging="360"/>
+      </w:pPr>
+      <w:rPr>
+        <w:rFonts w:ascii="Courier New" w:hAnsi="Courier New" w:cs="Courier New" w:hint="default"/>
+      </w:rPr>
+    </w:lvl>
+    <w:lvl w:ilvl="5" w:tplc="04090005" w:tentative="1">
+      <w:start w:val="1"/>
+      <w:numFmt w:val="bullet"/>
+      <w:lvlText w:val=""/>
+      <w:lvlJc w:val="left"/>
+      <w:pPr>
+        <w:ind w:left="4320" w:hanging="360"/>
+      </w:pPr>
+      <w:rPr>
+        <w:rFonts w:ascii="Wingdings" w:hAnsi="Wingdings" w:hint="default"/>
+      </w:rPr>
+    </w:lvl>
+    <w:lvl w:ilvl="6" w:tplc="04090001" w:tentative="1">
+      <w:start w:val="1"/>
+      <w:numFmt w:val="bullet"/>
+      <w:lvlText w:val=""/>
+      <w:lvlJc w:val="left"/>
+      <w:pPr>
+        <w:ind w:left="5040" w:hanging="360"/>
+      </w:pPr>
+      <w:rPr>
+        <w:rFonts w:ascii="Symbol" w:hAnsi="Symbol" w:hint="default"/>
+      </w:rPr>
+    </w:lvl>
+    <w:lvl w:ilvl="7" w:tplc="04090003" w:tentative="1">
+      <w:start w:val="1"/>
+      <w:numFmt w:val="bullet"/>
+      <w:lvlText w:val="o"/>
+      <w:lvlJc w:val="left"/>
+      <w:pPr>
+        <w:ind w:left="5760" w:hanging="360"/>
+      </w:pPr>
+      <w:rPr>
+        <w:rFonts w:ascii="Courier New" w:hAnsi="Courier New" w:cs="Courier New" w:hint="default"/>
+      </w:rPr>
+    </w:lvl>
+    <w:lvl w:ilvl="8" w:tplc="04090005" w:tentative="1">
+      <w:start w:val="1"/>
+      <w:numFmt w:val="bullet"/>
+      <w:lvlText w:val=""/>
+      <w:lvlJc w:val="left"/>
+      <w:pPr>
+        <w:ind w:left="6480" w:hanging="360"/>
+      </w:pPr>
+      <w:rPr>
+        <w:rFonts w:ascii="Wingdings" w:hAnsi="Wingdings" w:hint="default"/>
+      </w:rPr>
+    </w:lvl>
+  </w:abstractNum>
+  <w:abstractNum w:abstractNumId="3" w15:restartNumberingAfterBreak="0">
     <w:nsid w:val="32006313"/>
     <w:multiLevelType w:val="hybridMultilevel"/>
     <w:tmpl w:val="3978FA22"/>
@@ -1547,7 +3047,120 @@
       </w:pPr>
     </w:lvl>
   </w:abstractNum>
-  <w:abstractNum w:abstractNumId="1" w15:restartNumberingAfterBreak="0">
+  <w:abstractNum w:abstractNumId="4" w15:restartNumberingAfterBreak="0">
+    <w:nsid w:val="3C82190C"/>
+    <w:multiLevelType w:val="hybridMultilevel"/>
+    <w:tmpl w:val="58A04ECE"/>
+    <w:lvl w:ilvl="0" w:tplc="CF06ADDC">
+      <w:start w:val="3"/>
+      <w:numFmt w:val="bullet"/>
+      <w:lvlText w:val="-"/>
+      <w:lvlJc w:val="left"/>
+      <w:pPr>
+        <w:ind w:left="720" w:hanging="360"/>
+      </w:pPr>
+      <w:rPr>
+        <w:rFonts w:ascii="Arial" w:eastAsiaTheme="minorEastAsia" w:hAnsi="Arial" w:cs="Arial" w:hint="default"/>
+      </w:rPr>
+    </w:lvl>
+    <w:lvl w:ilvl="1" w:tplc="04090003" w:tentative="1">
+      <w:start w:val="1"/>
+      <w:numFmt w:val="bullet"/>
+      <w:lvlText w:val="o"/>
+      <w:lvlJc w:val="left"/>
+      <w:pPr>
+        <w:ind w:left="1440" w:hanging="360"/>
+      </w:pPr>
+      <w:rPr>
+        <w:rFonts w:ascii="Courier New" w:hAnsi="Courier New" w:cs="Courier New" w:hint="default"/>
+      </w:rPr>
+    </w:lvl>
+    <w:lvl w:ilvl="2" w:tplc="04090005" w:tentative="1">
+      <w:start w:val="1"/>
+      <w:numFmt w:val="bullet"/>
+      <w:lvlText w:val=""/>
+      <w:lvlJc w:val="left"/>
+      <w:pPr>
+        <w:ind w:left="2160" w:hanging="360"/>
+      </w:pPr>
+      <w:rPr>
+        <w:rFonts w:ascii="Wingdings" w:hAnsi="Wingdings" w:hint="default"/>
+      </w:rPr>
+    </w:lvl>
+    <w:lvl w:ilvl="3" w:tplc="04090001" w:tentative="1">
+      <w:start w:val="1"/>
+      <w:numFmt w:val="bullet"/>
+      <w:lvlText w:val=""/>
+      <w:lvlJc w:val="left"/>
+      <w:pPr>
+        <w:ind w:left="2880" w:hanging="360"/>
+      </w:pPr>
+      <w:rPr>
+        <w:rFonts w:ascii="Symbol" w:hAnsi="Symbol" w:hint="default"/>
+      </w:rPr>
+    </w:lvl>
+    <w:lvl w:ilvl="4" w:tplc="04090003" w:tentative="1">
+      <w:start w:val="1"/>
+      <w:numFmt w:val="bullet"/>
+      <w:lvlText w:val="o"/>
+      <w:lvlJc w:val="left"/>
+      <w:pPr>
+        <w:ind w:left="3600" w:hanging="360"/>
+      </w:pPr>
+      <w:rPr>
+        <w:rFonts w:ascii="Courier New" w:hAnsi="Courier New" w:cs="Courier New" w:hint="default"/>
+      </w:rPr>
+    </w:lvl>
+    <w:lvl w:ilvl="5" w:tplc="04090005" w:tentative="1">
+      <w:start w:val="1"/>
+      <w:numFmt w:val="bullet"/>
+      <w:lvlText w:val=""/>
+      <w:lvlJc w:val="left"/>
+      <w:pPr>
+        <w:ind w:left="4320" w:hanging="360"/>
+      </w:pPr>
+      <w:rPr>
+        <w:rFonts w:ascii="Wingdings" w:hAnsi="Wingdings" w:hint="default"/>
+      </w:rPr>
+    </w:lvl>
+    <w:lvl w:ilvl="6" w:tplc="04090001" w:tentative="1">
+      <w:start w:val="1"/>
+      <w:numFmt w:val="bullet"/>
+      <w:lvlText w:val=""/>
+      <w:lvlJc w:val="left"/>
+      <w:pPr>
+        <w:ind w:left="5040" w:hanging="360"/>
+      </w:pPr>
+      <w:rPr>
+        <w:rFonts w:ascii="Symbol" w:hAnsi="Symbol" w:hint="default"/>
+      </w:rPr>
+    </w:lvl>
+    <w:lvl w:ilvl="7" w:tplc="04090003" w:tentative="1">
+      <w:start w:val="1"/>
+      <w:numFmt w:val="bullet"/>
+      <w:lvlText w:val="o"/>
+      <w:lvlJc w:val="left"/>
+      <w:pPr>
+        <w:ind w:left="5760" w:hanging="360"/>
+      </w:pPr>
+      <w:rPr>
+        <w:rFonts w:ascii="Courier New" w:hAnsi="Courier New" w:cs="Courier New" w:hint="default"/>
+      </w:rPr>
+    </w:lvl>
+    <w:lvl w:ilvl="8" w:tplc="04090005" w:tentative="1">
+      <w:start w:val="1"/>
+      <w:numFmt w:val="bullet"/>
+      <w:lvlText w:val=""/>
+      <w:lvlJc w:val="left"/>
+      <w:pPr>
+        <w:ind w:left="6480" w:hanging="360"/>
+      </w:pPr>
+      <w:rPr>
+        <w:rFonts w:ascii="Wingdings" w:hAnsi="Wingdings" w:hint="default"/>
+      </w:rPr>
+    </w:lvl>
+  </w:abstractNum>
+  <w:abstractNum w:abstractNumId="5" w15:restartNumberingAfterBreak="0">
     <w:nsid w:val="432D62B3"/>
     <w:multiLevelType w:val="hybridMultilevel"/>
     <w:tmpl w:val="5B6EE1D0"/>
@@ -1660,10 +3273,22 @@
     </w:lvl>
   </w:abstractNum>
   <w:num w:numId="1" w16cid:durableId="24983765">
+    <w:abstractNumId w:val="5"/>
+  </w:num>
+  <w:num w:numId="2" w16cid:durableId="1835492919">
+    <w:abstractNumId w:val="3"/>
+  </w:num>
+  <w:num w:numId="3" w16cid:durableId="1031225492">
     <w:abstractNumId w:val="1"/>
   </w:num>
-  <w:num w:numId="2" w16cid:durableId="1835492919">
+  <w:num w:numId="4" w16cid:durableId="1284459649">
+    <w:abstractNumId w:val="2"/>
+  </w:num>
+  <w:num w:numId="5" w16cid:durableId="710348589">
     <w:abstractNumId w:val="0"/>
+  </w:num>
+  <w:num w:numId="6" w16cid:durableId="624696734">
+    <w:abstractNumId w:val="4"/>
   </w:num>
 </w:numbering>
 </file>

--- a/סיכום פרויקט לא סופי.docx
+++ b/סיכום פרויקט לא סופי.docx
@@ -943,7 +943,7 @@
       <w:pPr>
         <w:bidi/>
         <w:rPr>
-          <w:rFonts w:cs="Arial" w:hint="cs"/>
+          <w:rFonts w:cs="Arial"/>
           <w:rtl/>
           <w:lang w:bidi="he-IL"/>
         </w:rPr>
@@ -1046,6 +1046,348 @@
         <w:bidi/>
         <w:rPr>
           <w:rFonts w:cs="Arial"/>
+          <w:rtl/>
+          <w:lang w:bidi="he-IL"/>
+        </w:rPr>
+      </w:pPr>
+      <w:r>
+        <w:rPr>
+          <w:rFonts w:cs="Arial" w:hint="cs"/>
+          <w:rtl/>
+          <w:lang w:bidi="he-IL"/>
+        </w:rPr>
+        <w:t>ניתן לקחת מהמוצג במאמר מספר דברים מחדשים:</w:t>
+      </w:r>
+    </w:p>
+    <w:p>
+      <w:pPr>
+        <w:pStyle w:val="ListParagraph"/>
+        <w:numPr>
+          <w:ilvl w:val="0"/>
+          <w:numId w:val="7"/>
+        </w:numPr>
+        <w:bidi/>
+        <w:rPr>
+          <w:rFonts w:cs="Arial"/>
+          <w:lang w:bidi="he-IL"/>
+        </w:rPr>
+      </w:pPr>
+      <w:r>
+        <w:rPr>
+          <w:rFonts w:cs="Arial" w:hint="cs"/>
+          <w:rtl/>
+          <w:lang w:bidi="he-IL"/>
+        </w:rPr>
+        <w:t xml:space="preserve">טכניקה למימוש </w:t>
+      </w:r>
+      <w:r>
+        <w:rPr>
+          <w:rFonts w:cs="Arial"/>
+          <w:lang w:bidi="he-IL"/>
+        </w:rPr>
+        <w:t>low-latency beamformer</w:t>
+      </w:r>
+      <w:r>
+        <w:rPr>
+          <w:rFonts w:cs="Arial" w:hint="cs"/>
+          <w:rtl/>
+          <w:lang w:bidi="he-IL"/>
+        </w:rPr>
+        <w:t xml:space="preserve">, שנקרא </w:t>
+      </w:r>
+      <w:r>
+        <w:rPr>
+          <w:rFonts w:cs="Arial"/>
+          <w:lang w:bidi="he-IL"/>
+        </w:rPr>
+        <w:t>Causal MPDR beamforming</w:t>
+      </w:r>
+      <w:r>
+        <w:rPr>
+          <w:rFonts w:cs="Arial" w:hint="cs"/>
+          <w:rtl/>
+          <w:lang w:bidi="he-IL"/>
+        </w:rPr>
+        <w:t xml:space="preserve">. השיטה מבוססת על </w:t>
+      </w:r>
+      <w:r>
+        <w:rPr>
+          <w:rFonts w:cs="Arial"/>
+          <w:lang w:bidi="he-IL"/>
+        </w:rPr>
+        <w:t>MPDR beamforming</w:t>
+      </w:r>
+      <w:r>
+        <w:rPr>
+          <w:rFonts w:cs="Arial" w:hint="cs"/>
+          <w:rtl/>
+          <w:lang w:bidi="he-IL"/>
+        </w:rPr>
+        <w:t xml:space="preserve"> המוכר עם תוספת של אילוצי סיבתיות לבעיית האופטימיזציה.</w:t>
+      </w:r>
+    </w:p>
+    <w:p>
+      <w:pPr>
+        <w:pStyle w:val="ListParagraph"/>
+        <w:numPr>
+          <w:ilvl w:val="0"/>
+          <w:numId w:val="7"/>
+        </w:numPr>
+        <w:bidi/>
+        <w:rPr>
+          <w:rFonts w:cs="Arial"/>
+          <w:lang w:bidi="he-IL"/>
+        </w:rPr>
+      </w:pPr>
+      <w:r>
+        <w:rPr>
+          <w:rFonts w:cs="Arial" w:hint="cs"/>
+          <w:rtl/>
+          <w:lang w:bidi="he-IL"/>
+        </w:rPr>
+        <w:t xml:space="preserve">הצגת </w:t>
+      </w:r>
+      <w:r>
+        <w:rPr>
+          <w:rFonts w:cs="Arial"/>
+          <w:lang w:bidi="he-IL"/>
+        </w:rPr>
+        <w:t xml:space="preserve">causal </w:t>
+      </w:r>
+      <w:proofErr w:type="spellStart"/>
+      <w:r>
+        <w:rPr>
+          <w:rFonts w:cs="Arial"/>
+          <w:lang w:bidi="he-IL"/>
+        </w:rPr>
+        <w:t>MPrDR</w:t>
+      </w:r>
+      <w:proofErr w:type="spellEnd"/>
+      <w:r>
+        <w:rPr>
+          <w:rFonts w:cs="Arial" w:hint="cs"/>
+          <w:rtl/>
+          <w:lang w:bidi="he-IL"/>
+        </w:rPr>
+        <w:t xml:space="preserve"> כדרך נוספת לפתרון ה- </w:t>
+      </w:r>
+      <w:r>
+        <w:rPr>
+          <w:rFonts w:cs="Arial"/>
+          <w:lang w:bidi="he-IL"/>
+        </w:rPr>
+        <w:t>Online Target Source Extraction</w:t>
+      </w:r>
+      <w:r>
+        <w:rPr>
+          <w:rFonts w:cs="Arial" w:hint="cs"/>
+          <w:rtl/>
+          <w:lang w:bidi="he-IL"/>
+        </w:rPr>
+        <w:t xml:space="preserve">. </w:t>
+      </w:r>
+      <w:r>
+        <w:rPr>
+          <w:rFonts w:cs="Arial" w:hint="cs"/>
+          <w:rtl/>
+          <w:lang w:bidi="he-IL"/>
+        </w:rPr>
+        <w:t>דרך</w:t>
+      </w:r>
+      <w:r>
+        <w:rPr>
+          <w:rFonts w:cs="Arial" w:hint="cs"/>
+          <w:rtl/>
+          <w:lang w:bidi="he-IL"/>
+        </w:rPr>
+        <w:t xml:space="preserve"> ז</w:t>
+      </w:r>
+      <w:r>
+        <w:rPr>
+          <w:rFonts w:cs="Arial" w:hint="cs"/>
+          <w:rtl/>
+          <w:lang w:bidi="he-IL"/>
+        </w:rPr>
+        <w:t>ו</w:t>
+      </w:r>
+      <w:r>
+        <w:rPr>
+          <w:rFonts w:cs="Arial" w:hint="cs"/>
+          <w:rtl/>
+          <w:lang w:bidi="he-IL"/>
+        </w:rPr>
+        <w:t xml:space="preserve"> נובע</w:t>
+      </w:r>
+      <w:r>
+        <w:rPr>
+          <w:rFonts w:cs="Arial" w:hint="cs"/>
+          <w:rtl/>
+          <w:lang w:bidi="he-IL"/>
+        </w:rPr>
+        <w:t>ת</w:t>
+      </w:r>
+      <w:r>
+        <w:rPr>
+          <w:rFonts w:cs="Arial" w:hint="cs"/>
+          <w:rtl/>
+          <w:lang w:bidi="he-IL"/>
+        </w:rPr>
+        <w:t xml:space="preserve"> מה- </w:t>
+      </w:r>
+      <w:r>
+        <w:rPr>
+          <w:rFonts w:cs="Arial"/>
+          <w:lang w:bidi="he-IL"/>
+        </w:rPr>
+        <w:t>Causal MPDR</w:t>
+      </w:r>
+      <w:r>
+        <w:rPr>
+          <w:rFonts w:cs="Arial" w:hint="cs"/>
+          <w:rtl/>
+          <w:lang w:bidi="he-IL"/>
+        </w:rPr>
+        <w:t xml:space="preserve"> יחד עם אילוצים מקלים על </w:t>
+      </w:r>
+      <w:r>
+        <w:rPr>
+          <w:rFonts w:cs="Arial" w:hint="cs"/>
+          <w:rtl/>
+          <w:lang w:bidi="he-IL"/>
+        </w:rPr>
+        <w:t xml:space="preserve">חוסר-עיוות אות המוצא ותוך שימוש בשיטת </w:t>
+      </w:r>
+      <w:r>
+        <w:rPr>
+          <w:rFonts w:cs="Arial"/>
+          <w:lang w:bidi="he-IL"/>
+        </w:rPr>
+        <w:t>DRS</w:t>
+      </w:r>
+      <w:r>
+        <w:rPr>
+          <w:rFonts w:cs="Arial" w:hint="cs"/>
+          <w:rtl/>
+          <w:lang w:bidi="he-IL"/>
+        </w:rPr>
+        <w:t xml:space="preserve"> כפתרון בעיית האופטימיזציה.</w:t>
+      </w:r>
+    </w:p>
+    <w:p>
+      <w:pPr>
+        <w:pStyle w:val="ListParagraph"/>
+        <w:numPr>
+          <w:ilvl w:val="0"/>
+          <w:numId w:val="7"/>
+        </w:numPr>
+        <w:bidi/>
+        <w:rPr>
+          <w:rFonts w:cs="Arial"/>
+          <w:lang w:bidi="he-IL"/>
+        </w:rPr>
+      </w:pPr>
+      <w:r>
+        <w:rPr>
+          <w:rFonts w:cs="Arial" w:hint="cs"/>
+          <w:rtl/>
+          <w:lang w:bidi="he-IL"/>
+        </w:rPr>
+        <w:t xml:space="preserve">מן המאמר עולה כי אילוצי הסיבתיות לא בהכרח גורעים </w:t>
+      </w:r>
+      <w:r>
+        <w:rPr>
+          <w:rFonts w:cs="Arial" w:hint="cs"/>
+          <w:rtl/>
+          <w:lang w:bidi="he-IL"/>
+        </w:rPr>
+        <w:t>מיעילות</w:t>
+      </w:r>
+      <w:r>
+        <w:rPr>
+          <w:rFonts w:cs="Arial" w:hint="cs"/>
+          <w:rtl/>
+          <w:lang w:bidi="he-IL"/>
+        </w:rPr>
+        <w:t xml:space="preserve"> הפתרון אלא יכולים לשפר ביצועים.</w:t>
+      </w:r>
+    </w:p>
+    <w:p>
+      <w:pPr>
+        <w:pStyle w:val="ListParagraph"/>
+        <w:numPr>
+          <w:ilvl w:val="0"/>
+          <w:numId w:val="7"/>
+        </w:numPr>
+        <w:bidi/>
+        <w:rPr>
+          <w:rFonts w:cs="Arial" w:hint="cs"/>
+          <w:rtl/>
+          <w:lang w:bidi="he-IL"/>
+        </w:rPr>
+      </w:pPr>
+      <w:r>
+        <w:rPr>
+          <w:rFonts w:cs="Arial" w:hint="cs"/>
+          <w:rtl/>
+          <w:lang w:bidi="he-IL"/>
+        </w:rPr>
+        <w:t xml:space="preserve">עבור מקרים בהם לא ניתן להניח שדוברי רקע הם </w:t>
+      </w:r>
+      <w:proofErr w:type="spellStart"/>
+      <w:r>
+        <w:rPr>
+          <w:rFonts w:cs="Arial" w:hint="cs"/>
+          <w:rtl/>
+          <w:lang w:bidi="he-IL"/>
+        </w:rPr>
+        <w:t>סטציונריים</w:t>
+      </w:r>
+      <w:proofErr w:type="spellEnd"/>
+      <w:r>
+        <w:rPr>
+          <w:rFonts w:cs="Arial" w:hint="cs"/>
+          <w:rtl/>
+          <w:lang w:bidi="he-IL"/>
+        </w:rPr>
+        <w:t xml:space="preserve"> במרחב, המאמר מציע הרחבה לאלגוריתם ומצי</w:t>
+      </w:r>
+      <w:r>
+        <w:rPr>
+          <w:rFonts w:cs="Arial" w:hint="cs"/>
+          <w:rtl/>
+          <w:lang w:bidi="he-IL"/>
+        </w:rPr>
+        <w:t>ג</w:t>
+      </w:r>
+      <w:r>
+        <w:rPr>
+          <w:rFonts w:cs="Arial" w:hint="cs"/>
+          <w:rtl/>
+          <w:lang w:bidi="he-IL"/>
+        </w:rPr>
+        <w:t xml:space="preserve"> שיטה לפתרון המבוססת על שיטת </w:t>
+      </w:r>
+      <w:r>
+        <w:rPr>
+          <w:rFonts w:cs="Arial"/>
+          <w:lang w:bidi="he-IL"/>
+        </w:rPr>
+        <w:t>ADRS</w:t>
+      </w:r>
+      <w:r>
+        <w:rPr>
+          <w:rFonts w:cs="Arial" w:hint="cs"/>
+          <w:rtl/>
+          <w:lang w:bidi="he-IL"/>
+        </w:rPr>
+        <w:t>.</w:t>
+      </w:r>
+    </w:p>
+    <w:p>
+      <w:pPr>
+        <w:bidi/>
+        <w:rPr>
+          <w:rFonts w:cs="Arial"/>
           <w:b/>
           <w:bCs/>
           <w:u w:val="single"/>
@@ -1066,47 +1408,287 @@
           <w:lang w:bidi="he-IL"/>
         </w:rPr>
       </w:pPr>
-    </w:p>
-    <w:p>
-      <w:pPr>
-        <w:bidi/>
-        <w:rPr>
-          <w:rFonts w:cs="Arial"/>
+      <w:r>
+        <w:rPr>
+          <w:rFonts w:cs="Arial" w:hint="cs"/>
           <w:b/>
           <w:bCs/>
           <w:u w:val="single"/>
           <w:rtl/>
           <w:lang w:bidi="he-IL"/>
         </w:rPr>
-      </w:pPr>
-      <w:r>
-        <w:rPr>
-          <w:rFonts w:cs="Arial" w:hint="cs"/>
-          <w:b/>
-          <w:bCs/>
+        <w:t>תיאור השיטה</w:t>
+      </w:r>
+    </w:p>
+    <w:p>
+      <w:pPr>
+        <w:bidi/>
+        <w:rPr>
+          <w:rFonts w:cs="Arial"/>
+          <w:rtl/>
+          <w:lang w:bidi="he-IL"/>
+        </w:rPr>
+      </w:pPr>
+      <w:r>
+        <w:rPr>
+          <w:rFonts w:cs="Arial" w:hint="cs"/>
+          <w:rtl/>
+          <w:lang w:bidi="he-IL"/>
+        </w:rPr>
+        <w:t xml:space="preserve">השיטה כוללת חישובים הן בתחום הזמן-תדר והן בתחום הזמן. ראשית מחשבים את ה- </w:t>
+      </w:r>
+      <w:r>
+        <w:rPr>
+          <w:rFonts w:cs="Arial"/>
+          <w:lang w:bidi="he-IL"/>
+        </w:rPr>
+        <w:t>spatial filter</w:t>
+      </w:r>
+      <w:r>
+        <w:rPr>
+          <w:rFonts w:cs="Arial" w:hint="cs"/>
+          <w:rtl/>
+          <w:lang w:bidi="he-IL"/>
+        </w:rPr>
+        <w:t xml:space="preserve"> בתחום הזמן-תדר</w:t>
+      </w:r>
+      <w:r>
+        <w:rPr>
+          <w:rFonts w:cs="Arial" w:hint="cs"/>
+          <w:rtl/>
+          <w:lang w:bidi="he-IL"/>
+        </w:rPr>
+        <w:t xml:space="preserve"> </w:t>
+      </w:r>
+      <w:r>
+        <w:rPr>
+          <w:rFonts w:cs="Arial" w:hint="cs"/>
+          <w:rtl/>
+          <w:lang w:bidi="he-IL"/>
+        </w:rPr>
+        <w:t xml:space="preserve">וממירים אותו חזרה לציר הזמן. לאחר מכן, מקדמי המסנן ואות הדיבור הנקלט במערך המיקרופונים עוברים תהליך </w:t>
+      </w:r>
+      <w:proofErr w:type="spellStart"/>
+      <w:r>
+        <w:rPr>
+          <w:rFonts w:cs="Arial" w:hint="cs"/>
+          <w:rtl/>
+          <w:lang w:bidi="he-IL"/>
+        </w:rPr>
+        <w:t>קונבולציה</w:t>
+      </w:r>
+      <w:proofErr w:type="spellEnd"/>
+      <w:r>
+        <w:rPr>
+          <w:rFonts w:cs="Arial" w:hint="cs"/>
+          <w:rtl/>
+          <w:lang w:bidi="he-IL"/>
+        </w:rPr>
+        <w:t xml:space="preserve"> בציר הזמן.</w:t>
+      </w:r>
+      <w:r>
+        <w:rPr>
+          <w:rFonts w:cs="Arial" w:hint="cs"/>
+          <w:rtl/>
+          <w:lang w:bidi="he-IL"/>
+        </w:rPr>
+        <w:t xml:space="preserve"> </w:t>
+      </w:r>
+    </w:p>
+    <w:p>
+      <w:pPr>
+        <w:bidi/>
+        <w:rPr>
+          <w:rFonts w:cs="Arial"/>
           <w:u w:val="single"/>
           <w:rtl/>
           <w:lang w:bidi="he-IL"/>
         </w:rPr>
-        <w:t>תיאור השיטה</w:t>
+      </w:pPr>
+      <w:r>
+        <w:rPr>
+          <w:rFonts w:cs="Arial" w:hint="cs"/>
+          <w:u w:val="single"/>
+          <w:rtl/>
+          <w:lang w:bidi="he-IL"/>
+        </w:rPr>
+        <w:t>תרשים המתאר את השיטה במאמר:</w:t>
       </w:r>
     </w:p>
     <w:p>
       <w:pPr>
         <w:bidi/>
-        <w:rPr>
-          <w:rFonts w:cs="Arial"/>
-          <w:rtl/>
-          <w:lang w:bidi="he-IL"/>
-        </w:rPr>
-      </w:pPr>
-      <w:r>
-        <w:rPr>
-          <w:rFonts w:cs="Arial" w:hint="cs"/>
-          <w:rtl/>
-          <w:lang w:bidi="he-IL"/>
-        </w:rPr>
-        <w:t xml:space="preserve">השיטה כוללת חישובים הן בתחום הזמן-תדר והן בתחום הזמן. ראשית מחשבים את ה- </w:t>
+        <w:jc w:val="center"/>
+        <w:rPr>
+          <w:rFonts w:cs="Arial"/>
+          <w:rtl/>
+          <w:lang w:bidi="he-IL"/>
+        </w:rPr>
+      </w:pPr>
+      <w:r>
+        <w:rPr>
+          <w:rFonts w:cs="Arial"/>
+          <w:rtl/>
+          <w:lang w:bidi="he-IL"/>
+        </w:rPr>
+        <w:lastRenderedPageBreak/>
+        <w:drawing>
+          <wp:inline distT="0" distB="0" distL="0" distR="0" wp14:anchorId="0312718C" wp14:editId="4DEBEE94">
+            <wp:extent cx="5016500" cy="3810000"/>
+            <wp:effectExtent l="0" t="0" r="0" b="0"/>
+            <wp:docPr id="141034302" name="Picture 1"/>
+            <wp:cNvGraphicFramePr>
+              <a:graphicFrameLocks xmlns:a="http://schemas.openxmlformats.org/drawingml/2006/main" noChangeAspect="1"/>
+            </wp:cNvGraphicFramePr>
+            <a:graphic xmlns:a="http://schemas.openxmlformats.org/drawingml/2006/main">
+              <a:graphicData uri="http://schemas.openxmlformats.org/drawingml/2006/picture">
+                <pic:pic xmlns:pic="http://schemas.openxmlformats.org/drawingml/2006/picture">
+                  <pic:nvPicPr>
+                    <pic:cNvPr id="141034302" name=""/>
+                    <pic:cNvPicPr/>
+                  </pic:nvPicPr>
+                  <pic:blipFill>
+                    <a:blip r:embed="rId5"/>
+                    <a:stretch>
+                      <a:fillRect/>
+                    </a:stretch>
+                  </pic:blipFill>
+                  <pic:spPr>
+                    <a:xfrm>
+                      <a:off x="0" y="0"/>
+                      <a:ext cx="5016500" cy="3810000"/>
+                    </a:xfrm>
+                    <a:prstGeom prst="rect">
+                      <a:avLst/>
+                    </a:prstGeom>
+                  </pic:spPr>
+                </pic:pic>
+              </a:graphicData>
+            </a:graphic>
+          </wp:inline>
+        </w:drawing>
+      </w:r>
+    </w:p>
+    <w:p>
+      <w:pPr>
+        <w:bidi/>
+        <w:rPr>
+          <w:rFonts w:cs="Arial"/>
+          <w:rtl/>
+          <w:lang w:bidi="he-IL"/>
+        </w:rPr>
+      </w:pPr>
+      <w:r>
+        <w:rPr>
+          <w:rFonts w:cs="Arial" w:hint="cs"/>
+          <w:rtl/>
+          <w:lang w:bidi="he-IL"/>
+        </w:rPr>
+        <w:t xml:space="preserve">לשיטה המתוארת לפתרון הבעיה קוראים </w:t>
+      </w:r>
+      <w:proofErr w:type="spellStart"/>
+      <w:r>
+        <w:rPr>
+          <w:rFonts w:cs="Arial"/>
+          <w:lang w:bidi="he-IL"/>
+        </w:rPr>
+        <w:t>MPrDR</w:t>
+      </w:r>
+      <w:proofErr w:type="spellEnd"/>
+      <w:r>
+        <w:rPr>
+          <w:rFonts w:cs="Arial"/>
+          <w:lang w:bidi="he-IL"/>
+        </w:rPr>
+        <w:t xml:space="preserve"> Beamformer</w:t>
+      </w:r>
+      <w:r>
+        <w:rPr>
+          <w:rFonts w:cs="Arial" w:hint="cs"/>
+          <w:rtl/>
+          <w:lang w:bidi="he-IL"/>
+        </w:rPr>
+        <w:t xml:space="preserve"> (</w:t>
+      </w:r>
+      <w:r>
+        <w:rPr>
+          <w:rFonts w:cs="Arial"/>
+          <w:lang w:bidi="he-IL"/>
+        </w:rPr>
+        <w:t>Minimum Power Relaxed-</w:t>
+      </w:r>
+      <w:proofErr w:type="spellStart"/>
+      <w:r>
+        <w:rPr>
+          <w:rFonts w:cs="Arial"/>
+          <w:lang w:bidi="he-IL"/>
+        </w:rPr>
+        <w:t>Distortionless</w:t>
+      </w:r>
+      <w:proofErr w:type="spellEnd"/>
+      <w:r>
+        <w:rPr>
+          <w:rFonts w:cs="Arial"/>
+          <w:lang w:bidi="he-IL"/>
+        </w:rPr>
+        <w:t xml:space="preserve"> Response</w:t>
+      </w:r>
+      <w:r>
+        <w:rPr>
+          <w:rFonts w:cs="Arial" w:hint="cs"/>
+          <w:rtl/>
+          <w:lang w:bidi="he-IL"/>
+        </w:rPr>
+        <w:t xml:space="preserve">). </w:t>
+      </w:r>
+      <w:r>
+        <w:rPr>
+          <w:rFonts w:cs="Arial" w:hint="cs"/>
+          <w:rtl/>
+          <w:lang w:bidi="he-IL"/>
+        </w:rPr>
+        <w:t xml:space="preserve">המסנן מוגדר להיות סיבתי ולכן בשלב </w:t>
+      </w:r>
+      <w:proofErr w:type="spellStart"/>
+      <w:r>
+        <w:rPr>
+          <w:rFonts w:cs="Arial" w:hint="cs"/>
+          <w:rtl/>
+          <w:lang w:bidi="he-IL"/>
+        </w:rPr>
+        <w:t>הקונבולציה</w:t>
+      </w:r>
+      <w:proofErr w:type="spellEnd"/>
+      <w:r>
+        <w:rPr>
+          <w:rFonts w:cs="Arial" w:hint="cs"/>
+          <w:rtl/>
+          <w:lang w:bidi="he-IL"/>
+        </w:rPr>
+        <w:t xml:space="preserve"> בתחום הזמן לא נכנס למערכת </w:t>
+      </w:r>
+      <w:r>
+        <w:rPr>
+          <w:rFonts w:cs="Arial"/>
+          <w:lang w:bidi="he-IL"/>
+        </w:rPr>
+        <w:t>algorithmic delay</w:t>
+      </w:r>
+      <w:r>
+        <w:rPr>
+          <w:rFonts w:cs="Arial" w:hint="cs"/>
+          <w:rtl/>
+          <w:lang w:bidi="he-IL"/>
+        </w:rPr>
+        <w:t>.</w:t>
+      </w:r>
+      <w:r>
+        <w:rPr>
+          <w:rFonts w:cs="Arial" w:hint="cs"/>
+          <w:rtl/>
+          <w:lang w:bidi="he-IL"/>
+        </w:rPr>
+        <w:t xml:space="preserve"> יחד עם זאת, עבור אפליקציות בהן ניתן ״לסבול״ מספר קטן של רכיבים לא סיבתיים, המאמר מציג שיטה מרוככת לבניית מקדמי המסנן המרחבי (</w:t>
       </w:r>
       <w:r>
         <w:rPr>
@@ -1121,7 +1703,30 @@
           <w:rtl/>
           <w:lang w:bidi="he-IL"/>
         </w:rPr>
-        <w:t xml:space="preserve"> בתחום הזמן-תדר</w:t>
+        <w:t xml:space="preserve">) שמציגה ביצועים טובים יותר לבעיית ה- </w:t>
+      </w:r>
+      <w:r>
+        <w:rPr>
+          <w:rFonts w:cs="Arial"/>
+          <w:lang w:bidi="he-IL"/>
+        </w:rPr>
+        <w:t>target source extraction</w:t>
+      </w:r>
+      <w:r>
+        <w:rPr>
+          <w:rFonts w:cs="Arial" w:hint="cs"/>
+          <w:rtl/>
+          <w:lang w:bidi="he-IL"/>
+        </w:rPr>
+        <w:t>.</w:t>
+      </w:r>
+      <w:r>
+        <w:rPr>
+          <w:rFonts w:cs="Arial" w:hint="cs"/>
+          <w:rtl/>
+          <w:lang w:bidi="he-IL"/>
+        </w:rPr>
+        <w:t xml:space="preserve"> כותבי המאמר מוסיפים</w:t>
       </w:r>
       <w:r>
         <w:rPr>
@@ -1137,16 +1742,37 @@
           <w:rtl/>
           <w:lang w:bidi="he-IL"/>
         </w:rPr>
-        <w:t xml:space="preserve">וממירים אותו חזרה לציר הזמן. לאחר מכן, מקדמי המסנן ואות הדיבור הנקלט במערך המיקרופונים עוברים תהליך </w:t>
+        <w:t>ומציעים</w:t>
+      </w:r>
+      <w:r>
+        <w:rPr>
+          <w:rFonts w:cs="Arial" w:hint="cs"/>
+          <w:rtl/>
+          <w:lang w:bidi="he-IL"/>
+        </w:rPr>
+        <w:t xml:space="preserve"> לרכך את אילוצי העיוות של הספק המוצא (הדרישה ל- </w:t>
       </w:r>
       <w:proofErr w:type="spellStart"/>
       <w:r>
         <w:rPr>
-          <w:rFonts w:cs="Arial" w:hint="cs"/>
-          <w:rtl/>
-          <w:lang w:bidi="he-IL"/>
-        </w:rPr>
-        <w:t>קונבולציה</w:t>
+          <w:rFonts w:cs="Arial"/>
+          <w:lang w:bidi="he-IL"/>
+        </w:rPr>
+        <w:t>distor</w:t>
+      </w:r>
+      <w:r>
+        <w:rPr>
+          <w:rFonts w:cs="Arial"/>
+          <w:lang w:bidi="he-IL"/>
+        </w:rPr>
+        <w:t>t</w:t>
+      </w:r>
+      <w:r>
+        <w:rPr>
+          <w:rFonts w:cs="Arial"/>
+          <w:lang w:bidi="he-IL"/>
+        </w:rPr>
+        <w:t>ionless</w:t>
       </w:r>
       <w:proofErr w:type="spellEnd"/>
       <w:r>
@@ -1155,224 +1781,16 @@
           <w:rtl/>
           <w:lang w:bidi="he-IL"/>
         </w:rPr>
-        <w:t xml:space="preserve"> בציר הזמן.</w:t>
-      </w:r>
-      <w:r>
-        <w:rPr>
-          <w:rFonts w:cs="Arial" w:hint="cs"/>
-          <w:rtl/>
-          <w:lang w:bidi="he-IL"/>
-        </w:rPr>
-        <w:t xml:space="preserve"> </w:t>
-      </w:r>
-    </w:p>
-    <w:p>
-      <w:pPr>
-        <w:bidi/>
-        <w:rPr>
-          <w:rFonts w:cs="Arial"/>
-          <w:rtl/>
-          <w:lang w:bidi="he-IL"/>
-        </w:rPr>
-      </w:pPr>
-      <w:r>
-        <w:rPr>
-          <w:rFonts w:cs="Arial" w:hint="cs"/>
-          <w:highlight w:val="yellow"/>
-          <w:rtl/>
-          <w:lang w:bidi="he-IL"/>
-        </w:rPr>
-        <w:t>תרשים המתאר את השיטה במאמר:</w:t>
-      </w:r>
-    </w:p>
-    <w:p>
-      <w:pPr>
-        <w:bidi/>
-        <w:rPr>
-          <w:rFonts w:cs="Arial"/>
-          <w:rtl/>
-          <w:lang w:bidi="he-IL"/>
-        </w:rPr>
-      </w:pPr>
-    </w:p>
-    <w:p>
-      <w:pPr>
-        <w:bidi/>
-        <w:rPr>
-          <w:rFonts w:cs="Arial"/>
-          <w:rtl/>
-          <w:lang w:bidi="he-IL"/>
-        </w:rPr>
-      </w:pPr>
-      <w:r>
-        <w:rPr>
-          <w:rFonts w:cs="Arial" w:hint="cs"/>
-          <w:rtl/>
-          <w:lang w:bidi="he-IL"/>
-        </w:rPr>
-        <w:t xml:space="preserve">לשיטה המתוארת לפתרון הבעיה קוראים </w:t>
-      </w:r>
-      <w:proofErr w:type="spellStart"/>
-      <w:r>
-        <w:rPr>
-          <w:rFonts w:cs="Arial"/>
-          <w:lang w:bidi="he-IL"/>
-        </w:rPr>
-        <w:t>MPrDR</w:t>
-      </w:r>
-      <w:proofErr w:type="spellEnd"/>
-      <w:r>
-        <w:rPr>
-          <w:rFonts w:cs="Arial"/>
-          <w:lang w:bidi="he-IL"/>
-        </w:rPr>
-        <w:t xml:space="preserve"> Beamformer</w:t>
-      </w:r>
-      <w:r>
-        <w:rPr>
-          <w:rFonts w:cs="Arial" w:hint="cs"/>
-          <w:rtl/>
-          <w:lang w:bidi="he-IL"/>
-        </w:rPr>
-        <w:t xml:space="preserve"> (</w:t>
-      </w:r>
-      <w:r>
-        <w:rPr>
-          <w:rFonts w:cs="Arial"/>
-          <w:lang w:bidi="he-IL"/>
-        </w:rPr>
-        <w:t>Minimum Power Relaxed-</w:t>
-      </w:r>
-      <w:proofErr w:type="spellStart"/>
-      <w:r>
-        <w:rPr>
-          <w:rFonts w:cs="Arial"/>
-          <w:lang w:bidi="he-IL"/>
-        </w:rPr>
-        <w:t>Distortionless</w:t>
-      </w:r>
-      <w:proofErr w:type="spellEnd"/>
-      <w:r>
-        <w:rPr>
-          <w:rFonts w:cs="Arial"/>
-          <w:lang w:bidi="he-IL"/>
-        </w:rPr>
-        <w:t xml:space="preserve"> Response</w:t>
-      </w:r>
-      <w:r>
-        <w:rPr>
-          <w:rFonts w:cs="Arial" w:hint="cs"/>
-          <w:rtl/>
-          <w:lang w:bidi="he-IL"/>
-        </w:rPr>
-        <w:t xml:space="preserve">). </w:t>
-      </w:r>
-      <w:r>
-        <w:rPr>
-          <w:rFonts w:cs="Arial" w:hint="cs"/>
-          <w:rtl/>
-          <w:lang w:bidi="he-IL"/>
-        </w:rPr>
-        <w:t xml:space="preserve">המסנן מוגדר להיות סיבתי ולכן בשלב </w:t>
-      </w:r>
-      <w:proofErr w:type="spellStart"/>
-      <w:r>
-        <w:rPr>
-          <w:rFonts w:cs="Arial" w:hint="cs"/>
-          <w:rtl/>
-          <w:lang w:bidi="he-IL"/>
-        </w:rPr>
-        <w:t>הקונבולציה</w:t>
-      </w:r>
-      <w:proofErr w:type="spellEnd"/>
-      <w:r>
-        <w:rPr>
-          <w:rFonts w:cs="Arial" w:hint="cs"/>
-          <w:rtl/>
-          <w:lang w:bidi="he-IL"/>
-        </w:rPr>
-        <w:t xml:space="preserve"> בתחום הזמן לא נכנס למערכת </w:t>
-      </w:r>
-      <w:r>
-        <w:rPr>
-          <w:rFonts w:cs="Arial"/>
-          <w:lang w:bidi="he-IL"/>
-        </w:rPr>
-        <w:t>algorithmic delay</w:t>
-      </w:r>
-      <w:r>
-        <w:rPr>
-          <w:rFonts w:cs="Arial" w:hint="cs"/>
-          <w:rtl/>
-          <w:lang w:bidi="he-IL"/>
-        </w:rPr>
-        <w:t>.</w:t>
-      </w:r>
-      <w:r>
-        <w:rPr>
-          <w:rFonts w:cs="Arial" w:hint="cs"/>
-          <w:rtl/>
-          <w:lang w:bidi="he-IL"/>
-        </w:rPr>
-        <w:t xml:space="preserve"> יחד עם זאת, עבור אפליקציות בהן ניתן ״לסבול״ מספר קטן של רכיבים לא סיבתיים, המאמר מציג שיטה מרוככת לבניית מקדמי המסנן המרחבי (</w:t>
-      </w:r>
-      <w:r>
-        <w:rPr>
-          <w:rFonts w:cs="Arial"/>
-          <w:lang w:bidi="he-IL"/>
-        </w:rPr>
-        <w:t>spatial filter</w:t>
-      </w:r>
-      <w:r>
-        <w:rPr>
-          <w:rFonts w:cs="Arial" w:hint="cs"/>
-          <w:rtl/>
-          <w:lang w:bidi="he-IL"/>
-        </w:rPr>
-        <w:t xml:space="preserve">) שמציגה ביצועים טובים יותר לבעיית ה- </w:t>
-      </w:r>
-      <w:r>
-        <w:rPr>
-          <w:rFonts w:cs="Arial"/>
-          <w:lang w:bidi="he-IL"/>
-        </w:rPr>
-        <w:t>target source extraction</w:t>
-      </w:r>
-      <w:r>
-        <w:rPr>
-          <w:rFonts w:cs="Arial" w:hint="cs"/>
-          <w:rtl/>
-          <w:lang w:bidi="he-IL"/>
-        </w:rPr>
-        <w:t xml:space="preserve">. ביחד עם אלו, המאמר מציע לרכך את אילוצי העיוות של הספק המוצא (הדרישה ל- </w:t>
-      </w:r>
-      <w:proofErr w:type="spellStart"/>
-      <w:r>
-        <w:rPr>
-          <w:rFonts w:cs="Arial"/>
-          <w:lang w:bidi="he-IL"/>
-        </w:rPr>
-        <w:t>distorionless</w:t>
-      </w:r>
-      <w:proofErr w:type="spellEnd"/>
-      <w:r>
-        <w:rPr>
-          <w:rFonts w:cs="Arial" w:hint="cs"/>
-          <w:rtl/>
-          <w:lang w:bidi="he-IL"/>
-        </w:rPr>
-        <w:t xml:space="preserve">). </w:t>
-      </w:r>
-    </w:p>
-    <w:p>
-      <w:pPr>
-        <w:bidi/>
-        <w:rPr>
-          <w:rFonts w:cs="Arial"/>
-          <w:rtl/>
-          <w:lang w:bidi="he-IL"/>
-        </w:rPr>
-      </w:pPr>
+        <w:t>)</w:t>
+      </w:r>
+      <w:r>
+        <w:rPr>
+          <w:rFonts w:cs="Arial" w:hint="cs"/>
+          <w:rtl/>
+          <w:lang w:bidi="he-IL"/>
+        </w:rPr>
+        <w:t xml:space="preserve"> כדי לקבל פתרון משופר לבעיות זמן אמת. </w:t>
+      </w:r>
       <w:r>
         <w:rPr>
           <w:rFonts w:cs="Arial" w:hint="cs"/>
@@ -1546,14 +1964,89 @@
           <w:rtl/>
           <w:lang w:bidi="he-IL"/>
         </w:rPr>
-        <w:t xml:space="preserve">להסביר שזו </w:t>
-      </w:r>
-      <w:r>
-        <w:rPr>
-          <w:rFonts w:cs="Arial"/>
-          <w:lang w:bidi="he-IL"/>
-        </w:rPr>
-        <w:t>RTF-Based Beamforming</w:t>
+        <w:t xml:space="preserve">בשלב זה מניחים שמקדמי ה- </w:t>
+      </w:r>
+      <w:r>
+        <w:rPr>
+          <w:rFonts w:cs="Arial"/>
+          <w:lang w:bidi="he-IL"/>
+        </w:rPr>
+        <w:t>RTF</w:t>
+      </w:r>
+      <w:r>
+        <w:rPr>
+          <w:rFonts w:cs="Arial" w:hint="cs"/>
+          <w:rtl/>
+          <w:lang w:bidi="he-IL"/>
+        </w:rPr>
+        <w:t xml:space="preserve"> (</w:t>
+      </w:r>
+      <w:r>
+        <w:rPr>
+          <w:rFonts w:cs="Arial"/>
+          <w:lang w:bidi="he-IL"/>
+        </w:rPr>
+        <w:t>Relative Transfer Function</w:t>
+      </w:r>
+      <w:r>
+        <w:rPr>
+          <w:rFonts w:cs="Arial" w:hint="cs"/>
+          <w:rtl/>
+          <w:lang w:bidi="he-IL"/>
+        </w:rPr>
+        <w:t>) של אות הדובר הם ידועים או משוערך מראש.</w:t>
+      </w:r>
+    </w:p>
+    <w:p>
+      <w:pPr>
+        <w:pStyle w:val="ListParagraph"/>
+        <w:numPr>
+          <w:ilvl w:val="0"/>
+          <w:numId w:val="6"/>
+        </w:numPr>
+        <w:bidi/>
+        <w:rPr>
+          <w:rFonts w:cs="Arial"/>
+          <w:lang w:bidi="he-IL"/>
+        </w:rPr>
+      </w:pPr>
+      <w:r>
+        <w:rPr>
+          <w:rFonts w:cs="Arial" w:hint="cs"/>
+          <w:rtl/>
+          <w:lang w:bidi="he-IL"/>
+        </w:rPr>
+        <w:t xml:space="preserve">כמו כן, יש צורך לשערך ישירות את ה- </w:t>
+      </w:r>
+      <w:r>
+        <w:rPr>
+          <w:rFonts w:cs="Arial"/>
+          <w:lang w:bidi="he-IL"/>
+        </w:rPr>
+        <w:t>SCM</w:t>
+      </w:r>
+      <w:r>
+        <w:rPr>
+          <w:rFonts w:cs="Arial" w:hint="cs"/>
+          <w:rtl/>
+          <w:lang w:bidi="he-IL"/>
+        </w:rPr>
+        <w:t xml:space="preserve"> (</w:t>
+      </w:r>
+      <w:r>
+        <w:rPr>
+          <w:rFonts w:cs="Arial"/>
+          <w:lang w:bidi="he-IL"/>
+        </w:rPr>
+        <w:t>Spatial Covariance Matrix</w:t>
+      </w:r>
+      <w:r>
+        <w:rPr>
+          <w:rFonts w:cs="Arial" w:hint="cs"/>
+          <w:rtl/>
+          <w:lang w:bidi="he-IL"/>
+        </w:rPr>
+        <w:t>)</w:t>
       </w:r>
       <w:r>
         <w:rPr>
@@ -1566,19 +2059,711 @@
     </w:p>
     <w:p>
       <w:pPr>
+        <w:pStyle w:val="ListParagraph"/>
+        <w:numPr>
+          <w:ilvl w:val="0"/>
+          <w:numId w:val="6"/>
+        </w:numPr>
         <w:bidi/>
         <w:rPr>
           <w:rFonts w:cs="Arial"/>
-          <w:rtl/>
-          <w:lang w:bidi="he-IL"/>
-        </w:rPr>
-      </w:pPr>
-    </w:p>
-    <w:p>
-      <w:pPr>
+          <w:lang w:bidi="he-IL"/>
+        </w:rPr>
+      </w:pPr>
+      <w:r>
+        <w:rPr>
+          <w:rFonts w:cs="Arial" w:hint="cs"/>
+          <w:rtl/>
+          <w:lang w:bidi="he-IL"/>
+        </w:rPr>
+        <w:t xml:space="preserve">משתמשים בשיטת </w:t>
+      </w:r>
+      <w:r>
+        <w:rPr>
+          <w:rFonts w:cs="Arial"/>
+          <w:lang w:bidi="he-IL"/>
+        </w:rPr>
+        <w:t>DRS</w:t>
+      </w:r>
+      <w:r>
+        <w:rPr>
+          <w:rFonts w:cs="Arial" w:hint="cs"/>
+          <w:rtl/>
+          <w:lang w:bidi="he-IL"/>
+        </w:rPr>
+        <w:t xml:space="preserve"> שהיא טכניקת אופטימיזציה </w:t>
+      </w:r>
+      <w:proofErr w:type="spellStart"/>
+      <w:r>
+        <w:rPr>
+          <w:rFonts w:cs="Arial" w:hint="cs"/>
+          <w:rtl/>
+          <w:lang w:bidi="he-IL"/>
+        </w:rPr>
+        <w:t>איטרטיבית</w:t>
+      </w:r>
+      <w:proofErr w:type="spellEnd"/>
+      <w:r>
+        <w:rPr>
+          <w:rFonts w:cs="Arial" w:hint="cs"/>
+          <w:rtl/>
+          <w:lang w:bidi="he-IL"/>
+        </w:rPr>
+        <w:t xml:space="preserve">, לפתרון בעיית ה- </w:t>
+      </w:r>
+      <w:r>
+        <w:rPr>
+          <w:rFonts w:cs="Arial"/>
+          <w:lang w:bidi="he-IL"/>
+        </w:rPr>
+        <w:t>Target Source Extraction</w:t>
+      </w:r>
+      <w:r>
+        <w:rPr>
+          <w:rFonts w:cs="Arial" w:hint="cs"/>
+          <w:rtl/>
+          <w:lang w:bidi="he-IL"/>
+        </w:rPr>
+        <w:t xml:space="preserve"> המבוססת על בעיית </w:t>
+      </w:r>
+      <w:r>
+        <w:rPr>
+          <w:rFonts w:cs="Arial"/>
+          <w:lang w:bidi="he-IL"/>
+        </w:rPr>
+        <w:t>MPDR</w:t>
+      </w:r>
+      <w:r>
+        <w:rPr>
+          <w:rFonts w:cs="Arial" w:hint="cs"/>
+          <w:rtl/>
+          <w:lang w:bidi="he-IL"/>
+        </w:rPr>
+        <w:t xml:space="preserve"> עם אילוצים שהמסנן המרחבי יהיה סיבתי ועם תנאים מקלים על עיוות אות המוצא.</w:t>
+      </w:r>
+    </w:p>
+    <w:p>
+      <w:pPr>
+        <w:pStyle w:val="ListParagraph"/>
+        <w:numPr>
+          <w:ilvl w:val="0"/>
+          <w:numId w:val="6"/>
+        </w:numPr>
         <w:bidi/>
         <w:rPr>
           <w:rFonts w:cs="Arial"/>
+          <w:lang w:bidi="he-IL"/>
+        </w:rPr>
+      </w:pPr>
+      <w:r>
+        <w:rPr>
+          <w:rFonts w:cs="Arial" w:hint="cs"/>
+          <w:rtl/>
+          <w:lang w:bidi="he-IL"/>
+        </w:rPr>
+        <w:t xml:space="preserve">המאמר מציג הרחבה לפתרון על ידי שימוש בשיטת </w:t>
+      </w:r>
+      <w:r>
+        <w:rPr>
+          <w:rFonts w:cs="Arial"/>
+          <w:lang w:bidi="he-IL"/>
+        </w:rPr>
+        <w:t>ADRS</w:t>
+      </w:r>
+      <w:r>
+        <w:rPr>
+          <w:rFonts w:cs="Arial" w:hint="cs"/>
+          <w:rtl/>
+          <w:lang w:bidi="he-IL"/>
+        </w:rPr>
+        <w:t xml:space="preserve"> (</w:t>
+      </w:r>
+      <w:r>
+        <w:rPr>
+          <w:rFonts w:cs="Arial"/>
+          <w:lang w:bidi="he-IL"/>
+        </w:rPr>
+        <w:t>Adaptive DRS</w:t>
+      </w:r>
+      <w:r>
+        <w:rPr>
+          <w:rFonts w:cs="Arial" w:hint="cs"/>
+          <w:rtl/>
+          <w:lang w:bidi="he-IL"/>
+        </w:rPr>
+        <w:t>).</w:t>
+      </w:r>
+      <w:r>
+        <w:rPr>
+          <w:rFonts w:cs="Arial" w:hint="cs"/>
+          <w:rtl/>
+          <w:lang w:bidi="he-IL"/>
+        </w:rPr>
+        <w:t xml:space="preserve"> בשיטת ה- </w:t>
+      </w:r>
+      <w:r>
+        <w:rPr>
+          <w:rFonts w:cs="Arial"/>
+          <w:lang w:bidi="he-IL"/>
+        </w:rPr>
+        <w:t>DRS</w:t>
+      </w:r>
+      <w:r>
+        <w:rPr>
+          <w:rFonts w:cs="Arial" w:hint="cs"/>
+          <w:rtl/>
+          <w:lang w:bidi="he-IL"/>
+        </w:rPr>
+        <w:t xml:space="preserve"> ״הרגילה״ החישוב מתבצע עבור מסגרת זמן עבורה מניחים כי אותות הדוברים המפריעים הם סטטיים. כדי </w:t>
+      </w:r>
+      <w:r>
+        <w:rPr>
+          <w:rFonts w:cs="Arial" w:hint="cs"/>
+          <w:rtl/>
+          <w:lang w:bidi="he-IL"/>
+        </w:rPr>
+        <w:lastRenderedPageBreak/>
+        <w:t xml:space="preserve">להתמודד עבור מקרים בהם הנחה זו לא תקפה, משתמשים ב- </w:t>
+      </w:r>
+      <w:r>
+        <w:rPr>
+          <w:rFonts w:cs="Arial"/>
+          <w:lang w:bidi="he-IL"/>
+        </w:rPr>
+        <w:t>ADRS</w:t>
+      </w:r>
+      <w:r>
+        <w:rPr>
+          <w:rFonts w:cs="Arial" w:hint="cs"/>
+          <w:rtl/>
+          <w:lang w:bidi="he-IL"/>
+        </w:rPr>
+        <w:t xml:space="preserve"> אשר מתאים את פרמטרי האלגוריתם בצורה דינמית בכל </w:t>
+      </w:r>
+      <w:proofErr w:type="spellStart"/>
+      <w:r>
+        <w:rPr>
+          <w:rFonts w:cs="Arial" w:hint="cs"/>
+          <w:rtl/>
+          <w:lang w:bidi="he-IL"/>
+        </w:rPr>
+        <w:t>איטרציה</w:t>
+      </w:r>
+      <w:proofErr w:type="spellEnd"/>
+      <w:r>
+        <w:rPr>
+          <w:rFonts w:cs="Arial" w:hint="cs"/>
+          <w:rtl/>
+          <w:lang w:bidi="he-IL"/>
+        </w:rPr>
+        <w:t>.</w:t>
+      </w:r>
+      <w:r>
+        <w:rPr>
+          <w:rFonts w:cs="Arial"/>
+          <w:rtl/>
+          <w:lang w:bidi="he-IL"/>
+        </w:rPr>
+        <w:br/>
+      </w:r>
+      <w:r>
+        <w:rPr>
+          <w:rFonts w:cs="Arial" w:hint="cs"/>
+          <w:rtl/>
+          <w:lang w:bidi="he-IL"/>
+        </w:rPr>
+        <w:t xml:space="preserve">בפועל, מעדכנים בצורה </w:t>
+      </w:r>
+      <w:proofErr w:type="spellStart"/>
+      <w:r>
+        <w:rPr>
+          <w:rFonts w:cs="Arial" w:hint="cs"/>
+          <w:rtl/>
+          <w:lang w:bidi="he-IL"/>
+        </w:rPr>
+        <w:t>איטרטיבית</w:t>
+      </w:r>
+      <w:proofErr w:type="spellEnd"/>
+      <w:r>
+        <w:rPr>
+          <w:rFonts w:cs="Arial" w:hint="cs"/>
+          <w:rtl/>
+          <w:lang w:bidi="he-IL"/>
+        </w:rPr>
+        <w:t xml:space="preserve"> את מטריצת ה- </w:t>
+      </w:r>
+      <w:r>
+        <w:rPr>
+          <w:rFonts w:cs="Arial"/>
+          <w:lang w:bidi="he-IL"/>
+        </w:rPr>
+        <w:t>SCM</w:t>
+      </w:r>
+      <w:r>
+        <w:rPr>
+          <w:rFonts w:cs="Arial" w:hint="cs"/>
+          <w:rtl/>
+          <w:lang w:bidi="he-IL"/>
+        </w:rPr>
+        <w:t xml:space="preserve"> ומשם גם את מקדמי המסנן המרחבי בין חלונות זמן עוקבים.</w:t>
+      </w:r>
+    </w:p>
+    <w:p>
+      <w:pPr>
+        <w:pStyle w:val="ListParagraph"/>
+        <w:numPr>
+          <w:ilvl w:val="0"/>
+          <w:numId w:val="6"/>
+        </w:numPr>
+        <w:bidi/>
+        <w:rPr>
+          <w:rFonts w:cs="Arial"/>
+          <w:lang w:bidi="he-IL"/>
+        </w:rPr>
+      </w:pPr>
+      <w:r>
+        <w:rPr>
+          <w:rFonts w:cs="Arial" w:hint="cs"/>
+          <w:rtl/>
+          <w:lang w:bidi="he-IL"/>
+        </w:rPr>
+        <w:t>עלות החישוב באלגוריתם (1) המוצ</w:t>
+      </w:r>
+      <w:r>
+        <w:rPr>
+          <w:rFonts w:cs="Arial" w:hint="cs"/>
+          <w:rtl/>
+          <w:lang w:bidi="he-IL"/>
+        </w:rPr>
+        <w:t>ע</w:t>
+      </w:r>
+      <w:r>
+        <w:rPr>
+          <w:rFonts w:cs="Arial" w:hint="cs"/>
+          <w:rtl/>
+          <w:lang w:bidi="he-IL"/>
+        </w:rPr>
+        <w:t xml:space="preserve"> היא </w:t>
+      </w:r>
+      <m:oMath>
+        <m:func>
+          <m:funcPr>
+            <m:ctrlPr>
+              <w:rPr>
+                <w:rFonts w:ascii="Cambria Math" w:hAnsi="Cambria Math" w:cs="Arial"/>
+                <w:i/>
+                <w:lang w:bidi="he-IL"/>
+              </w:rPr>
+            </m:ctrlPr>
+          </m:funcPr>
+          <m:fName>
+            <m:r>
+              <m:rPr>
+                <m:sty m:val="p"/>
+              </m:rPr>
+              <w:rPr>
+                <w:rFonts w:ascii="Cambria Math" w:hAnsi="Cambria Math" w:cs="Arial"/>
+                <w:lang w:bidi="he-IL"/>
+              </w:rPr>
+              <m:t>max</m:t>
+            </m:r>
+          </m:fName>
+          <m:e>
+            <m:d>
+              <m:dPr>
+                <m:ctrlPr>
+                  <w:rPr>
+                    <w:rFonts w:ascii="Cambria Math" w:hAnsi="Cambria Math" w:cs="Arial"/>
+                    <w:i/>
+                    <w:lang w:bidi="he-IL"/>
+                  </w:rPr>
+                </m:ctrlPr>
+              </m:dPr>
+              <m:e>
+                <m:r>
+                  <m:rPr>
+                    <m:scr m:val="script"/>
+                  </m:rPr>
+                  <w:rPr>
+                    <w:rFonts w:ascii="Cambria Math" w:hAnsi="Cambria Math" w:cs="Arial"/>
+                    <w:lang w:bidi="he-IL"/>
+                  </w:rPr>
+                  <m:t>O</m:t>
+                </m:r>
+                <m:d>
+                  <m:dPr>
+                    <m:ctrlPr>
+                      <w:rPr>
+                        <w:rFonts w:ascii="Cambria Math" w:hAnsi="Cambria Math" w:cs="Arial"/>
+                        <w:i/>
+                        <w:lang w:bidi="he-IL"/>
+                      </w:rPr>
+                    </m:ctrlPr>
+                  </m:dPr>
+                  <m:e>
+                    <m:r>
+                      <w:rPr>
+                        <w:rFonts w:ascii="Cambria Math" w:hAnsi="Cambria Math" w:cs="Arial"/>
+                        <w:lang w:bidi="he-IL"/>
+                      </w:rPr>
+                      <m:t>F</m:t>
+                    </m:r>
+                    <m:sSup>
+                      <m:sSupPr>
+                        <m:ctrlPr>
+                          <w:rPr>
+                            <w:rFonts w:ascii="Cambria Math" w:hAnsi="Cambria Math" w:cs="Arial"/>
+                            <w:i/>
+                            <w:lang w:bidi="he-IL"/>
+                          </w:rPr>
+                        </m:ctrlPr>
+                      </m:sSupPr>
+                      <m:e>
+                        <m:r>
+                          <w:rPr>
+                            <w:rFonts w:ascii="Cambria Math" w:hAnsi="Cambria Math" w:cs="Arial"/>
+                            <w:lang w:bidi="he-IL"/>
+                          </w:rPr>
+                          <m:t>M</m:t>
+                        </m:r>
+                      </m:e>
+                      <m:sup>
+                        <m:r>
+                          <w:rPr>
+                            <w:rFonts w:ascii="Cambria Math" w:hAnsi="Cambria Math" w:cs="Arial"/>
+                            <w:lang w:bidi="he-IL"/>
+                          </w:rPr>
+                          <m:t>2</m:t>
+                        </m:r>
+                      </m:sup>
+                    </m:sSup>
+                  </m:e>
+                </m:d>
+                <m:r>
+                  <m:rPr>
+                    <m:scr m:val="script"/>
+                  </m:rPr>
+                  <w:rPr>
+                    <w:rFonts w:ascii="Cambria Math" w:hAnsi="Cambria Math" w:cs="Arial"/>
+                    <w:lang w:bidi="he-IL"/>
+                  </w:rPr>
+                  <m:t>,O</m:t>
+                </m:r>
+                <m:d>
+                  <m:dPr>
+                    <m:ctrlPr>
+                      <w:rPr>
+                        <w:rFonts w:ascii="Cambria Math" w:hAnsi="Cambria Math" w:cs="Arial"/>
+                        <w:i/>
+                        <w:lang w:bidi="he-IL"/>
+                      </w:rPr>
+                    </m:ctrlPr>
+                  </m:dPr>
+                  <m:e>
+                    <m:r>
+                      <w:rPr>
+                        <w:rFonts w:ascii="Cambria Math" w:hAnsi="Cambria Math" w:cs="Arial"/>
+                        <w:lang w:bidi="he-IL"/>
+                      </w:rPr>
+                      <m:t>FM</m:t>
+                    </m:r>
+                    <m:func>
+                      <m:funcPr>
+                        <m:ctrlPr>
+                          <w:rPr>
+                            <w:rFonts w:ascii="Cambria Math" w:hAnsi="Cambria Math" w:cs="Arial"/>
+                            <w:i/>
+                            <w:lang w:bidi="he-IL"/>
+                          </w:rPr>
+                        </m:ctrlPr>
+                      </m:funcPr>
+                      <m:fName>
+                        <m:r>
+                          <m:rPr>
+                            <m:sty m:val="p"/>
+                          </m:rPr>
+                          <w:rPr>
+                            <w:rFonts w:ascii="Cambria Math" w:hAnsi="Cambria Math" w:cs="Arial"/>
+                            <w:lang w:bidi="he-IL"/>
+                          </w:rPr>
+                          <m:t>log</m:t>
+                        </m:r>
+                      </m:fName>
+                      <m:e>
+                        <m:r>
+                          <w:rPr>
+                            <w:rFonts w:ascii="Cambria Math" w:hAnsi="Cambria Math" w:cs="Arial"/>
+                            <w:lang w:bidi="he-IL"/>
+                          </w:rPr>
+                          <m:t>F</m:t>
+                        </m:r>
+                      </m:e>
+                    </m:func>
+                  </m:e>
+                </m:d>
+              </m:e>
+            </m:d>
+          </m:e>
+        </m:func>
+      </m:oMath>
+      <w:r>
+        <w:rPr>
+          <w:rFonts w:cs="Arial" w:hint="cs"/>
+          <w:rtl/>
+          <w:lang w:bidi="he-IL"/>
+        </w:rPr>
+        <w:t xml:space="preserve"> </w:t>
+      </w:r>
+      <w:r>
+        <w:rPr>
+          <w:rFonts w:cs="Arial" w:hint="cs"/>
+          <w:rtl/>
+          <w:lang w:bidi="he-IL"/>
+        </w:rPr>
+        <w:t xml:space="preserve">לכל </w:t>
+      </w:r>
+      <w:proofErr w:type="spellStart"/>
+      <w:r>
+        <w:rPr>
+          <w:rFonts w:cs="Arial" w:hint="cs"/>
+          <w:rtl/>
+          <w:lang w:bidi="he-IL"/>
+        </w:rPr>
+        <w:t>איטרציה</w:t>
+      </w:r>
+      <w:proofErr w:type="spellEnd"/>
+      <w:r>
+        <w:rPr>
+          <w:rFonts w:cs="Arial" w:hint="cs"/>
+          <w:rtl/>
+          <w:lang w:bidi="he-IL"/>
+        </w:rPr>
+        <w:t xml:space="preserve"> בהנחה שכמות </w:t>
+      </w:r>
+      <w:proofErr w:type="spellStart"/>
+      <w:r>
+        <w:rPr>
+          <w:rFonts w:cs="Arial" w:hint="cs"/>
+          <w:rtl/>
+          <w:lang w:bidi="he-IL"/>
+        </w:rPr>
+        <w:t>האיטרציות</w:t>
+      </w:r>
+      <w:proofErr w:type="spellEnd"/>
+      <w:r>
+        <w:rPr>
+          <w:rFonts w:cs="Arial" w:hint="cs"/>
+          <w:rtl/>
+          <w:lang w:bidi="he-IL"/>
+        </w:rPr>
+        <w:t xml:space="preserve"> גדולה מאוד ביחס לכמות </w:t>
+      </w:r>
+      <w:r>
+        <w:rPr>
+          <w:rFonts w:cs="Arial" w:hint="cs"/>
+          <w:rtl/>
+          <w:lang w:bidi="he-IL"/>
+        </w:rPr>
+        <w:t>המיקרופונים</w:t>
+      </w:r>
+      <w:r>
+        <w:rPr>
+          <w:rFonts w:cs="Arial" w:hint="cs"/>
+          <w:rtl/>
+          <w:lang w:bidi="he-IL"/>
+        </w:rPr>
+        <w:t xml:space="preserve"> במערך.</w:t>
+      </w:r>
+      <w:r>
+        <w:rPr>
+          <w:rFonts w:cs="Arial"/>
+          <w:rtl/>
+          <w:lang w:bidi="he-IL"/>
+        </w:rPr>
+        <w:br/>
+      </w:r>
+      <w:r>
+        <w:rPr>
+          <w:rFonts w:cs="Arial" w:hint="cs"/>
+          <w:rtl/>
+          <w:lang w:bidi="he-IL"/>
+        </w:rPr>
+        <w:t xml:space="preserve">כאשר </w:t>
+      </w:r>
+      <m:oMath>
+        <m:r>
+          <w:rPr>
+            <w:rFonts w:ascii="Cambria Math" w:hAnsi="Cambria Math" w:cs="Arial"/>
+            <w:lang w:bidi="he-IL"/>
+          </w:rPr>
+          <m:t>F</m:t>
+        </m:r>
+      </m:oMath>
+      <w:r>
+        <w:rPr>
+          <w:rFonts w:cs="Arial" w:hint="cs"/>
+          <w:rtl/>
+          <w:lang w:bidi="he-IL"/>
+        </w:rPr>
+        <w:t xml:space="preserve"> </w:t>
+      </w:r>
+      <w:r>
+        <w:rPr>
+          <w:rFonts w:cs="Arial" w:hint="cs"/>
+          <w:rtl/>
+          <w:lang w:bidi="he-IL"/>
+        </w:rPr>
+        <w:t xml:space="preserve">כמות השורות במטריצת ה- </w:t>
+      </w:r>
+      <w:r>
+        <w:rPr>
+          <w:rFonts w:cs="Arial"/>
+          <w:lang w:bidi="he-IL"/>
+        </w:rPr>
+        <w:t>STFT</w:t>
+      </w:r>
+      <w:r>
+        <w:rPr>
+          <w:rFonts w:cs="Arial" w:hint="cs"/>
+          <w:rtl/>
+          <w:lang w:bidi="he-IL"/>
+        </w:rPr>
+        <w:t xml:space="preserve">. כלומר, אם גודל חלון ה- </w:t>
+      </w:r>
+      <w:r>
+        <w:rPr>
+          <w:rFonts w:cs="Arial"/>
+          <w:lang w:bidi="he-IL"/>
+        </w:rPr>
+        <w:t>FFT</w:t>
+      </w:r>
+      <w:r>
+        <w:rPr>
+          <w:rFonts w:cs="Arial" w:hint="cs"/>
+          <w:rtl/>
+          <w:lang w:bidi="he-IL"/>
+        </w:rPr>
+        <w:t xml:space="preserve"> הוא </w:t>
+      </w:r>
+      <m:oMath>
+        <m:r>
+          <w:rPr>
+            <w:rFonts w:ascii="Cambria Math" w:hAnsi="Cambria Math" w:cs="Arial"/>
+            <w:lang w:bidi="he-IL"/>
+          </w:rPr>
+          <m:t>N</m:t>
+        </m:r>
+      </m:oMath>
+      <w:r>
+        <w:rPr>
+          <w:rFonts w:cs="Arial" w:hint="cs"/>
+          <w:rtl/>
+          <w:lang w:bidi="he-IL"/>
+        </w:rPr>
+        <w:t xml:space="preserve"> אז </w:t>
+      </w:r>
+      <m:oMath>
+        <m:r>
+          <w:rPr>
+            <w:rFonts w:ascii="Cambria Math" w:hAnsi="Cambria Math" w:cs="Arial"/>
+            <w:lang w:bidi="he-IL"/>
+          </w:rPr>
+          <m:t>F=</m:t>
+        </m:r>
+        <m:f>
+          <m:fPr>
+            <m:ctrlPr>
+              <w:rPr>
+                <w:rFonts w:ascii="Cambria Math" w:hAnsi="Cambria Math" w:cs="Arial"/>
+                <w:i/>
+                <w:lang w:bidi="he-IL"/>
+              </w:rPr>
+            </m:ctrlPr>
+          </m:fPr>
+          <m:num>
+            <m:r>
+              <w:rPr>
+                <w:rFonts w:ascii="Cambria Math" w:hAnsi="Cambria Math" w:cs="Arial"/>
+                <w:lang w:bidi="he-IL"/>
+              </w:rPr>
+              <m:t>N</m:t>
+            </m:r>
+          </m:num>
+          <m:den>
+            <m:r>
+              <w:rPr>
+                <w:rFonts w:ascii="Cambria Math" w:hAnsi="Cambria Math" w:cs="Arial"/>
+                <w:lang w:bidi="he-IL"/>
+              </w:rPr>
+              <m:t>2</m:t>
+            </m:r>
+          </m:den>
+        </m:f>
+        <m:r>
+          <w:rPr>
+            <w:rFonts w:ascii="Cambria Math" w:hAnsi="Cambria Math" w:cs="Arial"/>
+            <w:lang w:bidi="he-IL"/>
+          </w:rPr>
+          <m:t>+1</m:t>
+        </m:r>
+      </m:oMath>
+      <w:r>
+        <w:rPr>
+          <w:rFonts w:cs="Arial" w:hint="cs"/>
+          <w:rtl/>
+          <w:lang w:bidi="he-IL"/>
+        </w:rPr>
+        <w:t>.</w:t>
+      </w:r>
+      <w:r>
+        <w:rPr>
+          <w:rFonts w:cs="Arial"/>
+          <w:rtl/>
+          <w:lang w:bidi="he-IL"/>
+        </w:rPr>
+        <w:br/>
+      </w:r>
+      <w:r>
+        <w:rPr>
+          <w:rFonts w:cs="Arial" w:hint="cs"/>
+          <w:rtl/>
+          <w:lang w:bidi="he-IL"/>
+        </w:rPr>
+        <w:t xml:space="preserve">ו- </w:t>
+      </w:r>
+      <m:oMath>
+        <m:r>
+          <w:rPr>
+            <w:rFonts w:ascii="Cambria Math" w:hAnsi="Cambria Math" w:cs="Arial"/>
+            <w:lang w:bidi="he-IL"/>
+          </w:rPr>
+          <m:t>M</m:t>
+        </m:r>
+      </m:oMath>
+      <w:r>
+        <w:rPr>
+          <w:rFonts w:cs="Arial" w:hint="cs"/>
+          <w:rtl/>
+          <w:lang w:bidi="he-IL"/>
+        </w:rPr>
+        <w:t xml:space="preserve"> כמות המיקרופונים במערך.</w:t>
+      </w:r>
+    </w:p>
+    <w:p>
+      <w:pPr>
+        <w:bidi/>
+        <w:rPr>
+          <w:rFonts w:cs="Arial"/>
+          <w:rtl/>
+          <w:lang w:bidi="he-IL"/>
+        </w:rPr>
+      </w:pPr>
+    </w:p>
+    <w:p>
+      <w:pPr>
+        <w:bidi/>
+        <w:rPr>
+          <w:rFonts w:cs="Arial"/>
           <w:u w:val="single"/>
           <w:lang w:bidi="he-IL"/>
         </w:rPr>
@@ -1621,22 +2806,77 @@
     </w:p>
     <w:p>
       <w:pPr>
+        <w:pStyle w:val="ListParagraph"/>
+        <w:numPr>
+          <w:ilvl w:val="0"/>
+          <w:numId w:val="6"/>
+        </w:numPr>
         <w:bidi/>
         <w:rPr>
-          <w:rFonts w:cs="Arial" w:hint="cs"/>
-          <w:lang w:bidi="he-IL"/>
-        </w:rPr>
-      </w:pPr>
-    </w:p>
-    <w:p>
-      <w:pPr>
-        <w:bidi/>
-        <w:rPr>
-          <w:rFonts w:cs="Arial" w:hint="cs"/>
-          <w:rtl/>
-          <w:lang w:bidi="he-IL"/>
-        </w:rPr>
-      </w:pPr>
+          <w:rFonts w:cs="Arial"/>
+          <w:rtl/>
+          <w:lang w:bidi="he-IL"/>
+        </w:rPr>
+      </w:pPr>
+      <w:r>
+        <w:rPr>
+          <w:rFonts w:cs="Arial" w:hint="cs"/>
+          <w:rtl/>
+          <w:lang w:bidi="he-IL"/>
+        </w:rPr>
+        <w:t xml:space="preserve">בשלב זה מבצעים פעולות </w:t>
+      </w:r>
+      <w:proofErr w:type="spellStart"/>
+      <w:r>
+        <w:rPr>
+          <w:rFonts w:cs="Arial" w:hint="cs"/>
+          <w:rtl/>
+          <w:lang w:bidi="he-IL"/>
+        </w:rPr>
+        <w:t>קונבולוציה</w:t>
+      </w:r>
+      <w:proofErr w:type="spellEnd"/>
+      <w:r>
+        <w:rPr>
+          <w:rFonts w:cs="Arial" w:hint="cs"/>
+          <w:rtl/>
+          <w:lang w:bidi="he-IL"/>
+        </w:rPr>
+        <w:t xml:space="preserve"> בין מקדמי המסנן המרחב המשוערכים, שהומרו לציר הזמן, לבית האות הנקלט במערך </w:t>
+      </w:r>
+      <w:r>
+        <w:rPr>
+          <w:rFonts w:cs="Arial" w:hint="cs"/>
+          <w:rtl/>
+          <w:lang w:bidi="he-IL"/>
+        </w:rPr>
+        <w:t>המיקרופונים</w:t>
+      </w:r>
+      <w:r>
+        <w:rPr>
+          <w:rFonts w:cs="Arial" w:hint="cs"/>
+          <w:rtl/>
+          <w:lang w:bidi="he-IL"/>
+        </w:rPr>
+        <w:t xml:space="preserve">. חלק זה מוסיף השהייה של </w:t>
+      </w:r>
+      <m:oMath>
+        <m:r>
+          <w:rPr>
+            <w:rFonts w:ascii="Cambria Math" w:hAnsi="Cambria Math" w:cs="Arial"/>
+            <w:lang w:bidi="he-IL"/>
+          </w:rPr>
+          <m:t>δ</m:t>
+        </m:r>
+      </m:oMath>
+      <w:r>
+        <w:rPr>
+          <w:rFonts w:cs="Arial" w:hint="cs"/>
+          <w:rtl/>
+          <w:lang w:bidi="he-IL"/>
+        </w:rPr>
+        <w:t xml:space="preserve"> דגימות.</w:t>
+      </w:r>
     </w:p>
     <w:p>
       <w:pPr>
@@ -1646,9 +2886,226 @@
           <w:b/>
           <w:bCs/>
           <w:u w:val="single"/>
-          <w:lang w:bidi="he-IL"/>
-        </w:rPr>
-      </w:pPr>
+          <w:rtl/>
+          <w:lang w:bidi="he-IL"/>
+        </w:rPr>
+      </w:pPr>
+    </w:p>
+    <w:p>
+      <w:pPr>
+        <w:bidi/>
+        <w:rPr>
+          <w:rFonts w:cs="Arial"/>
+          <w:b/>
+          <w:bCs/>
+          <w:u w:val="single"/>
+          <w:rtl/>
+          <w:lang w:bidi="he-IL"/>
+        </w:rPr>
+      </w:pPr>
+      <w:r>
+        <w:rPr>
+          <w:rFonts w:cs="Arial" w:hint="cs"/>
+          <w:b/>
+          <w:bCs/>
+          <w:u w:val="single"/>
+          <w:rtl/>
+          <w:lang w:bidi="he-IL"/>
+        </w:rPr>
+        <w:t>תוצאות סימולציה</w:t>
+      </w:r>
+    </w:p>
+    <w:p>
+      <w:pPr>
+        <w:bidi/>
+        <w:rPr>
+          <w:rFonts w:cs="Arial"/>
+          <w:b/>
+          <w:bCs/>
+          <w:u w:val="single"/>
+          <w:rtl/>
+          <w:lang w:bidi="he-IL"/>
+        </w:rPr>
+      </w:pPr>
+    </w:p>
+    <w:p>
+      <w:pPr>
+        <w:bidi/>
+        <w:rPr>
+          <w:rFonts w:cs="Arial"/>
+          <w:b/>
+          <w:bCs/>
+          <w:u w:val="single"/>
+          <w:rtl/>
+          <w:lang w:bidi="he-IL"/>
+        </w:rPr>
+      </w:pPr>
+    </w:p>
+    <w:p>
+      <w:pPr>
+        <w:bidi/>
+        <w:rPr>
+          <w:rFonts w:cs="Arial"/>
+          <w:b/>
+          <w:bCs/>
+          <w:u w:val="single"/>
+          <w:rtl/>
+          <w:lang w:bidi="he-IL"/>
+        </w:rPr>
+      </w:pPr>
+      <w:r>
+        <w:rPr>
+          <w:rFonts w:cs="Arial" w:hint="cs"/>
+          <w:b/>
+          <w:bCs/>
+          <w:u w:val="single"/>
+          <w:rtl/>
+          <w:lang w:bidi="he-IL"/>
+        </w:rPr>
+        <w:t>מסקנות והערות</w:t>
+      </w:r>
+    </w:p>
+    <w:p>
+      <w:pPr>
+        <w:bidi/>
+        <w:rPr>
+          <w:rFonts w:cs="Arial"/>
+          <w:b/>
+          <w:bCs/>
+          <w:u w:val="single"/>
+          <w:rtl/>
+          <w:lang w:bidi="he-IL"/>
+        </w:rPr>
+      </w:pPr>
+    </w:p>
+    <w:p>
+      <w:pPr>
+        <w:bidi/>
+        <w:rPr>
+          <w:rFonts w:cs="Arial"/>
+          <w:b/>
+          <w:bCs/>
+          <w:u w:val="single"/>
+          <w:rtl/>
+          <w:lang w:bidi="he-IL"/>
+        </w:rPr>
+      </w:pPr>
+    </w:p>
+    <w:p>
+      <w:pPr>
+        <w:bidi/>
+        <w:rPr>
+          <w:rFonts w:cs="Arial"/>
+          <w:b/>
+          <w:bCs/>
+          <w:u w:val="single"/>
+          <w:rtl/>
+          <w:lang w:bidi="he-IL"/>
+        </w:rPr>
+      </w:pPr>
+      <w:r>
+        <w:rPr>
+          <w:rFonts w:cs="Arial" w:hint="cs"/>
+          <w:b/>
+          <w:bCs/>
+          <w:u w:val="single"/>
+          <w:rtl/>
+          <w:lang w:bidi="he-IL"/>
+        </w:rPr>
+        <w:t>ביקורת על המאמר והצעות לשיפור</w:t>
+      </w:r>
+    </w:p>
+    <w:p>
+      <w:pPr>
+        <w:pStyle w:val="ListParagraph"/>
+        <w:numPr>
+          <w:ilvl w:val="0"/>
+          <w:numId w:val="6"/>
+        </w:numPr>
+        <w:rPr>
+          <w:rFonts w:cs="Arial"/>
+          <w:lang w:bidi="he-IL"/>
+        </w:rPr>
+      </w:pPr>
+      <w:r>
+        <w:rPr>
+          <w:rFonts w:cs="Arial"/>
+          <w:lang w:bidi="he-IL"/>
+        </w:rPr>
+        <w:t>“</w:t>
+      </w:r>
+      <w:r>
+        <w:rPr>
+          <w:rFonts w:cs="Arial"/>
+          <w:lang w:bidi="he-IL"/>
+        </w:rPr>
+        <w:t>T</w:t>
+      </w:r>
+      <w:r>
+        <w:rPr>
+          <w:rFonts w:cs="Arial"/>
+          <w:lang w:bidi="he-IL"/>
+        </w:rPr>
+        <w:t>he constraints are the same as in the offline version in (25) because we assume that the target source does not move.”</w:t>
+      </w:r>
+    </w:p>
+    <w:p>
+      <w:pPr>
+        <w:pStyle w:val="ListParagraph"/>
+        <w:numPr>
+          <w:ilvl w:val="0"/>
+          <w:numId w:val="6"/>
+        </w:numPr>
+        <w:rPr>
+          <w:rFonts w:cs="Arial"/>
+          <w:lang w:bidi="he-IL"/>
+        </w:rPr>
+      </w:pPr>
+      <w:r>
+        <w:rPr>
+          <w:rFonts w:cs="Arial"/>
+          <w:lang w:bidi="he-IL"/>
+        </w:rPr>
+        <w:t>“</w:t>
+      </w:r>
+      <w:r>
+        <w:rPr>
+          <w:rFonts w:cs="Arial"/>
+          <w:lang w:bidi="he-IL"/>
+        </w:rPr>
+        <w:t>The reduction of computational cost for the matrix inverse with or without approximation is a direction of future works.”</w:t>
+      </w:r>
+    </w:p>
+    <w:p>
+      <w:pPr>
+        <w:bidi/>
+        <w:rPr>
+          <w:rFonts w:cs="Arial"/>
+          <w:b/>
+          <w:bCs/>
+          <w:u w:val="single"/>
+          <w:rtl/>
+          <w:lang w:bidi="he-IL"/>
+        </w:rPr>
+      </w:pPr>
+    </w:p>
+    <w:p>
+      <w:pPr>
+        <w:bidi/>
+        <w:rPr>
+          <w:rFonts w:cs="Arial"/>
+          <w:rtl/>
+          <w:lang w:bidi="he-IL"/>
+        </w:rPr>
+      </w:pPr>
+      <w:r>
+        <w:rPr>
+          <w:rFonts w:cs="Arial" w:hint="cs"/>
+          <w:rtl/>
+          <w:lang w:bidi="he-IL"/>
+        </w:rPr>
+        <w:t>בעיות</w:t>
+      </w:r>
     </w:p>
     <w:p>
       <w:pPr>
@@ -1657,75 +3114,17 @@
           <w:ilvl w:val="0"/>
           <w:numId w:val="1"/>
         </w:numPr>
-        <w:bidi/>
-        <w:rPr>
-          <w:rFonts w:cs="Arial"/>
-          <w:b/>
-          <w:bCs/>
-          <w:u w:val="single"/>
-          <w:lang w:bidi="he-IL"/>
-        </w:rPr>
-      </w:pPr>
-      <w:r>
-        <w:rPr>
-          <w:rFonts w:cs="Arial" w:hint="cs"/>
-          <w:rtl/>
-          <w:lang w:bidi="he-IL"/>
-        </w:rPr>
-        <w:t xml:space="preserve">תנאים מקלים על ה- </w:t>
-      </w:r>
-      <w:proofErr w:type="spellStart"/>
-      <w:r>
-        <w:rPr>
-          <w:rFonts w:cs="Arial"/>
-          <w:lang w:bidi="he-IL"/>
-        </w:rPr>
-        <w:t>distor</w:t>
-      </w:r>
-      <w:r>
-        <w:rPr>
-          <w:rFonts w:cs="Arial"/>
-          <w:lang w:bidi="he-IL"/>
-        </w:rPr>
-        <w:t>t</w:t>
-      </w:r>
-      <w:r>
-        <w:rPr>
-          <w:rFonts w:cs="Arial"/>
-          <w:lang w:bidi="he-IL"/>
-        </w:rPr>
-        <w:t>i</w:t>
-      </w:r>
-      <w:r>
-        <w:rPr>
-          <w:rFonts w:cs="Arial"/>
-          <w:lang w:bidi="he-IL"/>
-        </w:rPr>
-        <w:t>onless</w:t>
-      </w:r>
-      <w:proofErr w:type="spellEnd"/>
-      <w:r>
-        <w:rPr>
-          <w:rFonts w:cs="Arial" w:hint="cs"/>
-          <w:rtl/>
-          <w:lang w:bidi="he-IL"/>
-        </w:rPr>
-        <w:t xml:space="preserve"> בשביל לקבל ביצועים משופרים ללא </w:t>
-      </w:r>
-      <w:r>
-        <w:rPr>
-          <w:rFonts w:cs="Arial"/>
-          <w:lang w:bidi="he-IL"/>
-        </w:rPr>
-        <w:t>phase delay</w:t>
-      </w:r>
-      <w:r>
-        <w:rPr>
-          <w:rFonts w:cs="Arial" w:hint="cs"/>
-          <w:rtl/>
-          <w:lang w:bidi="he-IL"/>
-        </w:rPr>
-        <w:t>.</w:t>
+        <w:rPr>
+          <w:rFonts w:cs="Arial"/>
+          <w:lang w:bidi="he-IL"/>
+        </w:rPr>
+      </w:pPr>
+      <w:r>
+        <w:rPr>
+          <w:rFonts w:cs="Arial"/>
+          <w:lang w:bidi="he-IL"/>
+        </w:rPr>
+        <w:t>Noise and target signals may occupy similar frequency ranges, making separation complex.</w:t>
       </w:r>
     </w:p>
     <w:p>
@@ -1735,227 +3134,17 @@
           <w:ilvl w:val="0"/>
           <w:numId w:val="1"/>
         </w:numPr>
-        <w:bidi/>
-        <w:rPr>
-          <w:rFonts w:cs="Arial"/>
-          <w:b/>
-          <w:bCs/>
-          <w:u w:val="single"/>
-          <w:rtl/>
-          <w:lang w:bidi="he-IL"/>
-        </w:rPr>
-      </w:pPr>
-      <w:r>
-        <w:rPr>
-          <w:rFonts w:cs="Arial" w:hint="cs"/>
-          <w:rtl/>
-          <w:lang w:bidi="he-IL"/>
-        </w:rPr>
-        <w:t xml:space="preserve">משתמשים בשיטת </w:t>
-      </w:r>
-      <w:proofErr w:type="spellStart"/>
-      <w:r>
-        <w:rPr>
-          <w:rFonts w:cs="Arial"/>
-          <w:lang w:bidi="he-IL"/>
-        </w:rPr>
-        <w:t>Dougles-Rachford</w:t>
-      </w:r>
-      <w:proofErr w:type="spellEnd"/>
-      <w:r>
-        <w:rPr>
-          <w:rFonts w:cs="Arial" w:hint="cs"/>
-          <w:rtl/>
-          <w:lang w:bidi="he-IL"/>
-        </w:rPr>
-        <w:t xml:space="preserve"> ואת ההרחבה </w:t>
-      </w:r>
-      <w:proofErr w:type="spellStart"/>
-      <w:r>
-        <w:rPr>
-          <w:rFonts w:cs="Arial" w:hint="cs"/>
-          <w:rtl/>
-          <w:lang w:bidi="he-IL"/>
-        </w:rPr>
-        <w:t>האונליינית</w:t>
-      </w:r>
-      <w:proofErr w:type="spellEnd"/>
-      <w:r>
-        <w:rPr>
-          <w:rFonts w:cs="Arial" w:hint="cs"/>
-          <w:rtl/>
-          <w:lang w:bidi="he-IL"/>
-        </w:rPr>
-        <w:t xml:space="preserve"> שלו.</w:t>
-      </w:r>
-    </w:p>
-    <w:p>
-      <w:pPr>
-        <w:bidi/>
-        <w:rPr>
-          <w:rFonts w:cs="Arial"/>
-          <w:b/>
-          <w:bCs/>
-          <w:u w:val="single"/>
-          <w:rtl/>
-          <w:lang w:bidi="he-IL"/>
-        </w:rPr>
-      </w:pPr>
-    </w:p>
-    <w:p>
-      <w:pPr>
-        <w:bidi/>
-        <w:rPr>
-          <w:rFonts w:cs="Arial"/>
-          <w:b/>
-          <w:bCs/>
-          <w:u w:val="single"/>
-          <w:rtl/>
-          <w:lang w:bidi="he-IL"/>
-        </w:rPr>
-      </w:pPr>
-      <w:r>
-        <w:rPr>
-          <w:rFonts w:cs="Arial" w:hint="cs"/>
-          <w:b/>
-          <w:bCs/>
-          <w:u w:val="single"/>
-          <w:rtl/>
-          <w:lang w:bidi="he-IL"/>
-        </w:rPr>
-        <w:lastRenderedPageBreak/>
-        <w:t>תוצאות סימולציה</w:t>
-      </w:r>
-    </w:p>
-    <w:p>
-      <w:pPr>
-        <w:bidi/>
-        <w:rPr>
-          <w:rFonts w:cs="Arial"/>
-          <w:b/>
-          <w:bCs/>
-          <w:u w:val="single"/>
-          <w:rtl/>
-          <w:lang w:bidi="he-IL"/>
-        </w:rPr>
-      </w:pPr>
-    </w:p>
-    <w:p>
-      <w:pPr>
-        <w:bidi/>
-        <w:rPr>
-          <w:rFonts w:cs="Arial"/>
-          <w:b/>
-          <w:bCs/>
-          <w:u w:val="single"/>
-          <w:rtl/>
-          <w:lang w:bidi="he-IL"/>
-        </w:rPr>
-      </w:pPr>
-    </w:p>
-    <w:p>
-      <w:pPr>
-        <w:bidi/>
-        <w:rPr>
-          <w:rFonts w:cs="Arial"/>
-          <w:b/>
-          <w:bCs/>
-          <w:u w:val="single"/>
-          <w:rtl/>
-          <w:lang w:bidi="he-IL"/>
-        </w:rPr>
-      </w:pPr>
-      <w:r>
-        <w:rPr>
-          <w:rFonts w:cs="Arial" w:hint="cs"/>
-          <w:b/>
-          <w:bCs/>
-          <w:u w:val="single"/>
-          <w:rtl/>
-          <w:lang w:bidi="he-IL"/>
-        </w:rPr>
-        <w:t>מסקנות והערות</w:t>
-      </w:r>
-    </w:p>
-    <w:p>
-      <w:pPr>
-        <w:bidi/>
-        <w:rPr>
-          <w:rFonts w:cs="Arial"/>
-          <w:b/>
-          <w:bCs/>
-          <w:u w:val="single"/>
-          <w:rtl/>
-          <w:lang w:bidi="he-IL"/>
-        </w:rPr>
-      </w:pPr>
-    </w:p>
-    <w:p>
-      <w:pPr>
-        <w:bidi/>
-        <w:rPr>
-          <w:rFonts w:cs="Arial"/>
-          <w:b/>
-          <w:bCs/>
-          <w:u w:val="single"/>
-          <w:rtl/>
-          <w:lang w:bidi="he-IL"/>
-        </w:rPr>
-      </w:pPr>
-    </w:p>
-    <w:p>
-      <w:pPr>
-        <w:bidi/>
-        <w:rPr>
-          <w:rFonts w:cs="Arial"/>
-          <w:b/>
-          <w:bCs/>
-          <w:u w:val="single"/>
-          <w:rtl/>
-          <w:lang w:bidi="he-IL"/>
-        </w:rPr>
-      </w:pPr>
-      <w:r>
-        <w:rPr>
-          <w:rFonts w:cs="Arial" w:hint="cs"/>
-          <w:b/>
-          <w:bCs/>
-          <w:u w:val="single"/>
-          <w:rtl/>
-          <w:lang w:bidi="he-IL"/>
-        </w:rPr>
-        <w:t>ביקורת על המאמר והצעות לשיפור</w:t>
-      </w:r>
-    </w:p>
-    <w:p>
-      <w:pPr>
-        <w:bidi/>
-        <w:rPr>
-          <w:rFonts w:cs="Arial"/>
-          <w:b/>
-          <w:bCs/>
-          <w:u w:val="single"/>
-          <w:rtl/>
-          <w:lang w:bidi="he-IL"/>
-        </w:rPr>
-      </w:pPr>
-    </w:p>
-    <w:p>
-      <w:pPr>
-        <w:bidi/>
-        <w:rPr>
-          <w:rFonts w:cs="Arial"/>
-          <w:rtl/>
-          <w:lang w:bidi="he-IL"/>
-        </w:rPr>
-      </w:pPr>
-      <w:r>
-        <w:rPr>
-          <w:rFonts w:cs="Arial" w:hint="cs"/>
-          <w:rtl/>
-          <w:lang w:bidi="he-IL"/>
-        </w:rPr>
-        <w:t>בעיות</w:t>
+        <w:rPr>
+          <w:rFonts w:cs="Arial"/>
+          <w:lang w:bidi="he-IL"/>
+        </w:rPr>
+      </w:pPr>
+      <w:r>
+        <w:rPr>
+          <w:rFonts w:cs="Arial"/>
+          <w:lang w:bidi="he-IL"/>
+        </w:rPr>
+        <w:t>Echoes and reflections can distort signals further (Reverberation).</w:t>
       </w:r>
     </w:p>
     <w:p>
@@ -1975,46 +3164,6 @@
           <w:rFonts w:cs="Arial"/>
           <w:lang w:bidi="he-IL"/>
         </w:rPr>
-        <w:t>Noise and target signals may occupy similar frequency ranges, making separation complex.</w:t>
-      </w:r>
-    </w:p>
-    <w:p>
-      <w:pPr>
-        <w:pStyle w:val="ListParagraph"/>
-        <w:numPr>
-          <w:ilvl w:val="0"/>
-          <w:numId w:val="1"/>
-        </w:numPr>
-        <w:rPr>
-          <w:rFonts w:cs="Arial"/>
-          <w:lang w:bidi="he-IL"/>
-        </w:rPr>
-      </w:pPr>
-      <w:r>
-        <w:rPr>
-          <w:rFonts w:cs="Arial"/>
-          <w:lang w:bidi="he-IL"/>
-        </w:rPr>
-        <w:t>Echoes and reflections can distort signals further (Reverberation).</w:t>
-      </w:r>
-    </w:p>
-    <w:p>
-      <w:pPr>
-        <w:pStyle w:val="ListParagraph"/>
-        <w:numPr>
-          <w:ilvl w:val="0"/>
-          <w:numId w:val="1"/>
-        </w:numPr>
-        <w:rPr>
-          <w:rFonts w:cs="Arial"/>
-          <w:lang w:bidi="he-IL"/>
-        </w:rPr>
-      </w:pPr>
-      <w:r>
-        <w:rPr>
-          <w:rFonts w:cs="Arial"/>
-          <w:lang w:bidi="he-IL"/>
-        </w:rPr>
         <w:t>Limitations of MPDR/MVDR for Online Target Source Extraction:</w:t>
       </w:r>
     </w:p>
@@ -2096,6 +3245,7 @@
           <w:rFonts w:cs="Arial"/>
           <w:lang w:bidi="he-IL"/>
         </w:rPr>
+        <w:lastRenderedPageBreak/>
         <w:t>Sensitive to errors in noise estimation (poor estimation leads to performance degradation).</w:t>
       </w:r>
     </w:p>
@@ -2339,7 +3489,6 @@
           <w:rFonts w:cs="Arial"/>
           <w:lang w:bidi="he-IL"/>
         </w:rPr>
-        <w:lastRenderedPageBreak/>
         <w:t xml:space="preserve">When would DOA Estimation Be Useful in </w:t>
       </w:r>
       <w:proofErr w:type="spellStart"/>
@@ -3176,6 +4325,118 @@
       </w:rPr>
     </w:lvl>
     <w:lvl w:ilvl="1" w:tplc="04090003">
+      <w:start w:val="1"/>
+      <w:numFmt w:val="bullet"/>
+      <w:lvlText w:val="o"/>
+      <w:lvlJc w:val="left"/>
+      <w:pPr>
+        <w:ind w:left="1440" w:hanging="360"/>
+      </w:pPr>
+      <w:rPr>
+        <w:rFonts w:ascii="Courier New" w:hAnsi="Courier New" w:cs="Courier New" w:hint="default"/>
+      </w:rPr>
+    </w:lvl>
+    <w:lvl w:ilvl="2" w:tplc="04090005" w:tentative="1">
+      <w:start w:val="1"/>
+      <w:numFmt w:val="bullet"/>
+      <w:lvlText w:val=""/>
+      <w:lvlJc w:val="left"/>
+      <w:pPr>
+        <w:ind w:left="2160" w:hanging="360"/>
+      </w:pPr>
+      <w:rPr>
+        <w:rFonts w:ascii="Wingdings" w:hAnsi="Wingdings" w:hint="default"/>
+      </w:rPr>
+    </w:lvl>
+    <w:lvl w:ilvl="3" w:tplc="04090001" w:tentative="1">
+      <w:start w:val="1"/>
+      <w:numFmt w:val="bullet"/>
+      <w:lvlText w:val=""/>
+      <w:lvlJc w:val="left"/>
+      <w:pPr>
+        <w:ind w:left="2880" w:hanging="360"/>
+      </w:pPr>
+      <w:rPr>
+        <w:rFonts w:ascii="Symbol" w:hAnsi="Symbol" w:hint="default"/>
+      </w:rPr>
+    </w:lvl>
+    <w:lvl w:ilvl="4" w:tplc="04090003" w:tentative="1">
+      <w:start w:val="1"/>
+      <w:numFmt w:val="bullet"/>
+      <w:lvlText w:val="o"/>
+      <w:lvlJc w:val="left"/>
+      <w:pPr>
+        <w:ind w:left="3600" w:hanging="360"/>
+      </w:pPr>
+      <w:rPr>
+        <w:rFonts w:ascii="Courier New" w:hAnsi="Courier New" w:cs="Courier New" w:hint="default"/>
+      </w:rPr>
+    </w:lvl>
+    <w:lvl w:ilvl="5" w:tplc="04090005" w:tentative="1">
+      <w:start w:val="1"/>
+      <w:numFmt w:val="bullet"/>
+      <w:lvlText w:val=""/>
+      <w:lvlJc w:val="left"/>
+      <w:pPr>
+        <w:ind w:left="4320" w:hanging="360"/>
+      </w:pPr>
+      <w:rPr>
+        <w:rFonts w:ascii="Wingdings" w:hAnsi="Wingdings" w:hint="default"/>
+      </w:rPr>
+    </w:lvl>
+    <w:lvl w:ilvl="6" w:tplc="04090001" w:tentative="1">
+      <w:start w:val="1"/>
+      <w:numFmt w:val="bullet"/>
+      <w:lvlText w:val=""/>
+      <w:lvlJc w:val="left"/>
+      <w:pPr>
+        <w:ind w:left="5040" w:hanging="360"/>
+      </w:pPr>
+      <w:rPr>
+        <w:rFonts w:ascii="Symbol" w:hAnsi="Symbol" w:hint="default"/>
+      </w:rPr>
+    </w:lvl>
+    <w:lvl w:ilvl="7" w:tplc="04090003" w:tentative="1">
+      <w:start w:val="1"/>
+      <w:numFmt w:val="bullet"/>
+      <w:lvlText w:val="o"/>
+      <w:lvlJc w:val="left"/>
+      <w:pPr>
+        <w:ind w:left="5760" w:hanging="360"/>
+      </w:pPr>
+      <w:rPr>
+        <w:rFonts w:ascii="Courier New" w:hAnsi="Courier New" w:cs="Courier New" w:hint="default"/>
+      </w:rPr>
+    </w:lvl>
+    <w:lvl w:ilvl="8" w:tplc="04090005" w:tentative="1">
+      <w:start w:val="1"/>
+      <w:numFmt w:val="bullet"/>
+      <w:lvlText w:val=""/>
+      <w:lvlJc w:val="left"/>
+      <w:pPr>
+        <w:ind w:left="6480" w:hanging="360"/>
+      </w:pPr>
+      <w:rPr>
+        <w:rFonts w:ascii="Wingdings" w:hAnsi="Wingdings" w:hint="default"/>
+      </w:rPr>
+    </w:lvl>
+  </w:abstractNum>
+  <w:abstractNum w:abstractNumId="6" w15:restartNumberingAfterBreak="0">
+    <w:nsid w:val="46281EBD"/>
+    <w:multiLevelType w:val="hybridMultilevel"/>
+    <w:tmpl w:val="D31EC09A"/>
+    <w:lvl w:ilvl="0" w:tplc="E7CC1DCE">
+      <w:numFmt w:val="bullet"/>
+      <w:lvlText w:val=""/>
+      <w:lvlJc w:val="left"/>
+      <w:pPr>
+        <w:ind w:left="720" w:hanging="360"/>
+      </w:pPr>
+      <w:rPr>
+        <w:rFonts w:ascii="Symbol" w:eastAsiaTheme="minorEastAsia" w:hAnsi="Symbol" w:cs="Arial" w:hint="default"/>
+      </w:rPr>
+    </w:lvl>
+    <w:lvl w:ilvl="1" w:tplc="04090003" w:tentative="1">
       <w:start w:val="1"/>
       <w:numFmt w:val="bullet"/>
       <w:lvlText w:val="o"/>
@@ -3289,6 +4550,9 @@
   </w:num>
   <w:num w:numId="6" w16cid:durableId="624696734">
     <w:abstractNumId w:val="4"/>
+  </w:num>
+  <w:num w:numId="7" w16cid:durableId="2107723360">
+    <w:abstractNumId w:val="6"/>
   </w:num>
 </w:numbering>
 </file>

--- a/סיכום פרויקט לא סופי.docx
+++ b/סיכום פרויקט לא סופי.docx
@@ -481,11 +481,23 @@
           <w:rtl/>
           <w:lang w:bidi="he-IL"/>
         </w:rPr>
-        <w:t xml:space="preserve"> תוך התמקדות בפתרון זמן אמת (</w:t>
-      </w:r>
-      <w:r>
-        <w:rPr>
-          <w:rFonts w:cs="Arial"/>
+        <w:t xml:space="preserve"> </w:t>
+      </w:r>
+      <w:r>
+        <w:rPr>
+          <w:rFonts w:cs="Arial" w:hint="cs"/>
+          <w:b/>
+          <w:bCs/>
+          <w:rtl/>
+          <w:lang w:bidi="he-IL"/>
+        </w:rPr>
+        <w:t>תוך התמקדות בפתרון זמן אמת (</w:t>
+      </w:r>
+      <w:r>
+        <w:rPr>
+          <w:rFonts w:cs="Arial"/>
+          <w:b/>
+          <w:bCs/>
           <w:lang w:bidi="he-IL"/>
         </w:rPr>
         <w:t>online</w:t>
@@ -493,10 +505,20 @@
       <w:r>
         <w:rPr>
           <w:rFonts w:cs="Arial" w:hint="cs"/>
-          <w:rtl/>
-          <w:lang w:bidi="he-IL"/>
-        </w:rPr>
-        <w:t xml:space="preserve">). השיטה המתוארת דורשת שתגובת ה- </w:t>
+          <w:b/>
+          <w:bCs/>
+          <w:rtl/>
+          <w:lang w:bidi="he-IL"/>
+        </w:rPr>
+        <w:t xml:space="preserve">). </w:t>
+      </w:r>
+      <w:r>
+        <w:rPr>
+          <w:rFonts w:cs="Arial" w:hint="cs"/>
+          <w:rtl/>
+          <w:lang w:bidi="he-IL"/>
+        </w:rPr>
+        <w:t xml:space="preserve">השיטה המתוארת דורשת שתגובת ה- </w:t>
       </w:r>
       <w:r>
         <w:rPr>
@@ -846,7 +868,23 @@
           <w:rtl/>
           <w:lang w:bidi="he-IL"/>
         </w:rPr>
-        <w:t xml:space="preserve">) המתאים לבעיה. גודל זה מתאם את כמות הדגימות בניתוח חלון זמני עליו פועל ה- </w:t>
+        <w:t>) המתאים לבעיה. גודל זה מתא</w:t>
+      </w:r>
+      <w:r>
+        <w:rPr>
+          <w:rFonts w:cs="Arial" w:hint="cs"/>
+          <w:rtl/>
+          <w:lang w:bidi="he-IL"/>
+        </w:rPr>
+        <w:t>ר</w:t>
+      </w:r>
+      <w:r>
+        <w:rPr>
+          <w:rFonts w:cs="Arial" w:hint="cs"/>
+          <w:rtl/>
+          <w:lang w:bidi="he-IL"/>
+        </w:rPr>
+        <w:t xml:space="preserve"> את כמות הדגימות בניתוח חלון זמני עליו פועל ה- </w:t>
       </w:r>
       <w:r>
         <w:rPr>
@@ -974,7 +1012,6 @@
       <w:r>
         <w:rPr>
           <w:rFonts w:cs="Arial" w:hint="cs"/>
-          <w:highlight w:val="yellow"/>
           <w:rtl/>
           <w:lang w:bidi="he-IL"/>
         </w:rPr>
@@ -986,22 +1023,33 @@
           <w:rtl/>
           <w:lang w:bidi="he-IL"/>
         </w:rPr>
-        <w:t xml:space="preserve"> ה- </w:t>
-      </w:r>
-      <w:r>
-        <w:rPr>
-          <w:rFonts w:cs="Arial"/>
-          <w:lang w:bidi="he-IL"/>
-        </w:rPr>
-        <w:t>algorithm delay</w:t>
-      </w:r>
-      <w:r>
-        <w:rPr>
-          <w:rFonts w:cs="Arial" w:hint="cs"/>
-          <w:rtl/>
-          <w:lang w:bidi="he-IL"/>
-        </w:rPr>
-        <w:t>.</w:t>
+        <w:t xml:space="preserve"> </w:t>
+      </w:r>
+      <w:proofErr w:type="spellStart"/>
+      <w:r>
+        <w:rPr>
+          <w:rFonts w:cs="Arial" w:hint="cs"/>
+          <w:rtl/>
+          <w:lang w:bidi="he-IL"/>
+        </w:rPr>
+        <w:t>ה</w:t>
+      </w:r>
+      <w:r>
+        <w:rPr>
+          <w:rFonts w:cs="Arial" w:hint="cs"/>
+          <w:rtl/>
+          <w:lang w:bidi="he-IL"/>
+        </w:rPr>
+        <w:t>השהייה</w:t>
+      </w:r>
+      <w:proofErr w:type="spellEnd"/>
+      <w:r>
+        <w:rPr>
+          <w:rFonts w:cs="Arial" w:hint="cs"/>
+          <w:rtl/>
+          <w:lang w:bidi="he-IL"/>
+        </w:rPr>
+        <w:t xml:space="preserve"> האלגוריתמית.</w:t>
       </w:r>
     </w:p>
     <w:p>
@@ -1292,7 +1340,7 @@
           <w:rtl/>
           <w:lang w:bidi="he-IL"/>
         </w:rPr>
-        <w:t xml:space="preserve">מן המאמר עולה כי אילוצי הסיבתיות לא בהכרח גורעים </w:t>
+        <w:t xml:space="preserve">מהמאמר עולה כי אילוצי הסיבתיות לא בהכרח גורעים </w:t>
       </w:r>
       <w:r>
         <w:rPr>
@@ -1308,7 +1356,15 @@
           <w:rtl/>
           <w:lang w:bidi="he-IL"/>
         </w:rPr>
-        <w:t xml:space="preserve"> הפתרון אלא יכולים לשפר ביצועים.</w:t>
+        <w:t xml:space="preserve"> הפתרון אלא יכולים לשפר ביצועים</w:t>
+      </w:r>
+      <w:r>
+        <w:rPr>
+          <w:rFonts w:cs="Arial" w:hint="cs"/>
+          <w:rtl/>
+          <w:lang w:bidi="he-IL"/>
+        </w:rPr>
+        <w:t xml:space="preserve"> בחלק מהמקרים.</w:t>
       </w:r>
     </w:p>
     <w:p>
@@ -1320,7 +1376,7 @@
         </w:numPr>
         <w:bidi/>
         <w:rPr>
-          <w:rFonts w:cs="Arial" w:hint="cs"/>
+          <w:rFonts w:cs="Arial"/>
           <w:rtl/>
           <w:lang w:bidi="he-IL"/>
         </w:rPr>
@@ -1381,6 +1437,23 @@
           <w:lang w:bidi="he-IL"/>
         </w:rPr>
         <w:t>.</w:t>
+      </w:r>
+      <w:r>
+        <w:rPr>
+          <w:rFonts w:cs="Arial" w:hint="cs"/>
+          <w:rtl/>
+          <w:lang w:bidi="he-IL"/>
+        </w:rPr>
+        <w:t xml:space="preserve"> </w:t>
+      </w:r>
+      <w:r>
+        <w:rPr>
+          <w:rFonts w:cs="Arial" w:hint="cs"/>
+          <w:highlight w:val="yellow"/>
+          <w:rtl/>
+          <w:lang w:bidi="he-IL"/>
+        </w:rPr>
+        <w:t>דוד משלים</w:t>
       </w:r>
     </w:p>
     <w:p>
@@ -1528,6 +1601,7 @@
       <w:r>
         <w:rPr>
           <w:rFonts w:cs="Arial"/>
+          <w:noProof/>
           <w:rtl/>
           <w:lang w:bidi="he-IL"/>
         </w:rPr>
@@ -1726,14 +1800,6 @@
           <w:rtl/>
           <w:lang w:bidi="he-IL"/>
         </w:rPr>
-        <w:t xml:space="preserve"> כותבי המאמר מוסיפים</w:t>
-      </w:r>
-      <w:r>
-        <w:rPr>
-          <w:rFonts w:cs="Arial" w:hint="cs"/>
-          <w:rtl/>
-          <w:lang w:bidi="he-IL"/>
-        </w:rPr>
         <w:t xml:space="preserve"> </w:t>
       </w:r>
       <w:r>
@@ -1742,6 +1808,47 @@
           <w:rtl/>
           <w:lang w:bidi="he-IL"/>
         </w:rPr>
+        <w:t xml:space="preserve">לשיטה זו קוראים </w:t>
+      </w:r>
+      <w:proofErr w:type="spellStart"/>
+      <w:r>
+        <w:rPr>
+          <w:rFonts w:cs="Arial"/>
+          <w:lang w:bidi="he-IL"/>
+        </w:rPr>
+        <w:t>MPrDR</w:t>
+      </w:r>
+      <w:proofErr w:type="spellEnd"/>
+      <w:r>
+        <w:rPr>
+          <w:rFonts w:cs="Arial" w:hint="cs"/>
+          <w:rtl/>
+          <w:lang w:bidi="he-IL"/>
+        </w:rPr>
+        <w:t xml:space="preserve"> ו</w:t>
+      </w:r>
+      <w:r>
+        <w:rPr>
+          <w:rFonts w:cs="Arial" w:hint="cs"/>
+          <w:rtl/>
+          <w:lang w:bidi="he-IL"/>
+        </w:rPr>
+        <w:t>כותבי המאמר מוסיפים</w:t>
+      </w:r>
+      <w:r>
+        <w:rPr>
+          <w:rFonts w:cs="Arial" w:hint="cs"/>
+          <w:rtl/>
+          <w:lang w:bidi="he-IL"/>
+        </w:rPr>
+        <w:t xml:space="preserve"> </w:t>
+      </w:r>
+      <w:r>
+        <w:rPr>
+          <w:rFonts w:cs="Arial" w:hint="cs"/>
+          <w:rtl/>
+          <w:lang w:bidi="he-IL"/>
+        </w:rPr>
         <w:t>ומציעים</w:t>
       </w:r>
       <w:r>
@@ -1869,6 +1976,35 @@
           <w:lang w:bidi="he-IL"/>
         </w:rPr>
         <w:t xml:space="preserve"> למציאת מקדמי המסנן המרחבי.</w:t>
+      </w:r>
+    </w:p>
+    <w:p>
+      <w:pPr>
+        <w:bidi/>
+        <w:rPr>
+          <w:rFonts w:cs="Arial"/>
+          <w:rtl/>
+          <w:lang w:bidi="he-IL"/>
+        </w:rPr>
+      </w:pPr>
+    </w:p>
+    <w:p>
+      <w:pPr>
+        <w:bidi/>
+        <w:rPr>
+          <w:rFonts w:cs="Arial"/>
+          <w:rtl/>
+          <w:lang w:bidi="he-IL"/>
+        </w:rPr>
+      </w:pPr>
+      <w:r>
+        <w:rPr>
+          <w:rFonts w:cs="Arial" w:hint="cs"/>
+          <w:highlight w:val="yellow"/>
+          <w:rtl/>
+          <w:lang w:bidi="he-IL"/>
+        </w:rPr>
+        <w:t>לרשום את משוואה 25</w:t>
       </w:r>
     </w:p>
     <w:p>
@@ -1994,7 +2130,23 @@
           <w:rtl/>
           <w:lang w:bidi="he-IL"/>
         </w:rPr>
-        <w:t>) של אות הדובר הם ידועים או משוערך מראש.</w:t>
+        <w:t>) של אות הדובר הם ידועים או משוע</w:t>
+      </w:r>
+      <w:r>
+        <w:rPr>
+          <w:rFonts w:cs="Arial" w:hint="cs"/>
+          <w:rtl/>
+          <w:lang w:bidi="he-IL"/>
+        </w:rPr>
+        <w:t>רכים</w:t>
+      </w:r>
+      <w:r>
+        <w:rPr>
+          <w:rFonts w:cs="Arial" w:hint="cs"/>
+          <w:rtl/>
+          <w:lang w:bidi="he-IL"/>
+        </w:rPr>
+        <w:t xml:space="preserve"> מראש.</w:t>
       </w:r>
     </w:p>
     <w:p>
@@ -2161,6 +2313,7 @@
           <w:rtl/>
           <w:lang w:bidi="he-IL"/>
         </w:rPr>
+        <w:lastRenderedPageBreak/>
         <w:t xml:space="preserve">המאמר מציג הרחבה לפתרון על ידי שימוש בשיטת </w:t>
       </w:r>
       <w:r>
@@ -2214,16 +2367,7 @@
           <w:rtl/>
           <w:lang w:bidi="he-IL"/>
         </w:rPr>
-        <w:t xml:space="preserve"> ״הרגילה״ החישוב מתבצע עבור מסגרת זמן עבורה מניחים כי אותות הדוברים המפריעים הם סטטיים. כדי </w:t>
-      </w:r>
-      <w:r>
-        <w:rPr>
-          <w:rFonts w:cs="Arial" w:hint="cs"/>
-          <w:rtl/>
-          <w:lang w:bidi="he-IL"/>
-        </w:rPr>
-        <w:lastRenderedPageBreak/>
-        <w:t xml:space="preserve">להתמודד עבור מקרים בהם הנחה זו לא תקפה, משתמשים ב- </w:t>
+        <w:t xml:space="preserve"> ״הרגילה״ החישוב מתבצע עבור מסגרת זמן עבורה מניחים כי אותות הדוברים המפריעים הם סטטיים. כדי להתמודד עבור מקרים בהם הנחה זו לא תקפה, משתמשים ב- </w:t>
       </w:r>
       <w:r>
         <w:rPr>
@@ -2613,7 +2757,22 @@
           <w:rtl/>
           <w:lang w:bidi="he-IL"/>
         </w:rPr>
-        <w:t xml:space="preserve">כמות השורות במטריצת ה- </w:t>
+        <w:t xml:space="preserve">הוא גודל ה- </w:t>
+      </w:r>
+      <w:r>
+        <w:rPr>
+          <w:rFonts w:cs="Arial"/>
+          <w:lang w:bidi="he-IL"/>
+        </w:rPr>
+        <w:t>FFT</w:t>
+      </w:r>
+      <w:r>
+        <w:rPr>
+          <w:rFonts w:cs="Arial" w:hint="cs"/>
+          <w:rtl/>
+          <w:lang w:bidi="he-IL"/>
+        </w:rPr>
+        <w:t xml:space="preserve">, כלומר, כמות השורות במטריצת ה- </w:t>
       </w:r>
       <w:r>
         <w:rPr>
@@ -2628,22 +2787,74 @@
           <w:rtl/>
           <w:lang w:bidi="he-IL"/>
         </w:rPr>
-        <w:t xml:space="preserve">. כלומר, אם גודל חלון ה- </w:t>
-      </w:r>
-      <w:r>
-        <w:rPr>
-          <w:rFonts w:cs="Arial"/>
-          <w:lang w:bidi="he-IL"/>
-        </w:rPr>
-        <w:t>FFT</w:t>
-      </w:r>
-      <w:r>
-        <w:rPr>
-          <w:rFonts w:cs="Arial" w:hint="cs"/>
-          <w:rtl/>
-          <w:lang w:bidi="he-IL"/>
-        </w:rPr>
-        <w:t xml:space="preserve"> הוא </w:t>
+        <w:t xml:space="preserve"> תהיה </w:t>
+      </w:r>
+      <m:oMath>
+        <m:d>
+          <m:dPr>
+            <m:ctrlPr>
+              <w:rPr>
+                <w:rFonts w:ascii="Cambria Math" w:hAnsi="Cambria Math" w:cs="Arial"/>
+                <w:i/>
+                <w:lang w:bidi="he-IL"/>
+              </w:rPr>
+            </m:ctrlPr>
+          </m:dPr>
+          <m:e>
+            <m:f>
+              <m:fPr>
+                <m:ctrlPr>
+                  <w:rPr>
+                    <w:rFonts w:ascii="Cambria Math" w:hAnsi="Cambria Math" w:cs="Arial"/>
+                    <w:i/>
+                    <w:lang w:bidi="he-IL"/>
+                  </w:rPr>
+                </m:ctrlPr>
+              </m:fPr>
+              <m:num>
+                <m:r>
+                  <w:rPr>
+                    <w:rFonts w:ascii="Cambria Math" w:hAnsi="Cambria Math" w:cs="Arial"/>
+                    <w:lang w:bidi="he-IL"/>
+                  </w:rPr>
+                  <m:t>F</m:t>
+                </m:r>
+              </m:num>
+              <m:den>
+                <m:r>
+                  <w:rPr>
+                    <w:rFonts w:ascii="Cambria Math" w:hAnsi="Cambria Math" w:cs="Arial"/>
+                    <w:lang w:bidi="he-IL"/>
+                  </w:rPr>
+                  <m:t>2</m:t>
+                </m:r>
+              </m:den>
+            </m:f>
+            <m:r>
+              <w:rPr>
+                <w:rFonts w:ascii="Cambria Math" w:hAnsi="Cambria Math" w:cs="Arial"/>
+                <w:lang w:bidi="he-IL"/>
+              </w:rPr>
+              <m:t>+1</m:t>
+            </m:r>
+          </m:e>
+        </m:d>
+      </m:oMath>
+      <w:r>
+        <w:rPr>
+          <w:rFonts w:cs="Arial"/>
+          <w:rtl/>
+          <w:lang w:bidi="he-IL"/>
+        </w:rPr>
+        <w:br/>
+      </w:r>
+      <w:r>
+        <w:rPr>
+          <w:rFonts w:cs="Arial" w:hint="cs"/>
+          <w:rtl/>
+          <w:lang w:bidi="he-IL"/>
+        </w:rPr>
+        <w:t xml:space="preserve">ו- </w:t>
       </w:r>
       <m:oMath>
         <m:r>
@@ -2651,7 +2862,7 @@
             <w:rFonts w:ascii="Cambria Math" w:hAnsi="Cambria Math" w:cs="Arial"/>
             <w:lang w:bidi="he-IL"/>
           </w:rPr>
-          <m:t>N</m:t>
+          <m:t>M</m:t>
         </m:r>
       </m:oMath>
       <w:r>
@@ -2660,7 +2871,150 @@
           <w:rtl/>
           <w:lang w:bidi="he-IL"/>
         </w:rPr>
-        <w:t xml:space="preserve"> אז </w:t>
+        <w:t xml:space="preserve"> כמות המיקרופונים במערך.</w:t>
+      </w:r>
+    </w:p>
+    <w:p>
+      <w:pPr>
+        <w:bidi/>
+        <w:rPr>
+          <w:rFonts w:cs="Arial"/>
+          <w:rtl/>
+          <w:lang w:bidi="he-IL"/>
+        </w:rPr>
+      </w:pPr>
+    </w:p>
+    <w:p>
+      <w:pPr>
+        <w:bidi/>
+        <w:rPr>
+          <w:rFonts w:cs="Arial"/>
+          <w:u w:val="single"/>
+          <w:lang w:bidi="he-IL"/>
+        </w:rPr>
+      </w:pPr>
+      <w:r>
+        <w:rPr>
+          <w:rFonts w:cs="Arial" w:hint="cs"/>
+          <w:u w:val="single"/>
+          <w:rtl/>
+          <w:lang w:bidi="he-IL"/>
+        </w:rPr>
+        <w:t xml:space="preserve">חלק 2 </w:t>
+      </w:r>
+      <w:r>
+        <w:rPr>
+          <w:rFonts w:cs="Arial"/>
+          <w:u w:val="single"/>
+          <w:rtl/>
+          <w:lang w:bidi="he-IL"/>
+        </w:rPr>
+        <w:t>–</w:t>
+      </w:r>
+      <w:r>
+        <w:rPr>
+          <w:rFonts w:cs="Arial" w:hint="cs"/>
+          <w:u w:val="single"/>
+          <w:rtl/>
+          <w:lang w:bidi="he-IL"/>
+        </w:rPr>
+        <w:t xml:space="preserve"> </w:t>
+      </w:r>
+      <w:r>
+        <w:rPr>
+          <w:rFonts w:cs="Arial"/>
+          <w:u w:val="single"/>
+          <w:lang w:bidi="he-IL"/>
+        </w:rPr>
+        <w:t>Filter and Sum</w:t>
+      </w:r>
+    </w:p>
+    <w:p>
+      <w:pPr>
+        <w:pStyle w:val="ListParagraph"/>
+        <w:numPr>
+          <w:ilvl w:val="0"/>
+          <w:numId w:val="6"/>
+        </w:numPr>
+        <w:bidi/>
+        <w:rPr>
+          <w:rFonts w:cs="Arial"/>
+          <w:lang w:bidi="he-IL"/>
+        </w:rPr>
+      </w:pPr>
+      <w:r>
+        <w:rPr>
+          <w:rFonts w:cs="Arial" w:hint="cs"/>
+          <w:rtl/>
+          <w:lang w:bidi="he-IL"/>
+        </w:rPr>
+        <w:t xml:space="preserve">בשלב זה מבצעים פעולות </w:t>
+      </w:r>
+      <w:proofErr w:type="spellStart"/>
+      <w:r>
+        <w:rPr>
+          <w:rFonts w:cs="Arial" w:hint="cs"/>
+          <w:rtl/>
+          <w:lang w:bidi="he-IL"/>
+        </w:rPr>
+        <w:t>קונבולוציה</w:t>
+      </w:r>
+      <w:proofErr w:type="spellEnd"/>
+      <w:r>
+        <w:rPr>
+          <w:rFonts w:cs="Arial" w:hint="cs"/>
+          <w:rtl/>
+          <w:lang w:bidi="he-IL"/>
+        </w:rPr>
+        <w:t xml:space="preserve"> בין מקדמי המסנן המרחב</w:t>
+      </w:r>
+      <w:r>
+        <w:rPr>
+          <w:rFonts w:cs="Arial" w:hint="cs"/>
+          <w:rtl/>
+          <w:lang w:bidi="he-IL"/>
+        </w:rPr>
+        <w:t>י</w:t>
+      </w:r>
+      <w:r>
+        <w:rPr>
+          <w:rFonts w:cs="Arial" w:hint="cs"/>
+          <w:rtl/>
+          <w:lang w:bidi="he-IL"/>
+        </w:rPr>
+        <w:t xml:space="preserve"> המשוערכים שהומרו לציר הזמן, לבי</w:t>
+      </w:r>
+      <w:r>
+        <w:rPr>
+          <w:rFonts w:cs="Arial" w:hint="cs"/>
+          <w:rtl/>
+          <w:lang w:bidi="he-IL"/>
+        </w:rPr>
+        <w:t>ן</w:t>
+      </w:r>
+      <w:r>
+        <w:rPr>
+          <w:rFonts w:cs="Arial" w:hint="cs"/>
+          <w:rtl/>
+          <w:lang w:bidi="he-IL"/>
+        </w:rPr>
+        <w:t xml:space="preserve"> האות הנקלט במערך </w:t>
+      </w:r>
+      <w:r>
+        <w:rPr>
+          <w:rFonts w:cs="Arial" w:hint="cs"/>
+          <w:rtl/>
+          <w:lang w:bidi="he-IL"/>
+        </w:rPr>
+        <w:t>המיקרופונים</w:t>
+      </w:r>
+      <w:r>
+        <w:rPr>
+          <w:rFonts w:cs="Arial" w:hint="cs"/>
+          <w:rtl/>
+          <w:lang w:bidi="he-IL"/>
+        </w:rPr>
+        <w:t xml:space="preserve">. חלק זה מוסיף השהייה של </w:t>
       </w:r>
       <m:oMath>
         <m:r>
@@ -2668,8 +3022,86 @@
             <w:rFonts w:ascii="Cambria Math" w:hAnsi="Cambria Math" w:cs="Arial"/>
             <w:lang w:bidi="he-IL"/>
           </w:rPr>
-          <m:t>F=</m:t>
+          <m:t>δ</m:t>
         </m:r>
+      </m:oMath>
+      <w:r>
+        <w:rPr>
+          <w:rFonts w:cs="Arial" w:hint="cs"/>
+          <w:rtl/>
+          <w:lang w:bidi="he-IL"/>
+        </w:rPr>
+        <w:t xml:space="preserve"> דגימות</w:t>
+      </w:r>
+      <w:r>
+        <w:rPr>
+          <w:rFonts w:cs="Arial" w:hint="cs"/>
+          <w:rtl/>
+          <w:lang w:bidi="he-IL"/>
+        </w:rPr>
+        <w:t xml:space="preserve">, כאשר </w:t>
+      </w:r>
+      <m:oMath>
+        <m:r>
+          <w:rPr>
+            <w:rFonts w:ascii="Cambria Math" w:hAnsi="Cambria Math" w:cs="Arial"/>
+            <w:lang w:bidi="he-IL"/>
+          </w:rPr>
+          <m:t>δ≥0</m:t>
+        </m:r>
+      </m:oMath>
+      <w:r>
+        <w:rPr>
+          <w:rFonts w:cs="Arial" w:hint="cs"/>
+          <w:rtl/>
+          <w:lang w:bidi="he-IL"/>
+        </w:rPr>
+        <w:t>.</w:t>
+      </w:r>
+    </w:p>
+    <w:p>
+      <w:pPr>
+        <w:bidi/>
+        <w:rPr>
+          <w:rFonts w:cs="Arial"/>
+          <w:rtl/>
+          <w:lang w:bidi="he-IL"/>
+        </w:rPr>
+      </w:pPr>
+    </w:p>
+    <w:p>
+      <w:pPr>
+        <w:bidi/>
+        <w:rPr>
+          <w:rFonts w:cs="Arial"/>
+          <w:rtl/>
+          <w:lang w:bidi="he-IL"/>
+        </w:rPr>
+      </w:pPr>
+      <w:r>
+        <w:rPr>
+          <w:rFonts w:cs="Arial" w:hint="cs"/>
+          <w:rtl/>
+          <w:lang w:bidi="he-IL"/>
+        </w:rPr>
+        <w:t xml:space="preserve">חשוב לציין כי בשיטה המוצעת, למרות שה- </w:t>
+      </w:r>
+      <w:r>
+        <w:rPr>
+          <w:rFonts w:cs="Arial"/>
+          <w:lang w:bidi="he-IL"/>
+        </w:rPr>
+        <w:t>STFT</w:t>
+      </w:r>
+      <w:r>
+        <w:rPr>
+          <w:rFonts w:cs="Arial" w:hint="cs"/>
+          <w:rtl/>
+          <w:lang w:bidi="he-IL"/>
+        </w:rPr>
+        <w:t xml:space="preserve"> פועל על </w:t>
+      </w:r>
+      <m:oMath>
         <m:f>
           <m:fPr>
             <m:ctrlPr>
@@ -2686,7 +3118,7 @@
                 <w:rFonts w:ascii="Cambria Math" w:hAnsi="Cambria Math" w:cs="Arial"/>
                 <w:lang w:bidi="he-IL"/>
               </w:rPr>
-              <m:t>N</m:t>
+              <m:t>F</m:t>
             </m:r>
           </m:num>
           <m:den>
@@ -2713,23 +3145,1700 @@
           <w:rtl/>
           <w:lang w:bidi="he-IL"/>
         </w:rPr>
+        <w:t xml:space="preserve"> תדרים, ההתמרה </w:t>
+      </w:r>
+      <w:proofErr w:type="spellStart"/>
+      <w:r>
+        <w:rPr>
+          <w:rFonts w:cs="Arial"/>
+          <w:lang w:bidi="he-IL"/>
+        </w:rPr>
+        <w:t>iFFT</w:t>
+      </w:r>
+      <w:proofErr w:type="spellEnd"/>
+      <w:r>
+        <w:rPr>
+          <w:rFonts w:cs="Arial" w:hint="cs"/>
+          <w:rtl/>
+          <w:lang w:bidi="he-IL"/>
+        </w:rPr>
+        <w:t xml:space="preserve"> פועלת על כל תדרי המסנן בציר הזמן, כלומר </w:t>
+      </w:r>
+      <m:oMath>
+        <m:r>
+          <w:rPr>
+            <w:rFonts w:ascii="Cambria Math" w:hAnsi="Cambria Math" w:cs="Arial"/>
+            <w:lang w:bidi="he-IL"/>
+          </w:rPr>
+          <m:t>F</m:t>
+        </m:r>
+      </m:oMath>
+      <w:r>
+        <w:rPr>
+          <w:rFonts w:cs="Arial" w:hint="cs"/>
+          <w:rtl/>
+          <w:lang w:bidi="he-IL"/>
+        </w:rPr>
+        <w:t xml:space="preserve"> תדרים כולל התדרים השליליים. אות הדיבור הנקלט במערך </w:t>
+      </w:r>
+      <w:r>
+        <w:rPr>
+          <w:rFonts w:cs="Arial" w:hint="cs"/>
+          <w:rtl/>
+          <w:lang w:bidi="he-IL"/>
+        </w:rPr>
+        <w:t>המיקרופונים</w:t>
+      </w:r>
+      <w:r>
+        <w:rPr>
+          <w:rFonts w:cs="Arial" w:hint="cs"/>
+          <w:rtl/>
+          <w:lang w:bidi="he-IL"/>
+        </w:rPr>
+        <w:t xml:space="preserve"> הוא אות ממ</w:t>
+      </w:r>
+      <w:r>
+        <w:rPr>
+          <w:rFonts w:cs="Arial" w:hint="cs"/>
+          <w:rtl/>
+          <w:lang w:bidi="he-IL"/>
+        </w:rPr>
+        <w:t>ש</w:t>
+      </w:r>
+      <w:r>
+        <w:rPr>
+          <w:rFonts w:cs="Arial" w:hint="cs"/>
+          <w:rtl/>
+          <w:lang w:bidi="he-IL"/>
+        </w:rPr>
+        <w:t xml:space="preserve">י בציר הזמן. מכאן שמוצא ה- </w:t>
+      </w:r>
+      <w:r>
+        <w:rPr>
+          <w:rFonts w:cs="Arial"/>
+          <w:lang w:bidi="he-IL"/>
+        </w:rPr>
+        <w:t>STFT</w:t>
+      </w:r>
+      <w:r>
+        <w:rPr>
+          <w:rFonts w:cs="Arial" w:hint="cs"/>
+          <w:rtl/>
+          <w:lang w:bidi="he-IL"/>
+        </w:rPr>
+        <w:t xml:space="preserve"> (מוצא </w:t>
+      </w:r>
+      <w:proofErr w:type="spellStart"/>
+      <w:r>
+        <w:rPr>
+          <w:rFonts w:cs="Arial" w:hint="cs"/>
+          <w:rtl/>
+          <w:lang w:bidi="he-IL"/>
+        </w:rPr>
+        <w:t>ההתמרת</w:t>
+      </w:r>
+      <w:proofErr w:type="spellEnd"/>
+      <w:r>
+        <w:rPr>
+          <w:rFonts w:cs="Arial" w:hint="cs"/>
+          <w:rtl/>
+          <w:lang w:bidi="he-IL"/>
+        </w:rPr>
+        <w:t xml:space="preserve"> פורייה) הוא מטריצה </w:t>
+      </w:r>
+      <w:proofErr w:type="spellStart"/>
+      <w:r>
+        <w:rPr>
+          <w:rFonts w:cs="Arial" w:hint="cs"/>
+          <w:rtl/>
+          <w:lang w:bidi="he-IL"/>
+        </w:rPr>
+        <w:t>הרמיטית</w:t>
+      </w:r>
+      <w:proofErr w:type="spellEnd"/>
+      <w:r>
+        <w:rPr>
+          <w:rFonts w:cs="Arial" w:hint="cs"/>
+          <w:rtl/>
+          <w:lang w:bidi="he-IL"/>
+        </w:rPr>
+        <w:t xml:space="preserve"> סימטרית ולכן ערכי ההתמרה של התדרים החיוביים הם צמודים קומפלקסים לערכי ההתמרה של התדרים השליליים. אבל כאשר </w:t>
+      </w:r>
+      <w:r>
+        <w:rPr>
+          <w:rFonts w:cs="Arial" w:hint="cs"/>
+          <w:rtl/>
+          <w:lang w:bidi="he-IL"/>
+        </w:rPr>
+        <w:t xml:space="preserve">מתווסף פעולות עיבוד אות בתחום התדר כמו שמבצעים בשיטה המוצעת במאמר, יש צורך לשחזר את כל התדרים השליליים (כל </w:t>
+      </w:r>
+      <m:oMath>
+        <m:r>
+          <w:rPr>
+            <w:rFonts w:ascii="Cambria Math" w:hAnsi="Cambria Math" w:cs="Arial"/>
+            <w:lang w:bidi="he-IL"/>
+          </w:rPr>
+          <m:t>F</m:t>
+        </m:r>
+      </m:oMath>
+      <w:r>
+        <w:rPr>
+          <w:rFonts w:cs="Arial" w:hint="cs"/>
+          <w:rtl/>
+          <w:lang w:bidi="he-IL"/>
+        </w:rPr>
+        <w:t xml:space="preserve"> התדרים).</w:t>
+      </w:r>
+    </w:p>
+    <w:p>
+      <w:pPr>
+        <w:bidi/>
+        <w:rPr>
+          <w:rFonts w:cs="Arial"/>
+          <w:rtl/>
+          <w:lang w:bidi="he-IL"/>
+        </w:rPr>
+      </w:pPr>
+    </w:p>
+    <w:p>
+      <w:pPr>
+        <w:bidi/>
+        <w:rPr>
+          <w:rFonts w:cs="Arial"/>
+          <w:lang w:bidi="he-IL"/>
+        </w:rPr>
+      </w:pPr>
+      <w:r>
+        <w:rPr>
+          <w:rFonts w:cs="Arial" w:hint="cs"/>
+          <w:highlight w:val="yellow"/>
+          <w:rtl/>
+          <w:lang w:bidi="he-IL"/>
+        </w:rPr>
+        <w:t xml:space="preserve">חלק 3 </w:t>
+      </w:r>
+      <w:r>
+        <w:rPr>
+          <w:rFonts w:cs="Arial"/>
+          <w:highlight w:val="yellow"/>
+          <w:rtl/>
+          <w:lang w:bidi="he-IL"/>
+        </w:rPr>
+        <w:t>–</w:t>
+      </w:r>
+      <w:r>
+        <w:rPr>
+          <w:rFonts w:cs="Arial" w:hint="cs"/>
+          <w:highlight w:val="yellow"/>
+          <w:rtl/>
+          <w:lang w:bidi="he-IL"/>
+        </w:rPr>
+        <w:t xml:space="preserve"> שיטת ה- </w:t>
+      </w:r>
+      <w:r>
+        <w:rPr>
+          <w:rFonts w:cs="Arial"/>
+          <w:highlight w:val="yellow"/>
+          <w:lang w:bidi="he-IL"/>
+        </w:rPr>
+        <w:t>Online</w:t>
+      </w:r>
+      <w:r>
+        <w:rPr>
+          <w:rFonts w:cs="Arial" w:hint="cs"/>
+          <w:highlight w:val="yellow"/>
+          <w:rtl/>
+          <w:lang w:bidi="he-IL"/>
+        </w:rPr>
+        <w:t xml:space="preserve"> </w:t>
+      </w:r>
+      <w:r>
+        <w:rPr>
+          <w:rFonts w:cs="Arial"/>
+          <w:highlight w:val="yellow"/>
+          <w:rtl/>
+          <w:lang w:bidi="he-IL"/>
+        </w:rPr>
+        <w:t>–</w:t>
+      </w:r>
+      <w:r>
+        <w:rPr>
+          <w:rFonts w:cs="Arial" w:hint="cs"/>
+          <w:highlight w:val="yellow"/>
+          <w:rtl/>
+          <w:lang w:bidi="he-IL"/>
+        </w:rPr>
+        <w:t xml:space="preserve"> דוד משלים</w:t>
+      </w:r>
+      <w:r>
+        <w:rPr>
+          <w:rFonts w:cs="Arial" w:hint="cs"/>
+          <w:highlight w:val="yellow"/>
+          <w:rtl/>
+          <w:lang w:bidi="he-IL"/>
+        </w:rPr>
+        <w:t xml:space="preserve"> + המקרה </w:t>
+      </w:r>
+      <w:proofErr w:type="spellStart"/>
+      <w:r>
+        <w:rPr>
+          <w:rFonts w:cs="Arial" w:hint="cs"/>
+          <w:highlight w:val="yellow"/>
+          <w:rtl/>
+          <w:lang w:bidi="he-IL"/>
+        </w:rPr>
+        <w:t>הסטציונרי</w:t>
+      </w:r>
+      <w:proofErr w:type="spellEnd"/>
+      <w:r>
+        <w:rPr>
+          <w:rFonts w:cs="Arial" w:hint="cs"/>
+          <w:highlight w:val="yellow"/>
+          <w:rtl/>
+          <w:lang w:bidi="he-IL"/>
+        </w:rPr>
+        <w:t xml:space="preserve"> והלא </w:t>
+      </w:r>
+      <w:proofErr w:type="spellStart"/>
+      <w:r>
+        <w:rPr>
+          <w:rFonts w:cs="Arial" w:hint="cs"/>
+          <w:highlight w:val="yellow"/>
+          <w:rtl/>
+          <w:lang w:bidi="he-IL"/>
+        </w:rPr>
+        <w:t>סטציונרי</w:t>
+      </w:r>
+      <w:proofErr w:type="spellEnd"/>
+    </w:p>
+    <w:p>
+      <w:pPr>
+        <w:spacing w:line="240" w:lineRule="auto"/>
+        <w:rPr>
+          <w:rFonts w:cs="Arial"/>
+          <w:b/>
+          <w:bCs/>
+          <w:u w:val="single"/>
+          <w:rtl/>
+          <w:lang w:bidi="he-IL"/>
+        </w:rPr>
+      </w:pPr>
+      <w:r>
+        <w:rPr>
+          <w:rFonts w:cs="Arial"/>
+          <w:b/>
+          <w:bCs/>
+          <w:u w:val="single"/>
+          <w:rtl/>
+          <w:lang w:bidi="he-IL"/>
+        </w:rPr>
+        <w:br w:type="page"/>
+      </w:r>
+    </w:p>
+    <w:p>
+      <w:pPr>
+        <w:bidi/>
+        <w:rPr>
+          <w:rFonts w:cs="Arial"/>
+          <w:b/>
+          <w:bCs/>
+          <w:u w:val="single"/>
+          <w:rtl/>
+          <w:lang w:bidi="he-IL"/>
+        </w:rPr>
+      </w:pPr>
+      <w:r>
+        <w:rPr>
+          <w:rFonts w:cs="Arial" w:hint="cs"/>
+          <w:b/>
+          <w:bCs/>
+          <w:u w:val="single"/>
+          <w:rtl/>
+          <w:lang w:bidi="he-IL"/>
+        </w:rPr>
+        <w:lastRenderedPageBreak/>
+        <w:t>תוצאות סימולציה</w:t>
+      </w:r>
+    </w:p>
+    <w:p>
+      <w:pPr>
+        <w:bidi/>
+        <w:rPr>
+          <w:lang w:bidi="he-IL"/>
+        </w:rPr>
+      </w:pPr>
+      <w:r>
+        <w:rPr>
+          <w:rFonts w:hint="cs"/>
+          <w:rtl/>
+          <w:lang w:bidi="he-IL"/>
+        </w:rPr>
+        <w:t>נשרטט אות</w:t>
+      </w:r>
+      <w:r>
+        <w:rPr>
+          <w:rFonts w:hint="cs"/>
+          <w:rtl/>
+          <w:lang w:bidi="he-IL"/>
+        </w:rPr>
+        <w:t xml:space="preserve"> דובר לדוגמה</w:t>
+      </w:r>
+      <w:r>
+        <w:rPr>
+          <w:rFonts w:hint="cs"/>
+          <w:rtl/>
+          <w:lang w:bidi="he-IL"/>
+        </w:rPr>
+        <w:t xml:space="preserve"> בציר הזמן:</w:t>
+      </w:r>
+    </w:p>
+    <w:p>
+      <w:pPr>
+        <w:bidi/>
+        <w:rPr>
+          <w:rFonts w:cs="Arial"/>
+          <w:b/>
+          <w:bCs/>
+          <w:u w:val="single"/>
+          <w:rtl/>
+          <w:lang w:bidi="he-IL"/>
+        </w:rPr>
+      </w:pPr>
+      <w:r>
+        <w:rPr>
+          <w:rFonts w:cs="Arial"/>
+          <w:noProof/>
+          <w:rtl/>
+          <w:lang w:val="he-IL" w:bidi="he-IL"/>
+        </w:rPr>
+        <w:drawing>
+          <wp:inline distT="0" distB="0" distL="0" distR="0">
+            <wp:extent cx="5943600" cy="3344545"/>
+            <wp:effectExtent l="0" t="0" r="0" b="0"/>
+            <wp:docPr id="1688148161" name="Picture 1"/>
+            <wp:cNvGraphicFramePr>
+              <a:graphicFrameLocks xmlns:a="http://schemas.openxmlformats.org/drawingml/2006/main" noChangeAspect="1"/>
+            </wp:cNvGraphicFramePr>
+            <a:graphic xmlns:a="http://schemas.openxmlformats.org/drawingml/2006/main">
+              <a:graphicData uri="http://schemas.openxmlformats.org/drawingml/2006/picture">
+                <pic:pic xmlns:pic="http://schemas.openxmlformats.org/drawingml/2006/picture">
+                  <pic:nvPicPr>
+                    <pic:cNvPr id="1688148161" name="Picture 1688148161"/>
+                    <pic:cNvPicPr/>
+                  </pic:nvPicPr>
+                  <pic:blipFill>
+                    <a:blip r:embed="rId6" cstate="print">
+                      <a:extLst>
+                        <a:ext uri="{28A0092B-C50C-407E-A947-70E740481C1C}">
+                          <a14:useLocalDpi xmlns:a14="http://schemas.microsoft.com/office/drawing/2010/main" val="0"/>
+                        </a:ext>
+                      </a:extLst>
+                    </a:blip>
+                    <a:stretch>
+                      <a:fillRect/>
+                    </a:stretch>
+                  </pic:blipFill>
+                  <pic:spPr>
+                    <a:xfrm>
+                      <a:off x="0" y="0"/>
+                      <a:ext cx="5943600" cy="3344545"/>
+                    </a:xfrm>
+                    <a:prstGeom prst="rect">
+                      <a:avLst/>
+                    </a:prstGeom>
+                  </pic:spPr>
+                </pic:pic>
+              </a:graphicData>
+            </a:graphic>
+          </wp:inline>
+        </w:drawing>
+      </w:r>
+    </w:p>
+    <w:p>
+      <w:pPr>
+        <w:bidi/>
+        <w:rPr>
+          <w:rtl/>
+          <w:lang w:bidi="he-IL"/>
+        </w:rPr>
+      </w:pPr>
+      <w:r>
+        <w:rPr>
+          <w:rFonts w:hint="cs"/>
+          <w:rtl/>
+          <w:lang w:bidi="he-IL"/>
+        </w:rPr>
+        <w:t xml:space="preserve">נשרטט את </w:t>
+      </w:r>
+      <w:proofErr w:type="spellStart"/>
+      <w:r>
+        <w:rPr>
+          <w:rFonts w:hint="cs"/>
+          <w:rtl/>
+          <w:lang w:bidi="he-IL"/>
+        </w:rPr>
+        <w:t>הספקטרוגרם</w:t>
+      </w:r>
+      <w:proofErr w:type="spellEnd"/>
+      <w:r>
+        <w:rPr>
+          <w:rFonts w:hint="cs"/>
+          <w:rtl/>
+          <w:lang w:bidi="he-IL"/>
+        </w:rPr>
+        <w:t xml:space="preserve"> המתאים</w:t>
+      </w:r>
+      <w:r>
+        <w:rPr>
+          <w:rFonts w:hint="cs"/>
+          <w:rtl/>
+          <w:lang w:bidi="he-IL"/>
+        </w:rPr>
+        <w:t>:</w:t>
+      </w:r>
+    </w:p>
+    <w:p>
+      <w:pPr>
+        <w:bidi/>
+        <w:rPr>
+          <w:rFonts w:cs="Arial"/>
+          <w:b/>
+          <w:bCs/>
+          <w:u w:val="single"/>
+          <w:rtl/>
+          <w:lang w:bidi="he-IL"/>
+        </w:rPr>
+      </w:pPr>
+      <w:r>
+        <w:rPr>
+          <w:rFonts w:cs="Arial"/>
+          <w:noProof/>
+          <w:rtl/>
+          <w:lang w:val="he-IL" w:bidi="he-IL"/>
+        </w:rPr>
+        <w:drawing>
+          <wp:inline distT="0" distB="0" distL="0" distR="0">
+            <wp:extent cx="5943600" cy="3344545"/>
+            <wp:effectExtent l="0" t="0" r="0" b="0"/>
+            <wp:docPr id="1240794275" name="Picture 2"/>
+            <wp:cNvGraphicFramePr>
+              <a:graphicFrameLocks xmlns:a="http://schemas.openxmlformats.org/drawingml/2006/main" noChangeAspect="1"/>
+            </wp:cNvGraphicFramePr>
+            <a:graphic xmlns:a="http://schemas.openxmlformats.org/drawingml/2006/main">
+              <a:graphicData uri="http://schemas.openxmlformats.org/drawingml/2006/picture">
+                <pic:pic xmlns:pic="http://schemas.openxmlformats.org/drawingml/2006/picture">
+                  <pic:nvPicPr>
+                    <pic:cNvPr id="1240794275" name="Picture 1240794275"/>
+                    <pic:cNvPicPr/>
+                  </pic:nvPicPr>
+                  <pic:blipFill>
+                    <a:blip r:embed="rId7" cstate="print">
+                      <a:extLst>
+                        <a:ext uri="{28A0092B-C50C-407E-A947-70E740481C1C}">
+                          <a14:useLocalDpi xmlns:a14="http://schemas.microsoft.com/office/drawing/2010/main" val="0"/>
+                        </a:ext>
+                      </a:extLst>
+                    </a:blip>
+                    <a:stretch>
+                      <a:fillRect/>
+                    </a:stretch>
+                  </pic:blipFill>
+                  <pic:spPr>
+                    <a:xfrm>
+                      <a:off x="0" y="0"/>
+                      <a:ext cx="5943600" cy="3344545"/>
+                    </a:xfrm>
+                    <a:prstGeom prst="rect">
+                      <a:avLst/>
+                    </a:prstGeom>
+                  </pic:spPr>
+                </pic:pic>
+              </a:graphicData>
+            </a:graphic>
+          </wp:inline>
+        </w:drawing>
+      </w:r>
+    </w:p>
+    <w:p>
+      <w:pPr>
+        <w:bidi/>
+        <w:rPr>
+          <w:rtl/>
+          <w:lang w:bidi="he-IL"/>
+        </w:rPr>
+      </w:pPr>
+    </w:p>
+    <w:p>
+      <w:pPr>
+        <w:bidi/>
+        <w:rPr>
+          <w:rtl/>
+          <w:lang w:bidi="he-IL"/>
+        </w:rPr>
+      </w:pPr>
+    </w:p>
+    <w:p>
+      <w:pPr>
+        <w:bidi/>
+        <w:rPr>
+          <w:rtl/>
+          <w:lang w:bidi="he-IL"/>
+        </w:rPr>
+      </w:pPr>
+    </w:p>
+    <w:p>
+      <w:pPr>
+        <w:bidi/>
+        <w:rPr>
+          <w:rtl/>
+          <w:lang w:bidi="he-IL"/>
+        </w:rPr>
+      </w:pPr>
+      <w:r>
+        <w:rPr>
+          <w:rFonts w:hint="cs"/>
+          <w:rtl/>
+          <w:lang w:bidi="he-IL"/>
+        </w:rPr>
+        <w:lastRenderedPageBreak/>
+        <w:t>נשרטט את תגובת התדר במישור הזמן</w:t>
+      </w:r>
+      <w:r>
+        <w:rPr>
+          <w:rFonts w:hint="cs"/>
+          <w:rtl/>
+          <w:lang w:bidi="he-IL"/>
+        </w:rPr>
+        <w:t xml:space="preserve"> שהתקבלה לאחר ערך מוגרל לזמן ההדהוד:</w:t>
+      </w:r>
+    </w:p>
+    <w:p>
+      <w:pPr>
+        <w:bidi/>
+        <w:rPr>
+          <w:lang w:bidi="he-IL"/>
+        </w:rPr>
+      </w:pPr>
+      <w:r>
+        <w:rPr>
+          <w:noProof/>
+          <w:lang w:bidi="he-IL"/>
+        </w:rPr>
+        <w:drawing>
+          <wp:inline distT="0" distB="0" distL="0" distR="0">
+            <wp:extent cx="5943600" cy="3344545"/>
+            <wp:effectExtent l="0" t="0" r="0" b="0"/>
+            <wp:docPr id="922303105" name="Picture 3"/>
+            <wp:cNvGraphicFramePr>
+              <a:graphicFrameLocks xmlns:a="http://schemas.openxmlformats.org/drawingml/2006/main" noChangeAspect="1"/>
+            </wp:cNvGraphicFramePr>
+            <a:graphic xmlns:a="http://schemas.openxmlformats.org/drawingml/2006/main">
+              <a:graphicData uri="http://schemas.openxmlformats.org/drawingml/2006/picture">
+                <pic:pic xmlns:pic="http://schemas.openxmlformats.org/drawingml/2006/picture">
+                  <pic:nvPicPr>
+                    <pic:cNvPr id="922303105" name="Picture 922303105"/>
+                    <pic:cNvPicPr/>
+                  </pic:nvPicPr>
+                  <pic:blipFill>
+                    <a:blip r:embed="rId8" cstate="print">
+                      <a:extLst>
+                        <a:ext uri="{28A0092B-C50C-407E-A947-70E740481C1C}">
+                          <a14:useLocalDpi xmlns:a14="http://schemas.microsoft.com/office/drawing/2010/main" val="0"/>
+                        </a:ext>
+                      </a:extLst>
+                    </a:blip>
+                    <a:stretch>
+                      <a:fillRect/>
+                    </a:stretch>
+                  </pic:blipFill>
+                  <pic:spPr>
+                    <a:xfrm>
+                      <a:off x="0" y="0"/>
+                      <a:ext cx="5943600" cy="3344545"/>
+                    </a:xfrm>
+                    <a:prstGeom prst="rect">
+                      <a:avLst/>
+                    </a:prstGeom>
+                  </pic:spPr>
+                </pic:pic>
+              </a:graphicData>
+            </a:graphic>
+          </wp:inline>
+        </w:drawing>
+      </w:r>
+    </w:p>
+    <w:p>
+      <w:pPr>
+        <w:bidi/>
+        <w:rPr>
+          <w:rFonts w:cs="Arial"/>
+          <w:rtl/>
+          <w:lang w:bidi="he-IL"/>
+        </w:rPr>
+      </w:pPr>
+      <w:r>
+        <w:rPr>
+          <w:rFonts w:cs="Arial" w:hint="cs"/>
+          <w:rtl/>
+          <w:lang w:bidi="he-IL"/>
+        </w:rPr>
+        <w:t>כעת נשרטט את האות המורעש בציר הזמן</w:t>
+      </w:r>
+    </w:p>
+    <w:p>
+      <w:pPr>
+        <w:bidi/>
+        <w:rPr>
+          <w:rFonts w:cs="Arial"/>
+          <w:rtl/>
+          <w:lang w:bidi="he-IL"/>
+        </w:rPr>
+      </w:pPr>
+      <w:r>
+        <w:rPr>
+          <w:rFonts w:cs="Arial"/>
+          <w:noProof/>
+          <w:rtl/>
+          <w:lang w:val="he-IL" w:bidi="he-IL"/>
+        </w:rPr>
+        <w:drawing>
+          <wp:inline distT="0" distB="0" distL="0" distR="0">
+            <wp:extent cx="5943600" cy="3344545"/>
+            <wp:effectExtent l="0" t="0" r="0" b="0"/>
+            <wp:docPr id="382736916" name="Picture 4"/>
+            <wp:cNvGraphicFramePr>
+              <a:graphicFrameLocks xmlns:a="http://schemas.openxmlformats.org/drawingml/2006/main" noChangeAspect="1"/>
+            </wp:cNvGraphicFramePr>
+            <a:graphic xmlns:a="http://schemas.openxmlformats.org/drawingml/2006/main">
+              <a:graphicData uri="http://schemas.openxmlformats.org/drawingml/2006/picture">
+                <pic:pic xmlns:pic="http://schemas.openxmlformats.org/drawingml/2006/picture">
+                  <pic:nvPicPr>
+                    <pic:cNvPr id="382736916" name="Picture 382736916"/>
+                    <pic:cNvPicPr/>
+                  </pic:nvPicPr>
+                  <pic:blipFill>
+                    <a:blip r:embed="rId9" cstate="print">
+                      <a:extLst>
+                        <a:ext uri="{28A0092B-C50C-407E-A947-70E740481C1C}">
+                          <a14:useLocalDpi xmlns:a14="http://schemas.microsoft.com/office/drawing/2010/main" val="0"/>
+                        </a:ext>
+                      </a:extLst>
+                    </a:blip>
+                    <a:stretch>
+                      <a:fillRect/>
+                    </a:stretch>
+                  </pic:blipFill>
+                  <pic:spPr>
+                    <a:xfrm>
+                      <a:off x="0" y="0"/>
+                      <a:ext cx="5943600" cy="3344545"/>
+                    </a:xfrm>
+                    <a:prstGeom prst="rect">
+                      <a:avLst/>
+                    </a:prstGeom>
+                  </pic:spPr>
+                </pic:pic>
+              </a:graphicData>
+            </a:graphic>
+          </wp:inline>
+        </w:drawing>
+      </w:r>
+    </w:p>
+    <w:p>
+      <w:pPr>
+        <w:bidi/>
+        <w:rPr>
+          <w:rFonts w:cs="Arial"/>
+          <w:rtl/>
+          <w:lang w:bidi="he-IL"/>
+        </w:rPr>
+      </w:pPr>
+      <w:r>
+        <w:rPr>
+          <w:rFonts w:cs="Arial" w:hint="cs"/>
+          <w:rtl/>
+          <w:lang w:bidi="he-IL"/>
+        </w:rPr>
+        <w:lastRenderedPageBreak/>
+        <w:t xml:space="preserve">ואת האות שהתקבל לאחר הפעלת אלגוריתם ה- </w:t>
+      </w:r>
+      <w:r>
+        <w:rPr>
+          <w:rFonts w:cs="Arial"/>
+          <w:lang w:bidi="he-IL"/>
+        </w:rPr>
+        <w:t>prop-relax</w:t>
+      </w:r>
+      <w:r>
+        <w:rPr>
+          <w:rFonts w:cs="Arial" w:hint="cs"/>
+          <w:rtl/>
+          <w:lang w:bidi="he-IL"/>
+        </w:rPr>
+        <w:t xml:space="preserve"> (אלגוריתם ה- </w:t>
+      </w:r>
+      <w:proofErr w:type="spellStart"/>
+      <w:r>
+        <w:rPr>
+          <w:rFonts w:cs="Arial"/>
+          <w:lang w:bidi="he-IL"/>
+        </w:rPr>
+        <w:t>MPrDR</w:t>
+      </w:r>
+      <w:proofErr w:type="spellEnd"/>
+      <w:r>
+        <w:rPr>
+          <w:rFonts w:cs="Arial" w:hint="cs"/>
+          <w:rtl/>
+          <w:lang w:bidi="he-IL"/>
+        </w:rPr>
+        <w:t xml:space="preserve"> בגרסת ה- </w:t>
+      </w:r>
+      <w:r>
+        <w:rPr>
+          <w:rFonts w:cs="Arial"/>
+          <w:lang w:bidi="he-IL"/>
+        </w:rPr>
+        <w:t>offline</w:t>
+      </w:r>
+      <w:r>
+        <w:rPr>
+          <w:rFonts w:cs="Arial" w:hint="cs"/>
+          <w:rtl/>
+          <w:lang w:bidi="he-IL"/>
+        </w:rPr>
+        <w:t>)</w:t>
+      </w:r>
+      <w:r>
+        <w:rPr>
+          <w:rFonts w:cs="Arial"/>
+          <w:noProof/>
+          <w:rtl/>
+          <w:lang w:val="he-IL" w:bidi="he-IL"/>
+        </w:rPr>
+        <w:drawing>
+          <wp:inline distT="0" distB="0" distL="0" distR="0">
+            <wp:extent cx="5943600" cy="3344545"/>
+            <wp:effectExtent l="0" t="0" r="0" b="0"/>
+            <wp:docPr id="1124957579" name="Picture 5"/>
+            <wp:cNvGraphicFramePr>
+              <a:graphicFrameLocks xmlns:a="http://schemas.openxmlformats.org/drawingml/2006/main" noChangeAspect="1"/>
+            </wp:cNvGraphicFramePr>
+            <a:graphic xmlns:a="http://schemas.openxmlformats.org/drawingml/2006/main">
+              <a:graphicData uri="http://schemas.openxmlformats.org/drawingml/2006/picture">
+                <pic:pic xmlns:pic="http://schemas.openxmlformats.org/drawingml/2006/picture">
+                  <pic:nvPicPr>
+                    <pic:cNvPr id="1124957579" name="Picture 1124957579"/>
+                    <pic:cNvPicPr/>
+                  </pic:nvPicPr>
+                  <pic:blipFill>
+                    <a:blip r:embed="rId10" cstate="print">
+                      <a:extLst>
+                        <a:ext uri="{28A0092B-C50C-407E-A947-70E740481C1C}">
+                          <a14:useLocalDpi xmlns:a14="http://schemas.microsoft.com/office/drawing/2010/main" val="0"/>
+                        </a:ext>
+                      </a:extLst>
+                    </a:blip>
+                    <a:stretch>
+                      <a:fillRect/>
+                    </a:stretch>
+                  </pic:blipFill>
+                  <pic:spPr>
+                    <a:xfrm>
+                      <a:off x="0" y="0"/>
+                      <a:ext cx="5943600" cy="3344545"/>
+                    </a:xfrm>
+                    <a:prstGeom prst="rect">
+                      <a:avLst/>
+                    </a:prstGeom>
+                  </pic:spPr>
+                </pic:pic>
+              </a:graphicData>
+            </a:graphic>
+          </wp:inline>
+        </w:drawing>
+      </w:r>
+    </w:p>
+    <w:p>
+      <w:pPr>
+        <w:bidi/>
+        <w:rPr>
+          <w:rFonts w:cs="Arial"/>
+          <w:rtl/>
+          <w:lang w:bidi="he-IL"/>
+        </w:rPr>
+      </w:pPr>
+      <w:r>
+        <w:rPr>
+          <w:rFonts w:cs="Arial" w:hint="cs"/>
+          <w:rtl/>
+          <w:lang w:bidi="he-IL"/>
+        </w:rPr>
+        <w:t>בדומה ל</w:t>
+      </w:r>
+      <w:r>
+        <w:rPr>
+          <w:rFonts w:cs="Arial" w:hint="cs"/>
+          <w:b/>
+          <w:bCs/>
+          <w:rtl/>
+          <w:lang w:bidi="he-IL"/>
+        </w:rPr>
+        <w:t xml:space="preserve">גרף 5 </w:t>
+      </w:r>
+      <w:r>
+        <w:rPr>
+          <w:rFonts w:cs="Arial" w:hint="cs"/>
+          <w:rtl/>
+          <w:lang w:bidi="he-IL"/>
+        </w:rPr>
+        <w:t xml:space="preserve">במאמר, נמחיש שאלגוריתם ה- </w:t>
+      </w:r>
+      <w:r>
+        <w:rPr>
+          <w:rFonts w:cs="Arial"/>
+          <w:lang w:bidi="he-IL"/>
+        </w:rPr>
+        <w:t>prop-relax</w:t>
+      </w:r>
+      <w:r>
+        <w:rPr>
+          <w:rFonts w:cs="Arial" w:hint="cs"/>
+          <w:rtl/>
+          <w:lang w:bidi="he-IL"/>
+        </w:rPr>
+        <w:t xml:space="preserve"> לא מכניס לפתרון השהיה מסוג </w:t>
+      </w:r>
+      <w:r>
+        <w:rPr>
+          <w:rFonts w:cs="Arial"/>
+          <w:lang w:bidi="he-IL"/>
+        </w:rPr>
+        <w:t>phase delay</w:t>
+      </w:r>
+      <w:r>
+        <w:rPr>
+          <w:rFonts w:cs="Arial" w:hint="cs"/>
+          <w:rtl/>
+          <w:lang w:bidi="he-IL"/>
+        </w:rPr>
+        <w:t xml:space="preserve"> על ידי חישוב ערכי ה- </w:t>
+      </w:r>
+      <w:r>
+        <w:rPr>
+          <w:rFonts w:cs="Arial"/>
+          <w:lang w:bidi="he-IL"/>
+        </w:rPr>
+        <w:t>cross-correlation</w:t>
+      </w:r>
+      <w:r>
+        <w:rPr>
+          <w:rFonts w:cs="Arial" w:hint="cs"/>
+          <w:rtl/>
+          <w:lang w:bidi="he-IL"/>
+        </w:rPr>
+        <w:t xml:space="preserve"> המנורמלת בין הסיגנל המשוערך לבין אות דיבור המקור במיקרופון הייחוס:</w:t>
+      </w:r>
+    </w:p>
+    <w:p>
+      <w:pPr>
+        <w:bidi/>
+        <w:rPr>
+          <w:rFonts w:cs="Arial"/>
+          <w:rtl/>
+          <w:lang w:bidi="he-IL"/>
+        </w:rPr>
+      </w:pPr>
+      <w:r>
+        <w:rPr>
+          <w:rFonts w:cs="Arial"/>
+          <w:rtl/>
+          <w:lang w:bidi="he-IL"/>
+        </w:rPr>
+        <w:drawing>
+          <wp:inline distT="0" distB="0" distL="0" distR="0" wp14:anchorId="4CED0EFB" wp14:editId="506C59CE">
+            <wp:extent cx="5943600" cy="3188970"/>
+            <wp:effectExtent l="0" t="0" r="0" b="0"/>
+            <wp:docPr id="514138210" name="Picture 1"/>
+            <wp:cNvGraphicFramePr>
+              <a:graphicFrameLocks xmlns:a="http://schemas.openxmlformats.org/drawingml/2006/main" noChangeAspect="1"/>
+            </wp:cNvGraphicFramePr>
+            <a:graphic xmlns:a="http://schemas.openxmlformats.org/drawingml/2006/main">
+              <a:graphicData uri="http://schemas.openxmlformats.org/drawingml/2006/picture">
+                <pic:pic xmlns:pic="http://schemas.openxmlformats.org/drawingml/2006/picture">
+                  <pic:nvPicPr>
+                    <pic:cNvPr id="514138210" name=""/>
+                    <pic:cNvPicPr/>
+                  </pic:nvPicPr>
+                  <pic:blipFill>
+                    <a:blip r:embed="rId11"/>
+                    <a:stretch>
+                      <a:fillRect/>
+                    </a:stretch>
+                  </pic:blipFill>
+                  <pic:spPr>
+                    <a:xfrm>
+                      <a:off x="0" y="0"/>
+                      <a:ext cx="5943600" cy="3188970"/>
+                    </a:xfrm>
+                    <a:prstGeom prst="rect">
+                      <a:avLst/>
+                    </a:prstGeom>
+                  </pic:spPr>
+                </pic:pic>
+              </a:graphicData>
+            </a:graphic>
+          </wp:inline>
+        </w:drawing>
+      </w:r>
+    </w:p>
+    <w:p>
+      <w:pPr>
+        <w:bidi/>
+        <w:rPr>
+          <w:rFonts w:cs="Arial"/>
+          <w:rtl/>
+          <w:lang w:bidi="he-IL"/>
+        </w:rPr>
+      </w:pPr>
+    </w:p>
+    <w:p>
+      <w:pPr>
+        <w:bidi/>
+        <w:rPr>
+          <w:rFonts w:cs="Arial"/>
+          <w:rtl/>
+          <w:lang w:bidi="he-IL"/>
+        </w:rPr>
+      </w:pPr>
+    </w:p>
+    <w:p>
+      <w:pPr>
+        <w:bidi/>
+        <w:rPr>
+          <w:rFonts w:cs="Arial"/>
+          <w:rtl/>
+          <w:lang w:bidi="he-IL"/>
+        </w:rPr>
+      </w:pPr>
+      <w:r>
+        <w:rPr>
+          <w:rFonts w:cs="Arial" w:hint="cs"/>
+          <w:rtl/>
+          <w:lang w:bidi="he-IL"/>
+        </w:rPr>
+        <w:lastRenderedPageBreak/>
+        <w:t>בדומה ל</w:t>
+      </w:r>
+      <w:r>
+        <w:rPr>
+          <w:rFonts w:cs="Arial" w:hint="cs"/>
+          <w:b/>
+          <w:bCs/>
+          <w:rtl/>
+          <w:lang w:bidi="he-IL"/>
+        </w:rPr>
+        <w:t>גרף 6</w:t>
+      </w:r>
+      <w:r>
+        <w:rPr>
+          <w:rFonts w:cs="Arial" w:hint="cs"/>
+          <w:rtl/>
+          <w:lang w:bidi="he-IL"/>
+        </w:rPr>
+        <w:t xml:space="preserve"> במאמר, נציג </w:t>
+      </w:r>
+      <w:proofErr w:type="spellStart"/>
+      <w:r>
+        <w:rPr>
+          <w:rFonts w:cs="Arial" w:hint="cs"/>
+          <w:rtl/>
+          <w:lang w:bidi="he-IL"/>
+        </w:rPr>
+        <w:t>היסטוגרמה</w:t>
+      </w:r>
+      <w:proofErr w:type="spellEnd"/>
+      <w:r>
+        <w:rPr>
+          <w:rFonts w:cs="Arial" w:hint="cs"/>
+          <w:rtl/>
+          <w:lang w:bidi="he-IL"/>
+        </w:rPr>
+        <w:t xml:space="preserve"> של פרמטר ה- </w:t>
+      </w:r>
+      <w:r>
+        <w:rPr>
+          <w:rFonts w:cs="Arial"/>
+          <w:lang w:bidi="he-IL"/>
+        </w:rPr>
+        <w:t>gain</w:t>
+      </w:r>
+      <w:r>
+        <w:rPr>
+          <w:rFonts w:cs="Arial" w:hint="cs"/>
+          <w:rtl/>
+          <w:lang w:bidi="he-IL"/>
+        </w:rPr>
+        <w:t xml:space="preserve">, </w:t>
+      </w:r>
+      <m:oMath>
+        <m:sSub>
+          <m:sSubPr>
+            <m:ctrlPr>
+              <w:rPr>
+                <w:rFonts w:ascii="Cambria Math" w:hAnsi="Cambria Math" w:cs="Arial"/>
+                <w:i/>
+                <w:lang w:bidi="he-IL"/>
+              </w:rPr>
+            </m:ctrlPr>
+          </m:sSubPr>
+          <m:e>
+            <m:r>
+              <w:rPr>
+                <w:rFonts w:ascii="Cambria Math" w:hAnsi="Cambria Math" w:cs="Arial"/>
+                <w:lang w:bidi="he-IL"/>
+              </w:rPr>
+              <m:t>z</m:t>
+            </m:r>
+          </m:e>
+          <m:sub>
+            <m:r>
+              <w:rPr>
+                <w:rFonts w:ascii="Cambria Math" w:hAnsi="Cambria Math" w:cs="Arial"/>
+                <w:lang w:bidi="he-IL"/>
+              </w:rPr>
+              <m:t>f</m:t>
+            </m:r>
+          </m:sub>
+        </m:sSub>
+      </m:oMath>
+      <w:r>
+        <w:rPr>
+          <w:rFonts w:cs="Arial" w:hint="cs"/>
+          <w:rtl/>
+          <w:lang w:bidi="he-IL"/>
+        </w:rPr>
+        <w:t xml:space="preserve">, בו נעשה שימוש במשוואה 25 כדי לייצג את הקלת תנאי חוסר העיוות. בדומה לגרף 6, נציג </w:t>
+      </w:r>
+      <w:proofErr w:type="spellStart"/>
+      <w:r>
+        <w:rPr>
+          <w:rFonts w:cs="Arial" w:hint="cs"/>
+          <w:rtl/>
+          <w:lang w:bidi="he-IL"/>
+        </w:rPr>
+        <w:t>היסטוגרמה</w:t>
+      </w:r>
+      <w:proofErr w:type="spellEnd"/>
+      <w:r>
+        <w:rPr>
+          <w:rFonts w:cs="Arial" w:hint="cs"/>
+          <w:rtl/>
+          <w:lang w:bidi="he-IL"/>
+        </w:rPr>
+        <w:t xml:space="preserve"> על ערכי </w:t>
+      </w:r>
+      <m:oMath>
+        <m:r>
+          <w:rPr>
+            <w:rFonts w:ascii="Cambria Math" w:hAnsi="Cambria Math" w:cs="Arial"/>
+            <w:lang w:bidi="he-IL"/>
+          </w:rPr>
+          <m:t>20</m:t>
+        </m:r>
+        <m:func>
+          <m:funcPr>
+            <m:ctrlPr>
+              <w:rPr>
+                <w:rFonts w:ascii="Cambria Math" w:hAnsi="Cambria Math" w:cs="Arial"/>
+                <w:i/>
+                <w:lang w:bidi="he-IL"/>
+              </w:rPr>
+            </m:ctrlPr>
+          </m:funcPr>
+          <m:fName>
+            <m:r>
+              <m:rPr>
+                <m:sty m:val="p"/>
+              </m:rPr>
+              <w:rPr>
+                <w:rFonts w:ascii="Cambria Math" w:hAnsi="Cambria Math" w:cs="Arial"/>
+                <w:lang w:bidi="he-IL"/>
+              </w:rPr>
+              <m:t>log</m:t>
+            </m:r>
+          </m:fName>
+          <m:e>
+            <m:d>
+              <m:dPr>
+                <m:ctrlPr>
+                  <w:rPr>
+                    <w:rFonts w:ascii="Cambria Math" w:hAnsi="Cambria Math" w:cs="Arial"/>
+                    <w:i/>
+                    <w:lang w:bidi="he-IL"/>
+                  </w:rPr>
+                </m:ctrlPr>
+              </m:dPr>
+              <m:e>
+                <m:r>
+                  <w:rPr>
+                    <w:rFonts w:ascii="Cambria Math" w:hAnsi="Cambria Math" w:cs="Arial"/>
+                    <w:lang w:bidi="he-IL"/>
+                  </w:rPr>
+                  <m:t>1+</m:t>
+                </m:r>
+                <m:sSub>
+                  <m:sSubPr>
+                    <m:ctrlPr>
+                      <w:rPr>
+                        <w:rFonts w:ascii="Cambria Math" w:hAnsi="Cambria Math" w:cs="Arial"/>
+                        <w:i/>
+                        <w:lang w:bidi="he-IL"/>
+                      </w:rPr>
+                    </m:ctrlPr>
+                  </m:sSubPr>
+                  <m:e>
+                    <m:r>
+                      <w:rPr>
+                        <w:rFonts w:ascii="Cambria Math" w:hAnsi="Cambria Math" w:cs="Arial"/>
+                        <w:lang w:bidi="he-IL"/>
+                      </w:rPr>
+                      <m:t>z</m:t>
+                    </m:r>
+                  </m:e>
+                  <m:sub>
+                    <m:r>
+                      <w:rPr>
+                        <w:rFonts w:ascii="Cambria Math" w:hAnsi="Cambria Math" w:cs="Arial"/>
+                        <w:lang w:bidi="he-IL"/>
+                      </w:rPr>
+                      <m:t>f</m:t>
+                    </m:r>
+                  </m:sub>
+                </m:sSub>
+              </m:e>
+            </m:d>
+          </m:e>
+        </m:func>
+      </m:oMath>
+      <w:r>
+        <w:rPr>
+          <w:rFonts w:cs="Arial" w:hint="cs"/>
+          <w:rtl/>
+          <w:lang w:bidi="he-IL"/>
+        </w:rPr>
+        <w:t>:</w:t>
+      </w:r>
+    </w:p>
+    <w:p>
+      <w:pPr>
+        <w:bidi/>
+        <w:rPr>
+          <w:rFonts w:cs="Arial" w:hint="cs"/>
+          <w:i/>
+          <w:rtl/>
+          <w:lang w:bidi="he-IL"/>
+        </w:rPr>
+      </w:pPr>
+      <w:r>
+        <w:rPr>
+          <w:rFonts w:cs="Arial"/>
+          <w:i/>
+          <w:rtl/>
+          <w:lang w:bidi="he-IL"/>
+        </w:rPr>
+        <w:drawing>
+          <wp:inline distT="0" distB="0" distL="0" distR="0" wp14:anchorId="13BD2BCD" wp14:editId="66BE8DC8">
+            <wp:extent cx="5943600" cy="2934970"/>
+            <wp:effectExtent l="0" t="0" r="0" b="0"/>
+            <wp:docPr id="1739749114" name="Picture 1"/>
+            <wp:cNvGraphicFramePr>
+              <a:graphicFrameLocks xmlns:a="http://schemas.openxmlformats.org/drawingml/2006/main" noChangeAspect="1"/>
+            </wp:cNvGraphicFramePr>
+            <a:graphic xmlns:a="http://schemas.openxmlformats.org/drawingml/2006/main">
+              <a:graphicData uri="http://schemas.openxmlformats.org/drawingml/2006/picture">
+                <pic:pic xmlns:pic="http://schemas.openxmlformats.org/drawingml/2006/picture">
+                  <pic:nvPicPr>
+                    <pic:cNvPr id="1739749114" name=""/>
+                    <pic:cNvPicPr/>
+                  </pic:nvPicPr>
+                  <pic:blipFill>
+                    <a:blip r:embed="rId12"/>
+                    <a:stretch>
+                      <a:fillRect/>
+                    </a:stretch>
+                  </pic:blipFill>
+                  <pic:spPr>
+                    <a:xfrm>
+                      <a:off x="0" y="0"/>
+                      <a:ext cx="5943600" cy="2934970"/>
+                    </a:xfrm>
+                    <a:prstGeom prst="rect">
+                      <a:avLst/>
+                    </a:prstGeom>
+                  </pic:spPr>
+                </pic:pic>
+              </a:graphicData>
+            </a:graphic>
+          </wp:inline>
+        </w:drawing>
+      </w:r>
+    </w:p>
+    <w:p>
+      <w:pPr>
+        <w:bidi/>
+        <w:rPr>
+          <w:rFonts w:cs="Arial"/>
+          <w:b/>
+          <w:bCs/>
+          <w:u w:val="single"/>
+          <w:rtl/>
+          <w:lang w:bidi="he-IL"/>
+        </w:rPr>
+      </w:pPr>
+    </w:p>
+    <w:p>
+      <w:pPr>
+        <w:bidi/>
+        <w:rPr>
+          <w:rFonts w:cs="Arial"/>
+          <w:b/>
+          <w:bCs/>
+          <w:u w:val="single"/>
+          <w:rtl/>
+          <w:lang w:bidi="he-IL"/>
+        </w:rPr>
+      </w:pPr>
+      <w:r>
+        <w:rPr>
+          <w:rFonts w:cs="Arial" w:hint="cs"/>
+          <w:b/>
+          <w:bCs/>
+          <w:highlight w:val="yellow"/>
+          <w:u w:val="single"/>
+          <w:rtl/>
+          <w:lang w:bidi="he-IL"/>
+        </w:rPr>
+        <w:t>מסקנות והערות</w:t>
+      </w:r>
+      <w:r>
+        <w:rPr>
+          <w:rFonts w:cs="Arial" w:hint="cs"/>
+          <w:b/>
+          <w:bCs/>
+          <w:highlight w:val="yellow"/>
+          <w:u w:val="single"/>
+          <w:rtl/>
+          <w:lang w:bidi="he-IL"/>
+        </w:rPr>
+        <w:t xml:space="preserve"> - דוד</w:t>
+      </w:r>
+    </w:p>
+    <w:p>
+      <w:pPr>
+        <w:bidi/>
+        <w:rPr>
+          <w:rFonts w:cs="Arial"/>
+          <w:b/>
+          <w:bCs/>
+          <w:u w:val="single"/>
+          <w:rtl/>
+          <w:lang w:bidi="he-IL"/>
+        </w:rPr>
+      </w:pPr>
+    </w:p>
+    <w:p>
+      <w:pPr>
+        <w:bidi/>
+        <w:rPr>
+          <w:rFonts w:cs="Arial"/>
+          <w:b/>
+          <w:bCs/>
+          <w:u w:val="single"/>
+          <w:rtl/>
+          <w:lang w:bidi="he-IL"/>
+        </w:rPr>
+      </w:pPr>
+    </w:p>
+    <w:p>
+      <w:pPr>
+        <w:bidi/>
+        <w:rPr>
+          <w:rFonts w:cs="Arial"/>
+          <w:b/>
+          <w:bCs/>
+          <w:u w:val="single"/>
+          <w:lang w:bidi="he-IL"/>
+        </w:rPr>
+      </w:pPr>
+      <w:r>
+        <w:rPr>
+          <w:rFonts w:cs="Arial" w:hint="cs"/>
+          <w:b/>
+          <w:bCs/>
+          <w:highlight w:val="yellow"/>
+          <w:u w:val="single"/>
+          <w:rtl/>
+          <w:lang w:bidi="he-IL"/>
+        </w:rPr>
+        <w:t>ביקורת על המאמר והצעות לשיפור</w:t>
+      </w:r>
+    </w:p>
+    <w:p>
+      <w:pPr>
+        <w:bidi/>
+        <w:rPr>
+          <w:rFonts w:cs="Arial"/>
+          <w:rtl/>
+          <w:lang w:bidi="he-IL"/>
+        </w:rPr>
+      </w:pPr>
+      <w:r>
+        <w:rPr>
+          <w:rFonts w:cs="Arial" w:hint="cs"/>
+          <w:rtl/>
+          <w:lang w:bidi="he-IL"/>
+        </w:rPr>
+        <w:t>בחלק זה נתייחס למספר היבטים שיכולים להשפיע על יישום השיטה המוצעת בחיי היום יום.</w:t>
+      </w:r>
+    </w:p>
+    <w:p>
+      <w:pPr>
+        <w:pStyle w:val="ListParagraph"/>
+        <w:numPr>
+          <w:ilvl w:val="0"/>
+          <w:numId w:val="7"/>
+        </w:numPr>
+        <w:bidi/>
+        <w:rPr>
+          <w:rFonts w:cs="Arial"/>
+          <w:u w:val="single"/>
+          <w:lang w:bidi="he-IL"/>
+        </w:rPr>
+      </w:pPr>
+      <w:r>
+        <w:rPr>
+          <w:rFonts w:cs="Arial" w:hint="cs"/>
+          <w:u w:val="single"/>
+          <w:rtl/>
+          <w:lang w:bidi="he-IL"/>
+        </w:rPr>
+        <w:t>עלות חישובית</w:t>
+      </w:r>
+    </w:p>
+    <w:p>
+      <w:pPr>
+        <w:pStyle w:val="ListParagraph"/>
+        <w:bidi/>
+        <w:rPr>
+          <w:rFonts w:cs="Arial"/>
+          <w:rtl/>
+          <w:lang w:bidi="he-IL"/>
+        </w:rPr>
+      </w:pPr>
+      <w:r>
+        <w:rPr>
+          <w:rFonts w:cs="Arial" w:hint="cs"/>
+          <w:rtl/>
+          <w:lang w:bidi="he-IL"/>
+        </w:rPr>
+        <w:t xml:space="preserve">לצורך פתרון בשיטת ה- </w:t>
+      </w:r>
+      <w:r>
+        <w:rPr>
+          <w:rFonts w:cs="Arial"/>
+          <w:lang w:bidi="he-IL"/>
+        </w:rPr>
+        <w:t>DRS</w:t>
+      </w:r>
+      <w:r>
+        <w:rPr>
+          <w:rFonts w:cs="Arial" w:hint="cs"/>
+          <w:rtl/>
+          <w:lang w:bidi="he-IL"/>
+        </w:rPr>
+        <w:t xml:space="preserve"> יש לפתור בעיית אופטימיזציה עם תנא</w:t>
+      </w:r>
+      <w:r>
+        <w:rPr>
+          <w:rFonts w:cs="Arial" w:hint="cs"/>
+          <w:rtl/>
+          <w:lang w:bidi="he-IL"/>
+        </w:rPr>
+        <w:t>י</w:t>
+      </w:r>
+      <w:r>
+        <w:rPr>
+          <w:rFonts w:cs="Arial" w:hint="cs"/>
+          <w:rtl/>
+          <w:lang w:bidi="he-IL"/>
+        </w:rPr>
+        <w:t xml:space="preserve">י </w:t>
+      </w:r>
+      <w:r>
+        <w:rPr>
+          <w:rFonts w:cs="Arial"/>
+          <w:lang w:bidi="he-IL"/>
+        </w:rPr>
+        <w:t>KKT</w:t>
+      </w:r>
+      <w:r>
+        <w:rPr>
+          <w:rFonts w:cs="Arial" w:hint="cs"/>
+          <w:rtl/>
+          <w:lang w:bidi="he-IL"/>
+        </w:rPr>
+        <w:t xml:space="preserve"> </w:t>
+      </w:r>
+      <w:r>
+        <w:rPr>
+          <w:rFonts w:cs="Arial" w:hint="cs"/>
+          <w:rtl/>
+          <w:lang w:bidi="he-IL"/>
+        </w:rPr>
+        <w:t>(</w:t>
+      </w:r>
+      <w:proofErr w:type="spellStart"/>
+      <w:r>
+        <w:rPr>
+          <w:rFonts w:cs="Arial"/>
+          <w:lang w:bidi="he-IL"/>
+        </w:rPr>
+        <w:t>Karush</w:t>
+      </w:r>
+      <w:proofErr w:type="spellEnd"/>
+      <w:r>
+        <w:rPr>
+          <w:rFonts w:cs="Arial"/>
+          <w:lang w:bidi="he-IL"/>
+        </w:rPr>
+        <w:t>–Kuhn–Tucker conditions</w:t>
+      </w:r>
+      <w:r>
+        <w:rPr>
+          <w:rFonts w:cs="Arial" w:hint="cs"/>
+          <w:rtl/>
+          <w:lang w:bidi="he-IL"/>
+        </w:rPr>
+        <w:t xml:space="preserve">) </w:t>
+      </w:r>
+      <w:r>
+        <w:rPr>
+          <w:rFonts w:cs="Arial" w:hint="cs"/>
+          <w:rtl/>
+          <w:lang w:bidi="he-IL"/>
+        </w:rPr>
+        <w:t>ולכן יש צורך לחשב את המטריצה הה</w:t>
+      </w:r>
+      <w:r>
+        <w:rPr>
+          <w:rFonts w:cs="Arial" w:hint="cs"/>
+          <w:rtl/>
+          <w:lang w:bidi="he-IL"/>
+        </w:rPr>
+        <w:t>ו</w:t>
+      </w:r>
+      <w:r>
+        <w:rPr>
+          <w:rFonts w:cs="Arial" w:hint="cs"/>
+          <w:rtl/>
+          <w:lang w:bidi="he-IL"/>
+        </w:rPr>
+        <w:t>פכית למטרי</w:t>
+      </w:r>
+      <w:r>
+        <w:rPr>
+          <w:rFonts w:cs="Arial" w:hint="cs"/>
+          <w:rtl/>
+          <w:lang w:bidi="he-IL"/>
+        </w:rPr>
+        <w:t>צ</w:t>
+      </w:r>
+      <w:r>
+        <w:rPr>
+          <w:rFonts w:cs="Arial" w:hint="cs"/>
+          <w:rtl/>
+          <w:lang w:bidi="he-IL"/>
+        </w:rPr>
+        <w:t xml:space="preserve">ת ה- </w:t>
+      </w:r>
+      <w:r>
+        <w:rPr>
+          <w:rFonts w:cs="Arial"/>
+          <w:lang w:bidi="he-IL"/>
+        </w:rPr>
+        <w:t>KKT</w:t>
+      </w:r>
+      <w:r>
+        <w:rPr>
+          <w:rFonts w:cs="Arial" w:hint="cs"/>
+          <w:rtl/>
+          <w:lang w:bidi="he-IL"/>
+        </w:rPr>
         <w:t>.</w:t>
       </w:r>
       <w:r>
         <w:rPr>
-          <w:rFonts w:cs="Arial"/>
-          <w:rtl/>
-          <w:lang w:bidi="he-IL"/>
-        </w:rPr>
-        <w:br/>
-      </w:r>
-      <w:r>
-        <w:rPr>
-          <w:rFonts w:cs="Arial" w:hint="cs"/>
-          <w:rtl/>
-          <w:lang w:bidi="he-IL"/>
-        </w:rPr>
-        <w:t xml:space="preserve">ו- </w:t>
+          <w:rFonts w:cs="Arial" w:hint="cs"/>
+          <w:rtl/>
+          <w:lang w:bidi="he-IL"/>
+        </w:rPr>
+        <w:t xml:space="preserve"> ההנחה במאמר היא שהמטריצה מחושבת מראש עבור פתרון ה- </w:t>
+      </w:r>
+      <w:r>
+        <w:rPr>
+          <w:rFonts w:cs="Arial"/>
+          <w:lang w:bidi="he-IL"/>
+        </w:rPr>
+        <w:t>offline</w:t>
+      </w:r>
+      <w:r>
+        <w:rPr>
+          <w:rFonts w:cs="Arial" w:hint="cs"/>
+          <w:rtl/>
+          <w:lang w:bidi="he-IL"/>
+        </w:rPr>
+        <w:t xml:space="preserve"> אך בפתרון ה- </w:t>
+      </w:r>
+      <w:r>
+        <w:rPr>
+          <w:rFonts w:cs="Arial"/>
+          <w:lang w:bidi="he-IL"/>
+        </w:rPr>
+        <w:t>online</w:t>
+      </w:r>
+      <w:r>
+        <w:rPr>
+          <w:rFonts w:cs="Arial" w:hint="cs"/>
+          <w:rtl/>
+          <w:lang w:bidi="he-IL"/>
+        </w:rPr>
+        <w:t xml:space="preserve"> יש צורך לחשב את המטריצה </w:t>
+      </w:r>
+      <w:r>
+        <w:rPr>
+          <w:rFonts w:cs="Arial" w:hint="cs"/>
+          <w:rtl/>
+          <w:lang w:bidi="he-IL"/>
+        </w:rPr>
+        <w:t>ההופכי</w:t>
+      </w:r>
+      <w:r>
+        <w:rPr>
+          <w:rFonts w:cs="Arial"/>
+          <w:rtl/>
+          <w:lang w:bidi="he-IL"/>
+        </w:rPr>
+        <w:t>ת</w:t>
+      </w:r>
+      <w:r>
+        <w:rPr>
+          <w:rFonts w:cs="Arial" w:hint="cs"/>
+          <w:rtl/>
+          <w:lang w:bidi="he-IL"/>
+        </w:rPr>
+        <w:t xml:space="preserve"> הזו לכל חלון זמן בנפרד. העלות החישובית בכך ה- </w:t>
+      </w:r>
+      <m:oMath>
+        <m:r>
+          <m:rPr>
+            <m:scr m:val="script"/>
+          </m:rPr>
+          <w:rPr>
+            <w:rFonts w:ascii="Cambria Math" w:hAnsi="Cambria Math" w:cs="Arial"/>
+            <w:lang w:bidi="he-IL"/>
+          </w:rPr>
+          <m:t>O</m:t>
+        </m:r>
+        <m:d>
+          <m:dPr>
+            <m:ctrlPr>
+              <w:rPr>
+                <w:rFonts w:ascii="Cambria Math" w:hAnsi="Cambria Math" w:cs="Arial"/>
+                <w:i/>
+                <w:lang w:bidi="he-IL"/>
+              </w:rPr>
+            </m:ctrlPr>
+          </m:dPr>
+          <m:e>
+            <m:r>
+              <w:rPr>
+                <w:rFonts w:ascii="Cambria Math" w:hAnsi="Cambria Math" w:cs="Arial"/>
+                <w:lang w:bidi="he-IL"/>
+              </w:rPr>
+              <m:t>F</m:t>
+            </m:r>
+            <m:sSup>
+              <m:sSupPr>
+                <m:ctrlPr>
+                  <w:rPr>
+                    <w:rFonts w:ascii="Cambria Math" w:hAnsi="Cambria Math" w:cs="Arial"/>
+                    <w:i/>
+                    <w:lang w:bidi="he-IL"/>
+                  </w:rPr>
+                </m:ctrlPr>
+              </m:sSupPr>
+              <m:e>
+                <m:r>
+                  <w:rPr>
+                    <w:rFonts w:ascii="Cambria Math" w:hAnsi="Cambria Math" w:cs="Arial"/>
+                    <w:lang w:bidi="he-IL"/>
+                  </w:rPr>
+                  <m:t>M</m:t>
+                </m:r>
+              </m:e>
+              <m:sup>
+                <m:r>
+                  <w:rPr>
+                    <w:rFonts w:ascii="Cambria Math" w:hAnsi="Cambria Math" w:cs="Arial"/>
+                    <w:lang w:bidi="he-IL"/>
+                  </w:rPr>
+                  <m:t>3</m:t>
+                </m:r>
+              </m:sup>
+            </m:sSup>
+          </m:e>
+        </m:d>
+      </m:oMath>
+      <w:r>
+        <w:rPr>
+          <w:rFonts w:cs="Arial" w:hint="cs"/>
+          <w:rtl/>
+          <w:lang w:bidi="he-IL"/>
+        </w:rPr>
+        <w:t xml:space="preserve"> (כאשר </w:t>
+      </w:r>
+      <m:oMath>
+        <m:r>
+          <w:rPr>
+            <w:rFonts w:ascii="Cambria Math" w:hAnsi="Cambria Math" w:cs="Arial"/>
+            <w:lang w:bidi="he-IL"/>
+          </w:rPr>
+          <m:t>F</m:t>
+        </m:r>
+      </m:oMath>
+      <w:r>
+        <w:rPr>
+          <w:rFonts w:cs="Arial" w:hint="cs"/>
+          <w:rtl/>
+          <w:lang w:bidi="he-IL"/>
+        </w:rPr>
+        <w:t xml:space="preserve"> הוא גודל ה- </w:t>
+      </w:r>
+      <w:r>
+        <w:rPr>
+          <w:rFonts w:cs="Arial"/>
+          <w:lang w:bidi="he-IL"/>
+        </w:rPr>
+        <w:t>FFT</w:t>
+      </w:r>
+      <w:r>
+        <w:rPr>
+          <w:rFonts w:cs="Arial" w:hint="cs"/>
+          <w:rtl/>
+          <w:lang w:bidi="he-IL"/>
+        </w:rPr>
+        <w:t xml:space="preserve"> ו- </w:t>
       </w:r>
       <m:oMath>
         <m:r>
@@ -2746,62 +4855,7 @@
           <w:rtl/>
           <w:lang w:bidi="he-IL"/>
         </w:rPr>
-        <w:t xml:space="preserve"> כמות המיקרופונים במערך.</w:t>
-      </w:r>
-    </w:p>
-    <w:p>
-      <w:pPr>
-        <w:bidi/>
-        <w:rPr>
-          <w:rFonts w:cs="Arial"/>
-          <w:rtl/>
-          <w:lang w:bidi="he-IL"/>
-        </w:rPr>
-      </w:pPr>
-    </w:p>
-    <w:p>
-      <w:pPr>
-        <w:bidi/>
-        <w:rPr>
-          <w:rFonts w:cs="Arial"/>
-          <w:u w:val="single"/>
-          <w:lang w:bidi="he-IL"/>
-        </w:rPr>
-      </w:pPr>
-      <w:r>
-        <w:rPr>
-          <w:rFonts w:cs="Arial" w:hint="cs"/>
-          <w:u w:val="single"/>
-          <w:rtl/>
-          <w:lang w:bidi="he-IL"/>
-        </w:rPr>
-        <w:t xml:space="preserve">חלק 2 </w:t>
-      </w:r>
-      <w:r>
-        <w:rPr>
-          <w:rFonts w:cs="Arial"/>
-          <w:u w:val="single"/>
-          <w:rtl/>
-          <w:lang w:bidi="he-IL"/>
-        </w:rPr>
-        <w:t>–</w:t>
-      </w:r>
-      <w:r>
-        <w:rPr>
-          <w:rFonts w:cs="Arial" w:hint="cs"/>
-          <w:u w:val="single"/>
-          <w:rtl/>
-          <w:lang w:bidi="he-IL"/>
-        </w:rPr>
-        <w:t xml:space="preserve"> </w:t>
-      </w:r>
-      <w:r>
-        <w:rPr>
-          <w:rFonts w:cs="Arial"/>
-          <w:u w:val="single"/>
-          <w:lang w:bidi="he-IL"/>
-        </w:rPr>
-        <w:t>Filter and Sum</w:t>
+        <w:t xml:space="preserve"> כמות המיקרופונים במערך). מדובר בעלות חישובית גבוהה שפוגעת ברלוונטיות של השיטה ביישומים כמו מכשירי שמיעה, בהם נצפה לעלות חישובית נמוכה יותר. </w:t>
       </w:r>
     </w:p>
     <w:p>
@@ -2809,22 +4863,56 @@
         <w:pStyle w:val="ListParagraph"/>
         <w:numPr>
           <w:ilvl w:val="0"/>
-          <w:numId w:val="6"/>
+          <w:numId w:val="7"/>
         </w:numPr>
         <w:bidi/>
         <w:rPr>
           <w:rFonts w:cs="Arial"/>
-          <w:rtl/>
-          <w:lang w:bidi="he-IL"/>
-        </w:rPr>
-      </w:pPr>
-      <w:r>
-        <w:rPr>
-          <w:rFonts w:cs="Arial" w:hint="cs"/>
-          <w:rtl/>
-          <w:lang w:bidi="he-IL"/>
-        </w:rPr>
-        <w:t xml:space="preserve">בשלב זה מבצעים פעולות </w:t>
+          <w:lang w:bidi="he-IL"/>
+        </w:rPr>
+      </w:pPr>
+      <w:r>
+        <w:rPr>
+          <w:rFonts w:cs="Arial" w:hint="cs"/>
+          <w:u w:val="single"/>
+          <w:rtl/>
+          <w:lang w:bidi="he-IL"/>
+        </w:rPr>
+        <w:t>אופן בחירת פרמטרים אופטימליים</w:t>
+      </w:r>
+    </w:p>
+    <w:p>
+      <w:pPr>
+        <w:pStyle w:val="ListParagraph"/>
+        <w:bidi/>
+        <w:rPr>
+          <w:rFonts w:cs="Arial" w:hint="cs"/>
+          <w:rtl/>
+          <w:lang w:bidi="he-IL"/>
+        </w:rPr>
+      </w:pPr>
+      <w:r>
+        <w:rPr>
+          <w:rFonts w:cs="Arial" w:hint="cs"/>
+          <w:rtl/>
+          <w:lang w:bidi="he-IL"/>
+        </w:rPr>
+        <w:t xml:space="preserve">במאמר ישנם מספר פרמטרים המשפיעים על קצב התכנסות הפתרון מצד אחד ועל ביצועי הפתרון מצד שני. פרמטרים אלו כוללים בין היתר את כמות דגימות ה- </w:t>
+      </w:r>
+      <w:r>
+        <w:rPr>
+          <w:rFonts w:cs="Arial"/>
+          <w:lang w:bidi="he-IL"/>
+        </w:rPr>
+        <w:t>FFT</w:t>
+      </w:r>
+      <w:r>
+        <w:rPr>
+          <w:rFonts w:cs="Arial" w:hint="cs"/>
+          <w:rtl/>
+          <w:lang w:bidi="he-IL"/>
+        </w:rPr>
+        <w:t xml:space="preserve"> ואת כמות </w:t>
       </w:r>
       <w:proofErr w:type="spellStart"/>
       <w:r>
@@ -2833,7 +4921,7 @@
           <w:rtl/>
           <w:lang w:bidi="he-IL"/>
         </w:rPr>
-        <w:t>קונבולוציה</w:t>
+        <w:t>האיטרציות</w:t>
       </w:r>
       <w:proofErr w:type="spellEnd"/>
       <w:r>
@@ -2842,23 +4930,472 @@
           <w:rtl/>
           <w:lang w:bidi="he-IL"/>
         </w:rPr>
-        <w:t xml:space="preserve"> בין מקדמי המסנן המרחב המשוערכים, שהומרו לציר הזמן, לבית האות הנקלט במערך </w:t>
-      </w:r>
-      <w:r>
-        <w:rPr>
-          <w:rFonts w:cs="Arial" w:hint="cs"/>
-          <w:rtl/>
-          <w:lang w:bidi="he-IL"/>
-        </w:rPr>
-        <w:t>המיקרופונים</w:t>
-      </w:r>
-      <w:r>
-        <w:rPr>
-          <w:rFonts w:cs="Arial" w:hint="cs"/>
-          <w:rtl/>
-          <w:lang w:bidi="he-IL"/>
-        </w:rPr>
-        <w:t xml:space="preserve">. חלק זה מוסיף השהייה של </w:t>
+        <w:t xml:space="preserve"> להתכנסות. </w:t>
+      </w:r>
+    </w:p>
+    <w:p>
+      <w:pPr>
+        <w:pStyle w:val="ListParagraph"/>
+        <w:bidi/>
+        <w:rPr>
+          <w:rFonts w:cs="Arial" w:hint="cs"/>
+          <w:rtl/>
+          <w:lang w:bidi="he-IL"/>
+        </w:rPr>
+      </w:pPr>
+      <w:r>
+        <w:rPr>
+          <w:rFonts w:cs="Arial" w:hint="cs"/>
+          <w:rtl/>
+          <w:lang w:bidi="he-IL"/>
+        </w:rPr>
+        <w:t xml:space="preserve">המאמר לא מפרט בצורה חד משמעית כיצד יש לבחור פרמטרים אלו </w:t>
+      </w:r>
+      <w:r>
+        <w:rPr>
+          <w:rFonts w:cs="Arial" w:hint="cs"/>
+          <w:rtl/>
+          <w:lang w:bidi="he-IL"/>
+        </w:rPr>
+        <w:t xml:space="preserve">והאם ישנה דרך אופטימלית עבור המערכת ״לדילוג״ בין פרמטרים שונים. למשל, התאמת כמות דגימות ה- </w:t>
+      </w:r>
+      <w:r>
+        <w:rPr>
+          <w:rFonts w:cs="Arial"/>
+          <w:lang w:bidi="he-IL"/>
+        </w:rPr>
+        <w:t>FFT</w:t>
+      </w:r>
+      <w:r>
+        <w:rPr>
+          <w:rFonts w:cs="Arial" w:hint="cs"/>
+          <w:rtl/>
+          <w:lang w:bidi="he-IL"/>
+        </w:rPr>
+        <w:t xml:space="preserve"> אל כמות הרעש בחדר או עדכון כמות </w:t>
+      </w:r>
+      <w:proofErr w:type="spellStart"/>
+      <w:r>
+        <w:rPr>
+          <w:rFonts w:cs="Arial" w:hint="cs"/>
+          <w:rtl/>
+          <w:lang w:bidi="he-IL"/>
+        </w:rPr>
+        <w:t>האיטרציות</w:t>
+      </w:r>
+      <w:proofErr w:type="spellEnd"/>
+      <w:r>
+        <w:rPr>
+          <w:rFonts w:cs="Arial" w:hint="cs"/>
+          <w:rtl/>
+          <w:lang w:bidi="he-IL"/>
+        </w:rPr>
+        <w:t xml:space="preserve"> כתלות </w:t>
+      </w:r>
+      <w:proofErr w:type="spellStart"/>
+      <w:r>
+        <w:rPr>
+          <w:rFonts w:cs="Arial" w:hint="cs"/>
+          <w:rtl/>
+          <w:lang w:bidi="he-IL"/>
+        </w:rPr>
+        <w:t>בסטציונריות</w:t>
+      </w:r>
+      <w:proofErr w:type="spellEnd"/>
+      <w:r>
+        <w:rPr>
+          <w:rFonts w:cs="Arial" w:hint="cs"/>
+          <w:rtl/>
+          <w:lang w:bidi="he-IL"/>
+        </w:rPr>
+        <w:t xml:space="preserve"> של מקור הדיבור.</w:t>
+      </w:r>
+    </w:p>
+    <w:p>
+      <w:pPr>
+        <w:bidi/>
+        <w:rPr>
+          <w:rFonts w:cs="Arial"/>
+          <w:i/>
+          <w:rtl/>
+          <w:lang w:bidi="he-IL"/>
+        </w:rPr>
+      </w:pPr>
+    </w:p>
+    <w:p>
+      <w:pPr>
+        <w:bidi/>
+        <w:rPr>
+          <w:rFonts w:hint="cs"/>
+          <w:rtl/>
+          <w:lang w:bidi="he-IL"/>
+        </w:rPr>
+      </w:pPr>
+      <w:r>
+        <w:rPr>
+          <w:rFonts w:hint="cs"/>
+          <w:rtl/>
+          <w:lang w:bidi="he-IL"/>
+        </w:rPr>
+        <w:t>נציין כי ישנן מגבלות נוספות הנובעות מהדרישה לפתרון זמן אמת (</w:t>
+      </w:r>
+      <w:r>
+        <w:rPr>
+          <w:lang w:bidi="he-IL"/>
+        </w:rPr>
+        <w:t>Online Target Source Extraction</w:t>
+      </w:r>
+      <w:r>
+        <w:rPr>
+          <w:rFonts w:hint="cs"/>
+          <w:rtl/>
+          <w:lang w:bidi="he-IL"/>
+        </w:rPr>
+        <w:t xml:space="preserve">). אחת מהן היא הצורך בשערוך </w:t>
+      </w:r>
+      <w:r>
+        <w:rPr>
+          <w:rFonts w:cs="Arial" w:hint="cs"/>
+          <w:rtl/>
+          <w:lang w:bidi="he-IL"/>
+        </w:rPr>
+        <w:t xml:space="preserve">ה- </w:t>
+      </w:r>
+      <w:r>
+        <w:rPr>
+          <w:rFonts w:cs="Arial"/>
+          <w:lang w:bidi="he-IL"/>
+        </w:rPr>
+        <w:t>SCM</w:t>
+      </w:r>
+      <w:r>
+        <w:rPr>
+          <w:rFonts w:cs="Arial" w:hint="cs"/>
+          <w:rtl/>
+          <w:lang w:bidi="he-IL"/>
+        </w:rPr>
+        <w:t xml:space="preserve"> שעלול להיות לא מדויק בסביבה שמשתנה בקצב תדיר. בנוסף, המערכת רגישה לשגיאות בשערוך הרעש למשל כאשר הדובר המפריע זז בחלל.</w:t>
+      </w:r>
+    </w:p>
+    <w:p>
+      <w:pPr>
+        <w:bidi/>
+        <w:rPr>
+          <w:rFonts w:cs="Arial"/>
+          <w:i/>
+          <w:rtl/>
+          <w:lang w:bidi="he-IL"/>
+        </w:rPr>
+      </w:pPr>
+    </w:p>
+    <w:p>
+      <w:pPr>
+        <w:bidi/>
+        <w:rPr>
+          <w:rFonts w:cs="Arial" w:hint="cs"/>
+          <w:i/>
+          <w:u w:val="single"/>
+          <w:rtl/>
+          <w:lang w:bidi="he-IL"/>
+        </w:rPr>
+      </w:pPr>
+      <w:r>
+        <w:rPr>
+          <w:rFonts w:cs="Arial" w:hint="cs"/>
+          <w:i/>
+          <w:u w:val="single"/>
+          <w:rtl/>
+          <w:lang w:bidi="he-IL"/>
+        </w:rPr>
+        <w:t>הצעות לשיפור</w:t>
+      </w:r>
+      <w:r>
+        <w:rPr>
+          <w:rFonts w:cs="Arial" w:hint="cs"/>
+          <w:i/>
+          <w:u w:val="single"/>
+          <w:rtl/>
+          <w:lang w:bidi="he-IL"/>
+        </w:rPr>
+        <w:t>:</w:t>
+      </w:r>
+    </w:p>
+    <w:p>
+      <w:pPr>
+        <w:bidi/>
+        <w:rPr>
+          <w:rFonts w:cs="Arial"/>
+          <w:rtl/>
+          <w:lang w:bidi="he-IL"/>
+        </w:rPr>
+      </w:pPr>
+      <w:r>
+        <w:rPr>
+          <w:rFonts w:cs="Arial" w:hint="cs"/>
+          <w:rtl/>
+          <w:lang w:bidi="he-IL"/>
+        </w:rPr>
+        <w:t>כדרך לשיפור נציע להשתמש באחת מהטכניקות לאיכון דוברים כדי לאתחל</w:t>
+      </w:r>
+      <w:r>
+        <w:rPr>
+          <w:rFonts w:cs="Arial" w:hint="cs"/>
+          <w:rtl/>
+          <w:lang w:bidi="he-IL"/>
+        </w:rPr>
+        <w:t xml:space="preserve"> את </w:t>
+      </w:r>
+      <w:r>
+        <w:rPr>
+          <w:rFonts w:cs="Arial" w:hint="cs"/>
+          <w:rtl/>
+          <w:lang w:bidi="he-IL"/>
+        </w:rPr>
+        <w:t>מקדמי המסנן המרחבי (</w:t>
+      </w:r>
+      <w:r>
+        <w:rPr>
+          <w:rFonts w:cs="Arial"/>
+          <w:lang w:bidi="he-IL"/>
+        </w:rPr>
+        <w:t>spatial filter</w:t>
+      </w:r>
+      <w:r>
+        <w:rPr>
+          <w:rFonts w:cs="Arial" w:hint="cs"/>
+          <w:rtl/>
+          <w:lang w:bidi="he-IL"/>
+        </w:rPr>
+        <w:t>)</w:t>
+      </w:r>
+      <w:r>
+        <w:rPr>
+          <w:rFonts w:cs="Arial" w:hint="cs"/>
+          <w:rtl/>
+          <w:lang w:bidi="he-IL"/>
+        </w:rPr>
+        <w:t xml:space="preserve">, המתעדכנים במהלך אלגוריתם ה- </w:t>
+      </w:r>
+      <w:r>
+        <w:rPr>
+          <w:rFonts w:cs="Arial"/>
+          <w:lang w:bidi="he-IL"/>
+        </w:rPr>
+        <w:t>DRS</w:t>
+      </w:r>
+      <w:r>
+        <w:rPr>
+          <w:rFonts w:cs="Arial" w:hint="cs"/>
+          <w:rtl/>
+          <w:lang w:bidi="he-IL"/>
+        </w:rPr>
+        <w:t xml:space="preserve"> ועפ"י המאמר אותחלו באפסים. הרעיון מאחורי ההצעה הוא שאתחול המקדמים של וקטור המסנן המרחבי יאפשרו התכנסות מהירה יותר שיכולה להיות קריטית עבור דרישת זמן-אמת.</w:t>
+      </w:r>
+      <w:r>
+        <w:rPr>
+          <w:rFonts w:cs="Arial" w:hint="cs"/>
+          <w:rtl/>
+          <w:lang w:bidi="he-IL"/>
+        </w:rPr>
+        <w:t xml:space="preserve"> נציע לבצע איכון </w:t>
+      </w:r>
+      <w:r>
+        <w:rPr>
+          <w:rFonts w:cs="Arial"/>
+          <w:lang w:bidi="he-IL"/>
+        </w:rPr>
+        <w:t>DOA</w:t>
+      </w:r>
+      <w:r>
+        <w:rPr>
+          <w:rFonts w:cs="Arial" w:hint="cs"/>
+          <w:rtl/>
+          <w:lang w:bidi="he-IL"/>
+        </w:rPr>
+        <w:t xml:space="preserve"> (</w:t>
+      </w:r>
+      <w:r>
+        <w:rPr>
+          <w:rFonts w:cs="Arial"/>
+          <w:lang w:bidi="he-IL"/>
+        </w:rPr>
+        <w:t>Direction of Arrival</w:t>
+      </w:r>
+      <w:r>
+        <w:rPr>
+          <w:rFonts w:cs="Arial" w:hint="cs"/>
+          <w:rtl/>
+          <w:lang w:bidi="he-IL"/>
+        </w:rPr>
+        <w:t xml:space="preserve">) במימוש זמן אמת. מבין האלגוריתמים שנלמדו במהלך הקורס נבחר להתמקד ב- </w:t>
+      </w:r>
+      <w:r>
+        <w:rPr>
+          <w:rFonts w:cs="Arial"/>
+          <w:lang w:bidi="he-IL"/>
+        </w:rPr>
+        <w:t>SRP-PHAT</w:t>
+      </w:r>
+      <w:r>
+        <w:rPr>
+          <w:rFonts w:cs="Arial" w:hint="cs"/>
+          <w:rtl/>
+          <w:lang w:bidi="he-IL"/>
+        </w:rPr>
+        <w:t xml:space="preserve"> מכיוון </w:t>
+      </w:r>
+      <w:r>
+        <w:rPr>
+          <w:rFonts w:cs="Arial" w:hint="cs"/>
+          <w:rtl/>
+          <w:lang w:bidi="he-IL"/>
+        </w:rPr>
+        <w:t xml:space="preserve">שהעלות החישובית שלו יחסית נמוכה (נדרש </w:t>
+      </w:r>
+      <w:r>
+        <w:rPr>
+          <w:rFonts w:cs="Arial"/>
+          <w:lang w:bidi="he-IL"/>
+        </w:rPr>
+        <w:t>FFT</w:t>
+      </w:r>
+      <w:r>
+        <w:rPr>
+          <w:rFonts w:cs="Arial" w:hint="cs"/>
+          <w:rtl/>
+          <w:lang w:bidi="he-IL"/>
+        </w:rPr>
+        <w:t xml:space="preserve"> ואופטימיזציה למציאת נקודת המקסימום). בנוסף, אלגוריתם זה מציג ביצועים טובים גם בסביבה רועשת והוא מותאם למצב של מערך מיקרופונים, כפי שמתואר כחלק מפתרון ה- </w:t>
+      </w:r>
+      <w:r>
+        <w:rPr>
+          <w:rFonts w:cs="Arial"/>
+          <w:lang w:bidi="he-IL"/>
+        </w:rPr>
+        <w:t>Beamformer</w:t>
+      </w:r>
+      <w:r>
+        <w:rPr>
+          <w:rFonts w:cs="Arial" w:hint="cs"/>
+          <w:rtl/>
+          <w:lang w:bidi="he-IL"/>
+        </w:rPr>
+        <w:t>.</w:t>
+      </w:r>
+    </w:p>
+    <w:p>
+      <w:pPr>
+        <w:bidi/>
+        <w:rPr>
+          <w:rFonts w:cs="Arial"/>
+          <w:rtl/>
+          <w:lang w:bidi="he-IL"/>
+        </w:rPr>
+      </w:pPr>
+      <w:r>
+        <w:rPr>
+          <w:rFonts w:cs="Arial" w:hint="cs"/>
+          <w:rtl/>
+          <w:lang w:bidi="he-IL"/>
+        </w:rPr>
+        <w:t xml:space="preserve">עבור פתרון ה- </w:t>
+      </w:r>
+      <w:r>
+        <w:rPr>
+          <w:rFonts w:cs="Arial"/>
+          <w:lang w:bidi="he-IL"/>
+        </w:rPr>
+        <w:t>Offline</w:t>
+      </w:r>
+      <w:r>
+        <w:rPr>
+          <w:rFonts w:cs="Arial" w:hint="cs"/>
+          <w:rtl/>
+          <w:lang w:bidi="he-IL"/>
+        </w:rPr>
+        <w:t xml:space="preserve"> הסיבתי, נציע לשערך את איכון הדובר בדומה לדרך בה המאמר מציע לשערך את ווקטור ה- </w:t>
+      </w:r>
+      <w:r>
+        <w:rPr>
+          <w:rFonts w:cs="Arial"/>
+          <w:lang w:bidi="he-IL"/>
+        </w:rPr>
+        <w:t>RTF</w:t>
+      </w:r>
+      <w:r>
+        <w:rPr>
+          <w:rFonts w:cs="Arial" w:hint="cs"/>
+          <w:rtl/>
+          <w:lang w:bidi="he-IL"/>
+        </w:rPr>
+        <w:t xml:space="preserve"> (</w:t>
+      </w:r>
+      <w:r>
+        <w:rPr>
+          <w:rFonts w:cs="Arial"/>
+          <w:lang w:bidi="he-IL"/>
+        </w:rPr>
+        <w:t>Relative Transfer Function</w:t>
+      </w:r>
+      <w:r>
+        <w:rPr>
+          <w:rFonts w:cs="Arial" w:hint="cs"/>
+          <w:rtl/>
+          <w:lang w:bidi="he-IL"/>
+        </w:rPr>
+        <w:t xml:space="preserve">) </w:t>
+      </w:r>
+      <w:r>
+        <w:rPr>
+          <w:rFonts w:cs="Arial"/>
+          <w:rtl/>
+          <w:lang w:bidi="he-IL"/>
+        </w:rPr>
+        <w:t>–</w:t>
+      </w:r>
+      <w:r>
+        <w:rPr>
+          <w:rFonts w:cs="Arial" w:hint="cs"/>
+          <w:rtl/>
+          <w:lang w:bidi="he-IL"/>
+        </w:rPr>
+        <w:t xml:space="preserve"> לפני תחילת האלגוריתם </w:t>
+      </w:r>
+      <w:proofErr w:type="spellStart"/>
+      <w:r>
+        <w:rPr>
+          <w:rFonts w:cs="Arial" w:hint="cs"/>
+          <w:rtl/>
+          <w:lang w:bidi="he-IL"/>
+        </w:rPr>
+        <w:t>האיטרטיבי</w:t>
+      </w:r>
+      <w:proofErr w:type="spellEnd"/>
+      <w:r>
+        <w:rPr>
+          <w:rFonts w:cs="Arial" w:hint="cs"/>
+          <w:rtl/>
+          <w:lang w:bidi="he-IL"/>
+        </w:rPr>
+        <w:t xml:space="preserve">. </w:t>
+      </w:r>
+    </w:p>
+    <w:p>
+      <w:pPr>
+        <w:bidi/>
+        <w:rPr>
+          <w:rFonts w:cs="Arial"/>
+          <w:rtl/>
+          <w:lang w:bidi="he-IL"/>
+        </w:rPr>
+      </w:pPr>
+      <w:r>
+        <w:rPr>
+          <w:rFonts w:cs="Arial" w:hint="cs"/>
+          <w:rtl/>
+          <w:lang w:bidi="he-IL"/>
+        </w:rPr>
+        <w:t xml:space="preserve">למשל, עבור ההנחה של מערך מיקרופונים לינארי אחיד עם </w:t>
       </w:r>
       <m:oMath>
         <m:r>
@@ -2866,7 +5403,7 @@
             <w:rFonts w:ascii="Cambria Math" w:hAnsi="Cambria Math" w:cs="Arial"/>
             <w:lang w:bidi="he-IL"/>
           </w:rPr>
-          <m:t>δ</m:t>
+          <m:t>M</m:t>
         </m:r>
       </m:oMath>
       <w:r>
@@ -2875,543 +5412,495 @@
           <w:rtl/>
           <w:lang w:bidi="he-IL"/>
         </w:rPr>
-        <w:t xml:space="preserve"> דגימות.</w:t>
-      </w:r>
+        <w:t xml:space="preserve"> מיקרופונים נחשב את ערך ה- </w:t>
+      </w:r>
+      <w:r>
+        <w:rPr>
+          <w:rFonts w:cs="Arial"/>
+          <w:lang w:bidi="he-IL"/>
+        </w:rPr>
+        <w:t>TOA</w:t>
+      </w:r>
+      <w:r>
+        <w:rPr>
+          <w:rFonts w:cs="Arial" w:hint="cs"/>
+          <w:rtl/>
+          <w:lang w:bidi="he-IL"/>
+        </w:rPr>
+        <w:t xml:space="preserve"> בין כל נקודה בגריד לבין כל מיקרופון:</w:t>
+      </w:r>
+    </w:p>
+    <w:p>
+      <w:pPr>
+        <w:rPr>
+          <w:rFonts w:cs="Arial"/>
+          <w:lang w:bidi="he-IL"/>
+        </w:rPr>
+      </w:pPr>
+      <m:oMathPara>
+        <m:oMath>
+          <m:sSub>
+            <m:sSubPr>
+              <m:ctrlPr>
+                <w:rPr>
+                  <w:rFonts w:ascii="Cambria Math" w:hAnsi="Cambria Math"/>
+                  <w:i/>
+                  <w:lang w:bidi="he-IL"/>
+                </w:rPr>
+              </m:ctrlPr>
+            </m:sSubPr>
+            <m:e>
+              <m:r>
+                <w:rPr>
+                  <w:rFonts w:ascii="Cambria Math" w:hAnsi="Cambria Math"/>
+                  <w:lang w:bidi="he-IL"/>
+                </w:rPr>
+                <m:t>τ</m:t>
+              </m:r>
+            </m:e>
+            <m:sub>
+              <m:sSub>
+                <m:sSubPr>
+                  <m:ctrlPr>
+                    <w:rPr>
+                      <w:rFonts w:ascii="Cambria Math" w:hAnsi="Cambria Math"/>
+                      <w:i/>
+                      <w:lang w:bidi="he-IL"/>
+                    </w:rPr>
+                  </m:ctrlPr>
+                </m:sSubPr>
+                <m:e>
+                  <m:r>
+                    <w:rPr>
+                      <w:rFonts w:ascii="Cambria Math" w:hAnsi="Cambria Math"/>
+                      <w:lang w:bidi="he-IL"/>
+                    </w:rPr>
+                    <m:t>m</m:t>
+                  </m:r>
+                </m:e>
+                <m:sub>
+                  <m:r>
+                    <w:rPr>
+                      <w:rFonts w:ascii="Cambria Math" w:hAnsi="Cambria Math"/>
+                      <w:lang w:bidi="he-IL"/>
+                    </w:rPr>
+                    <m:t>1</m:t>
+                  </m:r>
+                </m:sub>
+              </m:sSub>
+            </m:sub>
+          </m:sSub>
+          <m:r>
+            <w:rPr>
+              <w:rFonts w:ascii="Cambria Math" w:hAnsi="Cambria Math"/>
+              <w:lang w:bidi="he-IL"/>
+            </w:rPr>
+            <m:t>=</m:t>
+          </m:r>
+          <m:f>
+            <m:fPr>
+              <m:ctrlPr>
+                <w:rPr>
+                  <w:rFonts w:ascii="Cambria Math" w:hAnsi="Cambria Math"/>
+                  <w:i/>
+                  <w:lang w:bidi="he-IL"/>
+                </w:rPr>
+              </m:ctrlPr>
+            </m:fPr>
+            <m:num>
+              <m:rad>
+                <m:radPr>
+                  <m:degHide m:val="1"/>
+                  <m:ctrlPr>
+                    <w:rPr>
+                      <w:rFonts w:ascii="Cambria Math" w:hAnsi="Cambria Math"/>
+                      <w:i/>
+                      <w:lang w:bidi="he-IL"/>
+                    </w:rPr>
+                  </m:ctrlPr>
+                </m:radPr>
+                <m:deg/>
+                <m:e>
+                  <m:sSup>
+                    <m:sSupPr>
+                      <m:ctrlPr>
+                        <w:rPr>
+                          <w:rFonts w:ascii="Cambria Math" w:hAnsi="Cambria Math"/>
+                          <w:i/>
+                          <w:lang w:bidi="he-IL"/>
+                        </w:rPr>
+                      </m:ctrlPr>
+                    </m:sSupPr>
+                    <m:e>
+                      <m:d>
+                        <m:dPr>
+                          <m:ctrlPr>
+                            <w:rPr>
+                              <w:rFonts w:ascii="Cambria Math" w:hAnsi="Cambria Math"/>
+                              <w:i/>
+                              <w:lang w:bidi="he-IL"/>
+                            </w:rPr>
+                          </m:ctrlPr>
+                        </m:dPr>
+                        <m:e>
+                          <m:sSub>
+                            <m:sSubPr>
+                              <m:ctrlPr>
+                                <w:rPr>
+                                  <w:rFonts w:ascii="Cambria Math" w:hAnsi="Cambria Math"/>
+                                  <w:i/>
+                                  <w:lang w:bidi="he-IL"/>
+                                </w:rPr>
+                              </m:ctrlPr>
+                            </m:sSubPr>
+                            <m:e>
+                              <m:r>
+                                <w:rPr>
+                                  <w:rFonts w:ascii="Cambria Math" w:hAnsi="Cambria Math"/>
+                                  <w:lang w:bidi="he-IL"/>
+                                </w:rPr>
+                                <m:t>p</m:t>
+                              </m:r>
+                            </m:e>
+                            <m:sub>
+                              <m:r>
+                                <w:rPr>
+                                  <w:rFonts w:ascii="Cambria Math" w:hAnsi="Cambria Math"/>
+                                  <w:lang w:bidi="he-IL"/>
+                                </w:rPr>
+                                <m:t>x</m:t>
+                              </m:r>
+                            </m:sub>
+                          </m:sSub>
+                          <m:r>
+                            <w:rPr>
+                              <w:rFonts w:ascii="Cambria Math" w:hAnsi="Cambria Math"/>
+                              <w:lang w:bidi="he-IL"/>
+                            </w:rPr>
+                            <m:t>-</m:t>
+                          </m:r>
+                          <m:sSub>
+                            <m:sSubPr>
+                              <m:ctrlPr>
+                                <w:rPr>
+                                  <w:rFonts w:ascii="Cambria Math" w:hAnsi="Cambria Math"/>
+                                  <w:i/>
+                                  <w:lang w:bidi="he-IL"/>
+                                </w:rPr>
+                              </m:ctrlPr>
+                            </m:sSubPr>
+                            <m:e>
+                              <m:sSub>
+                                <m:sSubPr>
+                                  <m:ctrlPr>
+                                    <w:rPr>
+                                      <w:rFonts w:ascii="Cambria Math" w:hAnsi="Cambria Math"/>
+                                      <w:i/>
+                                      <w:lang w:bidi="he-IL"/>
+                                    </w:rPr>
+                                  </m:ctrlPr>
+                                </m:sSubPr>
+                                <m:e>
+                                  <m:r>
+                                    <w:rPr>
+                                      <w:rFonts w:ascii="Cambria Math" w:hAnsi="Cambria Math"/>
+                                      <w:lang w:bidi="he-IL"/>
+                                    </w:rPr>
+                                    <m:t>m</m:t>
+                                  </m:r>
+                                </m:e>
+                                <m:sub>
+                                  <m:r>
+                                    <w:rPr>
+                                      <w:rFonts w:ascii="Cambria Math" w:hAnsi="Cambria Math"/>
+                                      <w:lang w:bidi="he-IL"/>
+                                    </w:rPr>
+                                    <m:t>1</m:t>
+                                  </m:r>
+                                </m:sub>
+                              </m:sSub>
+                            </m:e>
+                            <m:sub>
+                              <m:r>
+                                <w:rPr>
+                                  <w:rFonts w:ascii="Cambria Math" w:hAnsi="Cambria Math"/>
+                                  <w:lang w:bidi="he-IL"/>
+                                </w:rPr>
+                                <m:t>x</m:t>
+                              </m:r>
+                            </m:sub>
+                          </m:sSub>
+                        </m:e>
+                      </m:d>
+                    </m:e>
+                    <m:sup>
+                      <m:r>
+                        <w:rPr>
+                          <w:rFonts w:ascii="Cambria Math" w:hAnsi="Cambria Math"/>
+                          <w:lang w:bidi="he-IL"/>
+                        </w:rPr>
+                        <m:t>2</m:t>
+                      </m:r>
+                    </m:sup>
+                  </m:sSup>
+                  <m:r>
+                    <w:rPr>
+                      <w:rFonts w:ascii="Cambria Math" w:hAnsi="Cambria Math"/>
+                      <w:lang w:bidi="he-IL"/>
+                    </w:rPr>
+                    <m:t>+</m:t>
+                  </m:r>
+                  <m:sSup>
+                    <m:sSupPr>
+                      <m:ctrlPr>
+                        <w:rPr>
+                          <w:rFonts w:ascii="Cambria Math" w:hAnsi="Cambria Math"/>
+                          <w:i/>
+                          <w:lang w:bidi="he-IL"/>
+                        </w:rPr>
+                      </m:ctrlPr>
+                    </m:sSupPr>
+                    <m:e>
+                      <m:d>
+                        <m:dPr>
+                          <m:ctrlPr>
+                            <w:rPr>
+                              <w:rFonts w:ascii="Cambria Math" w:hAnsi="Cambria Math"/>
+                              <w:i/>
+                              <w:lang w:bidi="he-IL"/>
+                            </w:rPr>
+                          </m:ctrlPr>
+                        </m:dPr>
+                        <m:e>
+                          <m:sSub>
+                            <m:sSubPr>
+                              <m:ctrlPr>
+                                <w:rPr>
+                                  <w:rFonts w:ascii="Cambria Math" w:hAnsi="Cambria Math"/>
+                                  <w:i/>
+                                  <w:lang w:bidi="he-IL"/>
+                                </w:rPr>
+                              </m:ctrlPr>
+                            </m:sSubPr>
+                            <m:e>
+                              <m:r>
+                                <w:rPr>
+                                  <w:rFonts w:ascii="Cambria Math" w:hAnsi="Cambria Math"/>
+                                  <w:lang w:bidi="he-IL"/>
+                                </w:rPr>
+                                <m:t>p</m:t>
+                              </m:r>
+                            </m:e>
+                            <m:sub>
+                              <m:r>
+                                <w:rPr>
+                                  <w:rFonts w:ascii="Cambria Math" w:hAnsi="Cambria Math"/>
+                                  <w:lang w:bidi="he-IL"/>
+                                </w:rPr>
+                                <m:t>y</m:t>
+                              </m:r>
+                            </m:sub>
+                          </m:sSub>
+                          <m:r>
+                            <w:rPr>
+                              <w:rFonts w:ascii="Cambria Math" w:hAnsi="Cambria Math"/>
+                              <w:lang w:bidi="he-IL"/>
+                            </w:rPr>
+                            <m:t>-</m:t>
+                          </m:r>
+                          <m:sSub>
+                            <m:sSubPr>
+                              <m:ctrlPr>
+                                <w:rPr>
+                                  <w:rFonts w:ascii="Cambria Math" w:hAnsi="Cambria Math"/>
+                                  <w:i/>
+                                  <w:lang w:bidi="he-IL"/>
+                                </w:rPr>
+                              </m:ctrlPr>
+                            </m:sSubPr>
+                            <m:e>
+                              <m:sSub>
+                                <m:sSubPr>
+                                  <m:ctrlPr>
+                                    <w:rPr>
+                                      <w:rFonts w:ascii="Cambria Math" w:hAnsi="Cambria Math"/>
+                                      <w:i/>
+                                      <w:lang w:bidi="he-IL"/>
+                                    </w:rPr>
+                                  </m:ctrlPr>
+                                </m:sSubPr>
+                                <m:e>
+                                  <m:r>
+                                    <w:rPr>
+                                      <w:rFonts w:ascii="Cambria Math" w:hAnsi="Cambria Math"/>
+                                      <w:lang w:bidi="he-IL"/>
+                                    </w:rPr>
+                                    <m:t>m</m:t>
+                                  </m:r>
+                                </m:e>
+                                <m:sub>
+                                  <m:r>
+                                    <w:rPr>
+                                      <w:rFonts w:ascii="Cambria Math" w:hAnsi="Cambria Math"/>
+                                      <w:lang w:bidi="he-IL"/>
+                                    </w:rPr>
+                                    <m:t>1</m:t>
+                                  </m:r>
+                                </m:sub>
+                              </m:sSub>
+                            </m:e>
+                            <m:sub>
+                              <m:r>
+                                <w:rPr>
+                                  <w:rFonts w:ascii="Cambria Math" w:hAnsi="Cambria Math"/>
+                                  <w:lang w:bidi="he-IL"/>
+                                </w:rPr>
+                                <m:t>y</m:t>
+                              </m:r>
+                            </m:sub>
+                          </m:sSub>
+                        </m:e>
+                      </m:d>
+                    </m:e>
+                    <m:sup>
+                      <m:r>
+                        <w:rPr>
+                          <w:rFonts w:ascii="Cambria Math" w:hAnsi="Cambria Math"/>
+                          <w:lang w:bidi="he-IL"/>
+                        </w:rPr>
+                        <m:t>2</m:t>
+                      </m:r>
+                    </m:sup>
+                  </m:sSup>
+                </m:e>
+              </m:rad>
+            </m:num>
+            <m:den>
+              <m:r>
+                <w:rPr>
+                  <w:rFonts w:ascii="Cambria Math" w:hAnsi="Cambria Math"/>
+                  <w:lang w:bidi="he-IL"/>
+                </w:rPr>
+                <m:t>c</m:t>
+              </m:r>
+            </m:den>
+          </m:f>
+        </m:oMath>
+      </m:oMathPara>
     </w:p>
     <w:p>
       <w:pPr>
         <w:bidi/>
         <w:rPr>
           <w:rFonts w:cs="Arial"/>
-          <w:b/>
-          <w:bCs/>
-          <w:u w:val="single"/>
-          <w:rtl/>
-          <w:lang w:bidi="he-IL"/>
-        </w:rPr>
-      </w:pPr>
-    </w:p>
-    <w:p>
-      <w:pPr>
-        <w:bidi/>
-        <w:rPr>
-          <w:rFonts w:cs="Arial"/>
-          <w:b/>
-          <w:bCs/>
-          <w:u w:val="single"/>
-          <w:rtl/>
-          <w:lang w:bidi="he-IL"/>
-        </w:rPr>
-      </w:pPr>
-      <w:r>
-        <w:rPr>
-          <w:rFonts w:cs="Arial" w:hint="cs"/>
-          <w:b/>
-          <w:bCs/>
-          <w:u w:val="single"/>
-          <w:rtl/>
-          <w:lang w:bidi="he-IL"/>
-        </w:rPr>
-        <w:t>תוצאות סימולציה</w:t>
-      </w:r>
-    </w:p>
-    <w:p>
-      <w:pPr>
-        <w:bidi/>
-        <w:rPr>
-          <w:rFonts w:cs="Arial"/>
-          <w:b/>
-          <w:bCs/>
-          <w:u w:val="single"/>
-          <w:rtl/>
-          <w:lang w:bidi="he-IL"/>
-        </w:rPr>
-      </w:pPr>
-    </w:p>
-    <w:p>
-      <w:pPr>
-        <w:bidi/>
-        <w:rPr>
-          <w:rFonts w:cs="Arial"/>
-          <w:b/>
-          <w:bCs/>
-          <w:u w:val="single"/>
-          <w:rtl/>
-          <w:lang w:bidi="he-IL"/>
-        </w:rPr>
-      </w:pPr>
-    </w:p>
-    <w:p>
-      <w:pPr>
-        <w:bidi/>
-        <w:rPr>
-          <w:rFonts w:cs="Arial"/>
-          <w:b/>
-          <w:bCs/>
-          <w:u w:val="single"/>
-          <w:rtl/>
-          <w:lang w:bidi="he-IL"/>
-        </w:rPr>
-      </w:pPr>
-      <w:r>
-        <w:rPr>
-          <w:rFonts w:cs="Arial" w:hint="cs"/>
-          <w:b/>
-          <w:bCs/>
-          <w:u w:val="single"/>
-          <w:rtl/>
-          <w:lang w:bidi="he-IL"/>
-        </w:rPr>
-        <w:t>מסקנות והערות</w:t>
-      </w:r>
-    </w:p>
-    <w:p>
-      <w:pPr>
-        <w:bidi/>
-        <w:rPr>
-          <w:rFonts w:cs="Arial"/>
-          <w:b/>
-          <w:bCs/>
-          <w:u w:val="single"/>
-          <w:rtl/>
-          <w:lang w:bidi="he-IL"/>
-        </w:rPr>
-      </w:pPr>
-    </w:p>
-    <w:p>
-      <w:pPr>
-        <w:bidi/>
-        <w:rPr>
-          <w:rFonts w:cs="Arial"/>
-          <w:b/>
-          <w:bCs/>
-          <w:u w:val="single"/>
-          <w:rtl/>
-          <w:lang w:bidi="he-IL"/>
-        </w:rPr>
-      </w:pPr>
-    </w:p>
-    <w:p>
-      <w:pPr>
-        <w:bidi/>
-        <w:rPr>
-          <w:rFonts w:cs="Arial"/>
-          <w:b/>
-          <w:bCs/>
-          <w:u w:val="single"/>
-          <w:rtl/>
-          <w:lang w:bidi="he-IL"/>
-        </w:rPr>
-      </w:pPr>
-      <w:r>
-        <w:rPr>
-          <w:rFonts w:cs="Arial" w:hint="cs"/>
-          <w:b/>
-          <w:bCs/>
-          <w:u w:val="single"/>
-          <w:rtl/>
-          <w:lang w:bidi="he-IL"/>
-        </w:rPr>
-        <w:t>ביקורת על המאמר והצעות לשיפור</w:t>
-      </w:r>
-    </w:p>
-    <w:p>
-      <w:pPr>
-        <w:pStyle w:val="ListParagraph"/>
-        <w:numPr>
-          <w:ilvl w:val="0"/>
-          <w:numId w:val="6"/>
-        </w:numPr>
-        <w:rPr>
-          <w:rFonts w:cs="Arial"/>
-          <w:lang w:bidi="he-IL"/>
-        </w:rPr>
-      </w:pPr>
-      <w:r>
-        <w:rPr>
-          <w:rFonts w:cs="Arial"/>
-          <w:lang w:bidi="he-IL"/>
-        </w:rPr>
-        <w:t>“</w:t>
-      </w:r>
-      <w:r>
-        <w:rPr>
-          <w:rFonts w:cs="Arial"/>
-          <w:lang w:bidi="he-IL"/>
-        </w:rPr>
-        <w:t>T</w:t>
-      </w:r>
-      <w:r>
-        <w:rPr>
-          <w:rFonts w:cs="Arial"/>
-          <w:lang w:bidi="he-IL"/>
-        </w:rPr>
-        <w:t>he constraints are the same as in the offline version in (25) because we assume that the target source does not move.”</w:t>
-      </w:r>
-    </w:p>
-    <w:p>
-      <w:pPr>
-        <w:pStyle w:val="ListParagraph"/>
-        <w:numPr>
-          <w:ilvl w:val="0"/>
-          <w:numId w:val="6"/>
-        </w:numPr>
-        <w:rPr>
-          <w:rFonts w:cs="Arial"/>
-          <w:lang w:bidi="he-IL"/>
-        </w:rPr>
-      </w:pPr>
-      <w:r>
-        <w:rPr>
-          <w:rFonts w:cs="Arial"/>
-          <w:lang w:bidi="he-IL"/>
-        </w:rPr>
-        <w:t>“</w:t>
-      </w:r>
-      <w:r>
-        <w:rPr>
-          <w:rFonts w:cs="Arial"/>
-          <w:lang w:bidi="he-IL"/>
-        </w:rPr>
-        <w:t>The reduction of computational cost for the matrix inverse with or without approximation is a direction of future works.”</w:t>
-      </w:r>
-    </w:p>
-    <w:p>
-      <w:pPr>
-        <w:bidi/>
-        <w:rPr>
-          <w:rFonts w:cs="Arial"/>
-          <w:b/>
-          <w:bCs/>
-          <w:u w:val="single"/>
-          <w:rtl/>
-          <w:lang w:bidi="he-IL"/>
-        </w:rPr>
-      </w:pPr>
-    </w:p>
-    <w:p>
-      <w:pPr>
-        <w:bidi/>
-        <w:rPr>
-          <w:rFonts w:cs="Arial"/>
-          <w:rtl/>
-          <w:lang w:bidi="he-IL"/>
-        </w:rPr>
-      </w:pPr>
-      <w:r>
-        <w:rPr>
-          <w:rFonts w:cs="Arial" w:hint="cs"/>
-          <w:rtl/>
-          <w:lang w:bidi="he-IL"/>
-        </w:rPr>
-        <w:t>בעיות</w:t>
-      </w:r>
-    </w:p>
-    <w:p>
-      <w:pPr>
-        <w:pStyle w:val="ListParagraph"/>
-        <w:numPr>
-          <w:ilvl w:val="0"/>
-          <w:numId w:val="1"/>
-        </w:numPr>
-        <w:rPr>
-          <w:rFonts w:cs="Arial"/>
-          <w:lang w:bidi="he-IL"/>
-        </w:rPr>
-      </w:pPr>
-      <w:r>
-        <w:rPr>
-          <w:rFonts w:cs="Arial"/>
-          <w:lang w:bidi="he-IL"/>
-        </w:rPr>
-        <w:t>Noise and target signals may occupy similar frequency ranges, making separation complex.</w:t>
-      </w:r>
-    </w:p>
-    <w:p>
-      <w:pPr>
-        <w:pStyle w:val="ListParagraph"/>
-        <w:numPr>
-          <w:ilvl w:val="0"/>
-          <w:numId w:val="1"/>
-        </w:numPr>
-        <w:rPr>
-          <w:rFonts w:cs="Arial"/>
-          <w:lang w:bidi="he-IL"/>
-        </w:rPr>
-      </w:pPr>
-      <w:r>
-        <w:rPr>
-          <w:rFonts w:cs="Arial"/>
-          <w:lang w:bidi="he-IL"/>
-        </w:rPr>
-        <w:t>Echoes and reflections can distort signals further (Reverberation).</w:t>
-      </w:r>
-    </w:p>
-    <w:p>
-      <w:pPr>
-        <w:pStyle w:val="ListParagraph"/>
-        <w:numPr>
-          <w:ilvl w:val="0"/>
-          <w:numId w:val="1"/>
-        </w:numPr>
-        <w:rPr>
-          <w:rFonts w:cs="Arial"/>
-          <w:lang w:bidi="he-IL"/>
-        </w:rPr>
-      </w:pPr>
-      <w:r>
-        <w:rPr>
-          <w:rFonts w:cs="Arial"/>
-          <w:lang w:bidi="he-IL"/>
-        </w:rPr>
-        <w:t>Limitations of MPDR/MVDR for Online Target Source Extraction:</w:t>
-      </w:r>
-    </w:p>
-    <w:p>
-      <w:pPr>
-        <w:pStyle w:val="ListParagraph"/>
-        <w:numPr>
-          <w:ilvl w:val="1"/>
-          <w:numId w:val="1"/>
-        </w:numPr>
-        <w:rPr>
-          <w:rFonts w:cs="Arial"/>
-          <w:lang w:bidi="he-IL"/>
-        </w:rPr>
-      </w:pPr>
-      <w:r>
-        <w:rPr>
-          <w:rFonts w:cs="Arial"/>
-          <w:lang w:bidi="he-IL"/>
-        </w:rPr>
-        <w:t xml:space="preserve">Needs precise estimation of the covariance matrix R, which </w:t>
-      </w:r>
-      <w:r>
-        <w:rPr>
-          <w:rFonts w:cs="Arial"/>
-          <w:lang w:bidi="he-IL"/>
-        </w:rPr>
-        <w:t>m</w:t>
-      </w:r>
-      <w:r>
-        <w:rPr>
-          <w:rFonts w:cs="Arial"/>
-          <w:lang w:bidi="he-IL"/>
-        </w:rPr>
-        <w:t>ay</w:t>
-      </w:r>
-      <w:r>
-        <w:rPr>
-          <w:rFonts w:cs="Arial"/>
-          <w:lang w:bidi="he-IL"/>
-        </w:rPr>
-        <w:t xml:space="preserve"> not be accurate in rapidly changing environments.</w:t>
-      </w:r>
-    </w:p>
-    <w:p>
-      <w:pPr>
-        <w:pStyle w:val="ListParagraph"/>
-        <w:numPr>
-          <w:ilvl w:val="1"/>
-          <w:numId w:val="1"/>
-        </w:numPr>
-        <w:rPr>
-          <w:rFonts w:cs="Arial"/>
-          <w:lang w:bidi="he-IL"/>
-        </w:rPr>
-      </w:pPr>
-      <w:r>
-        <w:rPr>
-          <w:rFonts w:cs="Arial"/>
-          <w:lang w:bidi="he-IL"/>
-        </w:rPr>
-        <w:t>Assumes a known target direction (it struggles with non-stationary speakers).</w:t>
-      </w:r>
-    </w:p>
-    <w:p>
-      <w:pPr>
-        <w:pStyle w:val="ListParagraph"/>
-        <w:numPr>
-          <w:ilvl w:val="1"/>
-          <w:numId w:val="1"/>
-        </w:numPr>
-        <w:rPr>
-          <w:rFonts w:cs="Arial"/>
-          <w:lang w:bidi="he-IL"/>
-        </w:rPr>
-      </w:pPr>
-      <w:r>
-        <w:rPr>
-          <w:rFonts w:cs="Arial"/>
-          <w:lang w:bidi="he-IL"/>
-        </w:rPr>
-        <w:lastRenderedPageBreak/>
-        <w:t>Sensitive to errors in noise estimation (poor estimation leads to performance degradation).</w:t>
-      </w:r>
-    </w:p>
-    <w:p>
-      <w:pPr>
-        <w:bidi/>
-        <w:rPr>
-          <w:rFonts w:cs="Arial"/>
-          <w:rtl/>
-          <w:lang w:bidi="he-IL"/>
-        </w:rPr>
-      </w:pPr>
-      <w:r>
-        <w:rPr>
-          <w:rFonts w:cs="Arial" w:hint="cs"/>
-          <w:rtl/>
-          <w:lang w:bidi="he-IL"/>
-        </w:rPr>
-        <w:t>הצעות לשיפור</w:t>
-      </w:r>
-    </w:p>
-    <w:p>
-      <w:pPr>
-        <w:pStyle w:val="ListParagraph"/>
-        <w:numPr>
-          <w:ilvl w:val="0"/>
-          <w:numId w:val="1"/>
-        </w:numPr>
-        <w:rPr>
-          <w:rFonts w:cs="Arial"/>
-          <w:lang w:bidi="he-IL"/>
-        </w:rPr>
-      </w:pPr>
-      <w:r>
-        <w:rPr>
-          <w:rFonts w:cs="Arial"/>
-          <w:lang w:bidi="he-IL"/>
-        </w:rPr>
-        <w:t>Enhancing MPDR/MVDR for Online TSE</w:t>
-      </w:r>
-    </w:p>
-    <w:p>
-      <w:pPr>
-        <w:pStyle w:val="ListParagraph"/>
-        <w:rPr>
-          <w:rFonts w:cs="Arial"/>
-          <w:lang w:bidi="he-IL"/>
-        </w:rPr>
-      </w:pPr>
-      <w:r>
-        <w:rPr>
-          <w:rFonts w:cs="Arial"/>
-          <w:lang w:bidi="he-IL"/>
-        </w:rPr>
-        <w:t>To make MPDR/MVDR more robust for real-time applications, hybrid methods are used:</w:t>
-      </w:r>
-    </w:p>
-    <w:p>
-      <w:pPr>
-        <w:pStyle w:val="ListParagraph"/>
-        <w:numPr>
-          <w:ilvl w:val="0"/>
-          <w:numId w:val="2"/>
-        </w:numPr>
-        <w:rPr>
-          <w:rFonts w:cs="Arial"/>
-          <w:lang w:bidi="he-IL"/>
-        </w:rPr>
-      </w:pPr>
-      <w:r>
-        <w:rPr>
-          <w:rFonts w:cs="Arial"/>
-          <w:lang w:bidi="he-IL"/>
-        </w:rPr>
-        <w:t>Online Recursive Estimation of Covariance matrix:</w:t>
-      </w:r>
-    </w:p>
-    <w:p>
-      <w:pPr>
-        <w:pStyle w:val="ListParagraph"/>
-        <w:ind w:left="1080"/>
-        <w:rPr>
-          <w:rFonts w:cs="Arial"/>
-          <w:lang w:bidi="he-IL"/>
-        </w:rPr>
-      </w:pPr>
-      <w:r>
-        <w:rPr>
-          <w:rFonts w:cs="Arial"/>
-          <w:lang w:bidi="he-IL"/>
-        </w:rPr>
-        <w:t>Instead of computing R from a fixed window, update it continuously using exponential averaging or recursive least squares.</w:t>
-      </w:r>
-    </w:p>
-    <w:p>
-      <w:pPr>
-        <w:pStyle w:val="ListParagraph"/>
-        <w:numPr>
-          <w:ilvl w:val="0"/>
-          <w:numId w:val="2"/>
-        </w:numPr>
-        <w:rPr>
-          <w:rFonts w:cs="Arial"/>
-          <w:lang w:bidi="he-IL"/>
-        </w:rPr>
-      </w:pPr>
-      <w:r>
-        <w:rPr>
-          <w:rFonts w:cs="Arial"/>
-          <w:lang w:bidi="he-IL"/>
-        </w:rPr>
-        <w:t>Deep Learning-Assisted MVDR:</w:t>
-      </w:r>
-    </w:p>
-    <w:p>
-      <w:pPr>
-        <w:pStyle w:val="ListParagraph"/>
-        <w:ind w:left="1080"/>
-        <w:rPr>
-          <w:rFonts w:cs="Arial"/>
-          <w:lang w:bidi="he-IL"/>
-        </w:rPr>
-      </w:pPr>
-      <w:r>
-        <w:rPr>
-          <w:rFonts w:cs="Arial"/>
-          <w:lang w:bidi="he-IL"/>
-        </w:rPr>
-        <w:t>Neural networks predict speech activity or spatial characteristics to improve adaptive filtering. Example: Neural MVDR, where a deep model predicts noise statistics in real-time.</w:t>
-      </w:r>
-    </w:p>
-    <w:p>
-      <w:pPr>
-        <w:pStyle w:val="ListParagraph"/>
-        <w:numPr>
-          <w:ilvl w:val="0"/>
-          <w:numId w:val="2"/>
-        </w:numPr>
-        <w:rPr>
-          <w:rFonts w:cs="Arial"/>
-          <w:lang w:bidi="he-IL"/>
-        </w:rPr>
-      </w:pPr>
-      <w:r>
-        <w:rPr>
-          <w:rFonts w:cs="Arial"/>
-          <w:lang w:bidi="he-IL"/>
-        </w:rPr>
-        <w:t>Integrating Source Tracking:</w:t>
-      </w:r>
-    </w:p>
-    <w:p>
-      <w:pPr>
-        <w:pStyle w:val="ListParagraph"/>
-        <w:ind w:left="1080"/>
-        <w:rPr>
-          <w:rFonts w:cs="Arial"/>
-          <w:lang w:bidi="he-IL"/>
-        </w:rPr>
-      </w:pPr>
-      <w:r>
-        <w:rPr>
-          <w:rFonts w:cs="Arial"/>
-          <w:lang w:bidi="he-IL"/>
-        </w:rPr>
-        <w:t xml:space="preserve">Use speaker localization and tracking (e.g., Particle Filters) to dynamically update the steering vector </w:t>
+          <w:rtl/>
+          <w:lang w:bidi="he-IL"/>
+        </w:rPr>
+      </w:pPr>
+      <w:r>
+        <w:rPr>
+          <w:rFonts w:cs="Arial" w:hint="cs"/>
+          <w:rtl/>
+          <w:lang w:bidi="he-IL"/>
+        </w:rPr>
+        <w:t xml:space="preserve">ולאחר מכן במרחב התדר עבור </w:t>
+      </w:r>
+      <m:oMath>
+        <m:sSub>
+          <m:sSubPr>
+            <m:ctrlPr>
+              <w:rPr>
+                <w:rFonts w:ascii="Cambria Math" w:hAnsi="Cambria Math" w:cs="Arial"/>
+                <w:i/>
+                <w:lang w:bidi="he-IL"/>
+              </w:rPr>
+            </m:ctrlPr>
+          </m:sSubPr>
+          <m:e>
+            <m:r>
+              <w:rPr>
+                <w:rFonts w:ascii="Cambria Math" w:hAnsi="Cambria Math" w:cs="Arial"/>
+                <w:lang w:bidi="he-IL"/>
+              </w:rPr>
+              <m:t>f</m:t>
+            </m:r>
+          </m:e>
+          <m:sub>
+            <m:r>
+              <w:rPr>
+                <w:rFonts w:ascii="Cambria Math" w:hAnsi="Cambria Math" w:cs="Arial"/>
+                <w:lang w:bidi="he-IL"/>
+              </w:rPr>
+              <m:t>k</m:t>
+            </m:r>
+          </m:sub>
+        </m:sSub>
+        <m:r>
+          <w:rPr>
+            <w:rFonts w:ascii="Cambria Math" w:hAnsi="Cambria Math" w:cs="Arial"/>
+            <w:lang w:bidi="he-IL"/>
+          </w:rPr>
+          <m:t>=k∙</m:t>
+        </m:r>
+        <m:f>
+          <m:fPr>
+            <m:ctrlPr>
+              <w:rPr>
+                <w:rFonts w:ascii="Cambria Math" w:hAnsi="Cambria Math" w:cs="Arial"/>
+                <w:i/>
+                <w:lang w:bidi="he-IL"/>
+              </w:rPr>
+            </m:ctrlPr>
+          </m:fPr>
+          <m:num>
+            <m:sSub>
+              <m:sSubPr>
+                <m:ctrlPr>
+                  <w:rPr>
+                    <w:rFonts w:ascii="Cambria Math" w:hAnsi="Cambria Math" w:cs="Arial"/>
+                    <w:i/>
+                    <w:lang w:bidi="he-IL"/>
+                  </w:rPr>
+                </m:ctrlPr>
+              </m:sSubPr>
+              <m:e>
+                <m:r>
+                  <w:rPr>
+                    <w:rFonts w:ascii="Cambria Math" w:hAnsi="Cambria Math" w:cs="Arial"/>
+                    <w:lang w:bidi="he-IL"/>
+                  </w:rPr>
+                  <m:t>f</m:t>
+                </m:r>
+              </m:e>
+              <m:sub>
+                <m:r>
+                  <w:rPr>
+                    <w:rFonts w:ascii="Cambria Math" w:hAnsi="Cambria Math" w:cs="Arial"/>
+                    <w:lang w:bidi="he-IL"/>
+                  </w:rPr>
+                  <m:t>s</m:t>
+                </m:r>
+              </m:sub>
+            </m:sSub>
+          </m:num>
+          <m:den>
+            <m:r>
+              <w:rPr>
+                <w:rFonts w:ascii="Cambria Math" w:hAnsi="Cambria Math" w:cs="Arial"/>
+                <w:lang w:bidi="he-IL"/>
+              </w:rPr>
+              <m:t>F</m:t>
+            </m:r>
+          </m:den>
+        </m:f>
+      </m:oMath>
+      <w:r>
+        <w:rPr>
+          <w:rFonts w:cs="Arial" w:hint="cs"/>
+          <w:rtl/>
+          <w:lang w:bidi="he-IL"/>
+        </w:rPr>
+        <w:t xml:space="preserve">, </w:t>
       </w:r>
       <m:oMath>
         <m:r>
@@ -3419,366 +5908,429 @@
             <w:rFonts w:ascii="Cambria Math" w:hAnsi="Cambria Math" w:cs="Arial"/>
             <w:lang w:bidi="he-IL"/>
           </w:rPr>
-          <m:t>d</m:t>
+          <m:t>k=0,…,F-1</m:t>
         </m:r>
       </m:oMath>
       <w:r>
         <w:rPr>
-          <w:rFonts w:cs="Arial"/>
-          <w:lang w:bidi="he-IL"/>
-        </w:rPr>
-        <w:t>.</w:t>
-      </w:r>
-    </w:p>
-    <w:p>
-      <w:pPr>
-        <w:pStyle w:val="ListParagraph"/>
-        <w:numPr>
-          <w:ilvl w:val="0"/>
-          <w:numId w:val="2"/>
-        </w:numPr>
-        <w:rPr>
-          <w:rFonts w:cs="Arial"/>
-          <w:lang w:bidi="he-IL"/>
-        </w:rPr>
-      </w:pPr>
-      <w:r>
-        <w:rPr>
-          <w:rFonts w:cs="Arial"/>
-          <w:lang w:bidi="he-IL"/>
-        </w:rPr>
-        <w:t>Kalman Filter-Based Adaptive MPDR</w:t>
-      </w:r>
-    </w:p>
-    <w:p>
-      <w:pPr>
-        <w:pStyle w:val="ListParagraph"/>
-        <w:ind w:left="1080"/>
-        <w:rPr>
-          <w:rFonts w:cs="Arial"/>
-          <w:rtl/>
-          <w:lang w:bidi="he-IL"/>
-        </w:rPr>
-      </w:pPr>
-      <w:r>
-        <w:rPr>
-          <w:rFonts w:cs="Arial"/>
-          <w:lang w:bidi="he-IL"/>
-        </w:rPr>
-        <w:t>Combines a Kalman filter with MPDR/MVDR for continuous adaption, reducing the effect of abrupt noise changes.</w:t>
-      </w:r>
-    </w:p>
-    <w:p>
-      <w:pPr>
-        <w:rPr>
-          <w:rFonts w:cs="Arial"/>
-          <w:rtl/>
-          <w:lang w:bidi="he-IL"/>
-        </w:rPr>
-      </w:pPr>
-    </w:p>
-    <w:p>
-      <w:pPr>
-        <w:rPr>
-          <w:rFonts w:cs="Arial"/>
-          <w:lang w:bidi="he-IL"/>
-        </w:rPr>
-      </w:pPr>
-      <w:r>
-        <w:rPr>
-          <w:rFonts w:cs="Arial"/>
-          <w:lang w:bidi="he-IL"/>
-        </w:rPr>
-        <w:t xml:space="preserve">When would DOA Estimation Be Useful in </w:t>
-      </w:r>
-      <w:proofErr w:type="spellStart"/>
-      <w:r>
-        <w:rPr>
-          <w:rFonts w:cs="Arial"/>
-          <w:lang w:bidi="he-IL"/>
-        </w:rPr>
-        <w:t>MPrDR</w:t>
-      </w:r>
-      <w:proofErr w:type="spellEnd"/>
-      <w:r>
-        <w:rPr>
-          <w:rFonts w:cs="Arial"/>
-          <w:lang w:bidi="he-IL"/>
-        </w:rPr>
-        <w:t>?</w:t>
-      </w:r>
-    </w:p>
-    <w:p>
-      <w:pPr>
-        <w:rPr>
-          <w:rFonts w:cs="Arial"/>
-          <w:lang w:bidi="he-IL"/>
-        </w:rPr>
-      </w:pPr>
-      <w:r>
-        <w:rPr>
-          <w:rFonts w:cs="Arial"/>
-          <w:lang w:bidi="he-IL"/>
-        </w:rPr>
-        <w:t xml:space="preserve">While </w:t>
-      </w:r>
-      <w:proofErr w:type="spellStart"/>
-      <w:r>
-        <w:rPr>
-          <w:rFonts w:cs="Arial"/>
-          <w:lang w:bidi="he-IL"/>
-        </w:rPr>
-        <w:t>MPrDR</w:t>
-      </w:r>
-      <w:proofErr w:type="spellEnd"/>
-      <w:r>
-        <w:rPr>
-          <w:rFonts w:cs="Arial"/>
-          <w:lang w:bidi="he-IL"/>
-        </w:rPr>
-        <w:t xml:space="preserve"> does not require explicit DOA estimation, there are cases where incorporating DOA information could be beneficial:</w:t>
-      </w:r>
-    </w:p>
-    <w:p>
-      <w:pPr>
-        <w:pStyle w:val="ListParagraph"/>
-        <w:numPr>
-          <w:ilvl w:val="0"/>
-          <w:numId w:val="3"/>
-        </w:numPr>
-        <w:rPr>
-          <w:rFonts w:cs="Arial"/>
-          <w:lang w:bidi="he-IL"/>
-        </w:rPr>
-      </w:pPr>
-      <w:r>
-        <w:rPr>
-          <w:rFonts w:cs="Arial"/>
-          <w:lang w:bidi="he-IL"/>
-        </w:rPr>
-        <w:t>DOA Estimation for Faster RTF Initialization</w:t>
-      </w:r>
-    </w:p>
-    <w:p>
-      <w:pPr>
-        <w:pStyle w:val="ListParagraph"/>
-        <w:numPr>
-          <w:ilvl w:val="0"/>
-          <w:numId w:val="5"/>
-        </w:numPr>
-        <w:rPr>
-          <w:rFonts w:cs="Arial"/>
-          <w:lang w:bidi="he-IL"/>
-        </w:rPr>
-      </w:pPr>
-      <w:r>
-        <w:rPr>
-          <w:rFonts w:cs="Arial"/>
-          <w:lang w:bidi="he-IL"/>
-        </w:rPr>
-        <w:t xml:space="preserve">If the </w:t>
-      </w:r>
-      <w:r>
-        <w:rPr>
-          <w:rFonts w:cs="Arial"/>
-          <w:lang w:bidi="he-IL"/>
-        </w:rPr>
-        <w:t>RTF is initialized using a prior DOA estimate, convergence could be faster.</w:t>
-      </w:r>
-    </w:p>
-    <w:p>
-      <w:pPr>
-        <w:pStyle w:val="ListParagraph"/>
-        <w:numPr>
-          <w:ilvl w:val="0"/>
-          <w:numId w:val="5"/>
-        </w:numPr>
-        <w:rPr>
-          <w:rFonts w:cs="Arial"/>
-          <w:lang w:bidi="he-IL"/>
-        </w:rPr>
-      </w:pPr>
-      <w:r>
-        <w:rPr>
-          <w:rFonts w:cs="Arial"/>
-          <w:lang w:bidi="he-IL"/>
-        </w:rPr>
-        <w:t xml:space="preserve">However, this is not necessary since </w:t>
-      </w:r>
-      <w:proofErr w:type="spellStart"/>
-      <w:r>
-        <w:rPr>
-          <w:rFonts w:cs="Arial"/>
-          <w:lang w:bidi="he-IL"/>
-        </w:rPr>
-        <w:t>MPrDR</w:t>
-      </w:r>
-      <w:proofErr w:type="spellEnd"/>
-      <w:r>
-        <w:rPr>
-          <w:rFonts w:cs="Arial"/>
-          <w:lang w:bidi="he-IL"/>
-        </w:rPr>
-        <w:t xml:space="preserve"> estimates the RTF iteratively.</w:t>
-      </w:r>
-    </w:p>
-    <w:p>
-      <w:pPr>
-        <w:pStyle w:val="ListParagraph"/>
-        <w:numPr>
-          <w:ilvl w:val="0"/>
-          <w:numId w:val="3"/>
-        </w:numPr>
-        <w:rPr>
-          <w:rFonts w:cs="Arial"/>
-          <w:lang w:bidi="he-IL"/>
-        </w:rPr>
-      </w:pPr>
-      <w:r>
-        <w:rPr>
-          <w:rFonts w:cs="Arial"/>
-          <w:lang w:bidi="he-IL"/>
-        </w:rPr>
-        <w:t xml:space="preserve">DOA estimation for Combining </w:t>
-      </w:r>
-      <w:proofErr w:type="spellStart"/>
-      <w:r>
-        <w:rPr>
-          <w:rFonts w:cs="Arial"/>
-          <w:lang w:bidi="he-IL"/>
-        </w:rPr>
-        <w:t>MPrDR</w:t>
-      </w:r>
-      <w:proofErr w:type="spellEnd"/>
-      <w:r>
-        <w:rPr>
-          <w:rFonts w:cs="Arial"/>
-          <w:lang w:bidi="he-IL"/>
-        </w:rPr>
-        <w:t xml:space="preserve"> with Classic Beamforming</w:t>
-      </w:r>
-    </w:p>
-    <w:p>
-      <w:pPr>
-        <w:pStyle w:val="ListParagraph"/>
-        <w:numPr>
-          <w:ilvl w:val="0"/>
-          <w:numId w:val="5"/>
-        </w:numPr>
-        <w:rPr>
-          <w:rFonts w:cs="Arial"/>
-          <w:lang w:bidi="he-IL"/>
-        </w:rPr>
-      </w:pPr>
-      <w:r>
-        <w:rPr>
-          <w:rFonts w:cs="Arial"/>
-          <w:lang w:bidi="he-IL"/>
-        </w:rPr>
-        <w:t xml:space="preserve">If </w:t>
-      </w:r>
-      <w:proofErr w:type="spellStart"/>
-      <w:r>
-        <w:rPr>
-          <w:rFonts w:cs="Arial"/>
-          <w:lang w:bidi="he-IL"/>
-        </w:rPr>
-        <w:t>MPrDr</w:t>
-      </w:r>
-      <w:r>
-        <w:rPr>
-          <w:rFonts w:cs="Arial"/>
-          <w:lang w:bidi="he-IL"/>
-        </w:rPr>
-        <w:t>R</w:t>
-      </w:r>
-      <w:r>
-        <w:rPr>
-          <w:rFonts w:cs="Arial"/>
-          <w:lang w:bidi="he-IL"/>
-        </w:rPr>
-        <w:t>is</w:t>
-      </w:r>
-      <w:proofErr w:type="spellEnd"/>
-      <w:r>
-        <w:rPr>
-          <w:rFonts w:cs="Arial"/>
-          <w:lang w:bidi="he-IL"/>
-        </w:rPr>
-        <w:t xml:space="preserve"> combined with MVDR or </w:t>
-      </w:r>
-      <w:proofErr w:type="spellStart"/>
-      <w:r>
-        <w:rPr>
-          <w:rFonts w:cs="Arial"/>
-          <w:lang w:bidi="he-IL"/>
-        </w:rPr>
-        <w:t>Superdirective</w:t>
-      </w:r>
-      <w:proofErr w:type="spellEnd"/>
-      <w:r>
-        <w:rPr>
-          <w:rFonts w:cs="Arial"/>
-          <w:lang w:bidi="he-IL"/>
-        </w:rPr>
-        <w:t xml:space="preserve"> </w:t>
-      </w:r>
-      <w:proofErr w:type="spellStart"/>
-      <w:r>
-        <w:rPr>
-          <w:rFonts w:cs="Arial"/>
-          <w:lang w:bidi="he-IL"/>
-        </w:rPr>
-        <w:t>Beamformingm</w:t>
-      </w:r>
-      <w:proofErr w:type="spellEnd"/>
-      <w:r>
-        <w:rPr>
-          <w:rFonts w:cs="Arial"/>
-          <w:lang w:bidi="he-IL"/>
-        </w:rPr>
-        <w:t xml:space="preserve"> then DOA information can be used to refine beamforming weights.</w:t>
-      </w:r>
-    </w:p>
-    <w:p>
-      <w:pPr>
-        <w:pStyle w:val="ListParagraph"/>
-        <w:numPr>
-          <w:ilvl w:val="0"/>
-          <w:numId w:val="3"/>
-        </w:numPr>
-        <w:rPr>
-          <w:rFonts w:cs="Arial"/>
-          <w:lang w:bidi="he-IL"/>
-        </w:rPr>
-      </w:pPr>
-      <w:r>
-        <w:rPr>
-          <w:rFonts w:cs="Arial"/>
-          <w:lang w:bidi="he-IL"/>
-        </w:rPr>
-        <w:t>DOA Estimation for Multiple Speaker Separation</w:t>
-      </w:r>
-    </w:p>
-    <w:p>
-      <w:pPr>
-        <w:pStyle w:val="ListParagraph"/>
-        <w:numPr>
-          <w:ilvl w:val="0"/>
-          <w:numId w:val="5"/>
-        </w:numPr>
-        <w:rPr>
-          <w:rFonts w:cs="Arial"/>
-          <w:lang w:bidi="he-IL"/>
-        </w:rPr>
-      </w:pPr>
-      <w:r>
-        <w:rPr>
-          <w:rFonts w:cs="Arial"/>
-          <w:lang w:bidi="he-IL"/>
-        </w:rPr>
-        <w:t>If we need to separate multiple concurrent speakers, DOA can help select the correct RTF for each source.</w:t>
-      </w:r>
+          <w:rFonts w:cs="Arial" w:hint="cs"/>
+          <w:rtl/>
+          <w:lang w:bidi="he-IL"/>
+        </w:rPr>
+        <w:t xml:space="preserve"> נחשב לכל תדר </w:t>
+      </w:r>
+      <m:oMath>
+        <m:sSub>
+          <m:sSubPr>
+            <m:ctrlPr>
+              <w:rPr>
+                <w:rFonts w:ascii="Cambria Math" w:hAnsi="Cambria Math" w:cs="Arial"/>
+                <w:i/>
+                <w:lang w:bidi="he-IL"/>
+              </w:rPr>
+            </m:ctrlPr>
+          </m:sSubPr>
+          <m:e>
+            <m:r>
+              <w:rPr>
+                <w:rFonts w:ascii="Cambria Math" w:hAnsi="Cambria Math" w:cs="Arial"/>
+                <w:lang w:bidi="he-IL"/>
+              </w:rPr>
+              <m:t>f</m:t>
+            </m:r>
+          </m:e>
+          <m:sub>
+            <m:r>
+              <w:rPr>
+                <w:rFonts w:ascii="Cambria Math" w:hAnsi="Cambria Math" w:cs="Arial"/>
+                <w:lang w:bidi="he-IL"/>
+              </w:rPr>
+              <m:t>k</m:t>
+            </m:r>
+          </m:sub>
+        </m:sSub>
+      </m:oMath>
+      <w:r>
+        <w:rPr>
+          <w:rFonts w:cs="Arial" w:hint="cs"/>
+          <w:rtl/>
+          <w:lang w:bidi="he-IL"/>
+        </w:rPr>
+        <w:t>:</w:t>
+      </w:r>
+    </w:p>
+    <w:p>
+      <w:pPr>
+        <w:rPr>
+          <w:rFonts w:cs="Arial"/>
+          <w:rtl/>
+          <w:lang w:bidi="he-IL"/>
+        </w:rPr>
+      </w:pPr>
+      <m:oMathPara>
+        <m:oMath>
+          <m:d>
+            <m:dPr>
+              <m:begChr m:val="["/>
+              <m:endChr m:val="]"/>
+              <m:ctrlPr>
+                <w:rPr>
+                  <w:rFonts w:ascii="Cambria Math" w:hAnsi="Cambria Math" w:cs="Arial"/>
+                  <w:i/>
+                  <w:lang w:bidi="he-IL"/>
+                </w:rPr>
+              </m:ctrlPr>
+            </m:dPr>
+            <m:e>
+              <m:eqArr>
+                <m:eqArrPr>
+                  <m:ctrlPr>
+                    <w:rPr>
+                      <w:rFonts w:ascii="Cambria Math" w:hAnsi="Cambria Math" w:cs="Arial"/>
+                      <w:i/>
+                      <w:lang w:bidi="he-IL"/>
+                    </w:rPr>
+                  </m:ctrlPr>
+                </m:eqArrPr>
+                <m:e>
+                  <m:sSup>
+                    <m:sSupPr>
+                      <m:ctrlPr>
+                        <w:rPr>
+                          <w:rFonts w:ascii="Cambria Math" w:hAnsi="Cambria Math" w:cs="Arial"/>
+                          <w:i/>
+                          <w:lang w:bidi="he-IL"/>
+                        </w:rPr>
+                      </m:ctrlPr>
+                    </m:sSupPr>
+                    <m:e>
+                      <m:r>
+                        <w:rPr>
+                          <w:rFonts w:ascii="Cambria Math" w:hAnsi="Cambria Math" w:cs="Arial"/>
+                          <w:lang w:bidi="he-IL"/>
+                        </w:rPr>
+                        <m:t>e</m:t>
+                      </m:r>
+                    </m:e>
+                    <m:sup>
+                      <m:r>
+                        <w:rPr>
+                          <w:rFonts w:ascii="Cambria Math" w:hAnsi="Cambria Math" w:cs="Arial"/>
+                          <w:lang w:bidi="he-IL"/>
+                        </w:rPr>
+                        <m:t>-j2π</m:t>
+                      </m:r>
+                      <m:sSub>
+                        <m:sSubPr>
+                          <m:ctrlPr>
+                            <w:rPr>
+                              <w:rFonts w:ascii="Cambria Math" w:hAnsi="Cambria Math" w:cs="Arial"/>
+                              <w:i/>
+                              <w:lang w:bidi="he-IL"/>
+                            </w:rPr>
+                          </m:ctrlPr>
+                        </m:sSubPr>
+                        <m:e>
+                          <m:r>
+                            <w:rPr>
+                              <w:rFonts w:ascii="Cambria Math" w:hAnsi="Cambria Math" w:cs="Arial"/>
+                              <w:lang w:bidi="he-IL"/>
+                            </w:rPr>
+                            <m:t>f</m:t>
+                          </m:r>
+                        </m:e>
+                        <m:sub>
+                          <m:r>
+                            <w:rPr>
+                              <w:rFonts w:ascii="Cambria Math" w:hAnsi="Cambria Math" w:cs="Arial"/>
+                              <w:lang w:bidi="he-IL"/>
+                            </w:rPr>
+                            <m:t>k</m:t>
+                          </m:r>
+                        </m:sub>
+                      </m:sSub>
+                      <m:sSub>
+                        <m:sSubPr>
+                          <m:ctrlPr>
+                            <w:rPr>
+                              <w:rFonts w:ascii="Cambria Math" w:hAnsi="Cambria Math" w:cs="Arial"/>
+                              <w:i/>
+                              <w:lang w:bidi="he-IL"/>
+                            </w:rPr>
+                          </m:ctrlPr>
+                        </m:sSubPr>
+                        <m:e>
+                          <m:r>
+                            <w:rPr>
+                              <w:rFonts w:ascii="Cambria Math" w:hAnsi="Cambria Math" w:cs="Arial"/>
+                              <w:lang w:bidi="he-IL"/>
+                            </w:rPr>
+                            <m:t>τ</m:t>
+                          </m:r>
+                        </m:e>
+                        <m:sub>
+                          <m:r>
+                            <w:rPr>
+                              <w:rFonts w:ascii="Cambria Math" w:hAnsi="Cambria Math" w:cs="Arial"/>
+                              <w:lang w:bidi="he-IL"/>
+                            </w:rPr>
+                            <m:t>1</m:t>
+                          </m:r>
+                        </m:sub>
+                      </m:sSub>
+                    </m:sup>
+                  </m:sSup>
+                </m:e>
+                <m:e>
+                  <m:sSup>
+                    <m:sSupPr>
+                      <m:ctrlPr>
+                        <w:rPr>
+                          <w:rFonts w:ascii="Cambria Math" w:hAnsi="Cambria Math" w:cs="Arial"/>
+                          <w:i/>
+                          <w:lang w:bidi="he-IL"/>
+                        </w:rPr>
+                      </m:ctrlPr>
+                    </m:sSupPr>
+                    <m:e>
+                      <m:r>
+                        <w:rPr>
+                          <w:rFonts w:ascii="Cambria Math" w:hAnsi="Cambria Math" w:cs="Arial"/>
+                          <w:lang w:bidi="he-IL"/>
+                        </w:rPr>
+                        <m:t>e</m:t>
+                      </m:r>
+                    </m:e>
+                    <m:sup>
+                      <m:r>
+                        <w:rPr>
+                          <w:rFonts w:ascii="Cambria Math" w:hAnsi="Cambria Math" w:cs="Arial"/>
+                          <w:lang w:bidi="he-IL"/>
+                        </w:rPr>
+                        <m:t>-j2π</m:t>
+                      </m:r>
+                      <m:sSub>
+                        <m:sSubPr>
+                          <m:ctrlPr>
+                            <w:rPr>
+                              <w:rFonts w:ascii="Cambria Math" w:hAnsi="Cambria Math" w:cs="Arial"/>
+                              <w:i/>
+                              <w:lang w:bidi="he-IL"/>
+                            </w:rPr>
+                          </m:ctrlPr>
+                        </m:sSubPr>
+                        <m:e>
+                          <m:r>
+                            <w:rPr>
+                              <w:rFonts w:ascii="Cambria Math" w:hAnsi="Cambria Math" w:cs="Arial"/>
+                              <w:lang w:bidi="he-IL"/>
+                            </w:rPr>
+                            <m:t>f</m:t>
+                          </m:r>
+                        </m:e>
+                        <m:sub>
+                          <m:r>
+                            <w:rPr>
+                              <w:rFonts w:ascii="Cambria Math" w:hAnsi="Cambria Math" w:cs="Arial"/>
+                              <w:lang w:bidi="he-IL"/>
+                            </w:rPr>
+                            <m:t>k</m:t>
+                          </m:r>
+                        </m:sub>
+                      </m:sSub>
+                      <m:sSub>
+                        <m:sSubPr>
+                          <m:ctrlPr>
+                            <w:rPr>
+                              <w:rFonts w:ascii="Cambria Math" w:hAnsi="Cambria Math" w:cs="Arial"/>
+                              <w:i/>
+                              <w:lang w:bidi="he-IL"/>
+                            </w:rPr>
+                          </m:ctrlPr>
+                        </m:sSubPr>
+                        <m:e>
+                          <m:r>
+                            <w:rPr>
+                              <w:rFonts w:ascii="Cambria Math" w:hAnsi="Cambria Math" w:cs="Arial"/>
+                              <w:lang w:bidi="he-IL"/>
+                            </w:rPr>
+                            <m:t>τ</m:t>
+                          </m:r>
+                        </m:e>
+                        <m:sub>
+                          <m:r>
+                            <w:rPr>
+                              <w:rFonts w:ascii="Cambria Math" w:hAnsi="Cambria Math" w:cs="Arial"/>
+                              <w:lang w:bidi="he-IL"/>
+                            </w:rPr>
+                            <m:t>2</m:t>
+                          </m:r>
+                        </m:sub>
+                      </m:sSub>
+                    </m:sup>
+                  </m:sSup>
+                  <m:ctrlPr>
+                    <w:rPr>
+                      <w:rFonts w:ascii="Cambria Math" w:eastAsia="Cambria Math" w:hAnsi="Cambria Math" w:cs="Cambria Math"/>
+                      <w:i/>
+                      <w:lang w:bidi="he-IL"/>
+                    </w:rPr>
+                  </m:ctrlPr>
+                </m:e>
+                <m:e>
+                  <m:r>
+                    <w:rPr>
+                      <w:rFonts w:ascii="Cambria Math" w:eastAsia="Cambria Math" w:hAnsi="Cambria Math" w:cs="Cambria Math"/>
+                      <w:lang w:bidi="he-IL"/>
+                    </w:rPr>
+                    <m:t>⋮</m:t>
+                  </m:r>
+                  <m:ctrlPr>
+                    <w:rPr>
+                      <w:rFonts w:ascii="Cambria Math" w:eastAsia="Cambria Math" w:hAnsi="Cambria Math" w:cs="Cambria Math"/>
+                      <w:i/>
+                      <w:lang w:bidi="he-IL"/>
+                    </w:rPr>
+                  </m:ctrlPr>
+                </m:e>
+                <m:e>
+                  <m:sSup>
+                    <m:sSupPr>
+                      <m:ctrlPr>
+                        <w:rPr>
+                          <w:rFonts w:ascii="Cambria Math" w:hAnsi="Cambria Math" w:cs="Arial"/>
+                          <w:i/>
+                          <w:lang w:bidi="he-IL"/>
+                        </w:rPr>
+                      </m:ctrlPr>
+                    </m:sSupPr>
+                    <m:e>
+                      <m:r>
+                        <w:rPr>
+                          <w:rFonts w:ascii="Cambria Math" w:hAnsi="Cambria Math" w:cs="Arial"/>
+                          <w:lang w:bidi="he-IL"/>
+                        </w:rPr>
+                        <m:t>e</m:t>
+                      </m:r>
+                    </m:e>
+                    <m:sup>
+                      <m:r>
+                        <w:rPr>
+                          <w:rFonts w:ascii="Cambria Math" w:hAnsi="Cambria Math" w:cs="Arial"/>
+                          <w:lang w:bidi="he-IL"/>
+                        </w:rPr>
+                        <m:t>-j2π</m:t>
+                      </m:r>
+                      <m:sSub>
+                        <m:sSubPr>
+                          <m:ctrlPr>
+                            <w:rPr>
+                              <w:rFonts w:ascii="Cambria Math" w:hAnsi="Cambria Math" w:cs="Arial"/>
+                              <w:i/>
+                              <w:lang w:bidi="he-IL"/>
+                            </w:rPr>
+                          </m:ctrlPr>
+                        </m:sSubPr>
+                        <m:e>
+                          <m:r>
+                            <w:rPr>
+                              <w:rFonts w:ascii="Cambria Math" w:hAnsi="Cambria Math" w:cs="Arial"/>
+                              <w:lang w:bidi="he-IL"/>
+                            </w:rPr>
+                            <m:t>f</m:t>
+                          </m:r>
+                        </m:e>
+                        <m:sub>
+                          <m:r>
+                            <w:rPr>
+                              <w:rFonts w:ascii="Cambria Math" w:hAnsi="Cambria Math" w:cs="Arial"/>
+                              <w:lang w:bidi="he-IL"/>
+                            </w:rPr>
+                            <m:t>k</m:t>
+                          </m:r>
+                        </m:sub>
+                      </m:sSub>
+                      <m:sSub>
+                        <m:sSubPr>
+                          <m:ctrlPr>
+                            <w:rPr>
+                              <w:rFonts w:ascii="Cambria Math" w:hAnsi="Cambria Math" w:cs="Arial"/>
+                              <w:i/>
+                              <w:lang w:bidi="he-IL"/>
+                            </w:rPr>
+                          </m:ctrlPr>
+                        </m:sSubPr>
+                        <m:e>
+                          <m:r>
+                            <w:rPr>
+                              <w:rFonts w:ascii="Cambria Math" w:hAnsi="Cambria Math" w:cs="Arial"/>
+                              <w:lang w:bidi="he-IL"/>
+                            </w:rPr>
+                            <m:t>τ</m:t>
+                          </m:r>
+                        </m:e>
+                        <m:sub>
+                          <m:r>
+                            <w:rPr>
+                              <w:rFonts w:ascii="Cambria Math" w:hAnsi="Cambria Math" w:cs="Arial"/>
+                              <w:lang w:bidi="he-IL"/>
+                            </w:rPr>
+                            <m:t>M</m:t>
+                          </m:r>
+                        </m:sub>
+                      </m:sSub>
+                    </m:sup>
+                  </m:sSup>
+                </m:e>
+              </m:eqArr>
+            </m:e>
+          </m:d>
+        </m:oMath>
+      </m:oMathPara>
+    </w:p>
+    <w:p>
+      <w:pPr>
+        <w:bidi/>
+        <w:rPr>
+          <w:rFonts w:cs="Arial" w:hint="cs"/>
+          <w:rtl/>
+          <w:lang w:bidi="he-IL"/>
+        </w:rPr>
+      </w:pPr>
+      <w:r>
+        <w:rPr>
+          <w:rFonts w:cs="Arial" w:hint="cs"/>
+          <w:rtl/>
+          <w:lang w:bidi="he-IL"/>
+        </w:rPr>
+        <w:t>לאחר מכן נאתחל את מקדמי המסנן המרחבי בעזרת הו</w:t>
+      </w:r>
+      <w:r>
+        <w:rPr>
+          <w:rFonts w:cs="Arial" w:hint="cs"/>
+          <w:rtl/>
+          <w:lang w:bidi="he-IL"/>
+        </w:rPr>
+        <w:t>ו</w:t>
+      </w:r>
+      <w:r>
+        <w:rPr>
+          <w:rFonts w:cs="Arial" w:hint="cs"/>
+          <w:rtl/>
+          <w:lang w:bidi="he-IL"/>
+        </w:rPr>
+        <w:t xml:space="preserve">קטור המנורמל כדי להדגיש את האינפורמציה בפאזה. </w:t>
+      </w:r>
+    </w:p>
+    <w:p>
+      <w:pPr>
+        <w:bidi/>
+        <w:rPr>
+          <w:rFonts w:cs="Arial"/>
+          <w:rtl/>
+          <w:lang w:bidi="he-IL"/>
+        </w:rPr>
+      </w:pPr>
     </w:p>
     <w:sectPr>
       <w:pgSz w:w="12240" w:h="15840"/>

--- a/סיכום פרויקט לא סופי.docx
+++ b/סיכום פרויקט לא סופי.docx
@@ -1987,32 +1987,1452 @@
           <w:lang w:bidi="he-IL"/>
         </w:rPr>
       </w:pPr>
+      <w:r>
+        <w:rPr>
+          <w:rFonts w:cs="Arial" w:hint="cs"/>
+          <w:rtl/>
+          <w:lang w:bidi="he-IL"/>
+        </w:rPr>
+        <w:t>ניתן לתאר את בעיית האופטימיזצי</w:t>
+      </w:r>
+      <w:r>
+        <w:rPr>
+          <w:rFonts w:cs="Arial"/>
+          <w:rtl/>
+          <w:lang w:bidi="he-IL"/>
+        </w:rPr>
+        <w:t>ה</w:t>
+      </w:r>
+      <w:r>
+        <w:rPr>
+          <w:rFonts w:cs="Arial" w:hint="cs"/>
+          <w:rtl/>
+          <w:lang w:bidi="he-IL"/>
+        </w:rPr>
+        <w:t xml:space="preserve"> באופן הבא:</w:t>
+      </w:r>
     </w:p>
     <w:p>
       <w:pPr>
-        <w:bidi/>
-        <w:rPr>
-          <w:rFonts w:cs="Arial"/>
-          <w:rtl/>
-          <w:lang w:bidi="he-IL"/>
-        </w:rPr>
-      </w:pPr>
-      <w:r>
-        <w:rPr>
-          <w:rFonts w:cs="Arial" w:hint="cs"/>
-          <w:highlight w:val="yellow"/>
-          <w:rtl/>
-          <w:lang w:bidi="he-IL"/>
-        </w:rPr>
-        <w:t>לרשום את משוואה 25</w:t>
-      </w:r>
+        <w:rPr>
+          <w:rFonts w:cs="Arial"/>
+          <w:lang w:bidi="he-IL"/>
+        </w:rPr>
+      </w:pPr>
+      <m:oMathPara>
+        <m:oMath>
+          <m:d>
+            <m:dPr>
+              <m:ctrlPr>
+                <w:rPr>
+                  <w:rFonts w:ascii="Cambria Math" w:hAnsi="Cambria Math" w:cs="Arial"/>
+                  <w:i/>
+                  <w:lang w:bidi="he-IL"/>
+                </w:rPr>
+              </m:ctrlPr>
+            </m:dPr>
+            <m:e>
+              <m:r>
+                <w:rPr>
+                  <w:rFonts w:ascii="Cambria Math" w:hAnsi="Cambria Math" w:cs="Arial"/>
+                  <w:lang w:bidi="he-IL"/>
+                </w:rPr>
+                <m:t>25a</m:t>
+              </m:r>
+            </m:e>
+          </m:d>
+          <m:r>
+            <w:rPr>
+              <w:rFonts w:ascii="Cambria Math" w:hAnsi="Cambria Math" w:cs="Arial"/>
+              <w:lang w:bidi="he-IL"/>
+            </w:rPr>
+            <m:t xml:space="preserve">,  </m:t>
+          </m:r>
+          <m:func>
+            <m:funcPr>
+              <m:ctrlPr>
+                <w:rPr>
+                  <w:rFonts w:ascii="Cambria Math" w:hAnsi="Cambria Math" w:cs="Arial"/>
+                  <w:i/>
+                  <w:lang w:bidi="he-IL"/>
+                </w:rPr>
+              </m:ctrlPr>
+            </m:funcPr>
+            <m:fName>
+              <m:limLow>
+                <m:limLowPr>
+                  <m:ctrlPr>
+                    <w:rPr>
+                      <w:rFonts w:ascii="Cambria Math" w:hAnsi="Cambria Math" w:cs="Arial"/>
+                      <w:i/>
+                      <w:lang w:bidi="he-IL"/>
+                    </w:rPr>
+                  </m:ctrlPr>
+                </m:limLowPr>
+                <m:e>
+                  <m:r>
+                    <m:rPr>
+                      <m:sty m:val="p"/>
+                    </m:rPr>
+                    <w:rPr>
+                      <w:rFonts w:ascii="Cambria Math" w:hAnsi="Cambria Math" w:cs="Arial"/>
+                      <w:lang w:bidi="he-IL"/>
+                    </w:rPr>
+                    <m:t>min</m:t>
+                  </m:r>
+                </m:e>
+                <m:lim>
+                  <m:sSubSup>
+                    <m:sSubSupPr>
+                      <m:ctrlPr>
+                        <w:rPr>
+                          <w:rFonts w:ascii="Cambria Math" w:hAnsi="Cambria Math" w:cs="Arial"/>
+                          <w:i/>
+                          <w:lang w:bidi="he-IL"/>
+                        </w:rPr>
+                      </m:ctrlPr>
+                    </m:sSubSupPr>
+                    <m:e>
+                      <m:d>
+                        <m:dPr>
+                          <m:ctrlPr>
+                            <w:rPr>
+                              <w:rFonts w:ascii="Cambria Math" w:hAnsi="Cambria Math" w:cs="Arial"/>
+                              <w:i/>
+                              <w:lang w:bidi="he-IL"/>
+                            </w:rPr>
+                          </m:ctrlPr>
+                        </m:dPr>
+                        <m:e>
+                          <m:sSub>
+                            <m:sSubPr>
+                              <m:ctrlPr>
+                                <w:rPr>
+                                  <w:rFonts w:ascii="Cambria Math" w:hAnsi="Cambria Math" w:cs="Arial"/>
+                                  <w:i/>
+                                  <w:lang w:bidi="he-IL"/>
+                                </w:rPr>
+                              </m:ctrlPr>
+                            </m:sSubPr>
+                            <m:e>
+                              <m:r>
+                                <m:rPr>
+                                  <m:sty m:val="bi"/>
+                                </m:rPr>
+                                <w:rPr>
+                                  <w:rFonts w:ascii="Cambria Math" w:hAnsi="Cambria Math" w:cs="Arial"/>
+                                  <w:lang w:bidi="he-IL"/>
+                                </w:rPr>
+                                <m:t>w</m:t>
+                              </m:r>
+                            </m:e>
+                            <m:sub>
+                              <m:r>
+                                <w:rPr>
+                                  <w:rFonts w:ascii="Cambria Math" w:hAnsi="Cambria Math" w:cs="Arial"/>
+                                  <w:lang w:bidi="he-IL"/>
+                                </w:rPr>
+                                <m:t>f</m:t>
+                              </m:r>
+                            </m:sub>
+                          </m:sSub>
+                          <m:r>
+                            <w:rPr>
+                              <w:rFonts w:ascii="Cambria Math" w:hAnsi="Cambria Math" w:cs="Arial"/>
+                              <w:lang w:bidi="he-IL"/>
+                            </w:rPr>
+                            <m:t>,</m:t>
+                          </m:r>
+                          <m:sSub>
+                            <m:sSubPr>
+                              <m:ctrlPr>
+                                <w:rPr>
+                                  <w:rFonts w:ascii="Cambria Math" w:hAnsi="Cambria Math" w:cs="Arial"/>
+                                  <w:i/>
+                                  <w:lang w:bidi="he-IL"/>
+                                </w:rPr>
+                              </m:ctrlPr>
+                            </m:sSubPr>
+                            <m:e>
+                              <m:r>
+                                <w:rPr>
+                                  <w:rFonts w:ascii="Cambria Math" w:hAnsi="Cambria Math" w:cs="Arial"/>
+                                  <w:lang w:bidi="he-IL"/>
+                                </w:rPr>
+                                <m:t>z</m:t>
+                              </m:r>
+                            </m:e>
+                            <m:sub>
+                              <m:r>
+                                <w:rPr>
+                                  <w:rFonts w:ascii="Cambria Math" w:hAnsi="Cambria Math" w:cs="Arial"/>
+                                  <w:lang w:bidi="he-IL"/>
+                                </w:rPr>
+                                <m:t>f</m:t>
+                              </m:r>
+                            </m:sub>
+                          </m:sSub>
+                        </m:e>
+                      </m:d>
+                    </m:e>
+                    <m:sub>
+                      <m:r>
+                        <w:rPr>
+                          <w:rFonts w:ascii="Cambria Math" w:hAnsi="Cambria Math" w:cs="Arial"/>
+                          <w:lang w:bidi="he-IL"/>
+                        </w:rPr>
+                        <m:t>f=0</m:t>
+                      </m:r>
+                    </m:sub>
+                    <m:sup>
+                      <m:r>
+                        <w:rPr>
+                          <w:rFonts w:ascii="Cambria Math" w:hAnsi="Cambria Math" w:cs="Arial"/>
+                          <w:lang w:bidi="he-IL"/>
+                        </w:rPr>
+                        <m:t>F-1</m:t>
+                      </m:r>
+                    </m:sup>
+                  </m:sSubSup>
+                  <m:ctrlPr>
+                    <w:rPr>
+                      <w:rFonts w:ascii="Cambria Math" w:hAnsi="Cambria Math" w:cs="Arial"/>
+                      <w:lang w:bidi="he-IL"/>
+                    </w:rPr>
+                  </m:ctrlPr>
+                </m:lim>
+              </m:limLow>
+            </m:fName>
+            <m:e>
+              <m:nary>
+                <m:naryPr>
+                  <m:chr m:val="∑"/>
+                  <m:ctrlPr>
+                    <w:rPr>
+                      <w:rFonts w:ascii="Cambria Math" w:hAnsi="Cambria Math" w:cs="Arial"/>
+                      <w:i/>
+                      <w:lang w:bidi="he-IL"/>
+                    </w:rPr>
+                  </m:ctrlPr>
+                </m:naryPr>
+                <m:sub>
+                  <m:r>
+                    <w:rPr>
+                      <w:rFonts w:ascii="Cambria Math" w:hAnsi="Cambria Math" w:cs="Arial"/>
+                      <w:lang w:bidi="he-IL"/>
+                    </w:rPr>
+                    <m:t>f=0</m:t>
+                  </m:r>
+                </m:sub>
+                <m:sup>
+                  <m:r>
+                    <w:rPr>
+                      <w:rFonts w:ascii="Cambria Math" w:hAnsi="Cambria Math" w:cs="Arial"/>
+                      <w:lang w:bidi="he-IL"/>
+                    </w:rPr>
+                    <m:t>F-1</m:t>
+                  </m:r>
+                </m:sup>
+                <m:e>
+                  <m:sSubSup>
+                    <m:sSubSupPr>
+                      <m:ctrlPr>
+                        <w:rPr>
+                          <w:rFonts w:ascii="Cambria Math" w:hAnsi="Cambria Math" w:cs="Arial"/>
+                          <w:i/>
+                          <w:lang w:bidi="he-IL"/>
+                        </w:rPr>
+                      </m:ctrlPr>
+                    </m:sSubSupPr>
+                    <m:e>
+                      <m:r>
+                        <m:rPr>
+                          <m:sty m:val="bi"/>
+                        </m:rPr>
+                        <w:rPr>
+                          <w:rFonts w:ascii="Cambria Math" w:hAnsi="Cambria Math" w:cs="Arial"/>
+                          <w:lang w:bidi="he-IL"/>
+                        </w:rPr>
+                        <m:t>w</m:t>
+                      </m:r>
+                      <m:ctrlPr>
+                        <w:rPr>
+                          <w:rFonts w:ascii="Cambria Math" w:hAnsi="Cambria Math" w:cs="Arial"/>
+                          <w:b/>
+                          <w:bCs/>
+                          <w:i/>
+                          <w:lang w:bidi="he-IL"/>
+                        </w:rPr>
+                      </m:ctrlPr>
+                    </m:e>
+                    <m:sub>
+                      <m:r>
+                        <w:rPr>
+                          <w:rFonts w:ascii="Cambria Math" w:hAnsi="Cambria Math" w:cs="Arial"/>
+                          <w:lang w:bidi="he-IL"/>
+                        </w:rPr>
+                        <m:t>f</m:t>
+                      </m:r>
+                    </m:sub>
+                    <m:sup>
+                      <m:r>
+                        <w:rPr>
+                          <w:rFonts w:ascii="Cambria Math" w:hAnsi="Cambria Math" w:cs="Arial"/>
+                          <w:lang w:bidi="he-IL"/>
+                        </w:rPr>
+                        <m:t>H</m:t>
+                      </m:r>
+                    </m:sup>
+                  </m:sSubSup>
+                  <m:sSub>
+                    <m:sSubPr>
+                      <m:ctrlPr>
+                        <w:rPr>
+                          <w:rFonts w:ascii="Cambria Math" w:hAnsi="Cambria Math" w:cs="Arial"/>
+                          <w:i/>
+                          <w:lang w:bidi="he-IL"/>
+                        </w:rPr>
+                      </m:ctrlPr>
+                    </m:sSubPr>
+                    <m:e>
+                      <m:r>
+                        <w:rPr>
+                          <w:rFonts w:ascii="Cambria Math" w:hAnsi="Cambria Math" w:cs="Arial"/>
+                          <w:lang w:bidi="he-IL"/>
+                        </w:rPr>
+                        <m:t>R</m:t>
+                      </m:r>
+                    </m:e>
+                    <m:sub>
+                      <m:r>
+                        <w:rPr>
+                          <w:rFonts w:ascii="Cambria Math" w:hAnsi="Cambria Math" w:cs="Arial"/>
+                          <w:lang w:bidi="he-IL"/>
+                        </w:rPr>
+                        <m:t>f</m:t>
+                      </m:r>
+                    </m:sub>
+                  </m:sSub>
+                  <m:sSub>
+                    <m:sSubPr>
+                      <m:ctrlPr>
+                        <w:rPr>
+                          <w:rFonts w:ascii="Cambria Math" w:hAnsi="Cambria Math" w:cs="Arial"/>
+                          <w:i/>
+                          <w:lang w:bidi="he-IL"/>
+                        </w:rPr>
+                      </m:ctrlPr>
+                    </m:sSubPr>
+                    <m:e>
+                      <m:r>
+                        <m:rPr>
+                          <m:sty m:val="bi"/>
+                        </m:rPr>
+                        <w:rPr>
+                          <w:rFonts w:ascii="Cambria Math" w:hAnsi="Cambria Math" w:cs="Arial"/>
+                          <w:lang w:bidi="he-IL"/>
+                        </w:rPr>
+                        <m:t>w</m:t>
+                      </m:r>
+                      <m:ctrlPr>
+                        <w:rPr>
+                          <w:rFonts w:ascii="Cambria Math" w:hAnsi="Cambria Math" w:cs="Arial"/>
+                          <w:b/>
+                          <w:bCs/>
+                          <w:i/>
+                          <w:lang w:bidi="he-IL"/>
+                        </w:rPr>
+                      </m:ctrlPr>
+                    </m:e>
+                    <m:sub>
+                      <m:r>
+                        <w:rPr>
+                          <w:rFonts w:ascii="Cambria Math" w:hAnsi="Cambria Math" w:cs="Arial"/>
+                          <w:lang w:bidi="he-IL"/>
+                        </w:rPr>
+                        <m:t>f</m:t>
+                      </m:r>
+                    </m:sub>
+                  </m:sSub>
+                </m:e>
+              </m:nary>
+            </m:e>
+          </m:func>
+        </m:oMath>
+      </m:oMathPara>
     </w:p>
     <w:p>
       <w:pPr>
+        <w:rPr>
+          <w:rFonts w:cs="Arial"/>
+          <w:rtl/>
+          <w:lang w:bidi="he-IL"/>
+        </w:rPr>
+      </w:pPr>
+      <m:oMathPara>
+        <m:oMath>
+          <m:d>
+            <m:dPr>
+              <m:ctrlPr>
+                <w:rPr>
+                  <w:rFonts w:ascii="Cambria Math" w:hAnsi="Cambria Math" w:cs="Arial"/>
+                  <w:i/>
+                  <w:lang w:bidi="he-IL"/>
+                </w:rPr>
+              </m:ctrlPr>
+            </m:dPr>
+            <m:e>
+              <m:r>
+                <w:rPr>
+                  <w:rFonts w:ascii="Cambria Math" w:hAnsi="Cambria Math" w:cs="Arial"/>
+                  <w:lang w:bidi="he-IL"/>
+                </w:rPr>
+                <m:t>25b</m:t>
+              </m:r>
+            </m:e>
+          </m:d>
+          <m:r>
+            <w:rPr>
+              <w:rFonts w:ascii="Cambria Math" w:hAnsi="Cambria Math" w:cs="Arial"/>
+              <w:lang w:bidi="he-IL"/>
+            </w:rPr>
+            <m:t xml:space="preserve">,  s.t.          </m:t>
+          </m:r>
+          <m:sSubSup>
+            <m:sSubSupPr>
+              <m:ctrlPr>
+                <w:rPr>
+                  <w:rFonts w:ascii="Cambria Math" w:hAnsi="Cambria Math" w:cs="Arial"/>
+                  <w:i/>
+                  <w:lang w:bidi="he-IL"/>
+                </w:rPr>
+              </m:ctrlPr>
+            </m:sSubSupPr>
+            <m:e>
+              <m:r>
+                <m:rPr>
+                  <m:sty m:val="bi"/>
+                </m:rPr>
+                <w:rPr>
+                  <w:rFonts w:ascii="Cambria Math" w:hAnsi="Cambria Math" w:cs="Arial"/>
+                  <w:lang w:bidi="he-IL"/>
+                </w:rPr>
+                <m:t>w</m:t>
+              </m:r>
+            </m:e>
+            <m:sub>
+              <m:r>
+                <w:rPr>
+                  <w:rFonts w:ascii="Cambria Math" w:hAnsi="Cambria Math" w:cs="Arial"/>
+                  <w:lang w:bidi="he-IL"/>
+                </w:rPr>
+                <m:t>f</m:t>
+              </m:r>
+            </m:sub>
+            <m:sup>
+              <m:r>
+                <w:rPr>
+                  <w:rFonts w:ascii="Cambria Math" w:hAnsi="Cambria Math" w:cs="Arial"/>
+                  <w:lang w:bidi="he-IL"/>
+                </w:rPr>
+                <m:t>H</m:t>
+              </m:r>
+            </m:sup>
+          </m:sSubSup>
+          <m:sSub>
+            <m:sSubPr>
+              <m:ctrlPr>
+                <w:rPr>
+                  <w:rFonts w:ascii="Cambria Math" w:hAnsi="Cambria Math" w:cs="Arial"/>
+                  <w:i/>
+                  <w:lang w:bidi="he-IL"/>
+                </w:rPr>
+              </m:ctrlPr>
+            </m:sSubPr>
+            <m:e>
+              <m:r>
+                <m:rPr>
+                  <m:sty m:val="bi"/>
+                </m:rPr>
+                <w:rPr>
+                  <w:rFonts w:ascii="Cambria Math" w:hAnsi="Cambria Math" w:cs="Arial"/>
+                  <w:lang w:bidi="he-IL"/>
+                </w:rPr>
+                <m:t>a</m:t>
+              </m:r>
+              <m:ctrlPr>
+                <w:rPr>
+                  <w:rFonts w:ascii="Cambria Math" w:hAnsi="Cambria Math" w:cs="Arial"/>
+                  <w:b/>
+                  <w:bCs/>
+                  <w:i/>
+                  <w:lang w:bidi="he-IL"/>
+                </w:rPr>
+              </m:ctrlPr>
+            </m:e>
+            <m:sub>
+              <m:r>
+                <w:rPr>
+                  <w:rFonts w:ascii="Cambria Math" w:hAnsi="Cambria Math" w:cs="Arial"/>
+                  <w:lang w:bidi="he-IL"/>
+                </w:rPr>
+                <m:t>f</m:t>
+              </m:r>
+            </m:sub>
+          </m:sSub>
+          <m:r>
+            <w:rPr>
+              <w:rFonts w:ascii="Cambria Math" w:hAnsi="Cambria Math" w:cs="Arial"/>
+              <w:lang w:bidi="he-IL"/>
+            </w:rPr>
+            <m:t>=1+</m:t>
+          </m:r>
+          <m:sSub>
+            <m:sSubPr>
+              <m:ctrlPr>
+                <w:rPr>
+                  <w:rFonts w:ascii="Cambria Math" w:hAnsi="Cambria Math" w:cs="Arial"/>
+                  <w:i/>
+                  <w:lang w:bidi="he-IL"/>
+                </w:rPr>
+              </m:ctrlPr>
+            </m:sSubPr>
+            <m:e>
+              <m:r>
+                <w:rPr>
+                  <w:rFonts w:ascii="Cambria Math" w:hAnsi="Cambria Math" w:cs="Arial"/>
+                  <w:lang w:bidi="he-IL"/>
+                </w:rPr>
+                <m:t>z</m:t>
+              </m:r>
+            </m:e>
+            <m:sub>
+              <m:r>
+                <w:rPr>
+                  <w:rFonts w:ascii="Cambria Math" w:hAnsi="Cambria Math" w:cs="Arial"/>
+                  <w:lang w:bidi="he-IL"/>
+                </w:rPr>
+                <m:t>f</m:t>
+              </m:r>
+            </m:sub>
+          </m:sSub>
+          <m:r>
+            <w:rPr>
+              <w:rFonts w:ascii="Cambria Math" w:hAnsi="Cambria Math" w:cs="Arial"/>
+              <w:lang w:bidi="he-IL"/>
+            </w:rPr>
+            <m:t xml:space="preserve">  ∀f</m:t>
+          </m:r>
+        </m:oMath>
+      </m:oMathPara>
+    </w:p>
+    <w:p>
+      <w:pPr>
+        <w:rPr>
+          <w:rFonts w:cs="Arial"/>
+          <w:lang w:bidi="he-IL"/>
+        </w:rPr>
+      </w:pPr>
+      <m:oMathPara>
+        <m:oMath>
+          <m:d>
+            <m:dPr>
+              <m:ctrlPr>
+                <w:rPr>
+                  <w:rFonts w:ascii="Cambria Math" w:hAnsi="Cambria Math" w:cs="Arial"/>
+                  <w:i/>
+                  <w:lang w:bidi="he-IL"/>
+                </w:rPr>
+              </m:ctrlPr>
+            </m:dPr>
+            <m:e>
+              <m:r>
+                <w:rPr>
+                  <w:rFonts w:ascii="Cambria Math" w:hAnsi="Cambria Math" w:cs="Arial"/>
+                  <w:lang w:bidi="he-IL"/>
+                </w:rPr>
+                <m:t>25c</m:t>
+              </m:r>
+            </m:e>
+          </m:d>
+          <m:r>
+            <w:rPr>
+              <w:rFonts w:ascii="Cambria Math" w:hAnsi="Cambria Math" w:cs="Arial"/>
+              <w:lang w:bidi="he-IL"/>
+            </w:rPr>
+            <m:t xml:space="preserve">,  </m:t>
+          </m:r>
+          <m:sSub>
+            <m:sSubPr>
+              <m:ctrlPr>
+                <w:rPr>
+                  <w:rFonts w:ascii="Cambria Math" w:hAnsi="Cambria Math" w:cs="Arial"/>
+                  <w:i/>
+                  <w:lang w:bidi="he-IL"/>
+                </w:rPr>
+              </m:ctrlPr>
+            </m:sSubPr>
+            <m:e>
+              <m:r>
+                <w:rPr>
+                  <w:rFonts w:ascii="Cambria Math" w:hAnsi="Cambria Math" w:cs="Arial"/>
+                  <w:lang w:bidi="he-IL"/>
+                </w:rPr>
+                <m:t>z</m:t>
+              </m:r>
+            </m:e>
+            <m:sub>
+              <m:r>
+                <w:rPr>
+                  <w:rFonts w:ascii="Cambria Math" w:hAnsi="Cambria Math" w:cs="Arial"/>
+                  <w:lang w:bidi="he-IL"/>
+                </w:rPr>
+                <m:t>f</m:t>
+              </m:r>
+            </m:sub>
+          </m:sSub>
+          <m:r>
+            <w:rPr>
+              <w:rFonts w:ascii="Cambria Math" w:hAnsi="Cambria Math" w:cs="Arial"/>
+              <w:lang w:bidi="he-IL"/>
+            </w:rPr>
+            <m:t>≥0  ∀f</m:t>
+          </m:r>
+        </m:oMath>
+      </m:oMathPara>
+    </w:p>
+    <w:p>
+      <w:pPr>
+        <w:rPr>
+          <w:rFonts w:cs="Arial"/>
+          <w:lang w:bidi="he-IL"/>
+        </w:rPr>
+      </w:pPr>
+      <m:oMathPara>
+        <m:oMath>
+          <m:d>
+            <m:dPr>
+              <m:ctrlPr>
+                <w:rPr>
+                  <w:rFonts w:ascii="Cambria Math" w:hAnsi="Cambria Math" w:cs="Arial"/>
+                  <w:i/>
+                  <w:lang w:bidi="he-IL"/>
+                </w:rPr>
+              </m:ctrlPr>
+            </m:dPr>
+            <m:e>
+              <m:r>
+                <w:rPr>
+                  <w:rFonts w:ascii="Cambria Math" w:hAnsi="Cambria Math" w:cs="Arial"/>
+                  <w:lang w:bidi="he-IL"/>
+                </w:rPr>
+                <m:t>25d</m:t>
+              </m:r>
+            </m:e>
+          </m:d>
+          <m:r>
+            <w:rPr>
+              <w:rFonts w:ascii="Cambria Math" w:hAnsi="Cambria Math" w:cs="Arial"/>
+              <w:lang w:bidi="he-IL"/>
+            </w:rPr>
+            <m:t xml:space="preserve">,  </m:t>
+          </m:r>
+          <m:sSub>
+            <m:sSubPr>
+              <m:ctrlPr>
+                <w:rPr>
+                  <w:rFonts w:ascii="Cambria Math" w:hAnsi="Cambria Math" w:cs="Arial"/>
+                  <w:i/>
+                  <w:lang w:bidi="he-IL"/>
+                </w:rPr>
+              </m:ctrlPr>
+            </m:sSubPr>
+            <m:e>
+              <m:d>
+                <m:dPr>
+                  <m:ctrlPr>
+                    <w:rPr>
+                      <w:rFonts w:ascii="Cambria Math" w:hAnsi="Cambria Math" w:cs="Arial"/>
+                      <w:i/>
+                      <w:lang w:bidi="he-IL"/>
+                    </w:rPr>
+                  </m:ctrlPr>
+                </m:dPr>
+                <m:e>
+                  <m:sSup>
+                    <m:sSupPr>
+                      <m:ctrlPr>
+                        <w:rPr>
+                          <w:rFonts w:ascii="Cambria Math" w:hAnsi="Cambria Math" w:cs="Arial"/>
+                          <w:i/>
+                          <w:lang w:bidi="he-IL"/>
+                        </w:rPr>
+                      </m:ctrlPr>
+                    </m:sSupPr>
+                    <m:e>
+                      <m:r>
+                        <w:rPr>
+                          <w:rFonts w:ascii="Cambria Math" w:hAnsi="Cambria Math" w:cs="Arial"/>
+                          <w:lang w:bidi="he-IL"/>
+                        </w:rPr>
+                        <m:t>D</m:t>
+                      </m:r>
+                    </m:e>
+                    <m:sup>
+                      <m:r>
+                        <w:rPr>
+                          <w:rFonts w:ascii="Cambria Math" w:hAnsi="Cambria Math" w:cs="Arial"/>
+                          <w:lang w:bidi="he-IL"/>
+                        </w:rPr>
+                        <m:t>-1</m:t>
+                      </m:r>
+                    </m:sup>
+                  </m:sSup>
+                  <m:sSup>
+                    <m:sSupPr>
+                      <m:ctrlPr>
+                        <w:rPr>
+                          <w:rFonts w:ascii="Cambria Math" w:hAnsi="Cambria Math" w:cs="Arial"/>
+                          <w:i/>
+                          <w:lang w:bidi="he-IL"/>
+                        </w:rPr>
+                      </m:ctrlPr>
+                    </m:sSupPr>
+                    <m:e>
+                      <m:d>
+                        <m:dPr>
+                          <m:begChr m:val="["/>
+                          <m:endChr m:val="]"/>
+                          <m:ctrlPr>
+                            <w:rPr>
+                              <w:rFonts w:ascii="Cambria Math" w:hAnsi="Cambria Math" w:cs="Arial"/>
+                              <w:i/>
+                              <w:lang w:bidi="he-IL"/>
+                            </w:rPr>
+                          </m:ctrlPr>
+                        </m:dPr>
+                        <m:e>
+                          <m:sSub>
+                            <m:sSubPr>
+                              <m:ctrlPr>
+                                <w:rPr>
+                                  <w:rFonts w:ascii="Cambria Math" w:hAnsi="Cambria Math" w:cs="Arial"/>
+                                  <w:i/>
+                                  <w:lang w:bidi="he-IL"/>
+                                </w:rPr>
+                              </m:ctrlPr>
+                            </m:sSubPr>
+                            <m:e>
+                              <m:r>
+                                <w:rPr>
+                                  <w:rFonts w:ascii="Cambria Math" w:hAnsi="Cambria Math" w:cs="Arial"/>
+                                  <w:lang w:bidi="he-IL"/>
+                                </w:rPr>
+                                <m:t>w</m:t>
+                              </m:r>
+                            </m:e>
+                            <m:sub>
+                              <m:r>
+                                <w:rPr>
+                                  <w:rFonts w:ascii="Cambria Math" w:hAnsi="Cambria Math" w:cs="Arial"/>
+                                  <w:lang w:bidi="he-IL"/>
+                                </w:rPr>
+                                <m:t>0,m</m:t>
+                              </m:r>
+                            </m:sub>
+                          </m:sSub>
+                          <m:r>
+                            <w:rPr>
+                              <w:rFonts w:ascii="Cambria Math" w:hAnsi="Cambria Math" w:cs="Arial"/>
+                              <w:lang w:bidi="he-IL"/>
+                            </w:rPr>
+                            <m:t>,…,</m:t>
+                          </m:r>
+                          <m:sSub>
+                            <m:sSubPr>
+                              <m:ctrlPr>
+                                <w:rPr>
+                                  <w:rFonts w:ascii="Cambria Math" w:hAnsi="Cambria Math" w:cs="Arial"/>
+                                  <w:i/>
+                                  <w:lang w:bidi="he-IL"/>
+                                </w:rPr>
+                              </m:ctrlPr>
+                            </m:sSubPr>
+                            <m:e>
+                              <m:r>
+                                <w:rPr>
+                                  <w:rFonts w:ascii="Cambria Math" w:hAnsi="Cambria Math" w:cs="Arial"/>
+                                  <w:lang w:bidi="he-IL"/>
+                                </w:rPr>
+                                <m:t>w</m:t>
+                              </m:r>
+                            </m:e>
+                            <m:sub>
+                              <m:r>
+                                <w:rPr>
+                                  <w:rFonts w:ascii="Cambria Math" w:hAnsi="Cambria Math" w:cs="Arial"/>
+                                  <w:lang w:bidi="he-IL"/>
+                                </w:rPr>
+                                <m:t>F-1,m</m:t>
+                              </m:r>
+                            </m:sub>
+                          </m:sSub>
+                        </m:e>
+                      </m:d>
+                    </m:e>
+                    <m:sup>
+                      <m:r>
+                        <w:rPr>
+                          <w:rFonts w:ascii="Cambria Math" w:hAnsi="Cambria Math" w:cs="Arial"/>
+                          <w:lang w:bidi="he-IL"/>
+                        </w:rPr>
+                        <m:t>H</m:t>
+                      </m:r>
+                    </m:sup>
+                  </m:sSup>
+                </m:e>
+              </m:d>
+            </m:e>
+            <m:sub>
+              <m:r>
+                <w:rPr>
+                  <w:rFonts w:ascii="Cambria Math" w:hAnsi="Cambria Math" w:cs="Arial"/>
+                  <w:lang w:bidi="he-IL"/>
+                </w:rPr>
+                <m:t>n</m:t>
+              </m:r>
+            </m:sub>
+          </m:sSub>
+          <m:r>
+            <w:rPr>
+              <w:rFonts w:ascii="Cambria Math" w:hAnsi="Cambria Math" w:cs="Arial"/>
+              <w:lang w:bidi="he-IL"/>
+            </w:rPr>
+            <m:t>=0,  ∀m,n∉</m:t>
+          </m:r>
+          <m:sSub>
+            <m:sSubPr>
+              <m:ctrlPr>
+                <w:rPr>
+                  <w:rFonts w:ascii="Cambria Math" w:hAnsi="Cambria Math" w:cs="Arial"/>
+                  <w:i/>
+                  <w:lang w:bidi="he-IL"/>
+                </w:rPr>
+              </m:ctrlPr>
+            </m:sSubPr>
+            <m:e>
+              <m:r>
+                <m:rPr>
+                  <m:scr m:val="script"/>
+                </m:rPr>
+                <w:rPr>
+                  <w:rFonts w:ascii="Cambria Math" w:hAnsi="Cambria Math" w:cs="Arial"/>
+                  <w:lang w:bidi="he-IL"/>
+                </w:rPr>
+                <m:t>N</m:t>
+              </m:r>
+            </m:e>
+            <m:sub>
+              <m:r>
+                <w:rPr>
+                  <w:rFonts w:ascii="Cambria Math" w:hAnsi="Cambria Math" w:cs="Arial"/>
+                  <w:lang w:bidi="he-IL"/>
+                </w:rPr>
+                <m:t>δ</m:t>
+              </m:r>
+            </m:sub>
+          </m:sSub>
+        </m:oMath>
+      </m:oMathPara>
+    </w:p>
+    <w:p>
+      <w:pPr>
         <w:bidi/>
         <w:rPr>
           <w:rFonts w:cs="Arial"/>
           <w:rtl/>
+          <w:lang w:bidi="he-IL"/>
+        </w:rPr>
+      </w:pPr>
+      <w:r>
+        <w:rPr>
+          <w:rFonts w:cs="Arial" w:hint="cs"/>
+          <w:rtl/>
+          <w:lang w:bidi="he-IL"/>
+        </w:rPr>
+        <w:t>כאשר</w:t>
+      </w:r>
+    </w:p>
+    <w:p>
+      <w:pPr>
+        <w:pStyle w:val="ListParagraph"/>
+        <w:numPr>
+          <w:ilvl w:val="0"/>
+          <w:numId w:val="8"/>
+        </w:numPr>
+        <w:bidi/>
+        <w:rPr>
+          <w:rFonts w:cs="Arial"/>
+          <w:lang w:bidi="he-IL"/>
+        </w:rPr>
+      </w:pPr>
+      <m:oMath>
+        <m:sSub>
+          <m:sSubPr>
+            <m:ctrlPr>
+              <w:rPr>
+                <w:rFonts w:ascii="Cambria Math" w:hAnsi="Cambria Math" w:cs="Arial"/>
+                <w:i/>
+                <w:lang w:bidi="he-IL"/>
+              </w:rPr>
+            </m:ctrlPr>
+          </m:sSubPr>
+          <m:e>
+            <m:r>
+              <m:rPr>
+                <m:sty m:val="bi"/>
+              </m:rPr>
+              <w:rPr>
+                <w:rFonts w:ascii="Cambria Math" w:hAnsi="Cambria Math" w:cs="Arial"/>
+                <w:lang w:bidi="he-IL"/>
+              </w:rPr>
+              <m:t>w</m:t>
+            </m:r>
+            <m:ctrlPr>
+              <w:rPr>
+                <w:rFonts w:ascii="Cambria Math" w:hAnsi="Cambria Math" w:cs="Arial"/>
+                <w:b/>
+                <w:bCs/>
+                <w:i/>
+                <w:lang w:bidi="he-IL"/>
+              </w:rPr>
+            </m:ctrlPr>
+          </m:e>
+          <m:sub>
+            <m:r>
+              <w:rPr>
+                <w:rFonts w:ascii="Cambria Math" w:hAnsi="Cambria Math" w:cs="Arial"/>
+                <w:lang w:bidi="he-IL"/>
+              </w:rPr>
+              <m:t>f</m:t>
+            </m:r>
+          </m:sub>
+        </m:sSub>
+        <m:r>
+          <w:rPr>
+            <w:rFonts w:ascii="Cambria Math" w:hAnsi="Cambria Math" w:cs="Arial"/>
+            <w:lang w:bidi="he-IL"/>
+          </w:rPr>
+          <m:t>∈</m:t>
+        </m:r>
+        <m:sSup>
+          <m:sSupPr>
+            <m:ctrlPr>
+              <w:rPr>
+                <w:rFonts w:ascii="Cambria Math" w:hAnsi="Cambria Math" w:cs="Arial"/>
+                <w:i/>
+                <w:lang w:bidi="he-IL"/>
+              </w:rPr>
+            </m:ctrlPr>
+          </m:sSupPr>
+          <m:e>
+            <m:r>
+              <m:rPr>
+                <m:scr m:val="double-struck"/>
+              </m:rPr>
+              <w:rPr>
+                <w:rFonts w:ascii="Cambria Math" w:hAnsi="Cambria Math" w:cs="Arial"/>
+                <w:lang w:bidi="he-IL"/>
+              </w:rPr>
+              <m:t>C</m:t>
+            </m:r>
+          </m:e>
+          <m:sup>
+            <m:r>
+              <w:rPr>
+                <w:rFonts w:ascii="Cambria Math" w:hAnsi="Cambria Math" w:cs="Arial"/>
+                <w:lang w:bidi="he-IL"/>
+              </w:rPr>
+              <m:t>M</m:t>
+            </m:r>
+          </m:sup>
+        </m:sSup>
+      </m:oMath>
+      <w:r>
+        <w:rPr>
+          <w:rFonts w:cs="Arial" w:hint="cs"/>
+          <w:rtl/>
+          <w:lang w:bidi="he-IL"/>
+        </w:rPr>
+        <w:t xml:space="preserve"> מקדמי המסנן המרחבי (</w:t>
+      </w:r>
+      <w:r>
+        <w:rPr>
+          <w:rFonts w:cs="Arial"/>
+          <w:lang w:bidi="he-IL"/>
+        </w:rPr>
+        <w:t>spatial filter</w:t>
+      </w:r>
+      <w:r>
+        <w:rPr>
+          <w:rFonts w:cs="Arial" w:hint="cs"/>
+          <w:rtl/>
+          <w:lang w:bidi="he-IL"/>
+        </w:rPr>
+        <w:t>)</w:t>
+      </w:r>
+    </w:p>
+    <w:p>
+      <w:pPr>
+        <w:pStyle w:val="ListParagraph"/>
+        <w:numPr>
+          <w:ilvl w:val="0"/>
+          <w:numId w:val="8"/>
+        </w:numPr>
+        <w:bidi/>
+        <w:rPr>
+          <w:rFonts w:cs="Arial"/>
+          <w:lang w:bidi="he-IL"/>
+        </w:rPr>
+      </w:pPr>
+      <m:oMath>
+        <m:sSub>
+          <m:sSubPr>
+            <m:ctrlPr>
+              <w:rPr>
+                <w:rFonts w:ascii="Cambria Math" w:hAnsi="Cambria Math" w:cs="Arial"/>
+                <w:i/>
+                <w:lang w:bidi="he-IL"/>
+              </w:rPr>
+            </m:ctrlPr>
+          </m:sSubPr>
+          <m:e>
+            <m:r>
+              <w:rPr>
+                <w:rFonts w:ascii="Cambria Math" w:hAnsi="Cambria Math" w:cs="Arial"/>
+                <w:lang w:bidi="he-IL"/>
+              </w:rPr>
+              <m:t>R</m:t>
+            </m:r>
+          </m:e>
+          <m:sub>
+            <m:r>
+              <w:rPr>
+                <w:rFonts w:ascii="Cambria Math" w:hAnsi="Cambria Math" w:cs="Arial"/>
+                <w:lang w:bidi="he-IL"/>
+              </w:rPr>
+              <m:t>f</m:t>
+            </m:r>
+          </m:sub>
+        </m:sSub>
+        <m:r>
+          <w:rPr>
+            <w:rFonts w:ascii="Cambria Math" w:hAnsi="Cambria Math" w:cs="Arial"/>
+            <w:lang w:bidi="he-IL"/>
+          </w:rPr>
+          <m:t>∈</m:t>
+        </m:r>
+        <m:sSup>
+          <m:sSupPr>
+            <m:ctrlPr>
+              <w:rPr>
+                <w:rFonts w:ascii="Cambria Math" w:hAnsi="Cambria Math" w:cs="Arial"/>
+                <w:i/>
+                <w:lang w:bidi="he-IL"/>
+              </w:rPr>
+            </m:ctrlPr>
+          </m:sSupPr>
+          <m:e>
+            <m:r>
+              <m:rPr>
+                <m:scr m:val="double-struck"/>
+              </m:rPr>
+              <w:rPr>
+                <w:rFonts w:ascii="Cambria Math" w:hAnsi="Cambria Math" w:cs="Arial"/>
+                <w:lang w:bidi="he-IL"/>
+              </w:rPr>
+              <m:t>C</m:t>
+            </m:r>
+          </m:e>
+          <m:sup>
+            <m:r>
+              <w:rPr>
+                <w:rFonts w:ascii="Cambria Math" w:hAnsi="Cambria Math" w:cs="Arial"/>
+                <w:lang w:bidi="he-IL"/>
+              </w:rPr>
+              <m:t>M×M</m:t>
+            </m:r>
+          </m:sup>
+        </m:sSup>
+      </m:oMath>
+      <w:r>
+        <w:rPr>
+          <w:rFonts w:cs="Arial" w:hint="cs"/>
+          <w:rtl/>
+          <w:lang w:bidi="he-IL"/>
+        </w:rPr>
+        <w:t xml:space="preserve"> ה- </w:t>
+      </w:r>
+      <w:r>
+        <w:rPr>
+          <w:rFonts w:cs="Arial"/>
+          <w:lang w:bidi="he-IL"/>
+        </w:rPr>
+        <w:t>SCM</w:t>
+      </w:r>
+      <w:r>
+        <w:rPr>
+          <w:rFonts w:cs="Arial" w:hint="cs"/>
+          <w:rtl/>
+          <w:lang w:bidi="he-IL"/>
+        </w:rPr>
+        <w:t xml:space="preserve"> (</w:t>
+      </w:r>
+      <w:r>
+        <w:rPr>
+          <w:rFonts w:cs="Arial"/>
+          <w:lang w:bidi="he-IL"/>
+        </w:rPr>
+        <w:t>spatial covariance matrix</w:t>
+      </w:r>
+      <w:r>
+        <w:rPr>
+          <w:rFonts w:cs="Arial" w:hint="cs"/>
+          <w:rtl/>
+          <w:lang w:bidi="he-IL"/>
+        </w:rPr>
+        <w:t>)</w:t>
+      </w:r>
+    </w:p>
+    <w:p>
+      <w:pPr>
+        <w:pStyle w:val="ListParagraph"/>
+        <w:numPr>
+          <w:ilvl w:val="0"/>
+          <w:numId w:val="8"/>
+        </w:numPr>
+        <w:bidi/>
+        <w:rPr>
+          <w:rFonts w:cs="Arial"/>
+          <w:lang w:bidi="he-IL"/>
+        </w:rPr>
+      </w:pPr>
+      <m:oMath>
+        <m:sSub>
+          <m:sSubPr>
+            <m:ctrlPr>
+              <w:rPr>
+                <w:rFonts w:ascii="Cambria Math" w:hAnsi="Cambria Math" w:cs="Arial"/>
+                <w:i/>
+                <w:lang w:bidi="he-IL"/>
+              </w:rPr>
+            </m:ctrlPr>
+          </m:sSubPr>
+          <m:e>
+            <m:r>
+              <w:rPr>
+                <w:rFonts w:ascii="Cambria Math" w:hAnsi="Cambria Math" w:cs="Arial"/>
+                <w:lang w:bidi="he-IL"/>
+              </w:rPr>
+              <m:t>a</m:t>
+            </m:r>
+          </m:e>
+          <m:sub>
+            <m:r>
+              <w:rPr>
+                <w:rFonts w:ascii="Cambria Math" w:hAnsi="Cambria Math" w:cs="Arial"/>
+                <w:lang w:bidi="he-IL"/>
+              </w:rPr>
+              <m:t>f</m:t>
+            </m:r>
+          </m:sub>
+        </m:sSub>
+        <m:r>
+          <w:rPr>
+            <w:rFonts w:ascii="Cambria Math" w:hAnsi="Cambria Math" w:cs="Arial"/>
+            <w:lang w:bidi="he-IL"/>
+          </w:rPr>
+          <m:t>∈</m:t>
+        </m:r>
+        <m:sSup>
+          <m:sSupPr>
+            <m:ctrlPr>
+              <w:rPr>
+                <w:rFonts w:ascii="Cambria Math" w:hAnsi="Cambria Math" w:cs="Arial"/>
+                <w:i/>
+                <w:lang w:bidi="he-IL"/>
+              </w:rPr>
+            </m:ctrlPr>
+          </m:sSupPr>
+          <m:e>
+            <m:r>
+              <m:rPr>
+                <m:scr m:val="double-struck"/>
+              </m:rPr>
+              <w:rPr>
+                <w:rFonts w:ascii="Cambria Math" w:hAnsi="Cambria Math" w:cs="Arial"/>
+                <w:lang w:bidi="he-IL"/>
+              </w:rPr>
+              <m:t>C</m:t>
+            </m:r>
+          </m:e>
+          <m:sup>
+            <m:r>
+              <w:rPr>
+                <w:rFonts w:ascii="Cambria Math" w:hAnsi="Cambria Math" w:cs="Arial"/>
+                <w:lang w:bidi="he-IL"/>
+              </w:rPr>
+              <m:t>M</m:t>
+            </m:r>
+          </m:sup>
+        </m:sSup>
+      </m:oMath>
+      <w:r>
+        <w:rPr>
+          <w:rFonts w:cs="Arial" w:hint="cs"/>
+          <w:rtl/>
+          <w:lang w:bidi="he-IL"/>
+        </w:rPr>
+        <w:t xml:space="preserve"> וקטור ה- </w:t>
+      </w:r>
+      <w:r>
+        <w:rPr>
+          <w:rFonts w:cs="Arial"/>
+          <w:lang w:bidi="he-IL"/>
+        </w:rPr>
+        <w:t>RTF</w:t>
+      </w:r>
+      <w:r>
+        <w:rPr>
+          <w:rFonts w:cs="Arial" w:hint="cs"/>
+          <w:rtl/>
+          <w:lang w:bidi="he-IL"/>
+        </w:rPr>
+        <w:t xml:space="preserve"> (</w:t>
+      </w:r>
+      <w:r>
+        <w:rPr>
+          <w:rFonts w:cs="Arial"/>
+          <w:lang w:bidi="he-IL"/>
+        </w:rPr>
+        <w:t>relative transfer function</w:t>
+      </w:r>
+      <w:r>
+        <w:rPr>
+          <w:rFonts w:cs="Arial" w:hint="cs"/>
+          <w:rtl/>
+          <w:lang w:bidi="he-IL"/>
+        </w:rPr>
+        <w:t>)</w:t>
+      </w:r>
+    </w:p>
+    <w:p>
+      <w:pPr>
+        <w:pStyle w:val="ListParagraph"/>
+        <w:numPr>
+          <w:ilvl w:val="0"/>
+          <w:numId w:val="8"/>
+        </w:numPr>
+        <w:bidi/>
+        <w:rPr>
+          <w:rFonts w:cs="Arial"/>
+          <w:lang w:bidi="he-IL"/>
+        </w:rPr>
+      </w:pPr>
+      <m:oMath>
+        <m:sSub>
+          <m:sSubPr>
+            <m:ctrlPr>
+              <w:rPr>
+                <w:rFonts w:ascii="Cambria Math" w:hAnsi="Cambria Math" w:cs="Arial"/>
+                <w:i/>
+                <w:lang w:bidi="he-IL"/>
+              </w:rPr>
+            </m:ctrlPr>
+          </m:sSubPr>
+          <m:e>
+            <m:r>
+              <w:rPr>
+                <w:rFonts w:ascii="Cambria Math" w:hAnsi="Cambria Math" w:cs="Arial"/>
+                <w:lang w:bidi="he-IL"/>
+              </w:rPr>
+              <m:t>z</m:t>
+            </m:r>
+          </m:e>
+          <m:sub>
+            <m:r>
+              <w:rPr>
+                <w:rFonts w:ascii="Cambria Math" w:hAnsi="Cambria Math" w:cs="Arial"/>
+                <w:lang w:bidi="he-IL"/>
+              </w:rPr>
+              <m:t>f</m:t>
+            </m:r>
+          </m:sub>
+        </m:sSub>
+      </m:oMath>
+      <w:r>
+        <w:rPr>
+          <w:rFonts w:cs="Arial" w:hint="cs"/>
+          <w:rtl/>
+          <w:lang w:bidi="he-IL"/>
+        </w:rPr>
+        <w:t xml:space="preserve"> </w:t>
+      </w:r>
+      <w:r>
+        <w:rPr>
+          <w:rFonts w:cs="Arial"/>
+          <w:rtl/>
+          <w:lang w:bidi="he-IL"/>
+        </w:rPr>
+        <w:t>–</w:t>
+      </w:r>
+      <w:r>
+        <w:rPr>
+          <w:rFonts w:cs="Arial" w:hint="cs"/>
+          <w:rtl/>
+          <w:lang w:bidi="he-IL"/>
+        </w:rPr>
+        <w:t xml:space="preserve"> פרמטרי ה- </w:t>
+      </w:r>
+      <w:r>
+        <w:rPr>
+          <w:rFonts w:cs="Arial"/>
+          <w:lang w:bidi="he-IL"/>
+        </w:rPr>
+        <w:t>gain</w:t>
+      </w:r>
+      <w:r>
+        <w:rPr>
+          <w:rFonts w:cs="Arial" w:hint="cs"/>
+          <w:rtl/>
+          <w:lang w:bidi="he-IL"/>
+        </w:rPr>
+        <w:t xml:space="preserve"> המוגבלים להיות ערכים לא שליליים ומייצגים את ההקלה בתנאי חוסר העיוות</w:t>
+      </w:r>
+      <w:r>
+        <w:rPr>
+          <w:rFonts w:cs="Arial" w:hint="cs"/>
+          <w:rtl/>
+          <w:lang w:bidi="he-IL"/>
+        </w:rPr>
+        <w:t>.</w:t>
+      </w:r>
+    </w:p>
+    <w:p>
+      <w:pPr>
+        <w:pStyle w:val="ListParagraph"/>
+        <w:numPr>
+          <w:ilvl w:val="0"/>
+          <w:numId w:val="8"/>
+        </w:numPr>
+        <w:bidi/>
+        <w:rPr>
+          <w:rFonts w:cs="Arial"/>
+          <w:lang w:bidi="he-IL"/>
+        </w:rPr>
+      </w:pPr>
+      <m:oMath>
+        <m:sSub>
+          <m:sSubPr>
+            <m:ctrlPr>
+              <w:rPr>
+                <w:rFonts w:ascii="Cambria Math" w:hAnsi="Cambria Math" w:cs="Arial"/>
+                <w:i/>
+                <w:lang w:bidi="he-IL"/>
+              </w:rPr>
+            </m:ctrlPr>
+          </m:sSubPr>
+          <m:e>
+            <m:r>
+              <w:rPr>
+                <w:rFonts w:ascii="Cambria Math" w:hAnsi="Cambria Math" w:cs="Arial"/>
+                <w:lang w:bidi="he-IL"/>
+              </w:rPr>
+              <m:t>N</m:t>
+            </m:r>
+          </m:e>
+          <m:sub>
+            <m:r>
+              <w:rPr>
+                <w:rFonts w:ascii="Cambria Math" w:hAnsi="Cambria Math" w:cs="Arial"/>
+                <w:lang w:bidi="he-IL"/>
+              </w:rPr>
+              <m:t>δ</m:t>
+            </m:r>
+          </m:sub>
+        </m:sSub>
+        <m:r>
+          <w:rPr>
+            <w:rFonts w:ascii="Cambria Math" w:hAnsi="Cambria Math" w:cs="Arial"/>
+            <w:lang w:bidi="he-IL"/>
+          </w:rPr>
+          <m:t>=</m:t>
+        </m:r>
+        <m:d>
+          <m:dPr>
+            <m:begChr m:val="["/>
+            <m:endChr m:val="]"/>
+            <m:ctrlPr>
+              <w:rPr>
+                <w:rFonts w:ascii="Cambria Math" w:hAnsi="Cambria Math" w:cs="Arial"/>
+                <w:i/>
+                <w:lang w:bidi="he-IL"/>
+              </w:rPr>
+            </m:ctrlPr>
+          </m:dPr>
+          <m:e>
+            <m:r>
+              <w:rPr>
+                <w:rFonts w:ascii="Cambria Math" w:hAnsi="Cambria Math" w:cs="Arial"/>
+                <w:lang w:bidi="he-IL"/>
+              </w:rPr>
+              <m:t>-δ,</m:t>
+            </m:r>
+            <m:f>
+              <m:fPr>
+                <m:ctrlPr>
+                  <w:rPr>
+                    <w:rFonts w:ascii="Cambria Math" w:hAnsi="Cambria Math" w:cs="Arial"/>
+                    <w:i/>
+                    <w:lang w:bidi="he-IL"/>
+                  </w:rPr>
+                </m:ctrlPr>
+              </m:fPr>
+              <m:num>
+                <m:r>
+                  <w:rPr>
+                    <w:rFonts w:ascii="Cambria Math" w:hAnsi="Cambria Math" w:cs="Arial"/>
+                    <w:lang w:bidi="he-IL"/>
+                  </w:rPr>
+                  <m:t>F</m:t>
+                </m:r>
+              </m:num>
+              <m:den>
+                <m:r>
+                  <w:rPr>
+                    <w:rFonts w:ascii="Cambria Math" w:hAnsi="Cambria Math" w:cs="Arial"/>
+                    <w:lang w:bidi="he-IL"/>
+                  </w:rPr>
+                  <m:t>2</m:t>
+                </m:r>
+              </m:den>
+            </m:f>
+            <m:r>
+              <w:rPr>
+                <w:rFonts w:ascii="Cambria Math" w:hAnsi="Cambria Math" w:cs="Arial"/>
+                <w:lang w:bidi="he-IL"/>
+              </w:rPr>
+              <m:t>-1</m:t>
+            </m:r>
+          </m:e>
+        </m:d>
+      </m:oMath>
+    </w:p>
+    <w:p>
+      <w:pPr>
+        <w:bidi/>
+        <w:rPr>
+          <w:rFonts w:cs="Arial"/>
           <w:lang w:bidi="he-IL"/>
         </w:rPr>
       </w:pPr>
@@ -2313,7 +3733,6 @@
           <w:rtl/>
           <w:lang w:bidi="he-IL"/>
         </w:rPr>
-        <w:lastRenderedPageBreak/>
         <w:t xml:space="preserve">המאמר מציג הרחבה לפתרון על ידי שימוש בשיטת </w:t>
       </w:r>
       <w:r>
@@ -3473,23 +4892,7 @@
           <w:rtl/>
           <w:lang w:bidi="he-IL"/>
         </w:rPr>
-        <w:t>נשרטט אות</w:t>
-      </w:r>
-      <w:r>
-        <w:rPr>
-          <w:rFonts w:hint="cs"/>
-          <w:rtl/>
-          <w:lang w:bidi="he-IL"/>
-        </w:rPr>
-        <w:t xml:space="preserve"> דובר לדוגמה</w:t>
-      </w:r>
-      <w:r>
-        <w:rPr>
-          <w:rFonts w:hint="cs"/>
-          <w:rtl/>
-          <w:lang w:bidi="he-IL"/>
-        </w:rPr>
-        <w:t xml:space="preserve"> בציר הזמן:</w:t>
+        <w:t>נשרטט אות דובר לדוגמה בציר הזמן:</w:t>
       </w:r>
     </w:p>
     <w:p>
@@ -3586,15 +4989,7 @@
           <w:rtl/>
           <w:lang w:bidi="he-IL"/>
         </w:rPr>
-        <w:t xml:space="preserve"> המתאים</w:t>
-      </w:r>
-      <w:r>
-        <w:rPr>
-          <w:rFonts w:hint="cs"/>
-          <w:rtl/>
-          <w:lang w:bidi="he-IL"/>
-        </w:rPr>
-        <w:t>:</w:t>
+        <w:t xml:space="preserve"> המתאים:</w:t>
       </w:r>
     </w:p>
     <w:p>
@@ -3701,15 +5096,7 @@
           <w:lang w:bidi="he-IL"/>
         </w:rPr>
         <w:lastRenderedPageBreak/>
-        <w:t>נשרטט את תגובת התדר במישור הזמן</w:t>
-      </w:r>
-      <w:r>
-        <w:rPr>
-          <w:rFonts w:hint="cs"/>
-          <w:rtl/>
-          <w:lang w:bidi="he-IL"/>
-        </w:rPr>
-        <w:t xml:space="preserve"> שהתקבלה לאחר ערך מוגרל לזמן ההדהוד:</w:t>
+        <w:t>נשרטט את תגובת התדר במישור הזמן שהתקבלה לאחר ערך מוגרל לזמן ההדהוד:</w:t>
       </w:r>
     </w:p>
     <w:p>
@@ -4052,6 +5439,7 @@
       <w:r>
         <w:rPr>
           <w:rFonts w:cs="Arial"/>
+          <w:noProof/>
           <w:rtl/>
           <w:lang w:bidi="he-IL"/>
         </w:rPr>
@@ -4334,7 +5722,7 @@
       <w:pPr>
         <w:bidi/>
         <w:rPr>
-          <w:rFonts w:cs="Arial" w:hint="cs"/>
+          <w:rFonts w:cs="Arial"/>
           <w:i/>
           <w:rtl/>
           <w:lang w:bidi="he-IL"/>
@@ -4344,6 +5732,7 @@
         <w:rPr>
           <w:rFonts w:cs="Arial"/>
           <w:i/>
+          <w:noProof/>
           <w:rtl/>
           <w:lang w:bidi="he-IL"/>
         </w:rPr>
@@ -4886,7 +6275,7 @@
         <w:pStyle w:val="ListParagraph"/>
         <w:bidi/>
         <w:rPr>
-          <w:rFonts w:cs="Arial" w:hint="cs"/>
+          <w:rFonts w:cs="Arial"/>
           <w:rtl/>
           <w:lang w:bidi="he-IL"/>
         </w:rPr>
@@ -4938,7 +6327,7 @@
         <w:pStyle w:val="ListParagraph"/>
         <w:bidi/>
         <w:rPr>
-          <w:rFonts w:cs="Arial" w:hint="cs"/>
+          <w:rFonts w:cs="Arial"/>
           <w:rtl/>
           <w:lang w:bidi="he-IL"/>
         </w:rPr>
@@ -5026,7 +6415,6 @@
       <w:pPr>
         <w:bidi/>
         <w:rPr>
-          <w:rFonts w:hint="cs"/>
           <w:rtl/>
           <w:lang w:bidi="he-IL"/>
         </w:rPr>
@@ -5092,7 +6480,7 @@
       <w:pPr>
         <w:bidi/>
         <w:rPr>
-          <w:rFonts w:cs="Arial" w:hint="cs"/>
+          <w:rFonts w:cs="Arial"/>
           <w:i/>
           <w:u w:val="single"/>
           <w:rtl/>
@@ -5143,15 +6531,7 @@
           <w:rtl/>
           <w:lang w:bidi="he-IL"/>
         </w:rPr>
-        <w:t xml:space="preserve"> את </w:t>
-      </w:r>
-      <w:r>
-        <w:rPr>
-          <w:rFonts w:cs="Arial" w:hint="cs"/>
-          <w:rtl/>
-          <w:lang w:bidi="he-IL"/>
-        </w:rPr>
-        <w:t>מקדמי המסנן המרחבי (</w:t>
+        <w:t xml:space="preserve"> את מקדמי המסנן המרחבי (</w:t>
       </w:r>
       <w:r>
         <w:rPr>
@@ -5166,15 +6546,7 @@
           <w:rtl/>
           <w:lang w:bidi="he-IL"/>
         </w:rPr>
-        <w:t>)</w:t>
-      </w:r>
-      <w:r>
-        <w:rPr>
-          <w:rFonts w:cs="Arial" w:hint="cs"/>
-          <w:rtl/>
-          <w:lang w:bidi="he-IL"/>
-        </w:rPr>
-        <w:t xml:space="preserve">, המתעדכנים במהלך אלגוריתם ה- </w:t>
+        <w:t xml:space="preserve">), המתעדכנים במהלך אלגוריתם ה- </w:t>
       </w:r>
       <w:r>
         <w:rPr>
@@ -6292,7 +7664,7 @@
       <w:pPr>
         <w:bidi/>
         <w:rPr>
-          <w:rFonts w:cs="Arial" w:hint="cs"/>
+          <w:rFonts w:cs="Arial"/>
           <w:rtl/>
           <w:lang w:bidi="he-IL"/>
         </w:rPr>
@@ -6986,6 +8358,118 @@
       </w:pPr>
       <w:rPr>
         <w:rFonts w:ascii="Symbol" w:eastAsiaTheme="minorEastAsia" w:hAnsi="Symbol" w:cs="Arial" w:hint="default"/>
+      </w:rPr>
+    </w:lvl>
+    <w:lvl w:ilvl="1" w:tplc="04090003" w:tentative="1">
+      <w:start w:val="1"/>
+      <w:numFmt w:val="bullet"/>
+      <w:lvlText w:val="o"/>
+      <w:lvlJc w:val="left"/>
+      <w:pPr>
+        <w:ind w:left="1440" w:hanging="360"/>
+      </w:pPr>
+      <w:rPr>
+        <w:rFonts w:ascii="Courier New" w:hAnsi="Courier New" w:cs="Courier New" w:hint="default"/>
+      </w:rPr>
+    </w:lvl>
+    <w:lvl w:ilvl="2" w:tplc="04090005" w:tentative="1">
+      <w:start w:val="1"/>
+      <w:numFmt w:val="bullet"/>
+      <w:lvlText w:val=""/>
+      <w:lvlJc w:val="left"/>
+      <w:pPr>
+        <w:ind w:left="2160" w:hanging="360"/>
+      </w:pPr>
+      <w:rPr>
+        <w:rFonts w:ascii="Wingdings" w:hAnsi="Wingdings" w:hint="default"/>
+      </w:rPr>
+    </w:lvl>
+    <w:lvl w:ilvl="3" w:tplc="04090001" w:tentative="1">
+      <w:start w:val="1"/>
+      <w:numFmt w:val="bullet"/>
+      <w:lvlText w:val=""/>
+      <w:lvlJc w:val="left"/>
+      <w:pPr>
+        <w:ind w:left="2880" w:hanging="360"/>
+      </w:pPr>
+      <w:rPr>
+        <w:rFonts w:ascii="Symbol" w:hAnsi="Symbol" w:hint="default"/>
+      </w:rPr>
+    </w:lvl>
+    <w:lvl w:ilvl="4" w:tplc="04090003" w:tentative="1">
+      <w:start w:val="1"/>
+      <w:numFmt w:val="bullet"/>
+      <w:lvlText w:val="o"/>
+      <w:lvlJc w:val="left"/>
+      <w:pPr>
+        <w:ind w:left="3600" w:hanging="360"/>
+      </w:pPr>
+      <w:rPr>
+        <w:rFonts w:ascii="Courier New" w:hAnsi="Courier New" w:cs="Courier New" w:hint="default"/>
+      </w:rPr>
+    </w:lvl>
+    <w:lvl w:ilvl="5" w:tplc="04090005" w:tentative="1">
+      <w:start w:val="1"/>
+      <w:numFmt w:val="bullet"/>
+      <w:lvlText w:val=""/>
+      <w:lvlJc w:val="left"/>
+      <w:pPr>
+        <w:ind w:left="4320" w:hanging="360"/>
+      </w:pPr>
+      <w:rPr>
+        <w:rFonts w:ascii="Wingdings" w:hAnsi="Wingdings" w:hint="default"/>
+      </w:rPr>
+    </w:lvl>
+    <w:lvl w:ilvl="6" w:tplc="04090001" w:tentative="1">
+      <w:start w:val="1"/>
+      <w:numFmt w:val="bullet"/>
+      <w:lvlText w:val=""/>
+      <w:lvlJc w:val="left"/>
+      <w:pPr>
+        <w:ind w:left="5040" w:hanging="360"/>
+      </w:pPr>
+      <w:rPr>
+        <w:rFonts w:ascii="Symbol" w:hAnsi="Symbol" w:hint="default"/>
+      </w:rPr>
+    </w:lvl>
+    <w:lvl w:ilvl="7" w:tplc="04090003" w:tentative="1">
+      <w:start w:val="1"/>
+      <w:numFmt w:val="bullet"/>
+      <w:lvlText w:val="o"/>
+      <w:lvlJc w:val="left"/>
+      <w:pPr>
+        <w:ind w:left="5760" w:hanging="360"/>
+      </w:pPr>
+      <w:rPr>
+        <w:rFonts w:ascii="Courier New" w:hAnsi="Courier New" w:cs="Courier New" w:hint="default"/>
+      </w:rPr>
+    </w:lvl>
+    <w:lvl w:ilvl="8" w:tplc="04090005" w:tentative="1">
+      <w:start w:val="1"/>
+      <w:numFmt w:val="bullet"/>
+      <w:lvlText w:val=""/>
+      <w:lvlJc w:val="left"/>
+      <w:pPr>
+        <w:ind w:left="6480" w:hanging="360"/>
+      </w:pPr>
+      <w:rPr>
+        <w:rFonts w:ascii="Wingdings" w:hAnsi="Wingdings" w:hint="default"/>
+      </w:rPr>
+    </w:lvl>
+  </w:abstractNum>
+  <w:abstractNum w:abstractNumId="7" w15:restartNumberingAfterBreak="0">
+    <w:nsid w:val="78047904"/>
+    <w:multiLevelType w:val="hybridMultilevel"/>
+    <w:tmpl w:val="790EB34E"/>
+    <w:lvl w:ilvl="0" w:tplc="20082658">
+      <w:numFmt w:val="bullet"/>
+      <w:lvlText w:val="-"/>
+      <w:lvlJc w:val="left"/>
+      <w:pPr>
+        <w:ind w:left="720" w:hanging="360"/>
+      </w:pPr>
+      <w:rPr>
+        <w:rFonts w:ascii="Arial" w:eastAsiaTheme="minorEastAsia" w:hAnsi="Arial" w:cs="Arial" w:hint="default"/>
       </w:rPr>
     </w:lvl>
     <w:lvl w:ilvl="1" w:tplc="04090003" w:tentative="1">
@@ -7105,6 +8589,9 @@
   </w:num>
   <w:num w:numId="7" w16cid:durableId="2107723360">
     <w:abstractNumId w:val="6"/>
+  </w:num>
+  <w:num w:numId="8" w16cid:durableId="1369573479">
+    <w:abstractNumId w:val="7"/>
   </w:num>
 </w:numbering>
 </file>

--- a/סיכום פרויקט לא סופי.docx
+++ b/סיכום פרויקט לא סופי.docx
@@ -908,25 +908,7 @@
           <w:lang w:bidi="he-IL"/>
         </w:rPr>
         <w:lastRenderedPageBreak/>
-        <w:t xml:space="preserve">לשפר את הרזולוציה </w:t>
-      </w:r>
-      <w:proofErr w:type="spellStart"/>
-      <w:r>
-        <w:rPr>
-          <w:rFonts w:cs="Arial" w:hint="cs"/>
-          <w:rtl/>
-          <w:lang w:bidi="he-IL"/>
-        </w:rPr>
-        <w:t>התדרית</w:t>
-      </w:r>
-      <w:proofErr w:type="spellEnd"/>
-      <w:r>
-        <w:rPr>
-          <w:rFonts w:cs="Arial" w:hint="cs"/>
-          <w:rtl/>
-          <w:lang w:bidi="he-IL"/>
-        </w:rPr>
-        <w:t xml:space="preserve"> אך מצד שני להגדיל את אורך ההשהיה (</w:t>
+        <w:t>לשפר את הרזולוציה התדרית אך מצד שני להגדיל את אורך ההשהיה (</w:t>
       </w:r>
       <w:r>
         <w:rPr>
@@ -1023,33 +1005,15 @@
           <w:rtl/>
           <w:lang w:bidi="he-IL"/>
         </w:rPr>
-        <w:t xml:space="preserve"> </w:t>
-      </w:r>
-      <w:proofErr w:type="spellStart"/>
-      <w:r>
-        <w:rPr>
-          <w:rFonts w:cs="Arial" w:hint="cs"/>
-          <w:rtl/>
-          <w:lang w:bidi="he-IL"/>
-        </w:rPr>
-        <w:t>ה</w:t>
-      </w:r>
-      <w:r>
-        <w:rPr>
-          <w:rFonts w:cs="Arial" w:hint="cs"/>
-          <w:rtl/>
-          <w:lang w:bidi="he-IL"/>
-        </w:rPr>
-        <w:t>השהייה</w:t>
-      </w:r>
-      <w:proofErr w:type="spellEnd"/>
-      <w:r>
-        <w:rPr>
-          <w:rFonts w:cs="Arial" w:hint="cs"/>
-          <w:rtl/>
-          <w:lang w:bidi="he-IL"/>
-        </w:rPr>
-        <w:t xml:space="preserve"> האלגוריתמית.</w:t>
+        <w:t xml:space="preserve"> ה</w:t>
+      </w:r>
+      <w:r>
+        <w:rPr>
+          <w:rFonts w:cs="Arial" w:hint="cs"/>
+          <w:rtl/>
+          <w:lang w:bidi="he-IL"/>
+        </w:rPr>
+        <w:t>השהייה האלגוריתמית.</w:t>
       </w:r>
     </w:p>
     <w:p>
@@ -1064,539 +1028,100 @@
           <w:lang w:bidi="he-IL"/>
         </w:rPr>
       </w:pPr>
-    </w:p>
-    <w:p>
-      <w:pPr>
-        <w:bidi/>
-        <w:rPr>
-          <w:rFonts w:cs="Arial"/>
+      <w:r>
+        <w:rPr>
+          <w:rFonts w:cs="Arial" w:hint="cs"/>
           <w:b/>
           <w:bCs/>
           <w:u w:val="single"/>
           <w:rtl/>
           <w:lang w:bidi="he-IL"/>
         </w:rPr>
-      </w:pPr>
-      <w:r>
-        <w:rPr>
-          <w:rFonts w:cs="Arial" w:hint="cs"/>
-          <w:b/>
-          <w:bCs/>
+        <w:t>תיאור השיטה</w:t>
+      </w:r>
+    </w:p>
+    <w:p>
+      <w:pPr>
+        <w:bidi/>
+        <w:rPr>
+          <w:rFonts w:cs="Arial"/>
+          <w:rtl/>
+          <w:lang w:bidi="he-IL"/>
+        </w:rPr>
+      </w:pPr>
+      <w:r>
+        <w:rPr>
+          <w:rFonts w:cs="Arial" w:hint="cs"/>
+          <w:rtl/>
+          <w:lang w:bidi="he-IL"/>
+        </w:rPr>
+        <w:t xml:space="preserve">השיטה כוללת חישובים הן בתחום הזמן-תדר והן בתחום הזמן. ראשית מחשבים את ה- </w:t>
+      </w:r>
+      <w:r>
+        <w:rPr>
+          <w:rFonts w:cs="Arial"/>
+          <w:lang w:bidi="he-IL"/>
+        </w:rPr>
+        <w:t>spatial filter</w:t>
+      </w:r>
+      <w:r>
+        <w:rPr>
+          <w:rFonts w:cs="Arial" w:hint="cs"/>
+          <w:rtl/>
+          <w:lang w:bidi="he-IL"/>
+        </w:rPr>
+        <w:t xml:space="preserve"> בתחום הזמן-תדר</w:t>
+      </w:r>
+      <w:r>
+        <w:rPr>
+          <w:rFonts w:cs="Arial" w:hint="cs"/>
+          <w:rtl/>
+          <w:lang w:bidi="he-IL"/>
+        </w:rPr>
+        <w:t xml:space="preserve"> </w:t>
+      </w:r>
+      <w:r>
+        <w:rPr>
+          <w:rFonts w:cs="Arial" w:hint="cs"/>
+          <w:rtl/>
+          <w:lang w:bidi="he-IL"/>
+        </w:rPr>
+        <w:t>וממירים אותו חזרה לציר הזמן. לאחר מכן, מקדמי המסנן ואות הדיבור הנקלט במערך המיקרופונים עוברים תהליך קונבולציה בציר הזמן.</w:t>
+      </w:r>
+      <w:r>
+        <w:rPr>
+          <w:rFonts w:cs="Arial" w:hint="cs"/>
+          <w:rtl/>
+          <w:lang w:bidi="he-IL"/>
+        </w:rPr>
+        <w:t xml:space="preserve"> </w:t>
+      </w:r>
+    </w:p>
+    <w:p>
+      <w:pPr>
+        <w:bidi/>
+        <w:rPr>
+          <w:rFonts w:cs="Arial"/>
           <w:u w:val="single"/>
           <w:rtl/>
           <w:lang w:bidi="he-IL"/>
         </w:rPr>
-        <w:t>החידוש והתרומה של המאמר ביחס לקיים</w:t>
-      </w:r>
-    </w:p>
-    <w:p>
-      <w:pPr>
-        <w:bidi/>
-        <w:rPr>
-          <w:rFonts w:cs="Arial"/>
-          <w:rtl/>
-          <w:lang w:bidi="he-IL"/>
-        </w:rPr>
-      </w:pPr>
-      <w:r>
-        <w:rPr>
-          <w:rFonts w:cs="Arial" w:hint="cs"/>
-          <w:rtl/>
-          <w:lang w:bidi="he-IL"/>
-        </w:rPr>
-        <w:t>ניתן לקחת מהמוצג במאמר מספר דברים מחדשים:</w:t>
-      </w:r>
-    </w:p>
-    <w:p>
-      <w:pPr>
-        <w:pStyle w:val="ListParagraph"/>
-        <w:numPr>
-          <w:ilvl w:val="0"/>
-          <w:numId w:val="7"/>
-        </w:numPr>
-        <w:bidi/>
-        <w:rPr>
-          <w:rFonts w:cs="Arial"/>
-          <w:lang w:bidi="he-IL"/>
-        </w:rPr>
-      </w:pPr>
-      <w:r>
-        <w:rPr>
-          <w:rFonts w:cs="Arial" w:hint="cs"/>
-          <w:rtl/>
-          <w:lang w:bidi="he-IL"/>
-        </w:rPr>
-        <w:t xml:space="preserve">טכניקה למימוש </w:t>
-      </w:r>
-      <w:r>
-        <w:rPr>
-          <w:rFonts w:cs="Arial"/>
-          <w:lang w:bidi="he-IL"/>
-        </w:rPr>
-        <w:t>low-latency beamformer</w:t>
-      </w:r>
-      <w:r>
-        <w:rPr>
-          <w:rFonts w:cs="Arial" w:hint="cs"/>
-          <w:rtl/>
-          <w:lang w:bidi="he-IL"/>
-        </w:rPr>
-        <w:t xml:space="preserve">, שנקרא </w:t>
-      </w:r>
-      <w:r>
-        <w:rPr>
-          <w:rFonts w:cs="Arial"/>
-          <w:lang w:bidi="he-IL"/>
-        </w:rPr>
-        <w:t>Causal MPDR beamforming</w:t>
-      </w:r>
-      <w:r>
-        <w:rPr>
-          <w:rFonts w:cs="Arial" w:hint="cs"/>
-          <w:rtl/>
-          <w:lang w:bidi="he-IL"/>
-        </w:rPr>
-        <w:t xml:space="preserve">. השיטה מבוססת על </w:t>
-      </w:r>
-      <w:r>
-        <w:rPr>
-          <w:rFonts w:cs="Arial"/>
-          <w:lang w:bidi="he-IL"/>
-        </w:rPr>
-        <w:t>MPDR beamforming</w:t>
-      </w:r>
-      <w:r>
-        <w:rPr>
-          <w:rFonts w:cs="Arial" w:hint="cs"/>
-          <w:rtl/>
-          <w:lang w:bidi="he-IL"/>
-        </w:rPr>
-        <w:t xml:space="preserve"> המוכר עם תוספת של אילוצי סיבתיות לבעיית האופטימיזציה.</w:t>
-      </w:r>
-    </w:p>
-    <w:p>
-      <w:pPr>
-        <w:pStyle w:val="ListParagraph"/>
-        <w:numPr>
-          <w:ilvl w:val="0"/>
-          <w:numId w:val="7"/>
-        </w:numPr>
-        <w:bidi/>
-        <w:rPr>
-          <w:rFonts w:cs="Arial"/>
-          <w:lang w:bidi="he-IL"/>
-        </w:rPr>
-      </w:pPr>
-      <w:r>
-        <w:rPr>
-          <w:rFonts w:cs="Arial" w:hint="cs"/>
-          <w:rtl/>
-          <w:lang w:bidi="he-IL"/>
-        </w:rPr>
-        <w:t xml:space="preserve">הצגת </w:t>
-      </w:r>
-      <w:r>
-        <w:rPr>
-          <w:rFonts w:cs="Arial"/>
-          <w:lang w:bidi="he-IL"/>
-        </w:rPr>
-        <w:t xml:space="preserve">causal </w:t>
-      </w:r>
-      <w:proofErr w:type="spellStart"/>
-      <w:r>
-        <w:rPr>
-          <w:rFonts w:cs="Arial"/>
-          <w:lang w:bidi="he-IL"/>
-        </w:rPr>
-        <w:t>MPrDR</w:t>
-      </w:r>
-      <w:proofErr w:type="spellEnd"/>
-      <w:r>
-        <w:rPr>
-          <w:rFonts w:cs="Arial" w:hint="cs"/>
-          <w:rtl/>
-          <w:lang w:bidi="he-IL"/>
-        </w:rPr>
-        <w:t xml:space="preserve"> כדרך נוספת לפתרון ה- </w:t>
-      </w:r>
-      <w:r>
-        <w:rPr>
-          <w:rFonts w:cs="Arial"/>
-          <w:lang w:bidi="he-IL"/>
-        </w:rPr>
-        <w:t>Online Target Source Extraction</w:t>
-      </w:r>
-      <w:r>
-        <w:rPr>
-          <w:rFonts w:cs="Arial" w:hint="cs"/>
-          <w:rtl/>
-          <w:lang w:bidi="he-IL"/>
-        </w:rPr>
-        <w:t xml:space="preserve">. </w:t>
-      </w:r>
-      <w:r>
-        <w:rPr>
-          <w:rFonts w:cs="Arial" w:hint="cs"/>
-          <w:rtl/>
-          <w:lang w:bidi="he-IL"/>
-        </w:rPr>
-        <w:t>דרך</w:t>
-      </w:r>
-      <w:r>
-        <w:rPr>
-          <w:rFonts w:cs="Arial" w:hint="cs"/>
-          <w:rtl/>
-          <w:lang w:bidi="he-IL"/>
-        </w:rPr>
-        <w:t xml:space="preserve"> ז</w:t>
-      </w:r>
-      <w:r>
-        <w:rPr>
-          <w:rFonts w:cs="Arial" w:hint="cs"/>
-          <w:rtl/>
-          <w:lang w:bidi="he-IL"/>
-        </w:rPr>
-        <w:t>ו</w:t>
-      </w:r>
-      <w:r>
-        <w:rPr>
-          <w:rFonts w:cs="Arial" w:hint="cs"/>
-          <w:rtl/>
-          <w:lang w:bidi="he-IL"/>
-        </w:rPr>
-        <w:t xml:space="preserve"> נובע</w:t>
-      </w:r>
-      <w:r>
-        <w:rPr>
-          <w:rFonts w:cs="Arial" w:hint="cs"/>
-          <w:rtl/>
-          <w:lang w:bidi="he-IL"/>
-        </w:rPr>
-        <w:t>ת</w:t>
-      </w:r>
-      <w:r>
-        <w:rPr>
-          <w:rFonts w:cs="Arial" w:hint="cs"/>
-          <w:rtl/>
-          <w:lang w:bidi="he-IL"/>
-        </w:rPr>
-        <w:t xml:space="preserve"> מה- </w:t>
-      </w:r>
-      <w:r>
-        <w:rPr>
-          <w:rFonts w:cs="Arial"/>
-          <w:lang w:bidi="he-IL"/>
-        </w:rPr>
-        <w:t>Causal MPDR</w:t>
-      </w:r>
-      <w:r>
-        <w:rPr>
-          <w:rFonts w:cs="Arial" w:hint="cs"/>
-          <w:rtl/>
-          <w:lang w:bidi="he-IL"/>
-        </w:rPr>
-        <w:t xml:space="preserve"> יחד עם אילוצים מקלים על </w:t>
-      </w:r>
-      <w:r>
-        <w:rPr>
-          <w:rFonts w:cs="Arial" w:hint="cs"/>
-          <w:rtl/>
-          <w:lang w:bidi="he-IL"/>
-        </w:rPr>
-        <w:t xml:space="preserve">חוסר-עיוות אות המוצא ותוך שימוש בשיטת </w:t>
-      </w:r>
-      <w:r>
-        <w:rPr>
-          <w:rFonts w:cs="Arial"/>
-          <w:lang w:bidi="he-IL"/>
-        </w:rPr>
-        <w:t>DRS</w:t>
-      </w:r>
-      <w:r>
-        <w:rPr>
-          <w:rFonts w:cs="Arial" w:hint="cs"/>
-          <w:rtl/>
-          <w:lang w:bidi="he-IL"/>
-        </w:rPr>
-        <w:t xml:space="preserve"> כפתרון בעיית האופטימיזציה.</w:t>
-      </w:r>
-    </w:p>
-    <w:p>
-      <w:pPr>
-        <w:pStyle w:val="ListParagraph"/>
-        <w:numPr>
-          <w:ilvl w:val="0"/>
-          <w:numId w:val="7"/>
-        </w:numPr>
-        <w:bidi/>
-        <w:rPr>
-          <w:rFonts w:cs="Arial"/>
-          <w:lang w:bidi="he-IL"/>
-        </w:rPr>
-      </w:pPr>
-      <w:r>
-        <w:rPr>
-          <w:rFonts w:cs="Arial" w:hint="cs"/>
-          <w:rtl/>
-          <w:lang w:bidi="he-IL"/>
-        </w:rPr>
-        <w:t xml:space="preserve">מהמאמר עולה כי אילוצי הסיבתיות לא בהכרח גורעים </w:t>
-      </w:r>
-      <w:r>
-        <w:rPr>
-          <w:rFonts w:cs="Arial" w:hint="cs"/>
-          <w:rtl/>
-          <w:lang w:bidi="he-IL"/>
-        </w:rPr>
-        <w:t>מיעילות</w:t>
-      </w:r>
-      <w:r>
-        <w:rPr>
-          <w:rFonts w:cs="Arial" w:hint="cs"/>
-          <w:rtl/>
-          <w:lang w:bidi="he-IL"/>
-        </w:rPr>
-        <w:t xml:space="preserve"> הפתרון אלא יכולים לשפר ביצועים</w:t>
-      </w:r>
-      <w:r>
-        <w:rPr>
-          <w:rFonts w:cs="Arial" w:hint="cs"/>
-          <w:rtl/>
-          <w:lang w:bidi="he-IL"/>
-        </w:rPr>
-        <w:t xml:space="preserve"> בחלק מהמקרים.</w:t>
-      </w:r>
-    </w:p>
-    <w:p>
-      <w:pPr>
-        <w:pStyle w:val="ListParagraph"/>
-        <w:numPr>
-          <w:ilvl w:val="0"/>
-          <w:numId w:val="7"/>
-        </w:numPr>
-        <w:bidi/>
-        <w:rPr>
-          <w:rFonts w:cs="Arial"/>
-          <w:rtl/>
-          <w:lang w:bidi="he-IL"/>
-        </w:rPr>
-      </w:pPr>
-      <w:r>
-        <w:rPr>
-          <w:rFonts w:cs="Arial" w:hint="cs"/>
-          <w:rtl/>
-          <w:lang w:bidi="he-IL"/>
-        </w:rPr>
-        <w:t xml:space="preserve">עבור מקרים בהם לא ניתן להניח שדוברי רקע הם </w:t>
-      </w:r>
-      <w:proofErr w:type="spellStart"/>
-      <w:r>
-        <w:rPr>
-          <w:rFonts w:cs="Arial" w:hint="cs"/>
-          <w:rtl/>
-          <w:lang w:bidi="he-IL"/>
-        </w:rPr>
-        <w:t>סטציונריים</w:t>
-      </w:r>
-      <w:proofErr w:type="spellEnd"/>
-      <w:r>
-        <w:rPr>
-          <w:rFonts w:cs="Arial" w:hint="cs"/>
-          <w:rtl/>
-          <w:lang w:bidi="he-IL"/>
-        </w:rPr>
-        <w:t xml:space="preserve"> במרחב, המאמר מציע הרחבה לאלגוריתם ומצי</w:t>
-      </w:r>
-      <w:r>
-        <w:rPr>
-          <w:rFonts w:cs="Arial" w:hint="cs"/>
-          <w:rtl/>
-          <w:lang w:bidi="he-IL"/>
-        </w:rPr>
-        <w:t>ג</w:t>
-      </w:r>
-      <w:r>
-        <w:rPr>
-          <w:rFonts w:cs="Arial" w:hint="cs"/>
-          <w:rtl/>
-          <w:lang w:bidi="he-IL"/>
-        </w:rPr>
-        <w:t xml:space="preserve"> שיטה לפתרון המבוססת על שיטת </w:t>
-      </w:r>
-      <w:r>
-        <w:rPr>
-          <w:rFonts w:cs="Arial"/>
-          <w:lang w:bidi="he-IL"/>
-        </w:rPr>
-        <w:t>ADRS</w:t>
-      </w:r>
-      <w:r>
-        <w:rPr>
-          <w:rFonts w:cs="Arial" w:hint="cs"/>
-          <w:rtl/>
-          <w:lang w:bidi="he-IL"/>
-        </w:rPr>
-        <w:t>.</w:t>
-      </w:r>
-      <w:r>
-        <w:rPr>
-          <w:rFonts w:cs="Arial" w:hint="cs"/>
-          <w:rtl/>
-          <w:lang w:bidi="he-IL"/>
-        </w:rPr>
-        <w:t xml:space="preserve"> </w:t>
-      </w:r>
-      <w:r>
-        <w:rPr>
-          <w:rFonts w:cs="Arial" w:hint="cs"/>
-          <w:highlight w:val="yellow"/>
-          <w:rtl/>
-          <w:lang w:bidi="he-IL"/>
-        </w:rPr>
-        <w:t>דוד משלים</w:t>
-      </w:r>
-    </w:p>
-    <w:p>
-      <w:pPr>
-        <w:bidi/>
-        <w:rPr>
-          <w:rFonts w:cs="Arial"/>
-          <w:b/>
-          <w:bCs/>
+      </w:pPr>
+      <w:r>
+        <w:rPr>
+          <w:rFonts w:cs="Arial" w:hint="cs"/>
           <w:u w:val="single"/>
           <w:rtl/>
           <w:lang w:bidi="he-IL"/>
         </w:rPr>
-      </w:pPr>
-    </w:p>
-    <w:p>
-      <w:pPr>
-        <w:bidi/>
-        <w:rPr>
-          <w:rFonts w:cs="Arial"/>
-          <w:b/>
-          <w:bCs/>
-          <w:u w:val="single"/>
-          <w:rtl/>
-          <w:lang w:bidi="he-IL"/>
-        </w:rPr>
-      </w:pPr>
-      <w:r>
-        <w:rPr>
-          <w:rFonts w:cs="Arial" w:hint="cs"/>
-          <w:b/>
-          <w:bCs/>
-          <w:u w:val="single"/>
-          <w:rtl/>
-          <w:lang w:bidi="he-IL"/>
-        </w:rPr>
-        <w:t>תיאור השיטה</w:t>
-      </w:r>
-    </w:p>
-    <w:p>
-      <w:pPr>
-        <w:bidi/>
-        <w:rPr>
-          <w:rFonts w:cs="Arial"/>
-          <w:rtl/>
-          <w:lang w:bidi="he-IL"/>
-        </w:rPr>
-      </w:pPr>
-      <w:r>
-        <w:rPr>
-          <w:rFonts w:cs="Arial" w:hint="cs"/>
-          <w:rtl/>
-          <w:lang w:bidi="he-IL"/>
-        </w:rPr>
-        <w:t xml:space="preserve">השיטה כוללת חישובים הן בתחום הזמן-תדר והן בתחום הזמן. ראשית מחשבים את ה- </w:t>
-      </w:r>
-      <w:r>
-        <w:rPr>
-          <w:rFonts w:cs="Arial"/>
-          <w:lang w:bidi="he-IL"/>
-        </w:rPr>
-        <w:t>spatial filter</w:t>
-      </w:r>
-      <w:r>
-        <w:rPr>
-          <w:rFonts w:cs="Arial" w:hint="cs"/>
-          <w:rtl/>
-          <w:lang w:bidi="he-IL"/>
-        </w:rPr>
-        <w:t xml:space="preserve"> בתחום הזמן-תדר</w:t>
-      </w:r>
-      <w:r>
-        <w:rPr>
-          <w:rFonts w:cs="Arial" w:hint="cs"/>
-          <w:rtl/>
-          <w:lang w:bidi="he-IL"/>
-        </w:rPr>
-        <w:t xml:space="preserve"> </w:t>
-      </w:r>
-      <w:r>
-        <w:rPr>
-          <w:rFonts w:cs="Arial" w:hint="cs"/>
-          <w:rtl/>
-          <w:lang w:bidi="he-IL"/>
-        </w:rPr>
-        <w:t xml:space="preserve">וממירים אותו חזרה לציר הזמן. לאחר מכן, מקדמי המסנן ואות הדיבור הנקלט במערך המיקרופונים עוברים תהליך </w:t>
-      </w:r>
-      <w:proofErr w:type="spellStart"/>
-      <w:r>
-        <w:rPr>
-          <w:rFonts w:cs="Arial" w:hint="cs"/>
-          <w:rtl/>
-          <w:lang w:bidi="he-IL"/>
-        </w:rPr>
-        <w:t>קונבולציה</w:t>
-      </w:r>
-      <w:proofErr w:type="spellEnd"/>
-      <w:r>
-        <w:rPr>
-          <w:rFonts w:cs="Arial" w:hint="cs"/>
-          <w:rtl/>
-          <w:lang w:bidi="he-IL"/>
-        </w:rPr>
-        <w:t xml:space="preserve"> בציר הזמן.</w:t>
-      </w:r>
-      <w:r>
-        <w:rPr>
-          <w:rFonts w:cs="Arial" w:hint="cs"/>
-          <w:rtl/>
-          <w:lang w:bidi="he-IL"/>
-        </w:rPr>
-        <w:t xml:space="preserve"> </w:t>
-      </w:r>
-    </w:p>
-    <w:p>
-      <w:pPr>
-        <w:bidi/>
-        <w:rPr>
-          <w:rFonts w:cs="Arial"/>
-          <w:u w:val="single"/>
-          <w:rtl/>
-          <w:lang w:bidi="he-IL"/>
-        </w:rPr>
-      </w:pPr>
-      <w:r>
-        <w:rPr>
-          <w:rFonts w:cs="Arial" w:hint="cs"/>
-          <w:u w:val="single"/>
-          <w:rtl/>
-          <w:lang w:bidi="he-IL"/>
-        </w:rPr>
         <w:t>תרשים המתאר את השיטה במאמר:</w:t>
       </w:r>
     </w:p>
     <w:p>
       <w:pPr>
+        <w:keepNext/>
         <w:bidi/>
         <w:jc w:val="center"/>
-        <w:rPr>
-          <w:rFonts w:cs="Arial"/>
-          <w:rtl/>
-          <w:lang w:bidi="he-IL"/>
-        </w:rPr>
       </w:pPr>
       <w:r>
         <w:rPr>
@@ -1605,9 +1130,8 @@
           <w:rtl/>
           <w:lang w:bidi="he-IL"/>
         </w:rPr>
-        <w:lastRenderedPageBreak/>
         <w:drawing>
-          <wp:inline distT="0" distB="0" distL="0" distR="0" wp14:anchorId="0312718C" wp14:editId="4DEBEE94">
+          <wp:inline distT="0" distB="0" distL="0" distR="0" wp14:anchorId="535E4AD9" wp14:editId="636A4790">
             <wp:extent cx="5016500" cy="3810000"/>
             <wp:effectExtent l="0" t="0" r="0" b="0"/>
             <wp:docPr id="141034302" name="Picture 1"/>
@@ -1622,7 +1146,7 @@
                     <pic:cNvPicPr/>
                   </pic:nvPicPr>
                   <pic:blipFill>
-                    <a:blip r:embed="rId5"/>
+                    <a:blip r:embed="rId7"/>
                     <a:stretch>
                       <a:fillRect/>
                     </a:stretch>
@@ -1645,6 +1169,110 @@
     </w:p>
     <w:p>
       <w:pPr>
+        <w:pStyle w:val="Caption"/>
+        <w:bidi/>
+        <w:jc w:val="center"/>
+        <w:rPr>
+          <w:rFonts w:cs="Arial"/>
+          <w:rtl/>
+          <w:lang w:bidi="he-IL"/>
+        </w:rPr>
+      </w:pPr>
+      <w:r>
+        <w:rPr>
+          <w:rtl/>
+          <w:lang w:bidi="he-IL"/>
+        </w:rPr>
+        <w:t xml:space="preserve">איור </w:t>
+      </w:r>
+      <w:r>
+        <w:rPr>
+          <w:rtl/>
+          <w:lang w:bidi="he-IL"/>
+        </w:rPr>
+        <w:fldChar w:fldCharType="begin"/>
+      </w:r>
+      <w:r>
+        <w:rPr>
+          <w:rtl/>
+          <w:lang w:bidi="he-IL"/>
+        </w:rPr>
+        <w:instrText xml:space="preserve"> </w:instrText>
+      </w:r>
+      <w:r>
+        <w:rPr>
+          <w:lang w:bidi="he-IL"/>
+        </w:rPr>
+        <w:instrText>SEQ</w:instrText>
+      </w:r>
+      <w:r>
+        <w:rPr>
+          <w:rtl/>
+          <w:lang w:bidi="he-IL"/>
+        </w:rPr>
+        <w:instrText xml:space="preserve"> איור \* </w:instrText>
+      </w:r>
+      <w:r>
+        <w:rPr>
+          <w:lang w:bidi="he-IL"/>
+        </w:rPr>
+        <w:instrText>ARABIC</w:instrText>
+      </w:r>
+      <w:r>
+        <w:rPr>
+          <w:rtl/>
+          <w:lang w:bidi="he-IL"/>
+        </w:rPr>
+        <w:instrText xml:space="preserve"> </w:instrText>
+      </w:r>
+      <w:r>
+        <w:rPr>
+          <w:rtl/>
+          <w:lang w:bidi="he-IL"/>
+        </w:rPr>
+        <w:fldChar w:fldCharType="separate"/>
+      </w:r>
+      <w:r>
+        <w:rPr>
+          <w:noProof/>
+          <w:rtl/>
+          <w:lang w:bidi="he-IL"/>
+        </w:rPr>
+        <w:t>1</w:t>
+      </w:r>
+      <w:r>
+        <w:rPr>
+          <w:rtl/>
+          <w:lang w:bidi="he-IL"/>
+        </w:rPr>
+        <w:fldChar w:fldCharType="end"/>
+      </w:r>
+      <w:r>
+        <w:rPr>
+          <w:rFonts w:hint="cs"/>
+          <w:rtl/>
+          <w:lang w:bidi="he-IL"/>
+        </w:rPr>
+        <w:t xml:space="preserve"> </w:t>
+      </w:r>
+      <w:r>
+        <w:rPr>
+          <w:rtl/>
+          <w:lang w:bidi="he-IL"/>
+        </w:rPr>
+        <w:t>–</w:t>
+      </w:r>
+      <w:r>
+        <w:rPr>
+          <w:rFonts w:hint="cs"/>
+          <w:rtl/>
+          <w:lang w:bidi="he-IL"/>
+        </w:rPr>
+        <w:t xml:space="preserve"> דיאגרמת הפתרון המוצע</w:t>
+      </w:r>
+    </w:p>
+    <w:p>
+      <w:pPr>
         <w:bidi/>
         <w:rPr>
           <w:rFonts w:cs="Arial"/>
@@ -1721,16 +1349,84 @@
           <w:rtl/>
           <w:lang w:bidi="he-IL"/>
         </w:rPr>
-        <w:t xml:space="preserve">המסנן מוגדר להיות סיבתי ולכן בשלב </w:t>
+        <w:t xml:space="preserve">המסנן מוגדר להיות סיבתי ולכן בשלב הקונבולציה בתחום הזמן לא נכנס למערכת </w:t>
+      </w:r>
+      <w:r>
+        <w:rPr>
+          <w:rFonts w:cs="Arial"/>
+          <w:lang w:bidi="he-IL"/>
+        </w:rPr>
+        <w:t>algorithmic delay</w:t>
+      </w:r>
+      <w:r>
+        <w:rPr>
+          <w:rFonts w:cs="Arial" w:hint="cs"/>
+          <w:rtl/>
+          <w:lang w:bidi="he-IL"/>
+        </w:rPr>
+        <w:t>.</w:t>
+      </w:r>
+      <w:r>
+        <w:rPr>
+          <w:rFonts w:cs="Arial" w:hint="cs"/>
+          <w:rtl/>
+          <w:lang w:bidi="he-IL"/>
+        </w:rPr>
+        <w:t xml:space="preserve"> יחד עם זאת, עבור אפליקציות בהן ניתן ״לסבול״ מספר קטן של רכיבים לא סיבתיים, המאמר מציג שיטה מרוככת לבניית מקדמי המסנן המרחבי (</w:t>
+      </w:r>
+      <w:r>
+        <w:rPr>
+          <w:rFonts w:cs="Arial"/>
+          <w:lang w:bidi="he-IL"/>
+        </w:rPr>
+        <w:t>spatial filter</w:t>
+      </w:r>
+      <w:r>
+        <w:rPr>
+          <w:rFonts w:cs="Arial" w:hint="cs"/>
+          <w:rtl/>
+          <w:lang w:bidi="he-IL"/>
+        </w:rPr>
+        <w:t xml:space="preserve">) שמציגה ביצועים טובים יותר לבעיית ה- </w:t>
+      </w:r>
+      <w:r>
+        <w:rPr>
+          <w:rFonts w:cs="Arial"/>
+          <w:lang w:bidi="he-IL"/>
+        </w:rPr>
+        <w:t>target source extraction</w:t>
+      </w:r>
+      <w:r>
+        <w:rPr>
+          <w:rFonts w:cs="Arial" w:hint="cs"/>
+          <w:rtl/>
+          <w:lang w:bidi="he-IL"/>
+        </w:rPr>
+        <w:t>.</w:t>
+      </w:r>
+      <w:r>
+        <w:rPr>
+          <w:rFonts w:cs="Arial" w:hint="cs"/>
+          <w:rtl/>
+          <w:lang w:bidi="he-IL"/>
+        </w:rPr>
+        <w:t xml:space="preserve"> </w:t>
+      </w:r>
+      <w:r>
+        <w:rPr>
+          <w:rFonts w:cs="Arial" w:hint="cs"/>
+          <w:rtl/>
+          <w:lang w:bidi="he-IL"/>
+        </w:rPr>
+        <w:t xml:space="preserve">לשיטה זו קוראים </w:t>
       </w:r>
       <w:proofErr w:type="spellStart"/>
       <w:r>
         <w:rPr>
-          <w:rFonts w:cs="Arial" w:hint="cs"/>
-          <w:rtl/>
-          <w:lang w:bidi="he-IL"/>
-        </w:rPr>
-        <w:t>הקונבולציה</w:t>
+          <w:rFonts w:cs="Arial"/>
+          <w:lang w:bidi="he-IL"/>
+        </w:rPr>
+        <w:t>MPrDR</w:t>
       </w:r>
       <w:proofErr w:type="spellEnd"/>
       <w:r>
@@ -1739,60 +1435,15 @@
           <w:rtl/>
           <w:lang w:bidi="he-IL"/>
         </w:rPr>
-        <w:t xml:space="preserve"> בתחום הזמן לא נכנס למערכת </w:t>
-      </w:r>
-      <w:r>
-        <w:rPr>
-          <w:rFonts w:cs="Arial"/>
-          <w:lang w:bidi="he-IL"/>
-        </w:rPr>
-        <w:t>algorithmic delay</w:t>
-      </w:r>
-      <w:r>
-        <w:rPr>
-          <w:rFonts w:cs="Arial" w:hint="cs"/>
-          <w:rtl/>
-          <w:lang w:bidi="he-IL"/>
-        </w:rPr>
-        <w:t>.</w:t>
-      </w:r>
-      <w:r>
-        <w:rPr>
-          <w:rFonts w:cs="Arial" w:hint="cs"/>
-          <w:rtl/>
-          <w:lang w:bidi="he-IL"/>
-        </w:rPr>
-        <w:t xml:space="preserve"> יחד עם זאת, עבור אפליקציות בהן ניתן ״לסבול״ מספר קטן של רכיבים לא סיבתיים, המאמר מציג שיטה מרוככת לבניית מקדמי המסנן המרחבי (</w:t>
-      </w:r>
-      <w:r>
-        <w:rPr>
-          <w:rFonts w:cs="Arial"/>
-          <w:lang w:bidi="he-IL"/>
-        </w:rPr>
-        <w:t>spatial filter</w:t>
-      </w:r>
-      <w:r>
-        <w:rPr>
-          <w:rFonts w:cs="Arial" w:hint="cs"/>
-          <w:rtl/>
-          <w:lang w:bidi="he-IL"/>
-        </w:rPr>
-        <w:t xml:space="preserve">) שמציגה ביצועים טובים יותר לבעיית ה- </w:t>
-      </w:r>
-      <w:r>
-        <w:rPr>
-          <w:rFonts w:cs="Arial"/>
-          <w:lang w:bidi="he-IL"/>
-        </w:rPr>
-        <w:t>target source extraction</w:t>
-      </w:r>
-      <w:r>
-        <w:rPr>
-          <w:rFonts w:cs="Arial" w:hint="cs"/>
-          <w:rtl/>
-          <w:lang w:bidi="he-IL"/>
-        </w:rPr>
-        <w:t>.</w:t>
+        <w:t xml:space="preserve"> ו</w:t>
+      </w:r>
+      <w:r>
+        <w:rPr>
+          <w:rFonts w:cs="Arial" w:hint="cs"/>
+          <w:rtl/>
+          <w:lang w:bidi="he-IL"/>
+        </w:rPr>
+        <w:t>כותבי המאמר מוסיפים</w:t>
       </w:r>
       <w:r>
         <w:rPr>
@@ -1808,7 +1459,24 @@
           <w:rtl/>
           <w:lang w:bidi="he-IL"/>
         </w:rPr>
-        <w:t xml:space="preserve">לשיטה זו קוראים </w:t>
+        <w:t>ומציעים</w:t>
+      </w:r>
+      <w:r>
+        <w:rPr>
+          <w:rFonts w:cs="Arial" w:hint="cs"/>
+          <w:rtl/>
+          <w:lang w:bidi="he-IL"/>
+        </w:rPr>
+        <w:t xml:space="preserve"> לרכך את אילוצי העיוות של הספק המוצא </w:t>
+      </w:r>
+      <w:r>
+        <w:rPr>
+          <w:rFonts w:cs="Arial" w:hint="cs"/>
+          <w:rtl/>
+          <w:lang w:bidi="he-IL"/>
+        </w:rPr>
+        <w:lastRenderedPageBreak/>
+        <w:t xml:space="preserve">(הדרישה ל- </w:t>
       </w:r>
       <w:proofErr w:type="spellStart"/>
       <w:r>
@@ -1816,7 +1484,21 @@
           <w:rFonts w:cs="Arial"/>
           <w:lang w:bidi="he-IL"/>
         </w:rPr>
-        <w:t>MPrDR</w:t>
+        <w:t>distor</w:t>
+      </w:r>
+      <w:r>
+        <w:rPr>
+          <w:rFonts w:cs="Arial"/>
+          <w:lang w:bidi="he-IL"/>
+        </w:rPr>
+        <w:t>t</w:t>
+      </w:r>
+      <w:r>
+        <w:rPr>
+          <w:rFonts w:cs="Arial"/>
+          <w:lang w:bidi="he-IL"/>
+        </w:rPr>
+        <w:t>ionless</w:t>
       </w:r>
       <w:proofErr w:type="spellEnd"/>
       <w:r>
@@ -1825,69 +1507,6 @@
           <w:rtl/>
           <w:lang w:bidi="he-IL"/>
         </w:rPr>
-        <w:t xml:space="preserve"> ו</w:t>
-      </w:r>
-      <w:r>
-        <w:rPr>
-          <w:rFonts w:cs="Arial" w:hint="cs"/>
-          <w:rtl/>
-          <w:lang w:bidi="he-IL"/>
-        </w:rPr>
-        <w:t>כותבי המאמר מוסיפים</w:t>
-      </w:r>
-      <w:r>
-        <w:rPr>
-          <w:rFonts w:cs="Arial" w:hint="cs"/>
-          <w:rtl/>
-          <w:lang w:bidi="he-IL"/>
-        </w:rPr>
-        <w:t xml:space="preserve"> </w:t>
-      </w:r>
-      <w:r>
-        <w:rPr>
-          <w:rFonts w:cs="Arial" w:hint="cs"/>
-          <w:rtl/>
-          <w:lang w:bidi="he-IL"/>
-        </w:rPr>
-        <w:t>ומציעים</w:t>
-      </w:r>
-      <w:r>
-        <w:rPr>
-          <w:rFonts w:cs="Arial" w:hint="cs"/>
-          <w:rtl/>
-          <w:lang w:bidi="he-IL"/>
-        </w:rPr>
-        <w:t xml:space="preserve"> לרכך את אילוצי העיוות של הספק המוצא (הדרישה ל- </w:t>
-      </w:r>
-      <w:proofErr w:type="spellStart"/>
-      <w:r>
-        <w:rPr>
-          <w:rFonts w:cs="Arial"/>
-          <w:lang w:bidi="he-IL"/>
-        </w:rPr>
-        <w:t>distor</w:t>
-      </w:r>
-      <w:r>
-        <w:rPr>
-          <w:rFonts w:cs="Arial"/>
-          <w:lang w:bidi="he-IL"/>
-        </w:rPr>
-        <w:t>t</w:t>
-      </w:r>
-      <w:r>
-        <w:rPr>
-          <w:rFonts w:cs="Arial"/>
-          <w:lang w:bidi="he-IL"/>
-        </w:rPr>
-        <w:t>ionless</w:t>
-      </w:r>
-      <w:proofErr w:type="spellEnd"/>
-      <w:r>
-        <w:rPr>
-          <w:rFonts w:cs="Arial" w:hint="cs"/>
-          <w:rtl/>
-          <w:lang w:bidi="he-IL"/>
-        </w:rPr>
         <w:t>)</w:t>
       </w:r>
       <w:r>
@@ -1921,37 +1540,12 @@
         </w:rPr>
         <w:t xml:space="preserve"> (</w:t>
       </w:r>
-      <w:proofErr w:type="spellStart"/>
-      <w:r>
-        <w:rPr>
-          <w:rFonts w:cs="Arial"/>
-          <w:lang w:bidi="he-IL"/>
-        </w:rPr>
-        <w:t>Dougles</w:t>
-      </w:r>
-      <w:proofErr w:type="spellEnd"/>
-      <w:r>
-        <w:rPr>
-          <w:rFonts w:cs="Arial"/>
-          <w:lang w:bidi="he-IL"/>
-        </w:rPr>
-        <w:t xml:space="preserve"> </w:t>
-      </w:r>
-      <w:proofErr w:type="spellStart"/>
-      <w:r>
-        <w:rPr>
-          <w:rFonts w:cs="Arial"/>
-          <w:lang w:bidi="he-IL"/>
-        </w:rPr>
-        <w:t>Rachford</w:t>
-      </w:r>
-      <w:proofErr w:type="spellEnd"/>
-      <w:r>
-        <w:rPr>
-          <w:rFonts w:cs="Arial"/>
-          <w:lang w:bidi="he-IL"/>
-        </w:rPr>
-        <w:t xml:space="preserve"> Splitting</w:t>
+      <w:r>
+        <w:rPr>
+          <w:rFonts w:cs="Arial"/>
+          <w:lang w:bidi="he-IL"/>
+        </w:rPr>
+        <w:t>Dougles Rachford Splitting</w:t>
       </w:r>
       <w:r>
         <w:rPr>
@@ -3663,25 +3257,7 @@
           <w:rtl/>
           <w:lang w:bidi="he-IL"/>
         </w:rPr>
-        <w:t xml:space="preserve"> שהיא טכניקת אופטימיזציה </w:t>
-      </w:r>
-      <w:proofErr w:type="spellStart"/>
-      <w:r>
-        <w:rPr>
-          <w:rFonts w:cs="Arial" w:hint="cs"/>
-          <w:rtl/>
-          <w:lang w:bidi="he-IL"/>
-        </w:rPr>
-        <w:t>איטרטיבית</w:t>
-      </w:r>
-      <w:proofErr w:type="spellEnd"/>
-      <w:r>
-        <w:rPr>
-          <w:rFonts w:cs="Arial" w:hint="cs"/>
-          <w:rtl/>
-          <w:lang w:bidi="he-IL"/>
-        </w:rPr>
-        <w:t xml:space="preserve">, לפתרון בעיית ה- </w:t>
+        <w:t xml:space="preserve"> שהיא טכניקת אופטימיזציה איטרטיבית, לפתרון בעיית ה- </w:t>
       </w:r>
       <w:r>
         <w:rPr>
@@ -3801,25 +3377,7 @@
           <w:rtl/>
           <w:lang w:bidi="he-IL"/>
         </w:rPr>
-        <w:t xml:space="preserve"> אשר מתאים את פרמטרי האלגוריתם בצורה דינמית בכל </w:t>
-      </w:r>
-      <w:proofErr w:type="spellStart"/>
-      <w:r>
-        <w:rPr>
-          <w:rFonts w:cs="Arial" w:hint="cs"/>
-          <w:rtl/>
-          <w:lang w:bidi="he-IL"/>
-        </w:rPr>
-        <w:t>איטרציה</w:t>
-      </w:r>
-      <w:proofErr w:type="spellEnd"/>
-      <w:r>
-        <w:rPr>
-          <w:rFonts w:cs="Arial" w:hint="cs"/>
-          <w:rtl/>
-          <w:lang w:bidi="he-IL"/>
-        </w:rPr>
-        <w:t>.</w:t>
+        <w:t xml:space="preserve"> אשר מתאים את פרמטרי האלגוריתם בצורה דינמית בכל איטרציה.</w:t>
       </w:r>
       <w:r>
         <w:rPr>
@@ -3835,25 +3393,7 @@
           <w:rtl/>
           <w:lang w:bidi="he-IL"/>
         </w:rPr>
-        <w:t xml:space="preserve">בפועל, מעדכנים בצורה </w:t>
-      </w:r>
-      <w:proofErr w:type="spellStart"/>
-      <w:r>
-        <w:rPr>
-          <w:rFonts w:cs="Arial" w:hint="cs"/>
-          <w:rtl/>
-          <w:lang w:bidi="he-IL"/>
-        </w:rPr>
-        <w:t>איטרטיבית</w:t>
-      </w:r>
-      <w:proofErr w:type="spellEnd"/>
-      <w:r>
-        <w:rPr>
-          <w:rFonts w:cs="Arial" w:hint="cs"/>
-          <w:rtl/>
-          <w:lang w:bidi="he-IL"/>
-        </w:rPr>
-        <w:t xml:space="preserve"> את מטריצת ה- </w:t>
+        <w:t xml:space="preserve">בפועל, מעדכנים בצורה איטרטיבית את מטריצת ה- </w:t>
       </w:r>
       <w:r>
         <w:rPr>
@@ -4083,43 +3623,15 @@
           <w:rtl/>
           <w:lang w:bidi="he-IL"/>
         </w:rPr>
-        <w:t xml:space="preserve">לכל </w:t>
-      </w:r>
-      <w:proofErr w:type="spellStart"/>
-      <w:r>
-        <w:rPr>
-          <w:rFonts w:cs="Arial" w:hint="cs"/>
-          <w:rtl/>
-          <w:lang w:bidi="he-IL"/>
-        </w:rPr>
-        <w:t>איטרציה</w:t>
-      </w:r>
-      <w:proofErr w:type="spellEnd"/>
-      <w:r>
-        <w:rPr>
-          <w:rFonts w:cs="Arial" w:hint="cs"/>
-          <w:rtl/>
-          <w:lang w:bidi="he-IL"/>
-        </w:rPr>
-        <w:t xml:space="preserve"> בהנחה שכמות </w:t>
-      </w:r>
-      <w:proofErr w:type="spellStart"/>
-      <w:r>
-        <w:rPr>
-          <w:rFonts w:cs="Arial" w:hint="cs"/>
-          <w:rtl/>
-          <w:lang w:bidi="he-IL"/>
-        </w:rPr>
-        <w:t>האיטרציות</w:t>
-      </w:r>
-      <w:proofErr w:type="spellEnd"/>
-      <w:r>
-        <w:rPr>
-          <w:rFonts w:cs="Arial" w:hint="cs"/>
-          <w:rtl/>
-          <w:lang w:bidi="he-IL"/>
-        </w:rPr>
-        <w:t xml:space="preserve"> גדולה מאוד ביחס לכמות </w:t>
+        <w:t>לכל איטרציה</w:t>
+      </w:r>
+      <w:r>
+        <w:rPr>
+          <w:rFonts w:cs="Arial" w:hint="cs"/>
+          <w:rtl/>
+          <w:lang w:bidi="he-IL"/>
+        </w:rPr>
+        <w:t xml:space="preserve"> בהנחה שכמות האיטרציות גדולה מאוד ביחס לכמות </w:t>
       </w:r>
       <w:r>
         <w:rPr>
@@ -4151,6 +3663,7 @@
           <w:rtl/>
           <w:lang w:bidi="he-IL"/>
         </w:rPr>
+        <w:lastRenderedPageBreak/>
         <w:t xml:space="preserve">כאשר </w:t>
       </w:r>
       <m:oMath>
@@ -4367,25 +3880,7 @@
           <w:rtl/>
           <w:lang w:bidi="he-IL"/>
         </w:rPr>
-        <w:t xml:space="preserve">בשלב זה מבצעים פעולות </w:t>
-      </w:r>
-      <w:proofErr w:type="spellStart"/>
-      <w:r>
-        <w:rPr>
-          <w:rFonts w:cs="Arial" w:hint="cs"/>
-          <w:rtl/>
-          <w:lang w:bidi="he-IL"/>
-        </w:rPr>
-        <w:t>קונבולוציה</w:t>
-      </w:r>
-      <w:proofErr w:type="spellEnd"/>
-      <w:r>
-        <w:rPr>
-          <w:rFonts w:cs="Arial" w:hint="cs"/>
-          <w:rtl/>
-          <w:lang w:bidi="he-IL"/>
-        </w:rPr>
-        <w:t xml:space="preserve"> בין מקדמי המסנן המרחב</w:t>
+        <w:t>בשלב זה מבצעים פעולות קונבולוציה בין מקדמי המסנן המרחב</w:t>
       </w:r>
       <w:r>
         <w:rPr>
@@ -4645,43 +4140,7 @@
           <w:rtl/>
           <w:lang w:bidi="he-IL"/>
         </w:rPr>
-        <w:t xml:space="preserve"> (מוצא </w:t>
-      </w:r>
-      <w:proofErr w:type="spellStart"/>
-      <w:r>
-        <w:rPr>
-          <w:rFonts w:cs="Arial" w:hint="cs"/>
-          <w:rtl/>
-          <w:lang w:bidi="he-IL"/>
-        </w:rPr>
-        <w:t>ההתמרת</w:t>
-      </w:r>
-      <w:proofErr w:type="spellEnd"/>
-      <w:r>
-        <w:rPr>
-          <w:rFonts w:cs="Arial" w:hint="cs"/>
-          <w:rtl/>
-          <w:lang w:bidi="he-IL"/>
-        </w:rPr>
-        <w:t xml:space="preserve"> פורייה) הוא מטריצה </w:t>
-      </w:r>
-      <w:proofErr w:type="spellStart"/>
-      <w:r>
-        <w:rPr>
-          <w:rFonts w:cs="Arial" w:hint="cs"/>
-          <w:rtl/>
-          <w:lang w:bidi="he-IL"/>
-        </w:rPr>
-        <w:t>הרמיטית</w:t>
-      </w:r>
-      <w:proofErr w:type="spellEnd"/>
-      <w:r>
-        <w:rPr>
-          <w:rFonts w:cs="Arial" w:hint="cs"/>
-          <w:rtl/>
-          <w:lang w:bidi="he-IL"/>
-        </w:rPr>
-        <w:t xml:space="preserve"> סימטרית ולכן ערכי ההתמרה של התדרים החיוביים הם צמודים קומפלקסים לערכי ההתמרה של התדרים השליליים. אבל כאשר </w:t>
+        <w:t xml:space="preserve"> (מוצא ההתמרת פורייה) הוא מטריצה הרמיטית סימטרית ולכן ערכי ההתמרה של התדרים החיוביים הם צמודים קומפלקסים לערכי ההתמרה של התדרים השליליים. אבל כאשר </w:t>
       </w:r>
       <w:r>
         <w:rPr>
@@ -4714,23 +4173,15 @@
         <w:bidi/>
         <w:rPr>
           <w:rFonts w:cs="Arial"/>
-          <w:rtl/>
-          <w:lang w:bidi="he-IL"/>
-        </w:rPr>
-      </w:pPr>
-    </w:p>
-    <w:p>
-      <w:pPr>
-        <w:bidi/>
-        <w:rPr>
-          <w:rFonts w:cs="Arial"/>
-          <w:lang w:bidi="he-IL"/>
-        </w:rPr>
-      </w:pPr>
-      <w:r>
-        <w:rPr>
-          <w:rFonts w:cs="Arial" w:hint="cs"/>
-          <w:highlight w:val="yellow"/>
+          <w:u w:val="single"/>
+          <w:rtl/>
+          <w:lang w:bidi="he-IL"/>
+        </w:rPr>
+      </w:pPr>
+      <w:r>
+        <w:rPr>
+          <w:rFonts w:cs="Arial" w:hint="cs"/>
+          <w:u w:val="single"/>
           <w:rtl/>
           <w:lang w:bidi="he-IL"/>
         </w:rPr>
@@ -4739,7 +4190,7 @@
       <w:r>
         <w:rPr>
           <w:rFonts w:cs="Arial"/>
-          <w:highlight w:val="yellow"/>
+          <w:u w:val="single"/>
           <w:rtl/>
           <w:lang w:bidi="he-IL"/>
         </w:rPr>
@@ -4748,134 +4199,960 @@
       <w:r>
         <w:rPr>
           <w:rFonts w:cs="Arial" w:hint="cs"/>
-          <w:highlight w:val="yellow"/>
-          <w:rtl/>
-          <w:lang w:bidi="he-IL"/>
-        </w:rPr>
-        <w:t xml:space="preserve"> שיטת ה- </w:t>
-      </w:r>
-      <w:r>
-        <w:rPr>
-          <w:rFonts w:cs="Arial"/>
-          <w:highlight w:val="yellow"/>
-          <w:lang w:bidi="he-IL"/>
-        </w:rPr>
-        <w:t>Online</w:t>
-      </w:r>
-      <w:r>
-        <w:rPr>
-          <w:rFonts w:cs="Arial" w:hint="cs"/>
-          <w:highlight w:val="yellow"/>
-          <w:rtl/>
+          <w:u w:val="single"/>
+          <w:rtl/>
+          <w:lang w:bidi="he-IL"/>
+        </w:rPr>
+        <w:t xml:space="preserve"> השיטה בזמן אמת</w:t>
+      </w:r>
+    </w:p>
+    <w:p>
+      <w:pPr>
+        <w:bidi/>
+        <w:rPr>
+          <w:rFonts w:cs="Arial"/>
+          <w:rtl/>
+          <w:lang w:bidi="he-IL"/>
+        </w:rPr>
+      </w:pPr>
+      <w:r>
+        <w:rPr>
+          <w:noProof/>
+        </w:rPr>
+        <mc:AlternateContent>
+          <mc:Choice Requires="wps">
+            <w:drawing>
+              <wp:anchor distT="0" distB="0" distL="114300" distR="114300" simplePos="0" relativeHeight="251672576" behindDoc="0" locked="0" layoutInCell="1" allowOverlap="1" wp14:anchorId="0558C678" wp14:editId="310C1AA2">
+                <wp:simplePos x="0" y="0"/>
+                <wp:positionH relativeFrom="column">
+                  <wp:posOffset>85725</wp:posOffset>
+                </wp:positionH>
+                <wp:positionV relativeFrom="paragraph">
+                  <wp:posOffset>2595880</wp:posOffset>
+                </wp:positionV>
+                <wp:extent cx="5943600" cy="635"/>
+                <wp:effectExtent l="0" t="0" r="0" b="0"/>
+                <wp:wrapSquare wrapText="bothSides"/>
+                <wp:docPr id="778355996" name="Text Box 1"/>
+                <wp:cNvGraphicFramePr/>
+                <a:graphic xmlns:a="http://schemas.openxmlformats.org/drawingml/2006/main">
+                  <a:graphicData uri="http://schemas.microsoft.com/office/word/2010/wordprocessingShape">
+                    <wps:wsp>
+                      <wps:cNvSpPr txBox="1"/>
+                      <wps:spPr>
+                        <a:xfrm>
+                          <a:off x="0" y="0"/>
+                          <a:ext cx="5943600" cy="635"/>
+                        </a:xfrm>
+                        <a:prstGeom prst="rect">
+                          <a:avLst/>
+                        </a:prstGeom>
+                        <a:solidFill>
+                          <a:prstClr val="white"/>
+                        </a:solidFill>
+                        <a:ln>
+                          <a:noFill/>
+                        </a:ln>
+                      </wps:spPr>
+                      <wps:txbx>
+                        <w:txbxContent>
+                          <w:p>
+                            <w:pPr>
+                              <w:pStyle w:val="Caption"/>
+                              <w:bidi/>
+                              <w:jc w:val="center"/>
+                              <w:rPr>
+                                <w:rFonts w:cs="Arial"/>
+                                <w:noProof/>
+                                <w:sz w:val="22"/>
+                                <w:szCs w:val="22"/>
+                              </w:rPr>
+                            </w:pPr>
+                            <w:r>
+                              <w:rPr>
+                                <w:rtl/>
+                                <w:lang w:bidi="he-IL"/>
+                              </w:rPr>
+                              <w:t xml:space="preserve">איור </w:t>
+                            </w:r>
+                            <w:r>
+                              <w:rPr>
+                                <w:rtl/>
+                                <w:lang w:bidi="he-IL"/>
+                              </w:rPr>
+                              <w:fldChar w:fldCharType="begin"/>
+                            </w:r>
+                            <w:r>
+                              <w:rPr>
+                                <w:rtl/>
+                                <w:lang w:bidi="he-IL"/>
+                              </w:rPr>
+                              <w:instrText xml:space="preserve"> </w:instrText>
+                            </w:r>
+                            <w:r>
+                              <w:rPr>
+                                <w:lang w:bidi="he-IL"/>
+                              </w:rPr>
+                              <w:instrText>SEQ</w:instrText>
+                            </w:r>
+                            <w:r>
+                              <w:rPr>
+                                <w:rtl/>
+                                <w:lang w:bidi="he-IL"/>
+                              </w:rPr>
+                              <w:instrText xml:space="preserve"> איור \* </w:instrText>
+                            </w:r>
+                            <w:r>
+                              <w:rPr>
+                                <w:lang w:bidi="he-IL"/>
+                              </w:rPr>
+                              <w:instrText>ARABIC</w:instrText>
+                            </w:r>
+                            <w:r>
+                              <w:rPr>
+                                <w:rtl/>
+                                <w:lang w:bidi="he-IL"/>
+                              </w:rPr>
+                              <w:instrText xml:space="preserve"> </w:instrText>
+                            </w:r>
+                            <w:r>
+                              <w:rPr>
+                                <w:rtl/>
+                                <w:lang w:bidi="he-IL"/>
+                              </w:rPr>
+                              <w:fldChar w:fldCharType="separate"/>
+                            </w:r>
+                            <w:r>
+                              <w:rPr>
+                                <w:noProof/>
+                                <w:rtl/>
+                                <w:lang w:bidi="he-IL"/>
+                              </w:rPr>
+                              <w:t>2</w:t>
+                            </w:r>
+                            <w:r>
+                              <w:rPr>
+                                <w:rtl/>
+                                <w:lang w:bidi="he-IL"/>
+                              </w:rPr>
+                              <w:fldChar w:fldCharType="end"/>
+                            </w:r>
+                            <w:r>
+                              <w:rPr>
+                                <w:rFonts w:hint="cs"/>
+                                <w:rtl/>
+                                <w:lang w:bidi="he-IL"/>
+                              </w:rPr>
+                              <w:t xml:space="preserve"> </w:t>
+                            </w:r>
+                            <w:r>
+                              <w:rPr>
+                                <w:rtl/>
+                                <w:lang w:bidi="he-IL"/>
+                              </w:rPr>
+                              <w:t>–</w:t>
+                            </w:r>
+                            <w:r>
+                              <w:rPr>
+                                <w:rFonts w:hint="cs"/>
+                                <w:rtl/>
+                                <w:lang w:bidi="he-IL"/>
+                              </w:rPr>
+                              <w:t xml:space="preserve"> דיאגרמת הפתרון בזמן אמת</w:t>
+                            </w:r>
+                          </w:p>
+                        </w:txbxContent>
+                      </wps:txbx>
+                      <wps:bodyPr rot="0" spcFirstLastPara="0" vertOverflow="overflow" horzOverflow="overflow" vert="horz" wrap="square" lIns="0" tIns="0" rIns="0" bIns="0" numCol="1" spcCol="0" rtlCol="0" fromWordArt="0" anchor="t" anchorCtr="0" forceAA="0" compatLnSpc="1">
+                        <a:prstTxWarp prst="textNoShape">
+                          <a:avLst/>
+                        </a:prstTxWarp>
+                        <a:spAutoFit/>
+                      </wps:bodyPr>
+                    </wps:wsp>
+                  </a:graphicData>
+                </a:graphic>
+              </wp:anchor>
+            </w:drawing>
+          </mc:Choice>
+          <mc:Fallback>
+            <w:pict>
+              <v:shapetype w14:anchorId="0558C678" id="_x0000_t202" coordsize="21600,21600" o:spt="202" path="m,l,21600r21600,l21600,xe">
+                <v:stroke joinstyle="miter"/>
+                <v:path gradientshapeok="t" o:connecttype="rect"/>
+              </v:shapetype>
+              <v:shape id="Text Box 1" o:spid="_x0000_s1026" type="#_x0000_t202" style="position:absolute;left:0;text-align:left;margin-left:6.75pt;margin-top:204.4pt;width:468pt;height:.05pt;z-index:251672576;visibility:visible;mso-wrap-style:square;mso-wrap-distance-left:9pt;mso-wrap-distance-top:0;mso-wrap-distance-right:9pt;mso-wrap-distance-bottom:0;mso-position-horizontal:absolute;mso-position-horizontal-relative:text;mso-position-vertical:absolute;mso-position-vertical-relative:text;v-text-anchor:top" o:gfxdata="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" stroked="f">
+                <v:textbox style="mso-fit-shape-to-text:t" inset="0,0,0,0">
+                  <w:txbxContent>
+                    <w:p>
+                      <w:pPr>
+                        <w:pStyle w:val="Caption"/>
+                        <w:bidi/>
+                        <w:jc w:val="center"/>
+                        <w:rPr>
+                          <w:rFonts w:cs="Arial"/>
+                          <w:noProof/>
+                          <w:sz w:val="22"/>
+                          <w:szCs w:val="22"/>
+                        </w:rPr>
+                      </w:pPr>
+                      <w:r>
+                        <w:rPr>
+                          <w:rtl/>
+                          <w:lang w:bidi="he-IL"/>
+                        </w:rPr>
+                        <w:t xml:space="preserve">איור </w:t>
+                      </w:r>
+                      <w:r>
+                        <w:rPr>
+                          <w:rtl/>
+                          <w:lang w:bidi="he-IL"/>
+                        </w:rPr>
+                        <w:fldChar w:fldCharType="begin"/>
+                      </w:r>
+                      <w:r>
+                        <w:rPr>
+                          <w:rtl/>
+                          <w:lang w:bidi="he-IL"/>
+                        </w:rPr>
+                        <w:instrText xml:space="preserve"> </w:instrText>
+                      </w:r>
+                      <w:r>
+                        <w:rPr>
+                          <w:lang w:bidi="he-IL"/>
+                        </w:rPr>
+                        <w:instrText>SEQ</w:instrText>
+                      </w:r>
+                      <w:r>
+                        <w:rPr>
+                          <w:rtl/>
+                          <w:lang w:bidi="he-IL"/>
+                        </w:rPr>
+                        <w:instrText xml:space="preserve"> איור \* </w:instrText>
+                      </w:r>
+                      <w:r>
+                        <w:rPr>
+                          <w:lang w:bidi="he-IL"/>
+                        </w:rPr>
+                        <w:instrText>ARABIC</w:instrText>
+                      </w:r>
+                      <w:r>
+                        <w:rPr>
+                          <w:rtl/>
+                          <w:lang w:bidi="he-IL"/>
+                        </w:rPr>
+                        <w:instrText xml:space="preserve"> </w:instrText>
+                      </w:r>
+                      <w:r>
+                        <w:rPr>
+                          <w:rtl/>
+                          <w:lang w:bidi="he-IL"/>
+                        </w:rPr>
+                        <w:fldChar w:fldCharType="separate"/>
+                      </w:r>
+                      <w:r>
+                        <w:rPr>
+                          <w:noProof/>
+                          <w:rtl/>
+                          <w:lang w:bidi="he-IL"/>
+                        </w:rPr>
+                        <w:t>2</w:t>
+                      </w:r>
+                      <w:r>
+                        <w:rPr>
+                          <w:rtl/>
+                          <w:lang w:bidi="he-IL"/>
+                        </w:rPr>
+                        <w:fldChar w:fldCharType="end"/>
+                      </w:r>
+                      <w:r>
+                        <w:rPr>
+                          <w:rFonts w:hint="cs"/>
+                          <w:rtl/>
+                          <w:lang w:bidi="he-IL"/>
+                        </w:rPr>
+                        <w:t xml:space="preserve"> </w:t>
+                      </w:r>
+                      <w:r>
+                        <w:rPr>
+                          <w:rtl/>
+                          <w:lang w:bidi="he-IL"/>
+                        </w:rPr>
+                        <w:t>–</w:t>
+                      </w:r>
+                      <w:r>
+                        <w:rPr>
+                          <w:rFonts w:hint="cs"/>
+                          <w:rtl/>
+                          <w:lang w:bidi="he-IL"/>
+                        </w:rPr>
+                        <w:t xml:space="preserve"> דיאגרמת הפתרון בזמן אמת</w:t>
+                      </w:r>
+                    </w:p>
+                  </w:txbxContent>
+                </v:textbox>
+                <w10:wrap type="square"/>
+              </v:shape>
+            </w:pict>
+          </mc:Fallback>
+        </mc:AlternateContent>
+      </w:r>
+      <w:r>
+        <w:rPr>
+          <w:rFonts w:cs="Arial"/>
+          <w:noProof/>
+          <w:rtl/>
+          <w:lang w:bidi="he-IL"/>
+        </w:rPr>
+        <w:drawing>
+          <wp:anchor distT="0" distB="0" distL="114300" distR="114300" simplePos="0" relativeHeight="251659264" behindDoc="0" locked="0" layoutInCell="1" allowOverlap="1" wp14:anchorId="7076F417" wp14:editId="7AE4B6AB">
+            <wp:simplePos x="0" y="0"/>
+            <wp:positionH relativeFrom="column">
+              <wp:posOffset>85725</wp:posOffset>
+            </wp:positionH>
+            <wp:positionV relativeFrom="paragraph">
+              <wp:posOffset>360955</wp:posOffset>
+            </wp:positionV>
+            <wp:extent cx="5943600" cy="2178050"/>
+            <wp:effectExtent l="0" t="0" r="0" b="0"/>
+            <wp:wrapSquare wrapText="bothSides"/>
+            <wp:docPr id="1811632821" name="Picture 1"/>
+            <wp:cNvGraphicFramePr>
+              <a:graphicFrameLocks xmlns:a="http://schemas.openxmlformats.org/drawingml/2006/main" noChangeAspect="1"/>
+            </wp:cNvGraphicFramePr>
+            <a:graphic xmlns:a="http://schemas.openxmlformats.org/drawingml/2006/main">
+              <a:graphicData uri="http://schemas.openxmlformats.org/drawingml/2006/picture">
+                <pic:pic xmlns:pic="http://schemas.openxmlformats.org/drawingml/2006/picture">
+                  <pic:nvPicPr>
+                    <pic:cNvPr id="1811632821" name=""/>
+                    <pic:cNvPicPr/>
+                  </pic:nvPicPr>
+                  <pic:blipFill>
+                    <a:blip r:embed="rId8"/>
+                    <a:stretch>
+                      <a:fillRect/>
+                    </a:stretch>
+                  </pic:blipFill>
+                  <pic:spPr>
+                    <a:xfrm>
+                      <a:off x="0" y="0"/>
+                      <a:ext cx="5943600" cy="2178050"/>
+                    </a:xfrm>
+                    <a:prstGeom prst="rect">
+                      <a:avLst/>
+                    </a:prstGeom>
+                  </pic:spPr>
+                </pic:pic>
+              </a:graphicData>
+            </a:graphic>
+          </wp:anchor>
+        </w:drawing>
+      </w:r>
+      <w:r>
+        <w:rPr>
+          <w:rFonts w:cs="Arial" w:hint="cs"/>
+          <w:rtl/>
+          <w:lang w:bidi="he-IL"/>
+        </w:rPr>
+        <w:t xml:space="preserve">המאמר מציע את השיטה שפורטה לעיל עבור </w:t>
+      </w:r>
+      <w:r>
+        <w:rPr>
+          <w:rFonts w:cs="Arial" w:hint="cs"/>
+          <w:rtl/>
+          <w:lang w:bidi="he-IL"/>
+        </w:rPr>
+        <w:t>זמן אמת. להלן איור של המיטה:</w:t>
+      </w:r>
+    </w:p>
+    <w:p>
+      <w:pPr>
+        <w:bidi/>
+        <w:rPr>
+          <w:rFonts w:cs="Arial"/>
+          <w:rtl/>
+          <w:lang w:bidi="he-IL"/>
+        </w:rPr>
+      </w:pPr>
+    </w:p>
+    <w:p>
+      <w:pPr>
+        <w:bidi/>
+        <w:rPr>
+          <w:rFonts w:cs="Arial"/>
+          <w:rtl/>
+          <w:lang w:bidi="he-IL"/>
+        </w:rPr>
+      </w:pPr>
+      <w:r>
+        <w:rPr>
+          <w:rFonts w:cs="Arial" w:hint="cs"/>
+          <w:rtl/>
+          <w:lang w:bidi="he-IL"/>
+        </w:rPr>
+        <w:t>השוני כאן הוא שהאלגוריתם עובד כל פעם רק על פרק</w:t>
+      </w:r>
+      <w:r>
+        <w:rPr>
+          <w:rFonts w:cs="Arial" w:hint="cs"/>
+          <w:rtl/>
+          <w:lang w:bidi="he-IL"/>
+        </w:rPr>
+        <w:t>י</w:t>
+      </w:r>
+      <w:r>
+        <w:rPr>
+          <w:rFonts w:cs="Arial" w:hint="cs"/>
+          <w:rtl/>
+          <w:lang w:bidi="he-IL"/>
+        </w:rPr>
+        <w:t xml:space="preserve"> זמן קצר</w:t>
+      </w:r>
+      <w:r>
+        <w:rPr>
+          <w:rFonts w:cs="Arial" w:hint="cs"/>
+          <w:rtl/>
+          <w:lang w:bidi="he-IL"/>
+        </w:rPr>
+        <w:t>ים ועוקבים</w:t>
+      </w:r>
+      <w:r>
+        <w:rPr>
+          <w:rFonts w:cs="Arial" w:hint="cs"/>
+          <w:rtl/>
+          <w:lang w:bidi="he-IL"/>
+        </w:rPr>
+        <w:t xml:space="preserve"> של האות, אשר מכיל</w:t>
+      </w:r>
+      <w:r>
+        <w:rPr>
+          <w:rFonts w:cs="Arial" w:hint="cs"/>
+          <w:rtl/>
+          <w:lang w:bidi="he-IL"/>
+        </w:rPr>
+        <w:t>ים</w:t>
+      </w:r>
+      <w:r>
+        <w:rPr>
+          <w:rFonts w:cs="Arial" w:hint="cs"/>
+          <w:rtl/>
+          <w:lang w:bidi="he-IL"/>
+        </w:rPr>
+        <w:t xml:space="preserve"> כמות של </w:t>
+      </w:r>
+      <m:oMath>
+        <m:f>
+          <m:fPr>
+            <m:ctrlPr>
+              <w:rPr>
+                <w:rFonts w:ascii="Cambria Math" w:hAnsi="Cambria Math" w:cs="Arial"/>
+                <w:i/>
+                <w:lang w:bidi="he-IL"/>
+              </w:rPr>
+            </m:ctrlPr>
+          </m:fPr>
+          <m:num>
+            <m:r>
+              <w:rPr>
+                <w:rFonts w:ascii="Cambria Math" w:hAnsi="Cambria Math" w:cs="Arial"/>
+                <w:lang w:bidi="he-IL"/>
+              </w:rPr>
+              <m:t>F</m:t>
+            </m:r>
+          </m:num>
+          <m:den>
+            <m:r>
+              <w:rPr>
+                <w:rFonts w:ascii="Cambria Math" w:hAnsi="Cambria Math" w:cs="Arial"/>
+                <w:lang w:bidi="he-IL"/>
+              </w:rPr>
+              <m:t>2</m:t>
+            </m:r>
+          </m:den>
+        </m:f>
+        <m:r>
+          <w:rPr>
+            <w:rFonts w:ascii="Cambria Math" w:hAnsi="Cambria Math" w:cs="Arial"/>
+            <w:lang w:bidi="he-IL"/>
+          </w:rPr>
+          <m:t>+δ</m:t>
+        </m:r>
+      </m:oMath>
+      <w:r>
+        <w:rPr>
+          <w:rFonts w:cs="Arial" w:hint="cs"/>
+          <w:rtl/>
+          <w:lang w:bidi="he-IL"/>
+        </w:rPr>
+        <w:t xml:space="preserve"> דגימות</w:t>
+      </w:r>
+      <w:r>
+        <w:rPr>
+          <w:rFonts w:cs="Arial" w:hint="cs"/>
+          <w:rtl/>
+          <w:lang w:bidi="he-IL"/>
+        </w:rPr>
+        <w:t xml:space="preserve"> כלומר </w:t>
+      </w:r>
+      <m:oMath>
+        <m:f>
+          <m:fPr>
+            <m:ctrlPr>
+              <w:rPr>
+                <w:rFonts w:ascii="Cambria Math" w:hAnsi="Cambria Math" w:cs="Arial"/>
+                <w:i/>
+                <w:lang w:bidi="he-IL"/>
+              </w:rPr>
+            </m:ctrlPr>
+          </m:fPr>
+          <m:num>
+            <m:r>
+              <w:rPr>
+                <w:rFonts w:ascii="Cambria Math" w:hAnsi="Cambria Math" w:cs="Arial"/>
+                <w:lang w:bidi="he-IL"/>
+              </w:rPr>
+              <m:t>F</m:t>
+            </m:r>
+          </m:num>
+          <m:den>
+            <m:r>
+              <w:rPr>
+                <w:rFonts w:ascii="Cambria Math" w:hAnsi="Cambria Math" w:cs="Arial"/>
+                <w:lang w:bidi="he-IL"/>
+              </w:rPr>
+              <m:t>2</m:t>
+            </m:r>
+          </m:den>
+        </m:f>
+      </m:oMath>
+      <w:r>
+        <w:rPr>
+          <w:rFonts w:cs="Arial" w:hint="cs"/>
+          <w:rtl/>
+          <w:lang w:bidi="he-IL"/>
+        </w:rPr>
+        <w:t xml:space="preserve"> דגימות הסיבתיות ו</w:t>
+      </w:r>
+      <w:r>
+        <w:rPr>
+          <w:rFonts w:cs="Arial"/>
           <w:lang w:bidi="he-IL"/>
         </w:rPr>
         <w:t xml:space="preserve"> </w:t>
       </w:r>
-      <w:r>
-        <w:rPr>
-          <w:rFonts w:cs="Arial"/>
-          <w:highlight w:val="yellow"/>
-          <w:rtl/>
-          <w:lang w:bidi="he-IL"/>
-        </w:rPr>
-        <w:t>–</w:t>
-      </w:r>
-      <w:r>
-        <w:rPr>
-          <w:rFonts w:cs="Arial" w:hint="cs"/>
-          <w:highlight w:val="yellow"/>
-          <w:rtl/>
-          <w:lang w:bidi="he-IL"/>
-        </w:rPr>
-        <w:t xml:space="preserve"> דוד משלים</w:t>
-      </w:r>
-      <w:r>
-        <w:rPr>
-          <w:rFonts w:cs="Arial" w:hint="cs"/>
-          <w:highlight w:val="yellow"/>
-          <w:rtl/>
-          <w:lang w:bidi="he-IL"/>
-        </w:rPr>
-        <w:t xml:space="preserve"> + המקרה </w:t>
-      </w:r>
-      <w:proofErr w:type="spellStart"/>
-      <w:r>
-        <w:rPr>
-          <w:rFonts w:cs="Arial" w:hint="cs"/>
-          <w:highlight w:val="yellow"/>
-          <w:rtl/>
-          <w:lang w:bidi="he-IL"/>
-        </w:rPr>
-        <w:t>הסטציונרי</w:t>
-      </w:r>
-      <w:proofErr w:type="spellEnd"/>
-      <w:r>
-        <w:rPr>
-          <w:rFonts w:cs="Arial" w:hint="cs"/>
-          <w:highlight w:val="yellow"/>
-          <w:rtl/>
-          <w:lang w:bidi="he-IL"/>
-        </w:rPr>
-        <w:t xml:space="preserve"> והלא </w:t>
-      </w:r>
-      <w:proofErr w:type="spellStart"/>
-      <w:r>
-        <w:rPr>
-          <w:rFonts w:cs="Arial" w:hint="cs"/>
-          <w:highlight w:val="yellow"/>
-          <w:rtl/>
-          <w:lang w:bidi="he-IL"/>
-        </w:rPr>
-        <w:t>סטציונרי</w:t>
-      </w:r>
-      <w:proofErr w:type="spellEnd"/>
-    </w:p>
-    <w:p>
-      <w:pPr>
-        <w:spacing w:line="240" w:lineRule="auto"/>
-        <w:rPr>
-          <w:rFonts w:cs="Arial"/>
+      <m:oMath>
+        <m:r>
+          <w:rPr>
+            <w:rFonts w:ascii="Cambria Math" w:hAnsi="Cambria Math" w:cs="Arial"/>
+            <w:lang w:bidi="he-IL"/>
+          </w:rPr>
+          <m:t>δ</m:t>
+        </m:r>
+      </m:oMath>
+      <w:r>
+        <w:rPr>
+          <w:rFonts w:cs="Arial" w:hint="cs"/>
+          <w:rtl/>
+          <w:lang w:bidi="he-IL"/>
+        </w:rPr>
+        <w:t xml:space="preserve"> דגימות לא סיבתיות.</w:t>
+      </w:r>
+    </w:p>
+    <w:p>
+      <w:pPr>
+        <w:bidi/>
+        <w:rPr>
+          <w:rFonts w:cs="Arial"/>
+          <w:rtl/>
+          <w:lang w:bidi="he-IL"/>
+        </w:rPr>
+      </w:pPr>
+      <w:r>
+        <w:rPr>
+          <w:rFonts w:cs="Arial" w:hint="cs"/>
+          <w:rtl/>
+          <w:lang w:bidi="he-IL"/>
+        </w:rPr>
+        <w:t xml:space="preserve">בעיית האופטימיזציה שמנסים לפתור זהה לזו שמתוארת במשוואת 25 למעלה, אך עם מטריצת </w:t>
+      </w:r>
+      <w:r>
+        <w:rPr>
+          <w:rFonts w:cs="Arial"/>
+          <w:lang w:bidi="he-IL"/>
+        </w:rPr>
+        <w:t>SCM</w:t>
+      </w:r>
+      <w:r>
+        <w:rPr>
+          <w:rFonts w:cs="Arial" w:hint="cs"/>
+          <w:rtl/>
+          <w:lang w:bidi="he-IL"/>
+        </w:rPr>
+        <w:t xml:space="preserve"> שונה שמוגדרת כך:</w:t>
+      </w:r>
+    </w:p>
+    <w:p>
+      <w:pPr>
+        <w:bidi/>
+        <w:rPr>
+          <w:rFonts w:cs="Arial"/>
+          <w:rtl/>
+          <w:lang w:bidi="he-IL"/>
+        </w:rPr>
+      </w:pPr>
+    </w:p>
+    <w:p>
+      <w:pPr>
+        <w:bidi/>
+        <w:rPr>
+          <w:rFonts w:cs="Arial"/>
+          <w:rtl/>
+          <w:lang w:bidi="he-IL"/>
+        </w:rPr>
+      </w:pPr>
+      <m:oMathPara>
+        <m:oMath>
+          <m:d>
+            <m:dPr>
+              <m:ctrlPr>
+                <w:rPr>
+                  <w:rFonts w:ascii="Cambria Math" w:hAnsi="Cambria Math" w:cs="Arial"/>
+                  <w:i/>
+                  <w:lang w:bidi="he-IL"/>
+                </w:rPr>
+              </m:ctrlPr>
+            </m:dPr>
+            <m:e>
+              <m:r>
+                <w:rPr>
+                  <w:rFonts w:ascii="Cambria Math" w:hAnsi="Cambria Math" w:cs="Arial"/>
+                  <w:lang w:bidi="he-IL"/>
+                </w:rPr>
+                <m:t>48</m:t>
+              </m:r>
+            </m:e>
+          </m:d>
+          <m:r>
+            <w:rPr>
+              <w:rFonts w:ascii="Cambria Math" w:hAnsi="Cambria Math" w:cs="Arial"/>
+              <w:lang w:bidi="he-IL"/>
+            </w:rPr>
+            <m:t xml:space="preserve"> </m:t>
+          </m:r>
+          <m:sSub>
+            <m:sSubPr>
+              <m:ctrlPr>
+                <w:rPr>
+                  <w:rFonts w:ascii="Cambria Math" w:hAnsi="Cambria Math" w:cs="Arial"/>
+                  <w:i/>
+                  <w:lang w:bidi="he-IL"/>
+                </w:rPr>
+              </m:ctrlPr>
+            </m:sSubPr>
+            <m:e>
+              <m:r>
+                <w:rPr>
+                  <w:rFonts w:ascii="Cambria Math" w:hAnsi="Cambria Math" w:cs="Arial"/>
+                  <w:lang w:bidi="he-IL"/>
+                </w:rPr>
+                <m:t>R</m:t>
+              </m:r>
+            </m:e>
+            <m:sub>
+              <m:r>
+                <w:rPr>
+                  <w:rFonts w:ascii="Cambria Math" w:hAnsi="Cambria Math" w:cs="Arial"/>
+                  <w:lang w:bidi="he-IL"/>
+                </w:rPr>
+                <m:t>t,f</m:t>
+              </m:r>
+            </m:sub>
+          </m:sSub>
+          <m:r>
+            <w:rPr>
+              <w:rFonts w:ascii="Cambria Math" w:hAnsi="Cambria Math" w:cs="Arial"/>
+              <w:lang w:bidi="he-IL"/>
+            </w:rPr>
+            <m:t>=β</m:t>
+          </m:r>
+          <m:sSub>
+            <m:sSubPr>
+              <m:ctrlPr>
+                <w:rPr>
+                  <w:rFonts w:ascii="Cambria Math" w:hAnsi="Cambria Math" w:cs="Arial"/>
+                  <w:i/>
+                  <w:lang w:bidi="he-IL"/>
+                </w:rPr>
+              </m:ctrlPr>
+            </m:sSubPr>
+            <m:e>
+              <m:r>
+                <w:rPr>
+                  <w:rFonts w:ascii="Cambria Math" w:hAnsi="Cambria Math" w:cs="Arial"/>
+                  <w:lang w:bidi="he-IL"/>
+                </w:rPr>
+                <m:t>R</m:t>
+              </m:r>
+            </m:e>
+            <m:sub>
+              <m:r>
+                <w:rPr>
+                  <w:rFonts w:ascii="Cambria Math" w:hAnsi="Cambria Math" w:cs="Arial"/>
+                  <w:lang w:bidi="he-IL"/>
+                </w:rPr>
+                <m:t>t-1,f</m:t>
+              </m:r>
+            </m:sub>
+          </m:sSub>
+          <m:r>
+            <w:rPr>
+              <w:rFonts w:ascii="Cambria Math" w:hAnsi="Cambria Math" w:cs="Arial"/>
+              <w:lang w:bidi="he-IL"/>
+            </w:rPr>
+            <m:t>+</m:t>
+          </m:r>
+          <m:d>
+            <m:dPr>
+              <m:ctrlPr>
+                <w:rPr>
+                  <w:rFonts w:ascii="Cambria Math" w:hAnsi="Cambria Math" w:cs="Arial"/>
+                  <w:i/>
+                  <w:lang w:bidi="he-IL"/>
+                </w:rPr>
+              </m:ctrlPr>
+            </m:dPr>
+            <m:e>
+              <m:r>
+                <w:rPr>
+                  <w:rFonts w:ascii="Cambria Math" w:hAnsi="Cambria Math" w:cs="Arial"/>
+                  <w:lang w:bidi="he-IL"/>
+                </w:rPr>
+                <m:t>1-β</m:t>
+              </m:r>
+            </m:e>
+          </m:d>
+          <m:sSub>
+            <m:sSubPr>
+              <m:ctrlPr>
+                <w:rPr>
+                  <w:rFonts w:ascii="Cambria Math" w:hAnsi="Cambria Math" w:cs="Arial"/>
+                  <w:i/>
+                  <w:lang w:bidi="he-IL"/>
+                </w:rPr>
+              </m:ctrlPr>
+            </m:sSubPr>
+            <m:e>
+              <m:r>
+                <w:rPr>
+                  <w:rFonts w:ascii="Cambria Math" w:hAnsi="Cambria Math" w:cs="Arial"/>
+                  <w:lang w:bidi="he-IL"/>
+                </w:rPr>
+                <m:t>x</m:t>
+              </m:r>
+            </m:e>
+            <m:sub>
+              <m:r>
+                <w:rPr>
+                  <w:rFonts w:ascii="Cambria Math" w:hAnsi="Cambria Math" w:cs="Arial"/>
+                  <w:lang w:bidi="he-IL"/>
+                </w:rPr>
+                <m:t>t,f</m:t>
+              </m:r>
+            </m:sub>
+          </m:sSub>
+          <m:sSubSup>
+            <m:sSubSupPr>
+              <m:ctrlPr>
+                <w:rPr>
+                  <w:rFonts w:ascii="Cambria Math" w:hAnsi="Cambria Math" w:cs="Arial"/>
+                  <w:i/>
+                  <w:lang w:bidi="he-IL"/>
+                </w:rPr>
+              </m:ctrlPr>
+            </m:sSubSupPr>
+            <m:e>
+              <m:r>
+                <w:rPr>
+                  <w:rFonts w:ascii="Cambria Math" w:hAnsi="Cambria Math" w:cs="Arial"/>
+                  <w:lang w:bidi="he-IL"/>
+                </w:rPr>
+                <m:t>x</m:t>
+              </m:r>
+            </m:e>
+            <m:sub>
+              <m:r>
+                <w:rPr>
+                  <w:rFonts w:ascii="Cambria Math" w:hAnsi="Cambria Math" w:cs="Arial"/>
+                  <w:lang w:bidi="he-IL"/>
+                </w:rPr>
+                <m:t>t,f</m:t>
+              </m:r>
+            </m:sub>
+            <m:sup>
+              <m:r>
+                <w:rPr>
+                  <w:rFonts w:ascii="Cambria Math" w:hAnsi="Cambria Math" w:cs="Arial"/>
+                  <w:lang w:bidi="he-IL"/>
+                </w:rPr>
+                <m:t>H</m:t>
+              </m:r>
+            </m:sup>
+          </m:sSubSup>
+        </m:oMath>
+      </m:oMathPara>
+    </w:p>
+    <w:p>
+      <w:pPr>
+        <w:bidi/>
+        <w:rPr>
+          <w:rFonts w:cs="Arial"/>
+          <w:rtl/>
+          <w:lang w:bidi="he-IL"/>
+        </w:rPr>
+      </w:pPr>
+      <w:r>
+        <w:rPr>
+          <w:rFonts w:cs="Arial" w:hint="cs"/>
+          <w:rtl/>
+          <w:lang w:bidi="he-IL"/>
+        </w:rPr>
+        <w:t>כאשר:</w:t>
+      </w:r>
+    </w:p>
+    <w:p>
+      <w:pPr>
+        <w:pStyle w:val="ListParagraph"/>
+        <w:numPr>
+          <w:ilvl w:val="0"/>
+          <w:numId w:val="9"/>
+        </w:numPr>
+        <w:bidi/>
+        <w:rPr>
+          <w:rFonts w:cs="Arial"/>
+          <w:lang w:bidi="he-IL"/>
+        </w:rPr>
+      </w:pPr>
+      <m:oMath>
+        <m:r>
+          <w:rPr>
+            <w:rFonts w:ascii="Cambria Math" w:hAnsi="Cambria Math" w:cs="Arial"/>
+            <w:lang w:bidi="he-IL"/>
+          </w:rPr>
+          <m:t>β∈</m:t>
+        </m:r>
+        <m:d>
+          <m:dPr>
+            <m:begChr m:val="["/>
+            <m:endChr m:val="]"/>
+            <m:ctrlPr>
+              <w:rPr>
+                <w:rFonts w:ascii="Cambria Math" w:hAnsi="Cambria Math" w:cs="Arial"/>
+                <w:i/>
+                <w:lang w:bidi="he-IL"/>
+              </w:rPr>
+            </m:ctrlPr>
+          </m:dPr>
+          <m:e>
+            <m:r>
+              <w:rPr>
+                <w:rFonts w:ascii="Cambria Math" w:hAnsi="Cambria Math" w:cs="Arial"/>
+                <w:lang w:bidi="he-IL"/>
+              </w:rPr>
+              <m:t>0,1</m:t>
+            </m:r>
+          </m:e>
+        </m:d>
+      </m:oMath>
+      <w:r>
+        <w:rPr>
+          <w:rFonts w:cs="Arial" w:hint="cs"/>
+          <w:rtl/>
+          <w:lang w:bidi="he-IL"/>
+        </w:rPr>
+        <w:t xml:space="preserve"> מקדם השיכחה של ה </w:t>
+      </w:r>
+      <w:r>
+        <w:rPr>
+          <w:rFonts w:cs="Arial"/>
+          <w:lang w:bidi="he-IL"/>
+        </w:rPr>
+        <w:t>SCM</w:t>
+      </w:r>
+      <w:r>
+        <w:rPr>
+          <w:rFonts w:cs="Arial" w:hint="cs"/>
+          <w:rtl/>
+          <w:lang w:bidi="he-IL"/>
+        </w:rPr>
+        <w:t>.</w:t>
+      </w:r>
+    </w:p>
+    <w:p>
+      <w:pPr>
+        <w:bidi/>
+        <w:rPr>
+          <w:rFonts w:cs="Arial"/>
+          <w:rtl/>
+          <w:lang w:bidi="he-IL"/>
+        </w:rPr>
+      </w:pPr>
+      <w:r>
+        <w:rPr>
+          <w:rFonts w:cs="Arial" w:hint="cs"/>
+          <w:rtl/>
+          <w:lang w:bidi="he-IL"/>
+        </w:rPr>
+        <w:t xml:space="preserve">הרעיון הוא לעדכן את מטריצת ה </w:t>
+      </w:r>
+      <w:r>
+        <w:rPr>
+          <w:rFonts w:cs="Arial"/>
+          <w:lang w:bidi="he-IL"/>
+        </w:rPr>
+        <w:t>SCM</w:t>
+      </w:r>
+      <w:r>
+        <w:rPr>
+          <w:rFonts w:cs="Arial" w:hint="cs"/>
+          <w:rtl/>
+          <w:lang w:bidi="he-IL"/>
+        </w:rPr>
+        <w:t xml:space="preserve"> כל איטרציה של האלגוריתם בהתאם ל</w:t>
+      </w:r>
+      <w:r>
+        <w:rPr>
+          <w:rFonts w:cs="Arial"/>
+          <w:lang w:bidi="he-IL"/>
+        </w:rPr>
+        <w:t>SCM</w:t>
+      </w:r>
+      <w:r>
+        <w:rPr>
+          <w:rFonts w:cs="Arial" w:hint="cs"/>
+          <w:rtl/>
+          <w:lang w:bidi="he-IL"/>
+        </w:rPr>
+        <w:t xml:space="preserve"> באיטרציה הנוכחית, ובהתאם לאיטרציה הקודמת.</w:t>
+      </w:r>
+    </w:p>
+    <w:p>
+      <w:pPr>
+        <w:bidi/>
+        <w:rPr>
+          <w:rFonts w:cs="Arial"/>
+          <w:rtl/>
+          <w:lang w:bidi="he-IL"/>
+        </w:rPr>
+      </w:pPr>
+      <w:r>
+        <w:rPr>
+          <w:rFonts w:cs="Arial" w:hint="cs"/>
           <w:b/>
           <w:bCs/>
           <w:u w:val="single"/>
           <w:rtl/>
           <w:lang w:bidi="he-IL"/>
         </w:rPr>
-      </w:pPr>
-      <w:r>
-        <w:rPr>
-          <w:rFonts w:cs="Arial"/>
-          <w:b/>
-          <w:bCs/>
-          <w:u w:val="single"/>
-          <w:rtl/>
-          <w:lang w:bidi="he-IL"/>
-        </w:rPr>
-        <w:br w:type="page"/>
-      </w:r>
-    </w:p>
-    <w:p>
-      <w:pPr>
-        <w:bidi/>
-        <w:rPr>
-          <w:rFonts w:cs="Arial"/>
-          <w:b/>
-          <w:bCs/>
-          <w:u w:val="single"/>
-          <w:rtl/>
-          <w:lang w:bidi="he-IL"/>
-        </w:rPr>
-      </w:pPr>
-      <w:r>
-        <w:rPr>
-          <w:rFonts w:cs="Arial" w:hint="cs"/>
-          <w:b/>
-          <w:bCs/>
-          <w:u w:val="single"/>
-          <w:rtl/>
-          <w:lang w:bidi="he-IL"/>
-        </w:rPr>
-        <w:lastRenderedPageBreak/>
         <w:t>תוצאות סימולציה</w:t>
       </w:r>
     </w:p>
@@ -4897,15 +5174,8 @@
     </w:p>
     <w:p>
       <w:pPr>
-        <w:bidi/>
-        <w:rPr>
-          <w:rFonts w:cs="Arial"/>
-          <w:b/>
-          <w:bCs/>
-          <w:u w:val="single"/>
-          <w:rtl/>
-          <w:lang w:bidi="he-IL"/>
-        </w:rPr>
+        <w:keepNext/>
+        <w:bidi/>
       </w:pPr>
       <w:r>
         <w:rPr>
@@ -4915,7 +5185,7 @@
           <w:lang w:val="he-IL" w:bidi="he-IL"/>
         </w:rPr>
         <w:drawing>
-          <wp:inline distT="0" distB="0" distL="0" distR="0">
+          <wp:inline distT="0" distB="0" distL="0" distR="0" wp14:anchorId="7F484C41" wp14:editId="3A9442F2">
             <wp:extent cx="5943600" cy="3344545"/>
             <wp:effectExtent l="0" t="0" r="0" b="0"/>
             <wp:docPr id="1688148161" name="Picture 1"/>
@@ -4927,280 +5197,6 @@
                 <pic:pic xmlns:pic="http://schemas.openxmlformats.org/drawingml/2006/picture">
                   <pic:nvPicPr>
                     <pic:cNvPr id="1688148161" name="Picture 1688148161"/>
-                    <pic:cNvPicPr/>
-                  </pic:nvPicPr>
-                  <pic:blipFill>
-                    <a:blip r:embed="rId6" cstate="print">
-                      <a:extLst>
-                        <a:ext uri="{28A0092B-C50C-407E-A947-70E740481C1C}">
-                          <a14:useLocalDpi xmlns:a14="http://schemas.microsoft.com/office/drawing/2010/main" val="0"/>
-                        </a:ext>
-                      </a:extLst>
-                    </a:blip>
-                    <a:stretch>
-                      <a:fillRect/>
-                    </a:stretch>
-                  </pic:blipFill>
-                  <pic:spPr>
-                    <a:xfrm>
-                      <a:off x="0" y="0"/>
-                      <a:ext cx="5943600" cy="3344545"/>
-                    </a:xfrm>
-                    <a:prstGeom prst="rect">
-                      <a:avLst/>
-                    </a:prstGeom>
-                  </pic:spPr>
-                </pic:pic>
-              </a:graphicData>
-            </a:graphic>
-          </wp:inline>
-        </w:drawing>
-      </w:r>
-    </w:p>
-    <w:p>
-      <w:pPr>
-        <w:bidi/>
-        <w:rPr>
-          <w:rtl/>
-          <w:lang w:bidi="he-IL"/>
-        </w:rPr>
-      </w:pPr>
-      <w:r>
-        <w:rPr>
-          <w:rFonts w:hint="cs"/>
-          <w:rtl/>
-          <w:lang w:bidi="he-IL"/>
-        </w:rPr>
-        <w:t xml:space="preserve">נשרטט את </w:t>
-      </w:r>
-      <w:proofErr w:type="spellStart"/>
-      <w:r>
-        <w:rPr>
-          <w:rFonts w:hint="cs"/>
-          <w:rtl/>
-          <w:lang w:bidi="he-IL"/>
-        </w:rPr>
-        <w:t>הספקטרוגרם</w:t>
-      </w:r>
-      <w:proofErr w:type="spellEnd"/>
-      <w:r>
-        <w:rPr>
-          <w:rFonts w:hint="cs"/>
-          <w:rtl/>
-          <w:lang w:bidi="he-IL"/>
-        </w:rPr>
-        <w:t xml:space="preserve"> המתאים:</w:t>
-      </w:r>
-    </w:p>
-    <w:p>
-      <w:pPr>
-        <w:bidi/>
-        <w:rPr>
-          <w:rFonts w:cs="Arial"/>
-          <w:b/>
-          <w:bCs/>
-          <w:u w:val="single"/>
-          <w:rtl/>
-          <w:lang w:bidi="he-IL"/>
-        </w:rPr>
-      </w:pPr>
-      <w:r>
-        <w:rPr>
-          <w:rFonts w:cs="Arial"/>
-          <w:noProof/>
-          <w:rtl/>
-          <w:lang w:val="he-IL" w:bidi="he-IL"/>
-        </w:rPr>
-        <w:drawing>
-          <wp:inline distT="0" distB="0" distL="0" distR="0">
-            <wp:extent cx="5943600" cy="3344545"/>
-            <wp:effectExtent l="0" t="0" r="0" b="0"/>
-            <wp:docPr id="1240794275" name="Picture 2"/>
-            <wp:cNvGraphicFramePr>
-              <a:graphicFrameLocks xmlns:a="http://schemas.openxmlformats.org/drawingml/2006/main" noChangeAspect="1"/>
-            </wp:cNvGraphicFramePr>
-            <a:graphic xmlns:a="http://schemas.openxmlformats.org/drawingml/2006/main">
-              <a:graphicData uri="http://schemas.openxmlformats.org/drawingml/2006/picture">
-                <pic:pic xmlns:pic="http://schemas.openxmlformats.org/drawingml/2006/picture">
-                  <pic:nvPicPr>
-                    <pic:cNvPr id="1240794275" name="Picture 1240794275"/>
-                    <pic:cNvPicPr/>
-                  </pic:nvPicPr>
-                  <pic:blipFill>
-                    <a:blip r:embed="rId7" cstate="print">
-                      <a:extLst>
-                        <a:ext uri="{28A0092B-C50C-407E-A947-70E740481C1C}">
-                          <a14:useLocalDpi xmlns:a14="http://schemas.microsoft.com/office/drawing/2010/main" val="0"/>
-                        </a:ext>
-                      </a:extLst>
-                    </a:blip>
-                    <a:stretch>
-                      <a:fillRect/>
-                    </a:stretch>
-                  </pic:blipFill>
-                  <pic:spPr>
-                    <a:xfrm>
-                      <a:off x="0" y="0"/>
-                      <a:ext cx="5943600" cy="3344545"/>
-                    </a:xfrm>
-                    <a:prstGeom prst="rect">
-                      <a:avLst/>
-                    </a:prstGeom>
-                  </pic:spPr>
-                </pic:pic>
-              </a:graphicData>
-            </a:graphic>
-          </wp:inline>
-        </w:drawing>
-      </w:r>
-    </w:p>
-    <w:p>
-      <w:pPr>
-        <w:bidi/>
-        <w:rPr>
-          <w:rtl/>
-          <w:lang w:bidi="he-IL"/>
-        </w:rPr>
-      </w:pPr>
-    </w:p>
-    <w:p>
-      <w:pPr>
-        <w:bidi/>
-        <w:rPr>
-          <w:rtl/>
-          <w:lang w:bidi="he-IL"/>
-        </w:rPr>
-      </w:pPr>
-    </w:p>
-    <w:p>
-      <w:pPr>
-        <w:bidi/>
-        <w:rPr>
-          <w:rtl/>
-          <w:lang w:bidi="he-IL"/>
-        </w:rPr>
-      </w:pPr>
-    </w:p>
-    <w:p>
-      <w:pPr>
-        <w:bidi/>
-        <w:rPr>
-          <w:rtl/>
-          <w:lang w:bidi="he-IL"/>
-        </w:rPr>
-      </w:pPr>
-      <w:r>
-        <w:rPr>
-          <w:rFonts w:hint="cs"/>
-          <w:rtl/>
-          <w:lang w:bidi="he-IL"/>
-        </w:rPr>
-        <w:lastRenderedPageBreak/>
-        <w:t>נשרטט את תגובת התדר במישור הזמן שהתקבלה לאחר ערך מוגרל לזמן ההדהוד:</w:t>
-      </w:r>
-    </w:p>
-    <w:p>
-      <w:pPr>
-        <w:bidi/>
-        <w:rPr>
-          <w:lang w:bidi="he-IL"/>
-        </w:rPr>
-      </w:pPr>
-      <w:r>
-        <w:rPr>
-          <w:noProof/>
-          <w:lang w:bidi="he-IL"/>
-        </w:rPr>
-        <w:drawing>
-          <wp:inline distT="0" distB="0" distL="0" distR="0">
-            <wp:extent cx="5943600" cy="3344545"/>
-            <wp:effectExtent l="0" t="0" r="0" b="0"/>
-            <wp:docPr id="922303105" name="Picture 3"/>
-            <wp:cNvGraphicFramePr>
-              <a:graphicFrameLocks xmlns:a="http://schemas.openxmlformats.org/drawingml/2006/main" noChangeAspect="1"/>
-            </wp:cNvGraphicFramePr>
-            <a:graphic xmlns:a="http://schemas.openxmlformats.org/drawingml/2006/main">
-              <a:graphicData uri="http://schemas.openxmlformats.org/drawingml/2006/picture">
-                <pic:pic xmlns:pic="http://schemas.openxmlformats.org/drawingml/2006/picture">
-                  <pic:nvPicPr>
-                    <pic:cNvPr id="922303105" name="Picture 922303105"/>
-                    <pic:cNvPicPr/>
-                  </pic:nvPicPr>
-                  <pic:blipFill>
-                    <a:blip r:embed="rId8" cstate="print">
-                      <a:extLst>
-                        <a:ext uri="{28A0092B-C50C-407E-A947-70E740481C1C}">
-                          <a14:useLocalDpi xmlns:a14="http://schemas.microsoft.com/office/drawing/2010/main" val="0"/>
-                        </a:ext>
-                      </a:extLst>
-                    </a:blip>
-                    <a:stretch>
-                      <a:fillRect/>
-                    </a:stretch>
-                  </pic:blipFill>
-                  <pic:spPr>
-                    <a:xfrm>
-                      <a:off x="0" y="0"/>
-                      <a:ext cx="5943600" cy="3344545"/>
-                    </a:xfrm>
-                    <a:prstGeom prst="rect">
-                      <a:avLst/>
-                    </a:prstGeom>
-                  </pic:spPr>
-                </pic:pic>
-              </a:graphicData>
-            </a:graphic>
-          </wp:inline>
-        </w:drawing>
-      </w:r>
-    </w:p>
-    <w:p>
-      <w:pPr>
-        <w:bidi/>
-        <w:rPr>
-          <w:rFonts w:cs="Arial"/>
-          <w:rtl/>
-          <w:lang w:bidi="he-IL"/>
-        </w:rPr>
-      </w:pPr>
-      <w:r>
-        <w:rPr>
-          <w:rFonts w:cs="Arial" w:hint="cs"/>
-          <w:rtl/>
-          <w:lang w:bidi="he-IL"/>
-        </w:rPr>
-        <w:t>כעת נשרטט את האות המורעש בציר הזמן</w:t>
-      </w:r>
-    </w:p>
-    <w:p>
-      <w:pPr>
-        <w:bidi/>
-        <w:rPr>
-          <w:rFonts w:cs="Arial"/>
-          <w:rtl/>
-          <w:lang w:bidi="he-IL"/>
-        </w:rPr>
-      </w:pPr>
-      <w:r>
-        <w:rPr>
-          <w:rFonts w:cs="Arial"/>
-          <w:noProof/>
-          <w:rtl/>
-          <w:lang w:val="he-IL" w:bidi="he-IL"/>
-        </w:rPr>
-        <w:drawing>
-          <wp:inline distT="0" distB="0" distL="0" distR="0">
-            <wp:extent cx="5943600" cy="3344545"/>
-            <wp:effectExtent l="0" t="0" r="0" b="0"/>
-            <wp:docPr id="382736916" name="Picture 4"/>
-            <wp:cNvGraphicFramePr>
-              <a:graphicFrameLocks xmlns:a="http://schemas.openxmlformats.org/drawingml/2006/main" noChangeAspect="1"/>
-            </wp:cNvGraphicFramePr>
-            <a:graphic xmlns:a="http://schemas.openxmlformats.org/drawingml/2006/main">
-              <a:graphicData uri="http://schemas.openxmlformats.org/drawingml/2006/picture">
-                <pic:pic xmlns:pic="http://schemas.openxmlformats.org/drawingml/2006/picture">
-                  <pic:nvPicPr>
-                    <pic:cNvPr id="382736916" name="Picture 382736916"/>
                     <pic:cNvPicPr/>
                   </pic:nvPicPr>
                   <pic:blipFill>
@@ -5233,69 +5229,233 @@
     </w:p>
     <w:p>
       <w:pPr>
-        <w:bidi/>
-        <w:rPr>
-          <w:rFonts w:cs="Arial"/>
-          <w:rtl/>
-          <w:lang w:bidi="he-IL"/>
-        </w:rPr>
-      </w:pPr>
-      <w:r>
-        <w:rPr>
-          <w:rFonts w:cs="Arial" w:hint="cs"/>
+        <w:pStyle w:val="Caption"/>
+        <w:bidi/>
+        <w:jc w:val="center"/>
+        <w:rPr>
+          <w:rFonts w:cs="Arial"/>
+          <w:b/>
+          <w:bCs/>
+          <w:u w:val="single"/>
+          <w:rtl/>
+          <w:lang w:bidi="he-IL"/>
+        </w:rPr>
+      </w:pPr>
+      <w:r>
+        <w:rPr>
+          <w:rtl/>
+          <w:lang w:bidi="he-IL"/>
+        </w:rPr>
+        <w:t xml:space="preserve">איור </w:t>
+      </w:r>
+      <w:r>
+        <w:rPr>
+          <w:rtl/>
+          <w:lang w:bidi="he-IL"/>
+        </w:rPr>
+        <w:fldChar w:fldCharType="begin"/>
+      </w:r>
+      <w:r>
+        <w:rPr>
+          <w:rtl/>
+          <w:lang w:bidi="he-IL"/>
+        </w:rPr>
+        <w:instrText xml:space="preserve"> </w:instrText>
+      </w:r>
+      <w:r>
+        <w:rPr>
+          <w:lang w:bidi="he-IL"/>
+        </w:rPr>
+        <w:instrText>SEQ</w:instrText>
+      </w:r>
+      <w:r>
+        <w:rPr>
+          <w:rtl/>
+          <w:lang w:bidi="he-IL"/>
+        </w:rPr>
+        <w:instrText xml:space="preserve"> איור \* </w:instrText>
+      </w:r>
+      <w:r>
+        <w:rPr>
+          <w:lang w:bidi="he-IL"/>
+        </w:rPr>
+        <w:instrText>ARABIC</w:instrText>
+      </w:r>
+      <w:r>
+        <w:rPr>
+          <w:rtl/>
+          <w:lang w:bidi="he-IL"/>
+        </w:rPr>
+        <w:instrText xml:space="preserve"> </w:instrText>
+      </w:r>
+      <w:r>
+        <w:rPr>
+          <w:rtl/>
+          <w:lang w:bidi="he-IL"/>
+        </w:rPr>
+        <w:fldChar w:fldCharType="separate"/>
+      </w:r>
+      <w:r>
+        <w:rPr>
+          <w:noProof/>
+          <w:rtl/>
+          <w:lang w:bidi="he-IL"/>
+        </w:rPr>
+        <w:t>3</w:t>
+      </w:r>
+      <w:r>
+        <w:rPr>
+          <w:rtl/>
+          <w:lang w:bidi="he-IL"/>
+        </w:rPr>
+        <w:fldChar w:fldCharType="end"/>
+      </w:r>
+      <w:r>
+        <w:rPr>
+          <w:rFonts w:hint="cs"/>
+          <w:rtl/>
+          <w:lang w:bidi="he-IL"/>
+        </w:rPr>
+        <w:t xml:space="preserve"> </w:t>
+      </w:r>
+      <w:r>
+        <w:rPr>
+          <w:rtl/>
+          <w:lang w:bidi="he-IL"/>
+        </w:rPr>
+        <w:t>–</w:t>
+      </w:r>
+      <w:r>
+        <w:rPr>
+          <w:rFonts w:hint="cs"/>
+          <w:rtl/>
+          <w:lang w:bidi="he-IL"/>
+        </w:rPr>
+        <w:t xml:space="preserve"> האות בציר הזמן</w:t>
+      </w:r>
+    </w:p>
+    <w:p>
+      <w:pPr>
+        <w:bidi/>
+        <w:rPr>
+          <w:rtl/>
+          <w:lang w:bidi="he-IL"/>
+        </w:rPr>
+      </w:pPr>
+    </w:p>
+    <w:p>
+      <w:pPr>
+        <w:bidi/>
+        <w:rPr>
+          <w:rtl/>
+          <w:lang w:bidi="he-IL"/>
+        </w:rPr>
+      </w:pPr>
+    </w:p>
+    <w:p>
+      <w:pPr>
+        <w:bidi/>
+        <w:rPr>
+          <w:rtl/>
+          <w:lang w:bidi="he-IL"/>
+        </w:rPr>
+      </w:pPr>
+    </w:p>
+    <w:p>
+      <w:pPr>
+        <w:bidi/>
+        <w:rPr>
+          <w:rtl/>
+          <w:lang w:bidi="he-IL"/>
+        </w:rPr>
+      </w:pPr>
+    </w:p>
+    <w:p>
+      <w:pPr>
+        <w:bidi/>
+        <w:rPr>
+          <w:rtl/>
+          <w:lang w:bidi="he-IL"/>
+        </w:rPr>
+      </w:pPr>
+    </w:p>
+    <w:p>
+      <w:pPr>
+        <w:bidi/>
+        <w:rPr>
+          <w:rtl/>
+          <w:lang w:bidi="he-IL"/>
+        </w:rPr>
+      </w:pPr>
+    </w:p>
+    <w:p>
+      <w:pPr>
+        <w:bidi/>
+        <w:rPr>
+          <w:rtl/>
+          <w:lang w:bidi="he-IL"/>
+        </w:rPr>
+      </w:pPr>
+    </w:p>
+    <w:p>
+      <w:pPr>
+        <w:bidi/>
+        <w:rPr>
+          <w:rtl/>
+          <w:lang w:bidi="he-IL"/>
+        </w:rPr>
+      </w:pPr>
+    </w:p>
+    <w:p>
+      <w:pPr>
+        <w:bidi/>
+        <w:rPr>
+          <w:rtl/>
+          <w:lang w:bidi="he-IL"/>
+        </w:rPr>
+      </w:pPr>
+    </w:p>
+    <w:p>
+      <w:pPr>
+        <w:bidi/>
+        <w:rPr>
+          <w:rtl/>
+          <w:lang w:bidi="he-IL"/>
+        </w:rPr>
+      </w:pPr>
+    </w:p>
+    <w:p>
+      <w:pPr>
+        <w:bidi/>
+        <w:rPr>
+          <w:rtl/>
+          <w:lang w:bidi="he-IL"/>
+        </w:rPr>
+      </w:pPr>
+    </w:p>
+    <w:p>
+      <w:pPr>
+        <w:bidi/>
+        <w:rPr>
+          <w:rtl/>
+          <w:lang w:bidi="he-IL"/>
+        </w:rPr>
+      </w:pPr>
+      <w:r>
+        <w:rPr>
+          <w:rFonts w:hint="cs"/>
           <w:rtl/>
           <w:lang w:bidi="he-IL"/>
         </w:rPr>
         <w:lastRenderedPageBreak/>
-        <w:t xml:space="preserve">ואת האות שהתקבל לאחר הפעלת אלגוריתם ה- </w:t>
-      </w:r>
-      <w:r>
-        <w:rPr>
-          <w:rFonts w:cs="Arial"/>
-          <w:lang w:bidi="he-IL"/>
-        </w:rPr>
-        <w:t>prop-relax</w:t>
-      </w:r>
-      <w:r>
-        <w:rPr>
-          <w:rFonts w:cs="Arial" w:hint="cs"/>
-          <w:rtl/>
-          <w:lang w:bidi="he-IL"/>
-        </w:rPr>
-        <w:t xml:space="preserve"> (אלגוריתם ה- </w:t>
-      </w:r>
-      <w:proofErr w:type="spellStart"/>
-      <w:r>
-        <w:rPr>
-          <w:rFonts w:cs="Arial"/>
-          <w:lang w:bidi="he-IL"/>
-        </w:rPr>
-        <w:t>MPrDR</w:t>
-      </w:r>
-      <w:proofErr w:type="spellEnd"/>
-      <w:r>
-        <w:rPr>
-          <w:rFonts w:cs="Arial" w:hint="cs"/>
-          <w:rtl/>
-          <w:lang w:bidi="he-IL"/>
-        </w:rPr>
-        <w:t xml:space="preserve"> בגרסת ה- </w:t>
-      </w:r>
-      <w:r>
-        <w:rPr>
-          <w:rFonts w:cs="Arial"/>
-          <w:lang w:bidi="he-IL"/>
-        </w:rPr>
-        <w:t>offline</w:t>
-      </w:r>
-      <w:r>
-        <w:rPr>
-          <w:rFonts w:cs="Arial" w:hint="cs"/>
-          <w:rtl/>
-          <w:lang w:bidi="he-IL"/>
-        </w:rPr>
-        <w:t>)</w:t>
-      </w:r>
+        <w:t>נשרטט את הספקטרוגרם המתאים:</w:t>
+      </w:r>
+    </w:p>
+    <w:p>
+      <w:pPr>
+        <w:keepNext/>
+        <w:bidi/>
+      </w:pPr>
       <w:r>
         <w:rPr>
           <w:rFonts w:cs="Arial"/>
@@ -5304,10 +5464,10 @@
           <w:lang w:val="he-IL" w:bidi="he-IL"/>
         </w:rPr>
         <w:drawing>
-          <wp:inline distT="0" distB="0" distL="0" distR="0">
+          <wp:inline distT="0" distB="0" distL="0" distR="0" wp14:anchorId="56F7B1B0" wp14:editId="3865F5D2">
             <wp:extent cx="5943600" cy="3344545"/>
             <wp:effectExtent l="0" t="0" r="0" b="0"/>
-            <wp:docPr id="1124957579" name="Picture 5"/>
+            <wp:docPr id="1240794275" name="Picture 2"/>
             <wp:cNvGraphicFramePr>
               <a:graphicFrameLocks xmlns:a="http://schemas.openxmlformats.org/drawingml/2006/main" noChangeAspect="1"/>
             </wp:cNvGraphicFramePr>
@@ -5315,7 +5475,7 @@
               <a:graphicData uri="http://schemas.openxmlformats.org/drawingml/2006/picture">
                 <pic:pic xmlns:pic="http://schemas.openxmlformats.org/drawingml/2006/picture">
                   <pic:nvPicPr>
-                    <pic:cNvPr id="1124957579" name="Picture 1124957579"/>
+                    <pic:cNvPr id="1240794275" name="Picture 1240794275"/>
                     <pic:cNvPicPr/>
                   </pic:nvPicPr>
                   <pic:blipFill>
@@ -5348,26 +5508,606 @@
     </w:p>
     <w:p>
       <w:pPr>
-        <w:bidi/>
-        <w:rPr>
-          <w:rFonts w:cs="Arial"/>
-          <w:rtl/>
-          <w:lang w:bidi="he-IL"/>
-        </w:rPr>
-      </w:pPr>
-      <w:r>
-        <w:rPr>
-          <w:rFonts w:cs="Arial" w:hint="cs"/>
-          <w:rtl/>
-          <w:lang w:bidi="he-IL"/>
-        </w:rPr>
-        <w:t>בדומה ל</w:t>
-      </w:r>
-      <w:r>
-        <w:rPr>
-          <w:rFonts w:cs="Arial" w:hint="cs"/>
+        <w:pStyle w:val="Caption"/>
+        <w:bidi/>
+        <w:jc w:val="center"/>
+        <w:rPr>
+          <w:rFonts w:cs="Arial"/>
           <w:b/>
           <w:bCs/>
+          <w:u w:val="single"/>
+          <w:rtl/>
+          <w:lang w:bidi="he-IL"/>
+        </w:rPr>
+      </w:pPr>
+      <w:r>
+        <w:rPr>
+          <w:rtl/>
+          <w:lang w:bidi="he-IL"/>
+        </w:rPr>
+        <w:t xml:space="preserve">איור </w:t>
+      </w:r>
+      <w:r>
+        <w:rPr>
+          <w:rtl/>
+          <w:lang w:bidi="he-IL"/>
+        </w:rPr>
+        <w:fldChar w:fldCharType="begin"/>
+      </w:r>
+      <w:r>
+        <w:rPr>
+          <w:rtl/>
+          <w:lang w:bidi="he-IL"/>
+        </w:rPr>
+        <w:instrText xml:space="preserve"> </w:instrText>
+      </w:r>
+      <w:r>
+        <w:rPr>
+          <w:lang w:bidi="he-IL"/>
+        </w:rPr>
+        <w:instrText>SEQ</w:instrText>
+      </w:r>
+      <w:r>
+        <w:rPr>
+          <w:rtl/>
+          <w:lang w:bidi="he-IL"/>
+        </w:rPr>
+        <w:instrText xml:space="preserve"> איור \* </w:instrText>
+      </w:r>
+      <w:r>
+        <w:rPr>
+          <w:lang w:bidi="he-IL"/>
+        </w:rPr>
+        <w:instrText>ARABIC</w:instrText>
+      </w:r>
+      <w:r>
+        <w:rPr>
+          <w:rtl/>
+          <w:lang w:bidi="he-IL"/>
+        </w:rPr>
+        <w:instrText xml:space="preserve"> </w:instrText>
+      </w:r>
+      <w:r>
+        <w:rPr>
+          <w:rtl/>
+          <w:lang w:bidi="he-IL"/>
+        </w:rPr>
+        <w:fldChar w:fldCharType="separate"/>
+      </w:r>
+      <w:r>
+        <w:rPr>
+          <w:noProof/>
+          <w:rtl/>
+          <w:lang w:bidi="he-IL"/>
+        </w:rPr>
+        <w:t>4</w:t>
+      </w:r>
+      <w:r>
+        <w:rPr>
+          <w:rtl/>
+          <w:lang w:bidi="he-IL"/>
+        </w:rPr>
+        <w:fldChar w:fldCharType="end"/>
+      </w:r>
+      <w:r>
+        <w:rPr>
+          <w:rFonts w:hint="cs"/>
+          <w:rtl/>
+          <w:lang w:bidi="he-IL"/>
+        </w:rPr>
+        <w:t xml:space="preserve"> </w:t>
+      </w:r>
+      <w:r>
+        <w:rPr>
+          <w:rtl/>
+          <w:lang w:bidi="he-IL"/>
+        </w:rPr>
+        <w:t>–</w:t>
+      </w:r>
+      <w:r>
+        <w:rPr>
+          <w:rFonts w:hint="cs"/>
+          <w:rtl/>
+          <w:lang w:bidi="he-IL"/>
+        </w:rPr>
+        <w:t xml:space="preserve"> הספקטוגרמה של האות</w:t>
+      </w:r>
+    </w:p>
+    <w:p>
+      <w:pPr>
+        <w:bidi/>
+        <w:rPr>
+          <w:rtl/>
+          <w:lang w:bidi="he-IL"/>
+        </w:rPr>
+      </w:pPr>
+    </w:p>
+    <w:p>
+      <w:pPr>
+        <w:bidi/>
+        <w:rPr>
+          <w:rtl/>
+          <w:lang w:bidi="he-IL"/>
+        </w:rPr>
+      </w:pPr>
+      <w:r>
+        <w:rPr>
+          <w:rFonts w:hint="cs"/>
+          <w:rtl/>
+          <w:lang w:bidi="he-IL"/>
+        </w:rPr>
+        <w:t>נשרטט את תגובת התדר במישור הזמן שהתקבלה לאחר ערך מוגרל לזמן ההדהוד:</w:t>
+      </w:r>
+    </w:p>
+    <w:p>
+      <w:pPr>
+        <w:keepNext/>
+        <w:bidi/>
+      </w:pPr>
+      <w:r>
+        <w:rPr>
+          <w:noProof/>
+          <w:lang w:bidi="he-IL"/>
+        </w:rPr>
+        <w:drawing>
+          <wp:inline distT="0" distB="0" distL="0" distR="0" wp14:anchorId="02269987" wp14:editId="4982C254">
+            <wp:extent cx="5943600" cy="3344545"/>
+            <wp:effectExtent l="0" t="0" r="0" b="0"/>
+            <wp:docPr id="922303105" name="Picture 3"/>
+            <wp:cNvGraphicFramePr>
+              <a:graphicFrameLocks xmlns:a="http://schemas.openxmlformats.org/drawingml/2006/main" noChangeAspect="1"/>
+            </wp:cNvGraphicFramePr>
+            <a:graphic xmlns:a="http://schemas.openxmlformats.org/drawingml/2006/main">
+              <a:graphicData uri="http://schemas.openxmlformats.org/drawingml/2006/picture">
+                <pic:pic xmlns:pic="http://schemas.openxmlformats.org/drawingml/2006/picture">
+                  <pic:nvPicPr>
+                    <pic:cNvPr id="922303105" name="Picture 922303105"/>
+                    <pic:cNvPicPr/>
+                  </pic:nvPicPr>
+                  <pic:blipFill>
+                    <a:blip r:embed="rId11" cstate="print">
+                      <a:extLst>
+                        <a:ext uri="{28A0092B-C50C-407E-A947-70E740481C1C}">
+                          <a14:useLocalDpi xmlns:a14="http://schemas.microsoft.com/office/drawing/2010/main" val="0"/>
+                        </a:ext>
+                      </a:extLst>
+                    </a:blip>
+                    <a:stretch>
+                      <a:fillRect/>
+                    </a:stretch>
+                  </pic:blipFill>
+                  <pic:spPr>
+                    <a:xfrm>
+                      <a:off x="0" y="0"/>
+                      <a:ext cx="5943600" cy="3344545"/>
+                    </a:xfrm>
+                    <a:prstGeom prst="rect">
+                      <a:avLst/>
+                    </a:prstGeom>
+                  </pic:spPr>
+                </pic:pic>
+              </a:graphicData>
+            </a:graphic>
+          </wp:inline>
+        </w:drawing>
+      </w:r>
+    </w:p>
+    <w:p>
+      <w:pPr>
+        <w:pStyle w:val="Caption"/>
+        <w:bidi/>
+        <w:jc w:val="center"/>
+        <w:rPr>
+          <w:lang w:bidi="he-IL"/>
+        </w:rPr>
+      </w:pPr>
+      <w:r>
+        <w:rPr>
+          <w:rtl/>
+          <w:lang w:bidi="he-IL"/>
+        </w:rPr>
+        <w:t xml:space="preserve">איור </w:t>
+      </w:r>
+      <w:r>
+        <w:rPr>
+          <w:rtl/>
+          <w:lang w:bidi="he-IL"/>
+        </w:rPr>
+        <w:fldChar w:fldCharType="begin"/>
+      </w:r>
+      <w:r>
+        <w:rPr>
+          <w:rtl/>
+          <w:lang w:bidi="he-IL"/>
+        </w:rPr>
+        <w:instrText xml:space="preserve"> </w:instrText>
+      </w:r>
+      <w:r>
+        <w:rPr>
+          <w:lang w:bidi="he-IL"/>
+        </w:rPr>
+        <w:instrText>SEQ</w:instrText>
+      </w:r>
+      <w:r>
+        <w:rPr>
+          <w:rtl/>
+          <w:lang w:bidi="he-IL"/>
+        </w:rPr>
+        <w:instrText xml:space="preserve"> איור \* </w:instrText>
+      </w:r>
+      <w:r>
+        <w:rPr>
+          <w:lang w:bidi="he-IL"/>
+        </w:rPr>
+        <w:instrText>ARABIC</w:instrText>
+      </w:r>
+      <w:r>
+        <w:rPr>
+          <w:rtl/>
+          <w:lang w:bidi="he-IL"/>
+        </w:rPr>
+        <w:instrText xml:space="preserve"> </w:instrText>
+      </w:r>
+      <w:r>
+        <w:rPr>
+          <w:rtl/>
+          <w:lang w:bidi="he-IL"/>
+        </w:rPr>
+        <w:fldChar w:fldCharType="separate"/>
+      </w:r>
+      <w:r>
+        <w:rPr>
+          <w:noProof/>
+          <w:rtl/>
+          <w:lang w:bidi="he-IL"/>
+        </w:rPr>
+        <w:t>5</w:t>
+      </w:r>
+      <w:r>
+        <w:rPr>
+          <w:rtl/>
+          <w:lang w:bidi="he-IL"/>
+        </w:rPr>
+        <w:fldChar w:fldCharType="end"/>
+      </w:r>
+      <w:r>
+        <w:rPr>
+          <w:rFonts w:hint="cs"/>
+          <w:rtl/>
+          <w:lang w:bidi="he-IL"/>
+        </w:rPr>
+        <w:t xml:space="preserve"> </w:t>
+      </w:r>
+      <w:r>
+        <w:rPr>
+          <w:rtl/>
+          <w:lang w:bidi="he-IL"/>
+        </w:rPr>
+        <w:t>–</w:t>
+      </w:r>
+      <w:r>
+        <w:rPr>
+          <w:rFonts w:hint="cs"/>
+          <w:rtl/>
+          <w:lang w:bidi="he-IL"/>
+        </w:rPr>
+        <w:t xml:space="preserve"> תגובת החדר</w:t>
+      </w:r>
+    </w:p>
+    <w:p>
+      <w:pPr>
+        <w:bidi/>
+        <w:rPr>
+          <w:rFonts w:cs="Arial"/>
+          <w:rtl/>
+          <w:lang w:bidi="he-IL"/>
+        </w:rPr>
+      </w:pPr>
+      <w:r>
+        <w:rPr>
+          <w:rFonts w:cs="Arial" w:hint="cs"/>
+          <w:rtl/>
+          <w:lang w:bidi="he-IL"/>
+        </w:rPr>
+        <w:lastRenderedPageBreak/>
+        <w:t>כעת נשרטט את האות המורעש בציר הזמן</w:t>
+      </w:r>
+    </w:p>
+    <w:p>
+      <w:pPr>
+        <w:keepNext/>
+        <w:bidi/>
+      </w:pPr>
+      <w:r>
+        <w:rPr>
+          <w:rFonts w:cs="Arial"/>
+          <w:noProof/>
+          <w:rtl/>
+          <w:lang w:val="he-IL" w:bidi="he-IL"/>
+        </w:rPr>
+        <w:drawing>
+          <wp:inline distT="0" distB="0" distL="0" distR="0" wp14:anchorId="2DE26BAF" wp14:editId="1A54FD36">
+            <wp:extent cx="5943600" cy="3344545"/>
+            <wp:effectExtent l="0" t="0" r="0" b="0"/>
+            <wp:docPr id="382736916" name="Picture 4"/>
+            <wp:cNvGraphicFramePr>
+              <a:graphicFrameLocks xmlns:a="http://schemas.openxmlformats.org/drawingml/2006/main" noChangeAspect="1"/>
+            </wp:cNvGraphicFramePr>
+            <a:graphic xmlns:a="http://schemas.openxmlformats.org/drawingml/2006/main">
+              <a:graphicData uri="http://schemas.openxmlformats.org/drawingml/2006/picture">
+                <pic:pic xmlns:pic="http://schemas.openxmlformats.org/drawingml/2006/picture">
+                  <pic:nvPicPr>
+                    <pic:cNvPr id="382736916" name="Picture 382736916"/>
+                    <pic:cNvPicPr/>
+                  </pic:nvPicPr>
+                  <pic:blipFill>
+                    <a:blip r:embed="rId12" cstate="print">
+                      <a:extLst>
+                        <a:ext uri="{28A0092B-C50C-407E-A947-70E740481C1C}">
+                          <a14:useLocalDpi xmlns:a14="http://schemas.microsoft.com/office/drawing/2010/main" val="0"/>
+                        </a:ext>
+                      </a:extLst>
+                    </a:blip>
+                    <a:stretch>
+                      <a:fillRect/>
+                    </a:stretch>
+                  </pic:blipFill>
+                  <pic:spPr>
+                    <a:xfrm>
+                      <a:off x="0" y="0"/>
+                      <a:ext cx="5943600" cy="3344545"/>
+                    </a:xfrm>
+                    <a:prstGeom prst="rect">
+                      <a:avLst/>
+                    </a:prstGeom>
+                  </pic:spPr>
+                </pic:pic>
+              </a:graphicData>
+            </a:graphic>
+          </wp:inline>
+        </w:drawing>
+      </w:r>
+    </w:p>
+    <w:p>
+      <w:pPr>
+        <w:pStyle w:val="Caption"/>
+        <w:bidi/>
+        <w:jc w:val="center"/>
+        <w:rPr>
+          <w:rFonts w:cs="Arial"/>
+          <w:rtl/>
+          <w:lang w:bidi="he-IL"/>
+        </w:rPr>
+      </w:pPr>
+      <w:r>
+        <w:rPr>
+          <w:rtl/>
+          <w:lang w:bidi="he-IL"/>
+        </w:rPr>
+        <w:t xml:space="preserve">איור </w:t>
+      </w:r>
+      <w:r>
+        <w:rPr>
+          <w:rtl/>
+          <w:lang w:bidi="he-IL"/>
+        </w:rPr>
+        <w:fldChar w:fldCharType="begin"/>
+      </w:r>
+      <w:r>
+        <w:rPr>
+          <w:rtl/>
+          <w:lang w:bidi="he-IL"/>
+        </w:rPr>
+        <w:instrText xml:space="preserve"> </w:instrText>
+      </w:r>
+      <w:r>
+        <w:rPr>
+          <w:lang w:bidi="he-IL"/>
+        </w:rPr>
+        <w:instrText>SEQ</w:instrText>
+      </w:r>
+      <w:r>
+        <w:rPr>
+          <w:rtl/>
+          <w:lang w:bidi="he-IL"/>
+        </w:rPr>
+        <w:instrText xml:space="preserve"> איור \* </w:instrText>
+      </w:r>
+      <w:r>
+        <w:rPr>
+          <w:lang w:bidi="he-IL"/>
+        </w:rPr>
+        <w:instrText>ARABIC</w:instrText>
+      </w:r>
+      <w:r>
+        <w:rPr>
+          <w:rtl/>
+          <w:lang w:bidi="he-IL"/>
+        </w:rPr>
+        <w:instrText xml:space="preserve"> </w:instrText>
+      </w:r>
+      <w:r>
+        <w:rPr>
+          <w:rtl/>
+          <w:lang w:bidi="he-IL"/>
+        </w:rPr>
+        <w:fldChar w:fldCharType="separate"/>
+      </w:r>
+      <w:r>
+        <w:rPr>
+          <w:noProof/>
+          <w:rtl/>
+          <w:lang w:bidi="he-IL"/>
+        </w:rPr>
+        <w:t>6</w:t>
+      </w:r>
+      <w:r>
+        <w:rPr>
+          <w:rtl/>
+          <w:lang w:bidi="he-IL"/>
+        </w:rPr>
+        <w:fldChar w:fldCharType="end"/>
+      </w:r>
+      <w:r>
+        <w:rPr>
+          <w:rFonts w:hint="cs"/>
+          <w:rtl/>
+          <w:lang w:bidi="he-IL"/>
+        </w:rPr>
+        <w:t xml:space="preserve"> </w:t>
+      </w:r>
+      <w:r>
+        <w:rPr>
+          <w:rtl/>
+          <w:lang w:bidi="he-IL"/>
+        </w:rPr>
+        <w:t>–</w:t>
+      </w:r>
+      <w:r>
+        <w:rPr>
+          <w:rFonts w:hint="cs"/>
+          <w:rtl/>
+          <w:lang w:bidi="he-IL"/>
+        </w:rPr>
+        <w:t xml:space="preserve"> האות המורעש בציר הזמן</w:t>
+      </w:r>
+    </w:p>
+    <w:p>
+      <w:pPr>
+        <w:bidi/>
+        <w:rPr>
+          <w:rFonts w:cs="Arial"/>
+          <w:rtl/>
+          <w:lang w:bidi="he-IL"/>
+        </w:rPr>
+      </w:pPr>
+      <w:r>
+        <w:rPr>
+          <w:rFonts w:cs="Arial" w:hint="cs"/>
+          <w:rtl/>
+          <w:lang w:bidi="he-IL"/>
+        </w:rPr>
+        <w:t xml:space="preserve">ואת האות שהתקבל לאחר הפעלת אלגוריתם ה- </w:t>
+      </w:r>
+      <w:r>
+        <w:rPr>
+          <w:rFonts w:cs="Arial"/>
+          <w:lang w:bidi="he-IL"/>
+        </w:rPr>
+        <w:t>prop-relax</w:t>
+      </w:r>
+      <w:r>
+        <w:rPr>
+          <w:rFonts w:cs="Arial" w:hint="cs"/>
+          <w:rtl/>
+          <w:lang w:bidi="he-IL"/>
+        </w:rPr>
+        <w:t xml:space="preserve"> (אלגוריתם ה- </w:t>
+      </w:r>
+      <w:proofErr w:type="spellStart"/>
+      <w:r>
+        <w:rPr>
+          <w:rFonts w:cs="Arial"/>
+          <w:lang w:bidi="he-IL"/>
+        </w:rPr>
+        <w:t>MPrDR</w:t>
+      </w:r>
+      <w:proofErr w:type="spellEnd"/>
+      <w:r>
+        <w:rPr>
+          <w:rFonts w:cs="Arial" w:hint="cs"/>
+          <w:rtl/>
+          <w:lang w:bidi="he-IL"/>
+        </w:rPr>
+        <w:t xml:space="preserve"> בגרסת ה- </w:t>
+      </w:r>
+      <w:r>
+        <w:rPr>
+          <w:rFonts w:cs="Arial"/>
+          <w:lang w:bidi="he-IL"/>
+        </w:rPr>
+        <w:t>offline</w:t>
+      </w:r>
+      <w:r>
+        <w:rPr>
+          <w:rFonts w:cs="Arial" w:hint="cs"/>
+          <w:rtl/>
+          <w:lang w:bidi="he-IL"/>
+        </w:rPr>
+        <w:t>)</w:t>
+      </w:r>
+      <w:r>
+        <w:rPr>
+          <w:rFonts w:cs="Arial"/>
+          <w:noProof/>
+          <w:rtl/>
+          <w:lang w:val="he-IL" w:bidi="he-IL"/>
+        </w:rPr>
+        <w:drawing>
+          <wp:inline distT="0" distB="0" distL="0" distR="0" wp14:anchorId="489B0D0D" wp14:editId="382C6615">
+            <wp:extent cx="5943600" cy="3344545"/>
+            <wp:effectExtent l="0" t="0" r="0" b="0"/>
+            <wp:docPr id="1124957579" name="Picture 5"/>
+            <wp:cNvGraphicFramePr>
+              <a:graphicFrameLocks xmlns:a="http://schemas.openxmlformats.org/drawingml/2006/main" noChangeAspect="1"/>
+            </wp:cNvGraphicFramePr>
+            <a:graphic xmlns:a="http://schemas.openxmlformats.org/drawingml/2006/main">
+              <a:graphicData uri="http://schemas.openxmlformats.org/drawingml/2006/picture">
+                <pic:pic xmlns:pic="http://schemas.openxmlformats.org/drawingml/2006/picture">
+                  <pic:nvPicPr>
+                    <pic:cNvPr id="1124957579" name="Picture 1124957579"/>
+                    <pic:cNvPicPr/>
+                  </pic:nvPicPr>
+                  <pic:blipFill>
+                    <a:blip r:embed="rId13" cstate="print">
+                      <a:extLst>
+                        <a:ext uri="{28A0092B-C50C-407E-A947-70E740481C1C}">
+                          <a14:useLocalDpi xmlns:a14="http://schemas.microsoft.com/office/drawing/2010/main" val="0"/>
+                        </a:ext>
+                      </a:extLst>
+                    </a:blip>
+                    <a:stretch>
+                      <a:fillRect/>
+                    </a:stretch>
+                  </pic:blipFill>
+                  <pic:spPr>
+                    <a:xfrm>
+                      <a:off x="0" y="0"/>
+                      <a:ext cx="5943600" cy="3344545"/>
+                    </a:xfrm>
+                    <a:prstGeom prst="rect">
+                      <a:avLst/>
+                    </a:prstGeom>
+                  </pic:spPr>
+                </pic:pic>
+              </a:graphicData>
+            </a:graphic>
+          </wp:inline>
+        </w:drawing>
+      </w:r>
+    </w:p>
+    <w:p>
+      <w:pPr>
+        <w:bidi/>
+        <w:rPr>
+          <w:rFonts w:cs="Arial"/>
+          <w:rtl/>
+          <w:lang w:bidi="he-IL"/>
+        </w:rPr>
+      </w:pPr>
+      <w:r>
+        <w:rPr>
+          <w:rFonts w:cs="Arial" w:hint="cs"/>
+          <w:rtl/>
+          <w:lang w:bidi="he-IL"/>
+        </w:rPr>
+        <w:t>בדומה ל</w:t>
+      </w:r>
+      <w:r>
+        <w:rPr>
+          <w:rFonts w:cs="Arial" w:hint="cs"/>
+          <w:b/>
+          <w:bCs/>
           <w:rtl/>
           <w:lang w:bidi="he-IL"/>
         </w:rPr>
@@ -5443,8 +6183,9 @@
           <w:rtl/>
           <w:lang w:bidi="he-IL"/>
         </w:rPr>
+        <w:lastRenderedPageBreak/>
         <w:drawing>
-          <wp:inline distT="0" distB="0" distL="0" distR="0" wp14:anchorId="4CED0EFB" wp14:editId="506C59CE">
+          <wp:inline distT="0" distB="0" distL="0" distR="0" wp14:anchorId="5117C05A" wp14:editId="173B1DE1">
             <wp:extent cx="5943600" cy="3188970"/>
             <wp:effectExtent l="0" t="0" r="0" b="0"/>
             <wp:docPr id="514138210" name="Picture 1"/>
@@ -5459,7 +6200,7 @@
                     <pic:cNvPicPr/>
                   </pic:nvPicPr>
                   <pic:blipFill>
-                    <a:blip r:embed="rId11"/>
+                    <a:blip r:embed="rId14"/>
                     <a:stretch>
                       <a:fillRect/>
                     </a:stretch>
@@ -5515,7 +6256,6 @@
           <w:rtl/>
           <w:lang w:bidi="he-IL"/>
         </w:rPr>
-        <w:lastRenderedPageBreak/>
         <w:t>בדומה ל</w:t>
       </w:r>
       <w:r>
@@ -5534,25 +6274,7 @@
           <w:rtl/>
           <w:lang w:bidi="he-IL"/>
         </w:rPr>
-        <w:t xml:space="preserve"> במאמר, נציג </w:t>
-      </w:r>
-      <w:proofErr w:type="spellStart"/>
-      <w:r>
-        <w:rPr>
-          <w:rFonts w:cs="Arial" w:hint="cs"/>
-          <w:rtl/>
-          <w:lang w:bidi="he-IL"/>
-        </w:rPr>
-        <w:t>היסטוגרמה</w:t>
-      </w:r>
-      <w:proofErr w:type="spellEnd"/>
-      <w:r>
-        <w:rPr>
-          <w:rFonts w:cs="Arial" w:hint="cs"/>
-          <w:rtl/>
-          <w:lang w:bidi="he-IL"/>
-        </w:rPr>
-        <w:t xml:space="preserve"> של פרמטר ה- </w:t>
+        <w:t xml:space="preserve"> במאמר, נציג היסטוגרמה של פרמטר ה- </w:t>
       </w:r>
       <w:r>
         <w:rPr>
@@ -5606,25 +6328,7 @@
           <w:rtl/>
           <w:lang w:bidi="he-IL"/>
         </w:rPr>
-        <w:t xml:space="preserve">, בו נעשה שימוש במשוואה 25 כדי לייצג את הקלת תנאי חוסר העיוות. בדומה לגרף 6, נציג </w:t>
-      </w:r>
-      <w:proofErr w:type="spellStart"/>
-      <w:r>
-        <w:rPr>
-          <w:rFonts w:cs="Arial" w:hint="cs"/>
-          <w:rtl/>
-          <w:lang w:bidi="he-IL"/>
-        </w:rPr>
-        <w:t>היסטוגרמה</w:t>
-      </w:r>
-      <w:proofErr w:type="spellEnd"/>
-      <w:r>
-        <w:rPr>
-          <w:rFonts w:cs="Arial" w:hint="cs"/>
-          <w:rtl/>
-          <w:lang w:bidi="he-IL"/>
-        </w:rPr>
-        <w:t xml:space="preserve"> על ערכי </w:t>
+        <w:t xml:space="preserve">, בו נעשה שימוש במשוואה 25 כדי לייצג את הקלת תנאי חוסר העיוות. בדומה לגרף 6, נציג היסטוגרמה על ערכי </w:t>
       </w:r>
       <m:oMath>
         <m:r>
@@ -5737,7 +6441,7 @@
           <w:lang w:bidi="he-IL"/>
         </w:rPr>
         <w:drawing>
-          <wp:inline distT="0" distB="0" distL="0" distR="0" wp14:anchorId="13BD2BCD" wp14:editId="66BE8DC8">
+          <wp:inline distT="0" distB="0" distL="0" distR="0" wp14:anchorId="51F60AC4" wp14:editId="6707ECB9">
             <wp:extent cx="5943600" cy="2934970"/>
             <wp:effectExtent l="0" t="0" r="0" b="0"/>
             <wp:docPr id="1739749114" name="Picture 1"/>
@@ -5752,7 +6456,7 @@
                     <pic:cNvPicPr/>
                   </pic:nvPicPr>
                   <pic:blipFill>
-                    <a:blip r:embed="rId12"/>
+                    <a:blip r:embed="rId15"/>
                     <a:stretch>
                       <a:fillRect/>
                     </a:stretch>
@@ -5778,29 +6482,1765 @@
         <w:bidi/>
         <w:rPr>
           <w:rFonts w:cs="Arial"/>
+          <w:rtl/>
+          <w:lang w:bidi="he-IL"/>
+        </w:rPr>
+      </w:pPr>
+      <w:r>
+        <w:rPr>
+          <w:rFonts w:cs="Arial"/>
           <w:b/>
           <w:bCs/>
-          <w:u w:val="single"/>
-          <w:rtl/>
-          <w:lang w:bidi="he-IL"/>
-        </w:rPr>
-      </w:pPr>
-    </w:p>
-    <w:p>
-      <w:pPr>
-        <w:bidi/>
-        <w:rPr>
-          <w:rFonts w:cs="Arial"/>
+          <w:noProof/>
+          <w:lang w:bidi="he-IL"/>
+        </w:rPr>
+        <w:lastRenderedPageBreak/>
+        <w:drawing>
+          <wp:anchor distT="0" distB="0" distL="114300" distR="114300" simplePos="0" relativeHeight="251661312" behindDoc="0" locked="0" layoutInCell="1" allowOverlap="1" wp14:anchorId="03C60554" wp14:editId="7ACF57BF">
+            <wp:simplePos x="0" y="0"/>
+            <wp:positionH relativeFrom="column">
+              <wp:posOffset>-733425</wp:posOffset>
+            </wp:positionH>
+            <wp:positionV relativeFrom="paragraph">
+              <wp:posOffset>531208</wp:posOffset>
+            </wp:positionV>
+            <wp:extent cx="7453630" cy="3398520"/>
+            <wp:effectExtent l="0" t="0" r="0" b="0"/>
+            <wp:wrapSquare wrapText="bothSides"/>
+            <wp:docPr id="6" name="Content Placeholder 5" descr="A group of graphs showing the results of a performance&#10;&#10;AI-generated content may be incorrect.">
+              <a:extLst xmlns:a="http://schemas.openxmlformats.org/drawingml/2006/main">
+                <a:ext uri="{FF2B5EF4-FFF2-40B4-BE49-F238E27FC236}">
+                  <a16:creationId xmlns:a16="http://schemas.microsoft.com/office/drawing/2014/main" id="{3D721855-1564-E637-768A-061925CD25FD}"/>
+                </a:ext>
+              </a:extLst>
+            </wp:docPr>
+            <wp:cNvGraphicFramePr>
+              <a:graphicFrameLocks xmlns:a="http://schemas.openxmlformats.org/drawingml/2006/main" noGrp="1" noChangeAspect="1"/>
+            </wp:cNvGraphicFramePr>
+            <a:graphic xmlns:a="http://schemas.openxmlformats.org/drawingml/2006/main">
+              <a:graphicData uri="http://schemas.openxmlformats.org/drawingml/2006/picture">
+                <pic:pic xmlns:pic="http://schemas.openxmlformats.org/drawingml/2006/picture">
+                  <pic:nvPicPr>
+                    <pic:cNvPr id="6" name="Content Placeholder 5" descr="A group of graphs showing the results of a performance&#10;&#10;AI-generated content may be incorrect.">
+                      <a:extLst>
+                        <a:ext uri="{FF2B5EF4-FFF2-40B4-BE49-F238E27FC236}">
+                          <a16:creationId xmlns:a16="http://schemas.microsoft.com/office/drawing/2014/main" id="{3D721855-1564-E637-768A-061925CD25FD}"/>
+                        </a:ext>
+                      </a:extLst>
+                    </pic:cNvPr>
+                    <pic:cNvPicPr>
+                      <a:picLocks noGrp="1" noChangeAspect="1"/>
+                    </pic:cNvPicPr>
+                  </pic:nvPicPr>
+                  <pic:blipFill>
+                    <a:blip r:embed="rId16"/>
+                    <a:stretch>
+                      <a:fillRect/>
+                    </a:stretch>
+                  </pic:blipFill>
+                  <pic:spPr>
+                    <a:xfrm>
+                      <a:off x="0" y="0"/>
+                      <a:ext cx="7453630" cy="3398520"/>
+                    </a:xfrm>
+                    <a:prstGeom prst="rect">
+                      <a:avLst/>
+                    </a:prstGeom>
+                  </pic:spPr>
+                </pic:pic>
+              </a:graphicData>
+            </a:graphic>
+            <wp14:sizeRelH relativeFrom="margin">
+              <wp14:pctWidth>0</wp14:pctWidth>
+            </wp14:sizeRelH>
+            <wp14:sizeRelV relativeFrom="margin">
+              <wp14:pctHeight>0</wp14:pctHeight>
+            </wp14:sizeRelV>
+          </wp:anchor>
+        </w:drawing>
+      </w:r>
+      <w:r>
+        <w:rPr>
+          <w:rFonts w:cs="Arial" w:hint="cs"/>
           <w:b/>
           <w:bCs/>
-          <w:u w:val="single"/>
-          <w:rtl/>
-          <w:lang w:bidi="he-IL"/>
-        </w:rPr>
-      </w:pPr>
-      <w:r>
-        <w:rPr>
-          <w:rFonts w:cs="Arial" w:hint="cs"/>
+          <w:rtl/>
+          <w:lang w:bidi="he-IL"/>
+        </w:rPr>
+        <w:t xml:space="preserve">בדומה לגרף 4 </w:t>
+      </w:r>
+      <w:r>
+        <w:rPr>
+          <w:rFonts w:cs="Arial" w:hint="cs"/>
+          <w:rtl/>
+          <w:lang w:bidi="he-IL"/>
+        </w:rPr>
+        <w:t xml:space="preserve">במאמר, </w:t>
+      </w:r>
+      <w:r>
+        <w:rPr>
+          <w:rFonts w:cs="Arial" w:hint="cs"/>
+          <w:rtl/>
+          <w:lang w:bidi="he-IL"/>
+        </w:rPr>
+        <w:t>ניתן לראות את ביצועי האלגוריתם עבור כמות עבור כמות איטרציות</w:t>
+      </w:r>
+      <w:r>
+        <w:rPr>
+          <w:rFonts w:cs="Arial" w:hint="cs"/>
+          <w:rtl/>
+          <w:lang w:bidi="he-IL"/>
+        </w:rPr>
+        <w:t xml:space="preserve"> וגודל ה </w:t>
+      </w:r>
+      <w:r>
+        <w:rPr>
+          <w:rFonts w:cs="Arial"/>
+          <w:lang w:bidi="he-IL"/>
+        </w:rPr>
+        <w:t>STFT</w:t>
+      </w:r>
+      <w:r>
+        <w:rPr>
+          <w:rFonts w:cs="Arial" w:hint="cs"/>
+          <w:rtl/>
+          <w:lang w:bidi="he-IL"/>
+        </w:rPr>
+        <w:t xml:space="preserve">, עבור </w:t>
+      </w:r>
+      <w:r>
+        <w:rPr>
+          <w:rFonts w:cs="Arial"/>
+          <w:lang w:bidi="he-IL"/>
+        </w:rPr>
+        <w:t>relaxed</w:t>
+      </w:r>
+      <w:r>
+        <w:rPr>
+          <w:rFonts w:cs="Arial" w:hint="cs"/>
+          <w:rtl/>
+          <w:lang w:bidi="he-IL"/>
+        </w:rPr>
+        <w:t xml:space="preserve"> ועבור </w:t>
+      </w:r>
+      <w:r>
+        <w:rPr>
+          <w:rFonts w:cs="Arial"/>
+          <w:lang w:bidi="he-IL"/>
+        </w:rPr>
+        <w:t>exact</w:t>
+      </w:r>
+      <w:r>
+        <w:rPr>
+          <w:rFonts w:cs="Arial" w:hint="cs"/>
+          <w:rtl/>
+          <w:lang w:bidi="he-IL"/>
+        </w:rPr>
+        <w:t>:</w:t>
+      </w:r>
+    </w:p>
+    <w:p>
+      <w:pPr>
+        <w:bidi/>
+        <w:rPr>
+          <w:rFonts w:cs="Arial"/>
+          <w:rtl/>
+          <w:lang w:bidi="he-IL"/>
+        </w:rPr>
+      </w:pPr>
+    </w:p>
+    <w:p>
+      <w:pPr>
+        <w:bidi/>
+        <w:rPr>
+          <w:rFonts w:cs="Arial"/>
+          <w:rtl/>
+          <w:lang w:bidi="he-IL"/>
+        </w:rPr>
+      </w:pPr>
+      <w:r>
+        <w:rPr>
+          <w:rFonts w:cs="Arial" w:hint="cs"/>
+          <w:rtl/>
+          <w:lang w:bidi="he-IL"/>
+        </w:rPr>
+        <w:t xml:space="preserve">מדד הטיב </w:t>
+      </w:r>
+      <w:r>
+        <w:rPr>
+          <w:rFonts w:cs="Arial"/>
+          <w:lang w:bidi="he-IL"/>
+        </w:rPr>
+        <w:t>DR</w:t>
+      </w:r>
+      <w:r>
+        <w:rPr>
+          <w:rFonts w:cs="Arial" w:hint="cs"/>
+          <w:rtl/>
+          <w:lang w:bidi="he-IL"/>
+        </w:rPr>
+        <w:t xml:space="preserve"> מוגדר להיות:</w:t>
+      </w:r>
+    </w:p>
+    <w:p>
+      <w:pPr>
+        <w:bidi/>
+        <w:rPr>
+          <w:rFonts w:cs="Arial"/>
+          <w:i/>
+          <w:rtl/>
+          <w:lang w:bidi="he-IL"/>
+        </w:rPr>
+      </w:pPr>
+      <m:oMathPara>
+        <m:oMath>
+          <m:r>
+            <w:rPr>
+              <w:rFonts w:ascii="Cambria Math" w:hAnsi="Cambria Math" w:cs="Arial"/>
+              <w:lang w:bidi="he-IL"/>
+            </w:rPr>
+            <m:t>DR</m:t>
+          </m:r>
+          <m:d>
+            <m:dPr>
+              <m:ctrlPr>
+                <w:rPr>
+                  <w:rFonts w:ascii="Cambria Math" w:hAnsi="Cambria Math" w:cs="Arial"/>
+                  <w:i/>
+                  <w:lang w:bidi="he-IL"/>
+                </w:rPr>
+              </m:ctrlPr>
+            </m:dPr>
+            <m:e>
+              <m:sSub>
+                <m:sSubPr>
+                  <m:ctrlPr>
+                    <w:rPr>
+                      <w:rFonts w:ascii="Cambria Math" w:hAnsi="Cambria Math" w:cs="Arial"/>
+                      <w:i/>
+                      <w:lang w:bidi="he-IL"/>
+                    </w:rPr>
+                  </m:ctrlPr>
+                </m:sSubPr>
+                <m:e>
+                  <m:r>
+                    <w:rPr>
+                      <w:rFonts w:ascii="Cambria Math" w:hAnsi="Cambria Math" w:cs="Arial"/>
+                      <w:lang w:bidi="he-IL"/>
+                    </w:rPr>
+                    <m:t>ω</m:t>
+                  </m:r>
+                </m:e>
+                <m:sub>
+                  <m:r>
+                    <w:rPr>
+                      <w:rFonts w:ascii="Cambria Math" w:hAnsi="Cambria Math" w:cs="Arial"/>
+                      <w:lang w:bidi="he-IL"/>
+                    </w:rPr>
+                    <m:t>0</m:t>
+                  </m:r>
+                </m:sub>
+              </m:sSub>
+              <m:r>
+                <w:rPr>
+                  <w:rFonts w:ascii="Cambria Math" w:hAnsi="Cambria Math" w:cs="Arial"/>
+                  <w:lang w:bidi="he-IL"/>
+                </w:rPr>
+                <m:t xml:space="preserve">, …, </m:t>
+              </m:r>
+              <m:sSub>
+                <m:sSubPr>
+                  <m:ctrlPr>
+                    <w:rPr>
+                      <w:rFonts w:ascii="Cambria Math" w:hAnsi="Cambria Math" w:cs="Arial"/>
+                      <w:i/>
+                      <w:lang w:bidi="he-IL"/>
+                    </w:rPr>
+                  </m:ctrlPr>
+                </m:sSubPr>
+                <m:e>
+                  <m:r>
+                    <w:rPr>
+                      <w:rFonts w:ascii="Cambria Math" w:hAnsi="Cambria Math" w:cs="Arial"/>
+                      <w:lang w:bidi="he-IL"/>
+                    </w:rPr>
+                    <m:t>ω</m:t>
+                  </m:r>
+                </m:e>
+                <m:sub>
+                  <m:r>
+                    <w:rPr>
+                      <w:rFonts w:ascii="Cambria Math" w:hAnsi="Cambria Math" w:cs="Arial"/>
+                      <w:lang w:bidi="he-IL"/>
+                    </w:rPr>
+                    <m:t>F-1</m:t>
+                  </m:r>
+                </m:sub>
+              </m:sSub>
+            </m:e>
+          </m:d>
+          <m:r>
+            <w:rPr>
+              <w:rFonts w:ascii="Cambria Math" w:hAnsi="Cambria Math" w:cs="Arial"/>
+              <w:lang w:bidi="he-IL"/>
+            </w:rPr>
+            <m:t>=10</m:t>
+          </m:r>
+          <m:func>
+            <m:funcPr>
+              <m:ctrlPr>
+                <w:rPr>
+                  <w:rFonts w:ascii="Cambria Math" w:hAnsi="Cambria Math" w:cs="Arial"/>
+                  <w:i/>
+                  <w:lang w:bidi="he-IL"/>
+                </w:rPr>
+              </m:ctrlPr>
+            </m:funcPr>
+            <m:fName>
+              <m:r>
+                <m:rPr>
+                  <m:sty m:val="p"/>
+                </m:rPr>
+                <w:rPr>
+                  <w:rFonts w:ascii="Cambria Math" w:hAnsi="Cambria Math" w:cs="Arial"/>
+                  <w:lang w:bidi="he-IL"/>
+                </w:rPr>
+                <m:t>log</m:t>
+              </m:r>
+            </m:fName>
+            <m:e>
+              <m:d>
+                <m:dPr>
+                  <m:ctrlPr>
+                    <w:rPr>
+                      <w:rFonts w:ascii="Cambria Math" w:hAnsi="Cambria Math" w:cs="Arial"/>
+                      <w:i/>
+                      <w:lang w:bidi="he-IL"/>
+                    </w:rPr>
+                  </m:ctrlPr>
+                </m:dPr>
+                <m:e>
+                  <m:f>
+                    <m:fPr>
+                      <m:ctrlPr>
+                        <w:rPr>
+                          <w:rFonts w:ascii="Cambria Math" w:hAnsi="Cambria Math" w:cs="Arial"/>
+                          <w:i/>
+                          <w:lang w:bidi="he-IL"/>
+                        </w:rPr>
+                      </m:ctrlPr>
+                    </m:fPr>
+                    <m:num>
+                      <m:r>
+                        <w:rPr>
+                          <w:rFonts w:ascii="Cambria Math" w:hAnsi="Cambria Math" w:cs="Arial"/>
+                          <w:lang w:bidi="he-IL"/>
+                        </w:rPr>
+                        <m:t>F</m:t>
+                      </m:r>
+                    </m:num>
+                    <m:den>
+                      <m:nary>
+                        <m:naryPr>
+                          <m:chr m:val="∑"/>
+                          <m:limLoc m:val="undOvr"/>
+                          <m:subHide m:val="1"/>
+                          <m:supHide m:val="1"/>
+                          <m:ctrlPr>
+                            <w:rPr>
+                              <w:rFonts w:ascii="Cambria Math" w:hAnsi="Cambria Math" w:cs="Arial"/>
+                              <w:i/>
+                              <w:lang w:bidi="he-IL"/>
+                            </w:rPr>
+                          </m:ctrlPr>
+                        </m:naryPr>
+                        <m:sub/>
+                        <m:sup/>
+                        <m:e>
+                          <m:sSup>
+                            <m:sSupPr>
+                              <m:ctrlPr>
+                                <w:rPr>
+                                  <w:rFonts w:ascii="Cambria Math" w:hAnsi="Cambria Math" w:cs="Arial"/>
+                                  <w:i/>
+                                  <w:lang w:bidi="he-IL"/>
+                                </w:rPr>
+                              </m:ctrlPr>
+                            </m:sSupPr>
+                            <m:e>
+                              <m:d>
+                                <m:dPr>
+                                  <m:begChr m:val="|"/>
+                                  <m:endChr m:val="|"/>
+                                  <m:ctrlPr>
+                                    <w:rPr>
+                                      <w:rFonts w:ascii="Cambria Math" w:hAnsi="Cambria Math" w:cs="Arial"/>
+                                      <w:i/>
+                                      <w:lang w:bidi="he-IL"/>
+                                    </w:rPr>
+                                  </m:ctrlPr>
+                                </m:dPr>
+                                <m:e>
+                                  <m:r>
+                                    <w:rPr>
+                                      <w:rFonts w:ascii="Cambria Math" w:hAnsi="Cambria Math" w:cs="Arial"/>
+                                      <w:lang w:bidi="he-IL"/>
+                                    </w:rPr>
+                                    <m:t>1-</m:t>
+                                  </m:r>
+                                  <m:sSubSup>
+                                    <m:sSubSupPr>
+                                      <m:ctrlPr>
+                                        <w:rPr>
+                                          <w:rFonts w:ascii="Cambria Math" w:hAnsi="Cambria Math" w:cs="Arial"/>
+                                          <w:i/>
+                                          <w:lang w:bidi="he-IL"/>
+                                        </w:rPr>
+                                      </m:ctrlPr>
+                                    </m:sSubSupPr>
+                                    <m:e>
+                                      <m:r>
+                                        <w:rPr>
+                                          <w:rFonts w:ascii="Cambria Math" w:hAnsi="Cambria Math" w:cs="Arial"/>
+                                          <w:lang w:bidi="he-IL"/>
+                                        </w:rPr>
+                                        <m:t>α</m:t>
+                                      </m:r>
+                                    </m:e>
+                                    <m:sub>
+                                      <m:r>
+                                        <w:rPr>
+                                          <w:rFonts w:ascii="Cambria Math" w:hAnsi="Cambria Math" w:cs="Arial"/>
+                                          <w:lang w:bidi="he-IL"/>
+                                        </w:rPr>
+                                        <m:t>f</m:t>
+                                      </m:r>
+                                    </m:sub>
+                                    <m:sup>
+                                      <m:r>
+                                        <w:rPr>
+                                          <w:rFonts w:ascii="Cambria Math" w:hAnsi="Cambria Math" w:cs="Arial"/>
+                                          <w:lang w:bidi="he-IL"/>
+                                        </w:rPr>
+                                        <m:t>H</m:t>
+                                      </m:r>
+                                    </m:sup>
+                                  </m:sSubSup>
+                                  <m:sSub>
+                                    <m:sSubPr>
+                                      <m:ctrlPr>
+                                        <w:rPr>
+                                          <w:rFonts w:ascii="Cambria Math" w:hAnsi="Cambria Math" w:cs="Arial"/>
+                                          <w:i/>
+                                          <w:lang w:bidi="he-IL"/>
+                                        </w:rPr>
+                                      </m:ctrlPr>
+                                    </m:sSubPr>
+                                    <m:e>
+                                      <m:r>
+                                        <w:rPr>
+                                          <w:rFonts w:ascii="Cambria Math" w:hAnsi="Cambria Math" w:cs="Arial"/>
+                                          <w:lang w:bidi="he-IL"/>
+                                        </w:rPr>
+                                        <m:t>ω</m:t>
+                                      </m:r>
+                                    </m:e>
+                                    <m:sub>
+                                      <m:r>
+                                        <w:rPr>
+                                          <w:rFonts w:ascii="Cambria Math" w:hAnsi="Cambria Math" w:cs="Arial"/>
+                                          <w:lang w:bidi="he-IL"/>
+                                        </w:rPr>
+                                        <m:t>f</m:t>
+                                      </m:r>
+                                    </m:sub>
+                                  </m:sSub>
+                                </m:e>
+                              </m:d>
+                            </m:e>
+                            <m:sup>
+                              <m:r>
+                                <w:rPr>
+                                  <w:rFonts w:ascii="Cambria Math" w:hAnsi="Cambria Math" w:cs="Arial"/>
+                                  <w:lang w:bidi="he-IL"/>
+                                </w:rPr>
+                                <m:t>2</m:t>
+                              </m:r>
+                            </m:sup>
+                          </m:sSup>
+                          <m:r>
+                            <w:rPr>
+                              <w:rFonts w:ascii="Cambria Math" w:hAnsi="Cambria Math" w:cs="Arial"/>
+                              <w:lang w:bidi="he-IL"/>
+                            </w:rPr>
+                            <m:t xml:space="preserve"> </m:t>
+                          </m:r>
+                        </m:e>
+                      </m:nary>
+                    </m:den>
+                  </m:f>
+                </m:e>
+              </m:d>
+            </m:e>
+          </m:func>
+        </m:oMath>
+      </m:oMathPara>
+    </w:p>
+    <w:p>
+      <w:pPr>
+        <w:bidi/>
+        <w:rPr>
+          <w:rFonts w:cs="Arial"/>
+          <w:rtl/>
+          <w:lang w:bidi="he-IL"/>
+        </w:rPr>
+      </w:pPr>
+    </w:p>
+    <w:p>
+      <w:pPr>
+        <w:bidi/>
+        <w:rPr>
+          <w:rFonts w:cs="Arial"/>
+          <w:rtl/>
+          <w:lang w:bidi="he-IL"/>
+        </w:rPr>
+      </w:pPr>
+      <w:r>
+        <w:rPr>
+          <w:rFonts w:cs="Arial" w:hint="cs"/>
+          <w:rtl/>
+          <w:lang w:bidi="he-IL"/>
+        </w:rPr>
+        <w:t>מגרף זה אפשר לראות כמה דברים משמעותיים:</w:t>
+      </w:r>
+    </w:p>
+    <w:p>
+      <w:pPr>
+        <w:pStyle w:val="ListParagraph"/>
+        <w:numPr>
+          <w:ilvl w:val="0"/>
+          <w:numId w:val="10"/>
+        </w:numPr>
+        <w:bidi/>
+        <w:rPr>
+          <w:rFonts w:cs="Arial"/>
+          <w:lang w:bidi="he-IL"/>
+        </w:rPr>
+      </w:pPr>
+      <w:r>
+        <w:rPr>
+          <w:rFonts w:cs="Arial" w:hint="cs"/>
+          <w:rtl/>
+          <w:lang w:bidi="he-IL"/>
+        </w:rPr>
+        <w:t xml:space="preserve">הביצועים של </w:t>
+      </w:r>
+      <w:r>
+        <w:rPr>
+          <w:rFonts w:cs="Arial"/>
+          <w:lang w:bidi="he-IL"/>
+        </w:rPr>
+        <w:t xml:space="preserve">prop-relax </w:t>
+      </w:r>
+      <w:r>
+        <w:rPr>
+          <w:rFonts w:cs="Arial" w:hint="cs"/>
+          <w:rtl/>
+          <w:lang w:bidi="he-IL"/>
+        </w:rPr>
+        <w:t xml:space="preserve"> טובים יותר בכל אחד מהמדדים. ניתן לראות שההתנאי המקל יותר גורם לאלגוריתם להתכנס לפתרון יותר טוב.</w:t>
+      </w:r>
+    </w:p>
+    <w:p>
+      <w:pPr>
+        <w:pStyle w:val="ListParagraph"/>
+        <w:numPr>
+          <w:ilvl w:val="0"/>
+          <w:numId w:val="10"/>
+        </w:numPr>
+        <w:bidi/>
+        <w:rPr>
+          <w:rFonts w:cs="Arial"/>
+          <w:lang w:bidi="he-IL"/>
+        </w:rPr>
+      </w:pPr>
+      <w:r>
+        <w:rPr>
+          <w:rFonts w:cs="Arial" w:hint="cs"/>
+          <w:rtl/>
+          <w:lang w:bidi="he-IL"/>
+        </w:rPr>
+        <w:t xml:space="preserve">ניתן לראות שכמות ה </w:t>
+      </w:r>
+      <w:r>
+        <w:rPr>
+          <w:rFonts w:cs="Arial"/>
+          <w:lang w:bidi="he-IL"/>
+        </w:rPr>
+        <w:t>bins</w:t>
+      </w:r>
+      <w:r>
+        <w:rPr>
+          <w:rFonts w:cs="Arial" w:hint="cs"/>
+          <w:rtl/>
+          <w:lang w:bidi="he-IL"/>
+        </w:rPr>
+        <w:t xml:space="preserve"> ב </w:t>
+      </w:r>
+      <w:r>
+        <w:rPr>
+          <w:rFonts w:cs="Arial"/>
+          <w:lang w:bidi="he-IL"/>
+        </w:rPr>
+        <w:t>DFT</w:t>
+      </w:r>
+      <w:r>
+        <w:rPr>
+          <w:rFonts w:cs="Arial" w:hint="cs"/>
+          <w:rtl/>
+          <w:lang w:bidi="he-IL"/>
+        </w:rPr>
+        <w:t xml:space="preserve"> משפיעה על הביצועיים, אך כאשר משתמשים ב </w:t>
+      </w:r>
+      <w:r>
+        <w:rPr>
+          <w:rFonts w:cs="Arial"/>
+          <w:lang w:bidi="he-IL"/>
+        </w:rPr>
+        <w:t>16384</w:t>
+      </w:r>
+      <w:r>
+        <w:rPr>
+          <w:rFonts w:cs="Arial" w:hint="cs"/>
+          <w:rtl/>
+          <w:lang w:bidi="he-IL"/>
+        </w:rPr>
+        <w:t xml:space="preserve"> דגימות חלה ירידה בביצועים.</w:t>
+      </w:r>
+    </w:p>
+    <w:p>
+      <w:pPr>
+        <w:pStyle w:val="ListParagraph"/>
+        <w:numPr>
+          <w:ilvl w:val="0"/>
+          <w:numId w:val="10"/>
+        </w:numPr>
+        <w:bidi/>
+        <w:rPr>
+          <w:rFonts w:cs="Arial"/>
+          <w:lang w:bidi="he-IL"/>
+        </w:rPr>
+      </w:pPr>
+      <w:r>
+        <w:rPr>
+          <w:rFonts w:cs="Arial" w:hint="cs"/>
+          <w:rtl/>
+          <w:lang w:bidi="he-IL"/>
+        </w:rPr>
+        <w:t>ניתן לראות שמגיעים לביצועיים סבירים החל מ 100 איטרציות.</w:t>
+      </w:r>
+    </w:p>
+    <w:p>
+      <w:pPr>
+        <w:pStyle w:val="ListParagraph"/>
+        <w:bidi/>
+        <w:ind w:left="0"/>
+        <w:rPr>
+          <w:rFonts w:cs="Arial"/>
+          <w:rtl/>
+          <w:lang w:bidi="he-IL"/>
+        </w:rPr>
+      </w:pPr>
+    </w:p>
+    <w:p>
+      <w:pPr>
+        <w:pStyle w:val="ListParagraph"/>
+        <w:bidi/>
+        <w:ind w:left="0"/>
+        <w:rPr>
+          <w:rFonts w:cs="Arial"/>
+          <w:rtl/>
+          <w:lang w:bidi="he-IL"/>
+        </w:rPr>
+      </w:pPr>
+    </w:p>
+    <w:p>
+      <w:pPr>
+        <w:pStyle w:val="ListParagraph"/>
+        <w:bidi/>
+        <w:ind w:left="0"/>
+        <w:rPr>
+          <w:rFonts w:cs="Arial"/>
+          <w:rtl/>
+          <w:lang w:bidi="he-IL"/>
+        </w:rPr>
+      </w:pPr>
+    </w:p>
+    <w:p>
+      <w:pPr>
+        <w:pStyle w:val="ListParagraph"/>
+        <w:bidi/>
+        <w:ind w:left="0"/>
+        <w:rPr>
+          <w:rFonts w:cs="Arial"/>
+          <w:rtl/>
+          <w:lang w:bidi="he-IL"/>
+        </w:rPr>
+      </w:pPr>
+    </w:p>
+    <w:p>
+      <w:pPr>
+        <w:pStyle w:val="ListParagraph"/>
+        <w:bidi/>
+        <w:ind w:left="0"/>
+        <w:rPr>
+          <w:rFonts w:cs="Arial"/>
+          <w:rtl/>
+          <w:lang w:bidi="he-IL"/>
+        </w:rPr>
+      </w:pPr>
+    </w:p>
+    <w:p>
+      <w:pPr>
+        <w:pStyle w:val="ListParagraph"/>
+        <w:bidi/>
+        <w:ind w:left="0"/>
+        <w:rPr>
+          <w:rFonts w:cs="Arial"/>
+          <w:rtl/>
+          <w:lang w:bidi="he-IL"/>
+        </w:rPr>
+      </w:pPr>
+    </w:p>
+    <w:p>
+      <w:pPr>
+        <w:pStyle w:val="ListParagraph"/>
+        <w:bidi/>
+        <w:ind w:left="0"/>
+        <w:rPr>
+          <w:rFonts w:cs="Arial"/>
+          <w:rtl/>
+          <w:lang w:bidi="he-IL"/>
+        </w:rPr>
+      </w:pPr>
+      <w:r>
+        <w:rPr>
+          <w:rFonts w:cs="Arial" w:hint="cs"/>
+          <w:rtl/>
+          <w:lang w:bidi="he-IL"/>
+        </w:rPr>
+        <w:lastRenderedPageBreak/>
+        <w:t>מתאר הסימולציות לעיל הוא מהצורה הבאה:</w:t>
+      </w:r>
+    </w:p>
+    <w:p>
+      <w:pPr>
+        <w:pStyle w:val="ListParagraph"/>
+        <w:bidi/>
+        <w:ind w:left="0"/>
+        <w:rPr>
+          <w:rFonts w:cs="Arial"/>
+          <w:rtl/>
+          <w:lang w:bidi="he-IL"/>
+        </w:rPr>
+      </w:pPr>
+      <w:r>
+        <w:rPr>
+          <w:rFonts w:cs="Arial"/>
+          <w:rtl/>
+          <w:lang w:bidi="he-IL"/>
+        </w:rPr>
+        <w:drawing>
+          <wp:anchor distT="0" distB="0" distL="114300" distR="114300" simplePos="0" relativeHeight="251663360" behindDoc="0" locked="0" layoutInCell="1" allowOverlap="1" wp14:anchorId="425F1681" wp14:editId="1DA70BF6">
+            <wp:simplePos x="0" y="0"/>
+            <wp:positionH relativeFrom="column">
+              <wp:posOffset>474141</wp:posOffset>
+            </wp:positionH>
+            <wp:positionV relativeFrom="paragraph">
+              <wp:posOffset>17720</wp:posOffset>
+            </wp:positionV>
+            <wp:extent cx="5080635" cy="2899410"/>
+            <wp:effectExtent l="0" t="0" r="5715" b="0"/>
+            <wp:wrapSquare wrapText="bothSides"/>
+            <wp:docPr id="1311531474" name="Picture 1"/>
+            <wp:cNvGraphicFramePr>
+              <a:graphicFrameLocks xmlns:a="http://schemas.openxmlformats.org/drawingml/2006/main" noChangeAspect="1"/>
+            </wp:cNvGraphicFramePr>
+            <a:graphic xmlns:a="http://schemas.openxmlformats.org/drawingml/2006/main">
+              <a:graphicData uri="http://schemas.openxmlformats.org/drawingml/2006/picture">
+                <pic:pic xmlns:pic="http://schemas.openxmlformats.org/drawingml/2006/picture">
+                  <pic:nvPicPr>
+                    <pic:cNvPr id="1311531474" name=""/>
+                    <pic:cNvPicPr/>
+                  </pic:nvPicPr>
+                  <pic:blipFill>
+                    <a:blip r:embed="rId17"/>
+                    <a:stretch>
+                      <a:fillRect/>
+                    </a:stretch>
+                  </pic:blipFill>
+                  <pic:spPr>
+                    <a:xfrm>
+                      <a:off x="0" y="0"/>
+                      <a:ext cx="5080635" cy="2899410"/>
+                    </a:xfrm>
+                    <a:prstGeom prst="rect">
+                      <a:avLst/>
+                    </a:prstGeom>
+                  </pic:spPr>
+                </pic:pic>
+              </a:graphicData>
+            </a:graphic>
+            <wp14:sizeRelH relativeFrom="margin">
+              <wp14:pctWidth>0</wp14:pctWidth>
+            </wp14:sizeRelH>
+            <wp14:sizeRelV relativeFrom="margin">
+              <wp14:pctHeight>0</wp14:pctHeight>
+            </wp14:sizeRelV>
+          </wp:anchor>
+        </w:drawing>
+      </w:r>
+    </w:p>
+    <w:p>
+      <w:pPr>
+        <w:pStyle w:val="ListParagraph"/>
+        <w:bidi/>
+        <w:ind w:left="0"/>
+        <w:rPr>
+          <w:rFonts w:cs="Arial"/>
+          <w:rtl/>
+          <w:lang w:bidi="he-IL"/>
+        </w:rPr>
+      </w:pPr>
+    </w:p>
+    <w:p>
+      <w:pPr>
+        <w:pStyle w:val="ListParagraph"/>
+        <w:bidi/>
+        <w:ind w:left="0"/>
+        <w:rPr>
+          <w:rFonts w:cs="Arial"/>
+          <w:rtl/>
+          <w:lang w:bidi="he-IL"/>
+        </w:rPr>
+      </w:pPr>
+    </w:p>
+    <w:p>
+      <w:pPr>
+        <w:pStyle w:val="ListParagraph"/>
+        <w:bidi/>
+        <w:ind w:left="0"/>
+        <w:rPr>
+          <w:rFonts w:cs="Arial"/>
+          <w:rtl/>
+          <w:lang w:bidi="he-IL"/>
+        </w:rPr>
+      </w:pPr>
+    </w:p>
+    <w:p>
+      <w:pPr>
+        <w:pStyle w:val="ListParagraph"/>
+        <w:bidi/>
+        <w:ind w:left="0"/>
+        <w:rPr>
+          <w:rFonts w:cs="Arial"/>
+          <w:rtl/>
+          <w:lang w:bidi="he-IL"/>
+        </w:rPr>
+      </w:pPr>
+    </w:p>
+    <w:p>
+      <w:pPr>
+        <w:pStyle w:val="ListParagraph"/>
+        <w:bidi/>
+        <w:ind w:left="0"/>
+        <w:rPr>
+          <w:rFonts w:cs="Arial"/>
+          <w:rtl/>
+          <w:lang w:bidi="he-IL"/>
+        </w:rPr>
+      </w:pPr>
+    </w:p>
+    <w:p>
+      <w:pPr>
+        <w:pStyle w:val="ListParagraph"/>
+        <w:bidi/>
+        <w:ind w:left="0"/>
+        <w:rPr>
+          <w:rFonts w:cs="Arial"/>
+          <w:rtl/>
+          <w:lang w:bidi="he-IL"/>
+        </w:rPr>
+      </w:pPr>
+    </w:p>
+    <w:p>
+      <w:pPr>
+        <w:pStyle w:val="ListParagraph"/>
+        <w:bidi/>
+        <w:ind w:left="0"/>
+        <w:rPr>
+          <w:rFonts w:cs="Arial"/>
+          <w:rtl/>
+          <w:lang w:bidi="he-IL"/>
+        </w:rPr>
+      </w:pPr>
+    </w:p>
+    <w:p>
+      <w:pPr>
+        <w:pStyle w:val="ListParagraph"/>
+        <w:bidi/>
+        <w:ind w:left="0"/>
+        <w:rPr>
+          <w:rFonts w:cs="Arial"/>
+          <w:rtl/>
+          <w:lang w:bidi="he-IL"/>
+        </w:rPr>
+      </w:pPr>
+    </w:p>
+    <w:p>
+      <w:pPr>
+        <w:pStyle w:val="ListParagraph"/>
+        <w:bidi/>
+        <w:ind w:left="0"/>
+        <w:rPr>
+          <w:rFonts w:cs="Arial"/>
+          <w:rtl/>
+          <w:lang w:bidi="he-IL"/>
+        </w:rPr>
+      </w:pPr>
+    </w:p>
+    <w:p>
+      <w:pPr>
+        <w:pStyle w:val="ListParagraph"/>
+        <w:bidi/>
+        <w:ind w:left="0"/>
+        <w:rPr>
+          <w:rFonts w:cs="Arial"/>
+          <w:rtl/>
+          <w:lang w:bidi="he-IL"/>
+        </w:rPr>
+      </w:pPr>
+    </w:p>
+    <w:p>
+      <w:pPr>
+        <w:pStyle w:val="ListParagraph"/>
+        <w:bidi/>
+        <w:ind w:left="0"/>
+        <w:rPr>
+          <w:rFonts w:cs="Arial"/>
+          <w:rtl/>
+          <w:lang w:bidi="he-IL"/>
+        </w:rPr>
+      </w:pPr>
+    </w:p>
+    <w:p>
+      <w:pPr>
+        <w:pStyle w:val="ListParagraph"/>
+        <w:bidi/>
+        <w:ind w:left="0"/>
+        <w:rPr>
+          <w:rFonts w:cs="Arial"/>
+          <w:rtl/>
+          <w:lang w:bidi="he-IL"/>
+        </w:rPr>
+      </w:pPr>
+    </w:p>
+    <w:p>
+      <w:pPr>
+        <w:pStyle w:val="ListParagraph"/>
+        <w:bidi/>
+        <w:ind w:left="0"/>
+        <w:rPr>
+          <w:rFonts w:cs="Arial"/>
+          <w:lang w:bidi="he-IL"/>
+        </w:rPr>
+      </w:pPr>
+      <w:r>
+        <w:rPr>
+          <w:rFonts w:cs="Arial" w:hint="cs"/>
+          <w:rtl/>
+          <w:lang w:bidi="he-IL"/>
+        </w:rPr>
+        <w:t xml:space="preserve">כאשר מערך המיקרופונים מורכב מ 4 מיקרופונים, וה </w:t>
+      </w:r>
+      <w:r>
+        <w:rPr>
+          <w:rFonts w:cs="Arial"/>
+          <w:lang w:bidi="he-IL"/>
+        </w:rPr>
+        <w:t>source</w:t>
+      </w:r>
+      <w:r>
+        <w:rPr>
+          <w:rFonts w:cs="Arial" w:hint="cs"/>
+          <w:rtl/>
+          <w:lang w:bidi="he-IL"/>
+        </w:rPr>
+        <w:t xml:space="preserve"> וה </w:t>
+      </w:r>
+      <w:r>
+        <w:rPr>
+          <w:rFonts w:cs="Arial"/>
+          <w:lang w:bidi="he-IL"/>
+        </w:rPr>
+        <w:t>interference</w:t>
+      </w:r>
+      <w:r>
+        <w:rPr>
+          <w:rFonts w:cs="Arial" w:hint="cs"/>
+          <w:rtl/>
+          <w:lang w:bidi="he-IL"/>
+        </w:rPr>
+        <w:t xml:space="preserve"> בזאזימוט 45 ו 45- בהתאמה. להלן קטעי שמע אשר ממחישים את פעו</w:t>
+      </w:r>
+      <w:r>
+        <w:rPr>
+          <w:rFonts w:cs="Arial"/>
+          <w:lang w:bidi="he-IL"/>
+        </w:rPr>
+        <w:t>k</w:t>
+      </w:r>
+      <w:r>
+        <w:rPr>
+          <w:rFonts w:cs="Arial" w:hint="cs"/>
+          <w:rtl/>
+          <w:lang w:bidi="he-IL"/>
+        </w:rPr>
+        <w:t>ת האלגוריתם</w:t>
+      </w:r>
+      <w:r>
+        <w:rPr>
+          <w:rFonts w:cs="Arial"/>
+          <w:lang w:bidi="he-IL"/>
+        </w:rPr>
+        <w:t>:</w:t>
+      </w:r>
+    </w:p>
+    <w:p>
+      <w:pPr>
+        <w:pStyle w:val="ListParagraph"/>
+        <w:bidi/>
+        <w:ind w:left="0"/>
+        <w:rPr>
+          <w:rFonts w:cs="Arial"/>
+          <w:lang w:bidi="he-IL"/>
+        </w:rPr>
+      </w:pPr>
+    </w:p>
+    <w:tbl>
+      <w:tblPr>
+        <w:tblStyle w:val="TableGrid"/>
+        <w:bidiVisual/>
+        <w:tblW w:w="0" w:type="auto"/>
+        <w:tblLook w:val="04A0" w:firstRow="1" w:lastRow="0" w:firstColumn="1" w:lastColumn="0" w:noHBand="0" w:noVBand="1"/>
+      </w:tblPr>
+      <w:tblGrid>
+        <w:gridCol w:w="3116"/>
+        <w:gridCol w:w="3117"/>
+        <w:gridCol w:w="3117"/>
+      </w:tblGrid>
+      <w:tr>
+        <w:tc>
+          <w:tcPr>
+            <w:tcW w:w="3116" w:type="dxa"/>
+            <w:vAlign w:val="center"/>
+          </w:tcPr>
+          <w:p>
+            <w:pPr>
+              <w:pStyle w:val="ListParagraph"/>
+              <w:bidi/>
+              <w:ind w:left="0"/>
+              <w:jc w:val="center"/>
+              <w:rPr>
+                <w:rFonts w:cs="Arial" w:hint="cs"/>
+                <w:rtl/>
+                <w:lang w:bidi="he-IL"/>
+              </w:rPr>
+            </w:pPr>
+            <w:r>
+              <w:rPr>
+                <w:rFonts w:cs="Arial" w:hint="cs"/>
+                <w:rtl/>
+                <w:lang w:bidi="he-IL"/>
+              </w:rPr>
+              <w:t>מקור</w:t>
+            </w:r>
+          </w:p>
+        </w:tc>
+        <w:tc>
+          <w:tcPr>
+            <w:tcW w:w="3117" w:type="dxa"/>
+            <w:vAlign w:val="center"/>
+          </w:tcPr>
+          <w:p>
+            <w:pPr>
+              <w:pStyle w:val="ListParagraph"/>
+              <w:bidi/>
+              <w:ind w:left="0"/>
+              <w:jc w:val="center"/>
+              <w:rPr>
+                <w:rFonts w:cs="Arial"/>
+                <w:rtl/>
+                <w:lang w:bidi="he-IL"/>
+              </w:rPr>
+            </w:pPr>
+            <w:r>
+              <w:rPr>
+                <w:rFonts w:cs="Arial" w:hint="cs"/>
+                <w:rtl/>
+                <w:lang w:bidi="he-IL"/>
+              </w:rPr>
+              <w:t>מקור מורעש</w:t>
+            </w:r>
+          </w:p>
+        </w:tc>
+        <w:tc>
+          <w:tcPr>
+            <w:tcW w:w="3117" w:type="dxa"/>
+            <w:vAlign w:val="center"/>
+          </w:tcPr>
+          <w:p>
+            <w:pPr>
+              <w:pStyle w:val="ListParagraph"/>
+              <w:bidi/>
+              <w:ind w:left="0"/>
+              <w:jc w:val="center"/>
+              <w:rPr>
+                <w:rFonts w:cs="Arial"/>
+                <w:lang w:bidi="he-IL"/>
+              </w:rPr>
+            </w:pPr>
+            <w:proofErr w:type="gramStart"/>
+            <w:r>
+              <w:rPr>
+                <w:rFonts w:cs="Arial"/>
+                <w:lang w:bidi="he-IL"/>
+              </w:rPr>
+              <w:t>prop</w:t>
+            </w:r>
+            <w:proofErr w:type="gramEnd"/>
+            <w:r>
+              <w:rPr>
+                <w:rFonts w:cs="Arial"/>
+                <w:lang w:bidi="he-IL"/>
+              </w:rPr>
+              <w:t xml:space="preserve"> relax</w:t>
+            </w:r>
+          </w:p>
+        </w:tc>
+      </w:tr>
+      <w:tr>
+        <w:tc>
+          <w:tcPr>
+            <w:tcW w:w="3116" w:type="dxa"/>
+            <w:vAlign w:val="center"/>
+          </w:tcPr>
+          <w:p>
+            <w:pPr>
+              <w:pStyle w:val="ListParagraph"/>
+              <w:bidi/>
+              <w:ind w:left="0"/>
+              <w:jc w:val="center"/>
+              <w:rPr>
+                <w:rFonts w:cs="Arial"/>
+                <w:rtl/>
+                <w:lang w:bidi="he-IL"/>
+              </w:rPr>
+            </w:pPr>
+            <w:r>
+              <w:rPr>
+                <w:rFonts w:cs="Arial"/>
+                <w:lang w:bidi="he-IL"/>
+              </w:rPr>
+              <w:object w:dxaOrig="1538" w:dyaOrig="991" w14:anchorId="64D805CC">
+                <v:shapetype id="_x0000_t75" coordsize="21600,21600" o:spt="75" o:preferrelative="t" path="m@4@5l@4@11@9@11@9@5xe" filled="f" stroked="f">
+                  <v:stroke joinstyle="miter"/>
+                  <v:formulas>
+                    <v:f eqn="if lineDrawn pixelLineWidth 0"/>
+                    <v:f eqn="sum @0 1 0"/>
+                    <v:f eqn="sum 0 0 @1"/>
+                    <v:f eqn="prod @2 1 2"/>
+                    <v:f eqn="prod @3 21600 pixelWidth"/>
+                    <v:f eqn="prod @3 21600 pixelHeight"/>
+                    <v:f eqn="sum @0 0 1"/>
+                    <v:f eqn="prod @6 1 2"/>
+                    <v:f eqn="prod @7 21600 pixelWidth"/>
+                    <v:f eqn="sum @8 21600 0"/>
+                    <v:f eqn="prod @7 21600 pixelHeight"/>
+                    <v:f eqn="sum @10 21600 0"/>
+                  </v:formulas>
+                  <v:path o:extrusionok="f" gradientshapeok="t" o:connecttype="rect"/>
+                  <o:lock v:ext="edit" aspectratio="t"/>
+                </v:shapetype>
+                <v:shape id="_x0000_i1027" type="#_x0000_t75" style="width:76.9pt;height:49.55pt" o:ole="">
+                  <v:imagedata r:id="rId18" o:title=""/>
+                </v:shape>
+                <o:OLEObject Type="Embed" ProgID="Package" ShapeID="_x0000_i1027" DrawAspect="Icon" ObjectID="_1803759334" r:id="rId19"/>
+              </w:object>
+            </w:r>
+          </w:p>
+        </w:tc>
+        <w:tc>
+          <w:tcPr>
+            <w:tcW w:w="3117" w:type="dxa"/>
+            <w:vAlign w:val="center"/>
+          </w:tcPr>
+          <w:p>
+            <w:pPr>
+              <w:pStyle w:val="ListParagraph"/>
+              <w:bidi/>
+              <w:ind w:left="0"/>
+              <w:jc w:val="center"/>
+              <w:rPr>
+                <w:rFonts w:cs="Arial"/>
+                <w:rtl/>
+                <w:lang w:bidi="he-IL"/>
+              </w:rPr>
+            </w:pPr>
+            <w:r>
+              <w:rPr>
+                <w:rFonts w:cs="Arial"/>
+                <w:lang w:bidi="he-IL"/>
+              </w:rPr>
+              <w:object w:dxaOrig="1538" w:dyaOrig="991" w14:anchorId="1AACD8B9">
+                <v:shape id="_x0000_i1028" type="#_x0000_t75" style="width:76.9pt;height:49.55pt" o:ole="">
+                  <v:imagedata r:id="rId20" o:title=""/>
+                </v:shape>
+                <o:OLEObject Type="Embed" ProgID="Package" ShapeID="_x0000_i1028" DrawAspect="Icon" ObjectID="_1803759335" r:id="rId21"/>
+              </w:object>
+            </w:r>
+          </w:p>
+        </w:tc>
+        <w:tc>
+          <w:tcPr>
+            <w:tcW w:w="3117" w:type="dxa"/>
+            <w:vAlign w:val="center"/>
+          </w:tcPr>
+          <w:p>
+            <w:pPr>
+              <w:pStyle w:val="ListParagraph"/>
+              <w:bidi/>
+              <w:ind w:left="0"/>
+              <w:jc w:val="center"/>
+              <w:rPr>
+                <w:rFonts w:cs="Arial"/>
+                <w:rtl/>
+                <w:lang w:bidi="he-IL"/>
+              </w:rPr>
+            </w:pPr>
+            <w:r>
+              <w:rPr>
+                <w:rFonts w:cs="Arial"/>
+                <w:lang w:bidi="he-IL"/>
+              </w:rPr>
+              <w:object w:dxaOrig="1538" w:dyaOrig="991" w14:anchorId="0214A8B2">
+                <v:shape id="_x0000_i1029" type="#_x0000_t75" style="width:76.9pt;height:49.55pt" o:ole="">
+                  <v:imagedata r:id="rId22" o:title=""/>
+                </v:shape>
+                <o:OLEObject Type="Embed" ProgID="Package" ShapeID="_x0000_i1029" DrawAspect="Icon" ObjectID="_1803759336" r:id="rId23"/>
+              </w:object>
+            </w:r>
+          </w:p>
+        </w:tc>
+      </w:tr>
+    </w:tbl>
+    <w:p>
+      <w:pPr>
+        <w:pStyle w:val="ListParagraph"/>
+        <w:bidi/>
+        <w:ind w:left="0"/>
+        <w:rPr>
+          <w:rFonts w:cs="Arial"/>
+          <w:rtl/>
+          <w:lang w:bidi="he-IL"/>
+        </w:rPr>
+      </w:pPr>
+      <w:r>
+        <w:rPr>
+          <w:rFonts w:cs="Arial"/>
+          <w:lang w:bidi="he-IL"/>
+        </w:rPr>
+        <w:lastRenderedPageBreak/>
+        <w:drawing>
+          <wp:anchor distT="0" distB="0" distL="114300" distR="114300" simplePos="0" relativeHeight="251665408" behindDoc="0" locked="0" layoutInCell="1" allowOverlap="1" wp14:anchorId="0F3CD477" wp14:editId="13EB3D68">
+            <wp:simplePos x="0" y="0"/>
+            <wp:positionH relativeFrom="column">
+              <wp:posOffset>115642</wp:posOffset>
+            </wp:positionH>
+            <wp:positionV relativeFrom="paragraph">
+              <wp:posOffset>196850</wp:posOffset>
+            </wp:positionV>
+            <wp:extent cx="5542915" cy="3363595"/>
+            <wp:effectExtent l="0" t="0" r="635" b="8255"/>
+            <wp:wrapSquare wrapText="bothSides"/>
+            <wp:docPr id="5" name="Picture 4">
+              <a:extLst xmlns:a="http://schemas.openxmlformats.org/drawingml/2006/main">
+                <a:ext uri="{FF2B5EF4-FFF2-40B4-BE49-F238E27FC236}">
+                  <a16:creationId xmlns:a16="http://schemas.microsoft.com/office/drawing/2014/main" id="{2C288B88-3180-7C10-8F01-3A105CA1FDAB}"/>
+                </a:ext>
+              </a:extLst>
+            </wp:docPr>
+            <wp:cNvGraphicFramePr>
+              <a:graphicFrameLocks xmlns:a="http://schemas.openxmlformats.org/drawingml/2006/main" noChangeAspect="1"/>
+            </wp:cNvGraphicFramePr>
+            <a:graphic xmlns:a="http://schemas.openxmlformats.org/drawingml/2006/main">
+              <a:graphicData uri="http://schemas.openxmlformats.org/drawingml/2006/picture">
+                <pic:pic xmlns:pic="http://schemas.openxmlformats.org/drawingml/2006/picture">
+                  <pic:nvPicPr>
+                    <pic:cNvPr id="5" name="Picture 4">
+                      <a:extLst>
+                        <a:ext uri="{FF2B5EF4-FFF2-40B4-BE49-F238E27FC236}">
+                          <a16:creationId xmlns:a16="http://schemas.microsoft.com/office/drawing/2014/main" id="{2C288B88-3180-7C10-8F01-3A105CA1FDAB}"/>
+                        </a:ext>
+                      </a:extLst>
+                    </pic:cNvPr>
+                    <pic:cNvPicPr>
+                      <a:picLocks noChangeAspect="1"/>
+                    </pic:cNvPicPr>
+                  </pic:nvPicPr>
+                  <pic:blipFill>
+                    <a:blip r:embed="rId24"/>
+                    <a:stretch>
+                      <a:fillRect/>
+                    </a:stretch>
+                  </pic:blipFill>
+                  <pic:spPr>
+                    <a:xfrm>
+                      <a:off x="0" y="0"/>
+                      <a:ext cx="5542915" cy="3363595"/>
+                    </a:xfrm>
+                    <a:prstGeom prst="rect">
+                      <a:avLst/>
+                    </a:prstGeom>
+                  </pic:spPr>
+                </pic:pic>
+              </a:graphicData>
+            </a:graphic>
+          </wp:anchor>
+        </w:drawing>
+      </w:r>
+      <w:r>
+        <w:rPr>
+          <w:rFonts w:cs="Arial" w:hint="cs"/>
+          <w:rtl/>
+          <w:lang w:bidi="he-IL"/>
+        </w:rPr>
+        <w:t>בנוסף לסימולציות לעיל, בוצעה סימולציה לאלגוריתם בזמן אמת במתאר הבא:</w:t>
+      </w:r>
+    </w:p>
+    <w:p>
+      <w:pPr>
+        <w:pStyle w:val="ListParagraph"/>
+        <w:bidi/>
+        <w:ind w:left="0"/>
+        <w:rPr>
+          <w:rFonts w:cs="Arial"/>
+          <w:rtl/>
+          <w:lang w:bidi="he-IL"/>
+        </w:rPr>
+      </w:pPr>
+    </w:p>
+    <w:p>
+      <w:pPr>
+        <w:pStyle w:val="ListParagraph"/>
+        <w:bidi/>
+        <w:ind w:left="0"/>
+        <w:rPr>
+          <w:rFonts w:cs="Arial" w:hint="cs"/>
+          <w:rtl/>
+          <w:lang w:bidi="he-IL"/>
+        </w:rPr>
+      </w:pPr>
+      <w:r>
+        <w:rPr>
+          <w:rFonts w:cs="Arial" w:hint="cs"/>
+          <w:rtl/>
+          <w:lang w:bidi="he-IL"/>
+        </w:rPr>
+        <w:t xml:space="preserve">במתאר זה, סומלץ רעש שזז נגד כיוון השעון. מתאר זה בא לבדוק את היכולת של האלגוריתם בזמן אמת להתמודד עם רעש לא סטציונרי. להלן מקטעי שמע הממחישים את פעולת ההאלגוריתם. הרעש הלא סטציונרי סומלץ בעזרת חישוב </w:t>
+      </w:r>
+      <w:r>
+        <w:rPr>
+          <w:rFonts w:cs="Arial"/>
+          <w:lang w:bidi="he-IL"/>
+        </w:rPr>
+        <w:t>RIR</w:t>
+      </w:r>
+      <w:r>
+        <w:rPr>
+          <w:rFonts w:cs="Arial" w:hint="cs"/>
+          <w:rtl/>
+          <w:lang w:bidi="he-IL"/>
+        </w:rPr>
+        <w:t xml:space="preserve"> עבור כל מקום של שלו במסלול. </w:t>
+      </w:r>
+    </w:p>
+    <w:p>
+      <w:pPr>
+        <w:pStyle w:val="ListParagraph"/>
+        <w:bidi/>
+        <w:ind w:left="0"/>
+        <w:rPr>
+          <w:rFonts w:cs="Arial"/>
+          <w:rtl/>
+          <w:lang w:bidi="he-IL"/>
+        </w:rPr>
+      </w:pPr>
+    </w:p>
+    <w:tbl>
+      <w:tblPr>
+        <w:tblStyle w:val="TableGrid"/>
+        <w:bidiVisual/>
+        <w:tblW w:w="0" w:type="auto"/>
+        <w:tblLook w:val="04A0" w:firstRow="1" w:lastRow="0" w:firstColumn="1" w:lastColumn="0" w:noHBand="0" w:noVBand="1"/>
+      </w:tblPr>
+      <w:tblGrid>
+        <w:gridCol w:w="2357"/>
+        <w:gridCol w:w="2402"/>
+        <w:gridCol w:w="2361"/>
+        <w:gridCol w:w="2230"/>
+      </w:tblGrid>
+      <w:tr>
+        <w:tc>
+          <w:tcPr>
+            <w:tcW w:w="2357" w:type="dxa"/>
+            <w:vAlign w:val="center"/>
+          </w:tcPr>
+          <w:p>
+            <w:pPr>
+              <w:pStyle w:val="ListParagraph"/>
+              <w:bidi/>
+              <w:ind w:left="0"/>
+              <w:jc w:val="center"/>
+              <w:rPr>
+                <w:rFonts w:cs="Arial" w:hint="cs"/>
+                <w:rtl/>
+                <w:lang w:bidi="he-IL"/>
+              </w:rPr>
+            </w:pPr>
+            <w:r>
+              <w:rPr>
+                <w:rFonts w:cs="Arial" w:hint="cs"/>
+                <w:rtl/>
+                <w:lang w:bidi="he-IL"/>
+              </w:rPr>
+              <w:t>מקור</w:t>
+            </w:r>
+          </w:p>
+        </w:tc>
+        <w:tc>
+          <w:tcPr>
+            <w:tcW w:w="2402" w:type="dxa"/>
+            <w:vAlign w:val="center"/>
+          </w:tcPr>
+          <w:p>
+            <w:pPr>
+              <w:pStyle w:val="ListParagraph"/>
+              <w:bidi/>
+              <w:ind w:left="0"/>
+              <w:jc w:val="center"/>
+              <w:rPr>
+                <w:rFonts w:cs="Arial"/>
+                <w:rtl/>
+                <w:lang w:bidi="he-IL"/>
+              </w:rPr>
+            </w:pPr>
+            <w:r>
+              <w:rPr>
+                <w:rFonts w:cs="Arial" w:hint="cs"/>
+                <w:rtl/>
+                <w:lang w:bidi="he-IL"/>
+              </w:rPr>
+              <w:t>אות הרעש</w:t>
+            </w:r>
+          </w:p>
+        </w:tc>
+        <w:tc>
+          <w:tcPr>
+            <w:tcW w:w="2361" w:type="dxa"/>
+            <w:vAlign w:val="center"/>
+          </w:tcPr>
+          <w:p>
+            <w:pPr>
+              <w:pStyle w:val="ListParagraph"/>
+              <w:bidi/>
+              <w:ind w:left="0"/>
+              <w:jc w:val="center"/>
+              <w:rPr>
+                <w:rFonts w:cs="Arial"/>
+                <w:lang w:bidi="he-IL"/>
+              </w:rPr>
+            </w:pPr>
+            <w:r>
+              <w:rPr>
+                <w:rFonts w:cs="Arial" w:hint="cs"/>
+                <w:rtl/>
+                <w:lang w:bidi="he-IL"/>
+              </w:rPr>
+              <w:t>מקור מורעש</w:t>
+            </w:r>
+          </w:p>
+        </w:tc>
+        <w:tc>
+          <w:tcPr>
+            <w:tcW w:w="2230" w:type="dxa"/>
+          </w:tcPr>
+          <w:p>
+            <w:pPr>
+              <w:pStyle w:val="ListParagraph"/>
+              <w:bidi/>
+              <w:ind w:left="0"/>
+              <w:jc w:val="center"/>
+              <w:rPr>
+                <w:rFonts w:cs="Arial" w:hint="cs"/>
+                <w:rtl/>
+                <w:lang w:bidi="he-IL"/>
+              </w:rPr>
+            </w:pPr>
+            <w:proofErr w:type="spellStart"/>
+            <w:r>
+              <w:rPr>
+                <w:rFonts w:cs="Arial"/>
+                <w:lang w:bidi="he-IL"/>
+              </w:rPr>
+              <w:t>prop_relax_online</w:t>
+            </w:r>
+            <w:proofErr w:type="spellEnd"/>
+          </w:p>
+        </w:tc>
+      </w:tr>
+      <w:tr>
+        <w:tc>
+          <w:tcPr>
+            <w:tcW w:w="2357" w:type="dxa"/>
+            <w:vAlign w:val="center"/>
+          </w:tcPr>
+          <w:p>
+            <w:pPr>
+              <w:pStyle w:val="ListParagraph"/>
+              <w:bidi/>
+              <w:ind w:left="0"/>
+              <w:jc w:val="center"/>
+              <w:rPr>
+                <w:rFonts w:cs="Arial"/>
+                <w:rtl/>
+                <w:lang w:bidi="he-IL"/>
+              </w:rPr>
+            </w:pPr>
+            <w:r>
+              <w:rPr>
+                <w:rFonts w:cs="Arial"/>
+                <w:lang w:bidi="he-IL"/>
+              </w:rPr>
+              <w:object w:dxaOrig="1538" w:dyaOrig="991" w14:anchorId="6F98C618">
+                <v:shape id="_x0000_i1038" type="#_x0000_t75" style="width:76.9pt;height:49.55pt" o:ole="">
+                  <v:imagedata r:id="rId25" o:title=""/>
+                </v:shape>
+                <o:OLEObject Type="Embed" ProgID="Package" ShapeID="_x0000_i1038" DrawAspect="Icon" ObjectID="_1803759337" r:id="rId26"/>
+              </w:object>
+            </w:r>
+          </w:p>
+        </w:tc>
+        <w:tc>
+          <w:tcPr>
+            <w:tcW w:w="2402" w:type="dxa"/>
+            <w:vAlign w:val="center"/>
+          </w:tcPr>
+          <w:p>
+            <w:pPr>
+              <w:pStyle w:val="ListParagraph"/>
+              <w:bidi/>
+              <w:ind w:left="0"/>
+              <w:jc w:val="center"/>
+              <w:rPr>
+                <w:rFonts w:cs="Arial"/>
+                <w:rtl/>
+                <w:lang w:bidi="he-IL"/>
+              </w:rPr>
+            </w:pPr>
+            <w:r>
+              <w:rPr>
+                <w:rFonts w:cs="Arial"/>
+                <w:lang w:bidi="he-IL"/>
+              </w:rPr>
+              <w:object w:dxaOrig="1538" w:dyaOrig="991" w14:anchorId="2A1EE66A">
+                <v:shape id="_x0000_i1039" type="#_x0000_t75" style="width:76.9pt;height:49.55pt" o:ole="">
+                  <v:imagedata r:id="rId27" o:title=""/>
+                </v:shape>
+                <o:OLEObject Type="Embed" ProgID="Package" ShapeID="_x0000_i1039" DrawAspect="Icon" ObjectID="_1803759338" r:id="rId28"/>
+              </w:object>
+            </w:r>
+          </w:p>
+        </w:tc>
+        <w:tc>
+          <w:tcPr>
+            <w:tcW w:w="2361" w:type="dxa"/>
+            <w:vAlign w:val="center"/>
+          </w:tcPr>
+          <w:p>
+            <w:pPr>
+              <w:pStyle w:val="ListParagraph"/>
+              <w:bidi/>
+              <w:ind w:left="0"/>
+              <w:jc w:val="center"/>
+              <w:rPr>
+                <w:rFonts w:cs="Arial"/>
+                <w:rtl/>
+                <w:lang w:bidi="he-IL"/>
+              </w:rPr>
+            </w:pPr>
+            <w:r>
+              <w:rPr>
+                <w:rFonts w:cs="Arial"/>
+                <w:lang w:bidi="he-IL"/>
+              </w:rPr>
+              <w:object w:dxaOrig="1538" w:dyaOrig="991" w14:anchorId="79BD81EB">
+                <v:shape id="_x0000_i1040" type="#_x0000_t75" style="width:76.9pt;height:49.55pt" o:ole="">
+                  <v:imagedata r:id="rId29" o:title=""/>
+                </v:shape>
+                <o:OLEObject Type="Embed" ProgID="Package" ShapeID="_x0000_i1040" DrawAspect="Icon" ObjectID="_1803759339" r:id="rId30"/>
+              </w:object>
+            </w:r>
+          </w:p>
+        </w:tc>
+        <w:tc>
+          <w:tcPr>
+            <w:tcW w:w="2230" w:type="dxa"/>
+          </w:tcPr>
+          <w:p>
+            <w:pPr>
+              <w:pStyle w:val="ListParagraph"/>
+              <w:bidi/>
+              <w:ind w:left="0"/>
+              <w:jc w:val="center"/>
+              <w:rPr>
+                <w:rFonts w:cs="Arial"/>
+                <w:rtl/>
+                <w:lang w:bidi="he-IL"/>
+              </w:rPr>
+            </w:pPr>
+            <w:r>
+              <w:rPr>
+                <w:rFonts w:cs="Arial"/>
+                <w:lang w:bidi="he-IL"/>
+              </w:rPr>
+              <w:object w:dxaOrig="1538" w:dyaOrig="991" w14:anchorId="5276758F">
+                <v:shape id="_x0000_i1041" type="#_x0000_t75" style="width:76.9pt;height:49.55pt" o:ole="">
+                  <v:imagedata r:id="rId31" o:title=""/>
+                </v:shape>
+                <o:OLEObject Type="Embed" ProgID="Package" ShapeID="_x0000_i1041" DrawAspect="Icon" ObjectID="_1803759340" r:id="rId32"/>
+              </w:object>
+            </w:r>
+          </w:p>
+        </w:tc>
+      </w:tr>
+    </w:tbl>
+    <w:p>
+      <w:pPr>
+        <w:pStyle w:val="ListParagraph"/>
+        <w:bidi/>
+        <w:ind w:left="0"/>
+        <w:rPr>
+          <w:rFonts w:cs="Arial"/>
+          <w:rtl/>
+          <w:lang w:bidi="he-IL"/>
+        </w:rPr>
+      </w:pPr>
+    </w:p>
+    <w:p>
+      <w:pPr>
+        <w:pStyle w:val="ListParagraph"/>
+        <w:bidi/>
+        <w:ind w:left="0"/>
+        <w:rPr>
+          <w:rFonts w:cs="Arial"/>
+          <w:rtl/>
+          <w:lang w:bidi="he-IL"/>
+        </w:rPr>
+      </w:pPr>
+      <w:r>
+        <w:rPr>
+          <w:rFonts w:cs="Arial" w:hint="cs"/>
+          <w:rtl/>
+          <w:lang w:bidi="he-IL"/>
+        </w:rPr>
+        <w:t xml:space="preserve">כפי שניתן לראות, האלגוריתם הנחית את הרעש במידה לא בצורה טובה. הסיבה לכך היא שביצועי הגרסה ה </w:t>
+      </w:r>
+      <w:r>
+        <w:rPr>
+          <w:rFonts w:cs="Arial"/>
+          <w:lang w:bidi="he-IL"/>
+        </w:rPr>
+        <w:t>Online</w:t>
+      </w:r>
+      <w:r>
+        <w:rPr>
+          <w:rFonts w:cs="Arial" w:hint="cs"/>
+          <w:rtl/>
+          <w:lang w:bidi="he-IL"/>
+        </w:rPr>
+        <w:t xml:space="preserve"> הם פחות טובים בהגדרה מהגרסה הלא </w:t>
+      </w:r>
+      <w:r>
+        <w:rPr>
+          <w:rFonts w:cs="Arial"/>
+          <w:lang w:bidi="he-IL"/>
+        </w:rPr>
+        <w:t>online</w:t>
+      </w:r>
+      <w:r>
+        <w:rPr>
+          <w:rFonts w:cs="Arial" w:hint="cs"/>
+          <w:rtl/>
+          <w:lang w:bidi="he-IL"/>
+        </w:rPr>
+        <w:t xml:space="preserve">, משום שהיא משתמשת בהרבה פחות איטרציות. האלגוריתם ה </w:t>
+      </w:r>
+      <w:r>
+        <w:rPr>
+          <w:rFonts w:cs="Arial"/>
+          <w:lang w:bidi="he-IL"/>
+        </w:rPr>
+        <w:t>online</w:t>
+      </w:r>
+      <w:r>
+        <w:rPr>
+          <w:rFonts w:cs="Arial" w:hint="cs"/>
+          <w:rtl/>
+          <w:lang w:bidi="he-IL"/>
+        </w:rPr>
+        <w:t xml:space="preserve"> משתמש בין 5 ל 10 איטרציות עבור כל חלון זמן, ולפי גרף 7 ניתן לראות שהביצועים פחות טובים כשיש קצת איטרציות.</w:t>
+      </w:r>
+    </w:p>
+    <w:p>
+      <w:pPr>
+        <w:pStyle w:val="ListParagraph"/>
+        <w:bidi/>
+        <w:ind w:left="0"/>
+        <w:rPr>
+          <w:rFonts w:cs="Arial" w:hint="cs"/>
+          <w:rtl/>
+          <w:lang w:bidi="he-IL"/>
+        </w:rPr>
+      </w:pPr>
+    </w:p>
+    <w:p>
+      <w:pPr>
+        <w:pStyle w:val="ListParagraph"/>
+        <w:bidi/>
+        <w:ind w:left="0"/>
+        <w:rPr>
+          <w:rFonts w:cs="Arial"/>
+          <w:rtl/>
+          <w:lang w:bidi="he-IL"/>
+        </w:rPr>
+      </w:pPr>
+    </w:p>
+    <w:p>
+      <w:pPr>
+        <w:bidi/>
+        <w:rPr>
+          <w:rFonts w:cs="Arial"/>
           <w:b/>
           <w:bCs/>
           <w:highlight w:val="yellow"/>
@@ -5808,11 +8248,13 @@
           <w:rtl/>
           <w:lang w:bidi="he-IL"/>
         </w:rPr>
-        <w:t>מסקנות והערות</w:t>
-      </w:r>
-      <w:r>
-        <w:rPr>
-          <w:rFonts w:cs="Arial" w:hint="cs"/>
+      </w:pPr>
+    </w:p>
+    <w:p>
+      <w:pPr>
+        <w:bidi/>
+        <w:rPr>
+          <w:rFonts w:cs="Arial"/>
           <w:b/>
           <w:bCs/>
           <w:highlight w:val="yellow"/>
@@ -5820,8 +8262,7 @@
           <w:rtl/>
           <w:lang w:bidi="he-IL"/>
         </w:rPr>
-        <w:t xml:space="preserve"> - דוד</w:t>
-      </w:r>
+      </w:pPr>
     </w:p>
     <w:p>
       <w:pPr>
@@ -5848,47 +8289,35 @@
           <w:lang w:bidi="he-IL"/>
         </w:rPr>
       </w:pPr>
-    </w:p>
-    <w:p>
-      <w:pPr>
-        <w:bidi/>
-        <w:rPr>
-          <w:rFonts w:cs="Arial"/>
+      <w:r>
+        <w:rPr>
+          <w:rFonts w:cs="Arial" w:hint="cs"/>
           <w:b/>
           <w:bCs/>
           <w:u w:val="single"/>
-          <w:lang w:bidi="he-IL"/>
-        </w:rPr>
-      </w:pPr>
-      <w:r>
-        <w:rPr>
-          <w:rFonts w:cs="Arial" w:hint="cs"/>
-          <w:b/>
-          <w:bCs/>
-          <w:highlight w:val="yellow"/>
-          <w:u w:val="single"/>
-          <w:rtl/>
-          <w:lang w:bidi="he-IL"/>
-        </w:rPr>
-        <w:t>ביקורת על המאמר והצעות לשיפור</w:t>
-      </w:r>
-    </w:p>
-    <w:p>
-      <w:pPr>
-        <w:bidi/>
-        <w:rPr>
-          <w:rFonts w:cs="Arial"/>
-          <w:rtl/>
-          <w:lang w:bidi="he-IL"/>
-        </w:rPr>
-      </w:pPr>
-      <w:r>
-        <w:rPr>
-          <w:rFonts w:cs="Arial" w:hint="cs"/>
-          <w:rtl/>
-          <w:lang w:bidi="he-IL"/>
-        </w:rPr>
-        <w:t>בחלק זה נתייחס למספר היבטים שיכולים להשפיע על יישום השיטה המוצעת בחיי היום יום.</w:t>
+          <w:rtl/>
+          <w:lang w:bidi="he-IL"/>
+        </w:rPr>
+        <w:lastRenderedPageBreak/>
+        <w:t>החידוש והתרומה של המאמר ביחס לקיים</w:t>
+      </w:r>
+    </w:p>
+    <w:p>
+      <w:pPr>
+        <w:bidi/>
+        <w:rPr>
+          <w:rFonts w:cs="Arial"/>
+          <w:rtl/>
+          <w:lang w:bidi="he-IL"/>
+        </w:rPr>
+      </w:pPr>
+      <w:r>
+        <w:rPr>
+          <w:rFonts w:cs="Arial" w:hint="cs"/>
+          <w:rtl/>
+          <w:lang w:bidi="he-IL"/>
+        </w:rPr>
+        <w:t>ניתן לקחת מהמוצג במאמר מספר דברים מחדשים:</w:t>
       </w:r>
     </w:p>
     <w:p>
@@ -5901,17 +8330,490 @@
         <w:bidi/>
         <w:rPr>
           <w:rFonts w:cs="Arial"/>
+          <w:lang w:bidi="he-IL"/>
+        </w:rPr>
+      </w:pPr>
+      <w:r>
+        <w:rPr>
+          <w:rFonts w:cs="Arial" w:hint="cs"/>
+          <w:rtl/>
+          <w:lang w:bidi="he-IL"/>
+        </w:rPr>
+        <w:t xml:space="preserve">טכניקה למימוש </w:t>
+      </w:r>
+      <w:r>
+        <w:rPr>
+          <w:rFonts w:cs="Arial"/>
+          <w:lang w:bidi="he-IL"/>
+        </w:rPr>
+        <w:t>low-latency beamformer</w:t>
+      </w:r>
+      <w:r>
+        <w:rPr>
+          <w:rFonts w:cs="Arial" w:hint="cs"/>
+          <w:rtl/>
+          <w:lang w:bidi="he-IL"/>
+        </w:rPr>
+        <w:t xml:space="preserve">, שנקרא </w:t>
+      </w:r>
+      <w:r>
+        <w:rPr>
+          <w:rFonts w:cs="Arial"/>
+          <w:lang w:bidi="he-IL"/>
+        </w:rPr>
+        <w:t>Causal MPDR beamforming</w:t>
+      </w:r>
+      <w:r>
+        <w:rPr>
+          <w:rFonts w:cs="Arial" w:hint="cs"/>
+          <w:rtl/>
+          <w:lang w:bidi="he-IL"/>
+        </w:rPr>
+        <w:t xml:space="preserve">. השיטה מבוססת על </w:t>
+      </w:r>
+      <w:r>
+        <w:rPr>
+          <w:rFonts w:cs="Arial"/>
+          <w:lang w:bidi="he-IL"/>
+        </w:rPr>
+        <w:t>MPDR beamforming</w:t>
+      </w:r>
+      <w:r>
+        <w:rPr>
+          <w:rFonts w:cs="Arial" w:hint="cs"/>
+          <w:rtl/>
+          <w:lang w:bidi="he-IL"/>
+        </w:rPr>
+        <w:t xml:space="preserve"> המוכר עם תוספת של אילוצי סיבתיות לבעיית האופטימיזציה.</w:t>
+      </w:r>
+    </w:p>
+    <w:p>
+      <w:pPr>
+        <w:pStyle w:val="ListParagraph"/>
+        <w:numPr>
+          <w:ilvl w:val="0"/>
+          <w:numId w:val="7"/>
+        </w:numPr>
+        <w:bidi/>
+        <w:rPr>
+          <w:rFonts w:cs="Arial"/>
+          <w:lang w:bidi="he-IL"/>
+        </w:rPr>
+      </w:pPr>
+      <w:r>
+        <w:rPr>
+          <w:rFonts w:cs="Arial" w:hint="cs"/>
+          <w:rtl/>
+          <w:lang w:bidi="he-IL"/>
+        </w:rPr>
+        <w:t xml:space="preserve">הצגת </w:t>
+      </w:r>
+      <w:r>
+        <w:rPr>
+          <w:rFonts w:cs="Arial"/>
+          <w:lang w:bidi="he-IL"/>
+        </w:rPr>
+        <w:t xml:space="preserve">causal </w:t>
+      </w:r>
+      <w:proofErr w:type="spellStart"/>
+      <w:r>
+        <w:rPr>
+          <w:rFonts w:cs="Arial"/>
+          <w:lang w:bidi="he-IL"/>
+        </w:rPr>
+        <w:t>MPrDR</w:t>
+      </w:r>
+      <w:proofErr w:type="spellEnd"/>
+      <w:r>
+        <w:rPr>
+          <w:rFonts w:cs="Arial" w:hint="cs"/>
+          <w:rtl/>
+          <w:lang w:bidi="he-IL"/>
+        </w:rPr>
+        <w:t xml:space="preserve"> כדרך נוספת לפתרון ה- </w:t>
+      </w:r>
+      <w:r>
+        <w:rPr>
+          <w:rFonts w:cs="Arial"/>
+          <w:lang w:bidi="he-IL"/>
+        </w:rPr>
+        <w:t>Online Target Source Extraction</w:t>
+      </w:r>
+      <w:r>
+        <w:rPr>
+          <w:rFonts w:cs="Arial" w:hint="cs"/>
+          <w:rtl/>
+          <w:lang w:bidi="he-IL"/>
+        </w:rPr>
+        <w:t xml:space="preserve">. דרך זו נובעת מה- </w:t>
+      </w:r>
+      <w:r>
+        <w:rPr>
+          <w:rFonts w:cs="Arial"/>
+          <w:lang w:bidi="he-IL"/>
+        </w:rPr>
+        <w:t>Causal MPDR</w:t>
+      </w:r>
+      <w:r>
+        <w:rPr>
+          <w:rFonts w:cs="Arial" w:hint="cs"/>
+          <w:rtl/>
+          <w:lang w:bidi="he-IL"/>
+        </w:rPr>
+        <w:t xml:space="preserve"> יחד עם אילוצים מקלים על חוסר-עיוות אות המוצא ותוך שימוש בשיטת </w:t>
+      </w:r>
+      <w:r>
+        <w:rPr>
+          <w:rFonts w:cs="Arial"/>
+          <w:lang w:bidi="he-IL"/>
+        </w:rPr>
+        <w:t>DRS</w:t>
+      </w:r>
+      <w:r>
+        <w:rPr>
+          <w:rFonts w:cs="Arial" w:hint="cs"/>
+          <w:rtl/>
+          <w:lang w:bidi="he-IL"/>
+        </w:rPr>
+        <w:t xml:space="preserve"> כפתרון בעיית האופטימיזציה.</w:t>
+      </w:r>
+    </w:p>
+    <w:p>
+      <w:pPr>
+        <w:pStyle w:val="ListParagraph"/>
+        <w:numPr>
+          <w:ilvl w:val="0"/>
+          <w:numId w:val="7"/>
+        </w:numPr>
+        <w:bidi/>
+        <w:rPr>
+          <w:rFonts w:cs="Arial"/>
+          <w:lang w:bidi="he-IL"/>
+        </w:rPr>
+      </w:pPr>
+      <w:r>
+        <w:rPr>
+          <w:rFonts w:cs="Arial" w:hint="cs"/>
+          <w:rtl/>
+          <w:lang w:bidi="he-IL"/>
+        </w:rPr>
+        <w:t>מהמאמר עולה כי אילוצי הסיבתיות לא בהכרח גורעים מיעילות הפתרון אלא יכולים לשפר ביצועים בחלק מהמקרים.</w:t>
+      </w:r>
+    </w:p>
+    <w:p>
+      <w:pPr>
+        <w:pStyle w:val="ListParagraph"/>
+        <w:numPr>
+          <w:ilvl w:val="0"/>
+          <w:numId w:val="7"/>
+        </w:numPr>
+        <w:bidi/>
+        <w:rPr>
+          <w:rFonts w:cs="Arial"/>
+          <w:lang w:bidi="he-IL"/>
+        </w:rPr>
+      </w:pPr>
+      <w:r>
+        <w:rPr>
+          <w:rFonts w:cs="Arial" w:hint="cs"/>
+          <w:rtl/>
+          <w:lang w:bidi="he-IL"/>
+        </w:rPr>
+        <w:t xml:space="preserve">עבור מקרים בהם לא ניתן להניח שדוברי רקע הם סטציונריים במרחב, המאמר מציע הרחבה לאלגוריתם ומציג שיטה לפתרון המבוססת על שיטת </w:t>
+      </w:r>
+      <w:r>
+        <w:rPr>
+          <w:rFonts w:cs="Arial"/>
+          <w:lang w:bidi="he-IL"/>
+        </w:rPr>
+        <w:t>ADRS</w:t>
+      </w:r>
+      <w:r>
+        <w:rPr>
+          <w:rFonts w:cs="Arial" w:hint="cs"/>
+          <w:rtl/>
+          <w:lang w:bidi="he-IL"/>
+        </w:rPr>
+        <w:t xml:space="preserve">. </w:t>
+      </w:r>
+    </w:p>
+    <w:p>
+      <w:pPr>
+        <w:pStyle w:val="ListParagraph"/>
+        <w:numPr>
+          <w:ilvl w:val="0"/>
+          <w:numId w:val="7"/>
+        </w:numPr>
+        <w:bidi/>
+        <w:rPr>
+          <w:rFonts w:cs="Arial"/>
+          <w:lang w:bidi="he-IL"/>
+        </w:rPr>
+      </w:pPr>
+      <w:r>
+        <w:rPr>
+          <w:rFonts w:cs="Arial" w:hint="cs"/>
+          <w:rtl/>
+          <w:lang w:bidi="he-IL"/>
+        </w:rPr>
+        <w:t xml:space="preserve">שיטת ה </w:t>
+      </w:r>
+      <w:r>
+        <w:rPr>
+          <w:rFonts w:cs="Arial"/>
+          <w:lang w:bidi="he-IL"/>
+        </w:rPr>
+        <w:t>ADRS</w:t>
+      </w:r>
+      <w:r>
+        <w:rPr>
+          <w:rFonts w:cs="Arial" w:hint="cs"/>
+          <w:rtl/>
+          <w:lang w:bidi="he-IL"/>
+        </w:rPr>
+        <w:t xml:space="preserve"> דומה ל </w:t>
+      </w:r>
+      <w:r>
+        <w:rPr>
+          <w:rFonts w:cs="Arial"/>
+          <w:lang w:bidi="he-IL"/>
+        </w:rPr>
+        <w:t>DRS</w:t>
+      </w:r>
+      <w:r>
+        <w:rPr>
+          <w:rFonts w:cs="Arial" w:hint="cs"/>
+          <w:rtl/>
+          <w:lang w:bidi="he-IL"/>
+        </w:rPr>
+        <w:t xml:space="preserve">, רק שהיא </w:t>
+      </w:r>
+      <w:r>
+        <w:rPr>
+          <w:rFonts w:cs="Arial"/>
+          <w:lang w:bidi="he-IL"/>
+        </w:rPr>
+        <w:t>Online</w:t>
+      </w:r>
+      <w:r>
+        <w:rPr>
+          <w:rFonts w:cs="Arial" w:hint="cs"/>
+          <w:rtl/>
+          <w:lang w:bidi="he-IL"/>
+        </w:rPr>
+        <w:t>, מה שעוזר למקרים בהם הרעש הוא לא סטציונארי, ומקרים בהם צריך יכולת בזמן אמת, כמו במכשירי שמיעה.</w:t>
+      </w:r>
+    </w:p>
+    <w:p>
+      <w:pPr>
+        <w:pStyle w:val="ListParagraph"/>
+        <w:numPr>
+          <w:ilvl w:val="0"/>
+          <w:numId w:val="7"/>
+        </w:numPr>
+        <w:bidi/>
+        <w:rPr>
+          <w:rFonts w:cs="Arial"/>
+          <w:lang w:bidi="he-IL"/>
+        </w:rPr>
+      </w:pPr>
+      <w:r>
+        <w:rPr>
+          <w:rFonts w:cs="Arial" w:hint="cs"/>
+          <w:rtl/>
+          <w:lang w:bidi="he-IL"/>
+        </w:rPr>
+        <w:t xml:space="preserve">המאמר מראה שיפור לעומת אלגוריתמי </w:t>
+      </w:r>
+      <w:r>
+        <w:rPr>
+          <w:rFonts w:cs="Arial"/>
+          <w:lang w:bidi="he-IL"/>
+        </w:rPr>
+        <w:t>low latency source extraction</w:t>
+      </w:r>
+      <w:r>
+        <w:rPr>
+          <w:rFonts w:cs="Arial" w:hint="cs"/>
+          <w:rtl/>
+          <w:lang w:bidi="he-IL"/>
+        </w:rPr>
+        <w:t xml:space="preserve"> כפי שניתן לראות בגרף הבא:</w:t>
+      </w:r>
+    </w:p>
+    <w:p>
+      <w:pPr>
+        <w:pStyle w:val="ListParagraph"/>
+        <w:bidi/>
+        <w:rPr>
+          <w:rFonts w:cs="Arial"/>
+          <w:lang w:bidi="he-IL"/>
+        </w:rPr>
+      </w:pPr>
+      <w:r>
+        <w:rPr>
+          <w:rFonts w:cs="Arial"/>
+          <w:rtl/>
+          <w:lang w:bidi="he-IL"/>
+        </w:rPr>
+        <w:drawing>
+          <wp:inline distT="0" distB="0" distL="0" distR="0" wp14:anchorId="30758CDB" wp14:editId="77E1800D">
+            <wp:extent cx="4946171" cy="3663829"/>
+            <wp:effectExtent l="0" t="0" r="6985" b="0"/>
+            <wp:docPr id="600390567" name="Picture 1" descr="A graph with different colored squares&#10;&#10;AI-generated content may be incorrect."/>
+            <wp:cNvGraphicFramePr>
+              <a:graphicFrameLocks xmlns:a="http://schemas.openxmlformats.org/drawingml/2006/main" noChangeAspect="1"/>
+            </wp:cNvGraphicFramePr>
+            <a:graphic xmlns:a="http://schemas.openxmlformats.org/drawingml/2006/main">
+              <a:graphicData uri="http://schemas.openxmlformats.org/drawingml/2006/picture">
+                <pic:pic xmlns:pic="http://schemas.openxmlformats.org/drawingml/2006/picture">
+                  <pic:nvPicPr>
+                    <pic:cNvPr id="600390567" name="Picture 1" descr="A graph with different colored squares&#10;&#10;AI-generated content may be incorrect."/>
+                    <pic:cNvPicPr/>
+                  </pic:nvPicPr>
+                  <pic:blipFill>
+                    <a:blip r:embed="rId33">
+                      <a:extLst>
+                        <a:ext uri="{28A0092B-C50C-407E-A947-70E740481C1C}">
+                          <a14:useLocalDpi xmlns:a14="http://schemas.microsoft.com/office/drawing/2010/main" val="0"/>
+                        </a:ext>
+                      </a:extLst>
+                    </a:blip>
+                    <a:stretch>
+                      <a:fillRect/>
+                    </a:stretch>
+                  </pic:blipFill>
+                  <pic:spPr>
+                    <a:xfrm>
+                      <a:off x="0" y="0"/>
+                      <a:ext cx="4946171" cy="3663829"/>
+                    </a:xfrm>
+                    <a:prstGeom prst="rect">
+                      <a:avLst/>
+                    </a:prstGeom>
+                  </pic:spPr>
+                </pic:pic>
+              </a:graphicData>
+            </a:graphic>
+          </wp:inline>
+        </w:drawing>
+      </w:r>
+    </w:p>
+    <w:p>
+      <w:pPr>
+        <w:bidi/>
+        <w:rPr>
+          <w:rFonts w:cs="Arial"/>
+          <w:b/>
+          <w:bCs/>
           <w:u w:val="single"/>
-          <w:lang w:bidi="he-IL"/>
-        </w:rPr>
-      </w:pPr>
-      <w:r>
-        <w:rPr>
-          <w:rFonts w:cs="Arial" w:hint="cs"/>
+          <w:rtl/>
+          <w:lang w:bidi="he-IL"/>
+        </w:rPr>
+      </w:pPr>
+    </w:p>
+    <w:p>
+      <w:pPr>
+        <w:bidi/>
+        <w:rPr>
+          <w:rFonts w:cs="Arial"/>
+          <w:b/>
+          <w:bCs/>
           <w:u w:val="single"/>
           <w:rtl/>
           <w:lang w:bidi="he-IL"/>
         </w:rPr>
+      </w:pPr>
+    </w:p>
+    <w:p>
+      <w:pPr>
+        <w:bidi/>
+        <w:rPr>
+          <w:rFonts w:cs="Arial"/>
+          <w:b/>
+          <w:bCs/>
+          <w:u w:val="single"/>
+          <w:rtl/>
+          <w:lang w:bidi="he-IL"/>
+        </w:rPr>
+      </w:pPr>
+    </w:p>
+    <w:p>
+      <w:pPr>
+        <w:bidi/>
+        <w:rPr>
+          <w:rFonts w:cs="Arial"/>
+          <w:b/>
+          <w:bCs/>
+          <w:u w:val="single"/>
+          <w:rtl/>
+          <w:lang w:bidi="he-IL"/>
+        </w:rPr>
+      </w:pPr>
+    </w:p>
+    <w:p>
+      <w:pPr>
+        <w:bidi/>
+        <w:rPr>
+          <w:rFonts w:cs="Arial"/>
+          <w:b/>
+          <w:bCs/>
+          <w:u w:val="single"/>
+          <w:lang w:bidi="he-IL"/>
+        </w:rPr>
+      </w:pPr>
+      <w:r>
+        <w:rPr>
+          <w:rFonts w:cs="Arial" w:hint="cs"/>
+          <w:b/>
+          <w:bCs/>
+          <w:u w:val="single"/>
+          <w:rtl/>
+          <w:lang w:bidi="he-IL"/>
+        </w:rPr>
+        <w:lastRenderedPageBreak/>
+        <w:t>ביקורת על המאמר והצעות לשיפור</w:t>
+      </w:r>
+    </w:p>
+    <w:p>
+      <w:pPr>
+        <w:bidi/>
+        <w:rPr>
+          <w:rFonts w:cs="Arial"/>
+          <w:rtl/>
+          <w:lang w:bidi="he-IL"/>
+        </w:rPr>
+      </w:pPr>
+      <w:r>
+        <w:rPr>
+          <w:rFonts w:cs="Arial" w:hint="cs"/>
+          <w:rtl/>
+          <w:lang w:bidi="he-IL"/>
+        </w:rPr>
+        <w:t>בחלק זה נתייחס למספר היבטים שיכולים להשפיע על יישום השיטה המוצעת בחיי היום יום.</w:t>
+      </w:r>
+    </w:p>
+    <w:p>
+      <w:pPr>
+        <w:pStyle w:val="ListParagraph"/>
+        <w:numPr>
+          <w:ilvl w:val="0"/>
+          <w:numId w:val="7"/>
+        </w:numPr>
+        <w:bidi/>
+        <w:rPr>
+          <w:rFonts w:cs="Arial"/>
+          <w:u w:val="single"/>
+          <w:lang w:bidi="he-IL"/>
+        </w:rPr>
+      </w:pPr>
+      <w:r>
+        <w:rPr>
+          <w:rFonts w:cs="Arial" w:hint="cs"/>
+          <w:u w:val="single"/>
+          <w:rtl/>
+          <w:lang w:bidi="he-IL"/>
+        </w:rPr>
         <w:t>עלות חישובית</w:t>
       </w:r>
     </w:p>
@@ -5987,21 +8889,12 @@
         </w:rPr>
         <w:t>(</w:t>
       </w:r>
-      <w:proofErr w:type="spellStart"/>
-      <w:r>
-        <w:rPr>
-          <w:rFonts w:cs="Arial"/>
-          <w:lang w:bidi="he-IL"/>
-        </w:rPr>
-        <w:t>Karush</w:t>
-      </w:r>
-      <w:proofErr w:type="spellEnd"/>
-      <w:r>
-        <w:rPr>
-          <w:rFonts w:cs="Arial"/>
-          <w:lang w:bidi="he-IL"/>
-        </w:rPr>
-        <w:t>–Kuhn–Tucker conditions</w:t>
+      <w:r>
+        <w:rPr>
+          <w:rFonts w:cs="Arial"/>
+          <w:lang w:bidi="he-IL"/>
+        </w:rPr>
+        <w:t>Karush–Kuhn–Tucker conditions</w:t>
       </w:r>
       <w:r>
         <w:rPr>
@@ -6301,25 +9194,7 @@
           <w:rtl/>
           <w:lang w:bidi="he-IL"/>
         </w:rPr>
-        <w:t xml:space="preserve"> ואת כמות </w:t>
-      </w:r>
-      <w:proofErr w:type="spellStart"/>
-      <w:r>
-        <w:rPr>
-          <w:rFonts w:cs="Arial" w:hint="cs"/>
-          <w:rtl/>
-          <w:lang w:bidi="he-IL"/>
-        </w:rPr>
-        <w:t>האיטרציות</w:t>
-      </w:r>
-      <w:proofErr w:type="spellEnd"/>
-      <w:r>
-        <w:rPr>
-          <w:rFonts w:cs="Arial" w:hint="cs"/>
-          <w:rtl/>
-          <w:lang w:bidi="he-IL"/>
-        </w:rPr>
-        <w:t xml:space="preserve"> להתכנסות. </w:t>
+        <w:t xml:space="preserve"> ואת כמות האיטרציות להתכנסות. </w:t>
       </w:r>
     </w:p>
     <w:p>
@@ -6361,43 +9236,7 @@
           <w:rtl/>
           <w:lang w:bidi="he-IL"/>
         </w:rPr>
-        <w:t xml:space="preserve"> אל כמות הרעש בחדר או עדכון כמות </w:t>
-      </w:r>
-      <w:proofErr w:type="spellStart"/>
-      <w:r>
-        <w:rPr>
-          <w:rFonts w:cs="Arial" w:hint="cs"/>
-          <w:rtl/>
-          <w:lang w:bidi="he-IL"/>
-        </w:rPr>
-        <w:t>האיטרציות</w:t>
-      </w:r>
-      <w:proofErr w:type="spellEnd"/>
-      <w:r>
-        <w:rPr>
-          <w:rFonts w:cs="Arial" w:hint="cs"/>
-          <w:rtl/>
-          <w:lang w:bidi="he-IL"/>
-        </w:rPr>
-        <w:t xml:space="preserve"> כתלות </w:t>
-      </w:r>
-      <w:proofErr w:type="spellStart"/>
-      <w:r>
-        <w:rPr>
-          <w:rFonts w:cs="Arial" w:hint="cs"/>
-          <w:rtl/>
-          <w:lang w:bidi="he-IL"/>
-        </w:rPr>
-        <w:t>בסטציונריות</w:t>
-      </w:r>
-      <w:proofErr w:type="spellEnd"/>
-      <w:r>
-        <w:rPr>
-          <w:rFonts w:cs="Arial" w:hint="cs"/>
-          <w:rtl/>
-          <w:lang w:bidi="he-IL"/>
-        </w:rPr>
-        <w:t xml:space="preserve"> של מקור הדיבור.</w:t>
+        <w:t xml:space="preserve"> אל כמות הרעש בחדר או עדכון כמות האיטרציות כתלות בסטציונריות של מקור הדיבור.</w:t>
       </w:r>
     </w:p>
     <w:p>
@@ -6731,25 +9570,7 @@
           <w:rtl/>
           <w:lang w:bidi="he-IL"/>
         </w:rPr>
-        <w:t xml:space="preserve"> לפני תחילת האלגוריתם </w:t>
-      </w:r>
-      <w:proofErr w:type="spellStart"/>
-      <w:r>
-        <w:rPr>
-          <w:rFonts w:cs="Arial" w:hint="cs"/>
-          <w:rtl/>
-          <w:lang w:bidi="he-IL"/>
-        </w:rPr>
-        <w:t>האיטרטיבי</w:t>
-      </w:r>
-      <w:proofErr w:type="spellEnd"/>
-      <w:r>
-        <w:rPr>
-          <w:rFonts w:cs="Arial" w:hint="cs"/>
-          <w:rtl/>
-          <w:lang w:bidi="he-IL"/>
-        </w:rPr>
-        <w:t xml:space="preserve">. </w:t>
+        <w:t xml:space="preserve"> לפני תחילת האלגוריתם האיטרטיבי. </w:t>
       </w:r>
     </w:p>
     <w:p>
@@ -7704,6 +10525,351 @@
         </w:rPr>
       </w:pPr>
     </w:p>
+    <w:p>
+      <w:pPr>
+        <w:bidi/>
+        <w:rPr>
+          <w:rFonts w:cs="Arial"/>
+          <w:rtl/>
+          <w:lang w:bidi="he-IL"/>
+        </w:rPr>
+      </w:pPr>
+      <w:r>
+        <w:rPr>
+          <w:rFonts w:cs="Arial" w:hint="cs"/>
+          <w:rtl/>
+          <w:lang w:bidi="he-IL"/>
+        </w:rPr>
+        <w:t>לאחר הוספת הפיצ'ר, בוצעה השוואה בין איכות השמע עם ובלי הפיצ'ר. המסקנה הייתה שהפיצ'ר לא שיפר ולא גרע מאיכות השמע.</w:t>
+      </w:r>
+    </w:p>
+    <w:p>
+      <w:pPr>
+        <w:bidi/>
+        <w:rPr>
+          <w:rFonts w:cs="Arial"/>
+          <w:rtl/>
+          <w:lang w:bidi="he-IL"/>
+        </w:rPr>
+      </w:pPr>
+      <w:r>
+        <w:rPr>
+          <w:rFonts w:cs="Arial" w:hint="cs"/>
+          <w:rtl/>
+          <w:lang w:bidi="he-IL"/>
+        </w:rPr>
+        <w:t xml:space="preserve">לאחר מכן, בדקנו האם קצב ההתכנסות של האלגוריתם השתפר, משום ששיפור שם יכול להביא לשיפור באלגוריתם ה </w:t>
+      </w:r>
+      <w:r>
+        <w:rPr>
+          <w:rFonts w:cs="Arial"/>
+          <w:lang w:bidi="he-IL"/>
+        </w:rPr>
+        <w:t>online</w:t>
+      </w:r>
+      <w:r>
+        <w:rPr>
+          <w:rFonts w:cs="Arial" w:hint="cs"/>
+          <w:rtl/>
+          <w:lang w:bidi="he-IL"/>
+        </w:rPr>
+        <w:t xml:space="preserve"> (משום שהוא משתמש בקצת איטרציות, ולכן שיפור בקצב ההתכנסות יורגש). להלן גרפים של קצב ההתכנסות עם ובלי הפיצ'ר:</w:t>
+      </w:r>
+    </w:p>
+    <w:p>
+      <w:pPr>
+        <w:bidi/>
+        <w:rPr>
+          <w:rFonts w:cs="Arial"/>
+          <w:rtl/>
+          <w:lang w:bidi="he-IL"/>
+        </w:rPr>
+      </w:pPr>
+      <w:r>
+        <w:rPr>
+          <w:rFonts w:cs="Arial"/>
+          <w:lang w:bidi="he-IL"/>
+        </w:rPr>
+        <w:drawing>
+          <wp:anchor distT="0" distB="0" distL="114300" distR="114300" simplePos="0" relativeHeight="251668480" behindDoc="0" locked="0" layoutInCell="1" allowOverlap="1" wp14:anchorId="28A70F7B" wp14:editId="1EAAEBE7">
+            <wp:simplePos x="0" y="0"/>
+            <wp:positionH relativeFrom="column">
+              <wp:posOffset>-923290</wp:posOffset>
+            </wp:positionH>
+            <wp:positionV relativeFrom="paragraph">
+              <wp:posOffset>45720</wp:posOffset>
+            </wp:positionV>
+            <wp:extent cx="3683000" cy="2870835"/>
+            <wp:effectExtent l="0" t="0" r="0" b="5715"/>
+            <wp:wrapNone/>
+            <wp:docPr id="7" name="Picture 6" descr="A graph of weight loss&#10;&#10;AI-generated content may be incorrect.">
+              <a:extLst xmlns:a="http://schemas.openxmlformats.org/drawingml/2006/main">
+                <a:ext uri="{FF2B5EF4-FFF2-40B4-BE49-F238E27FC236}">
+                  <a16:creationId xmlns:a16="http://schemas.microsoft.com/office/drawing/2014/main" id="{5B6823C3-97BA-B3D9-E595-3BE51D56458A}"/>
+                </a:ext>
+              </a:extLst>
+            </wp:docPr>
+            <wp:cNvGraphicFramePr>
+              <a:graphicFrameLocks xmlns:a="http://schemas.openxmlformats.org/drawingml/2006/main" noChangeAspect="1"/>
+            </wp:cNvGraphicFramePr>
+            <a:graphic xmlns:a="http://schemas.openxmlformats.org/drawingml/2006/main">
+              <a:graphicData uri="http://schemas.openxmlformats.org/drawingml/2006/picture">
+                <pic:pic xmlns:pic="http://schemas.openxmlformats.org/drawingml/2006/picture">
+                  <pic:nvPicPr>
+                    <pic:cNvPr id="7" name="Picture 6" descr="A graph of weight loss&#10;&#10;AI-generated content may be incorrect.">
+                      <a:extLst>
+                        <a:ext uri="{FF2B5EF4-FFF2-40B4-BE49-F238E27FC236}">
+                          <a16:creationId xmlns:a16="http://schemas.microsoft.com/office/drawing/2014/main" id="{5B6823C3-97BA-B3D9-E595-3BE51D56458A}"/>
+                        </a:ext>
+                      </a:extLst>
+                    </pic:cNvPr>
+                    <pic:cNvPicPr>
+                      <a:picLocks noChangeAspect="1"/>
+                    </pic:cNvPicPr>
+                  </pic:nvPicPr>
+                  <pic:blipFill>
+                    <a:blip r:embed="rId34"/>
+                    <a:stretch>
+                      <a:fillRect/>
+                    </a:stretch>
+                  </pic:blipFill>
+                  <pic:spPr>
+                    <a:xfrm>
+                      <a:off x="0" y="0"/>
+                      <a:ext cx="3683000" cy="2870835"/>
+                    </a:xfrm>
+                    <a:prstGeom prst="rect">
+                      <a:avLst/>
+                    </a:prstGeom>
+                  </pic:spPr>
+                </pic:pic>
+              </a:graphicData>
+            </a:graphic>
+            <wp14:sizeRelH relativeFrom="margin">
+              <wp14:pctWidth>0</wp14:pctWidth>
+            </wp14:sizeRelH>
+            <wp14:sizeRelV relativeFrom="margin">
+              <wp14:pctHeight>0</wp14:pctHeight>
+            </wp14:sizeRelV>
+          </wp:anchor>
+        </w:drawing>
+      </w:r>
+      <w:r>
+        <w:rPr>
+          <w:rFonts w:cs="Arial"/>
+          <w:lang w:bidi="he-IL"/>
+        </w:rPr>
+        <w:drawing>
+          <wp:anchor distT="0" distB="0" distL="114300" distR="114300" simplePos="0" relativeHeight="251670528" behindDoc="0" locked="0" layoutInCell="1" allowOverlap="1" wp14:anchorId="7946612C" wp14:editId="3E353051">
+            <wp:simplePos x="0" y="0"/>
+            <wp:positionH relativeFrom="column">
+              <wp:posOffset>2855595</wp:posOffset>
+            </wp:positionH>
+            <wp:positionV relativeFrom="paragraph">
+              <wp:posOffset>68077</wp:posOffset>
+            </wp:positionV>
+            <wp:extent cx="3666227" cy="2844911"/>
+            <wp:effectExtent l="0" t="0" r="0" b="0"/>
+            <wp:wrapNone/>
+            <wp:docPr id="1455100227" name="Content Placeholder 4" descr="A graph with a line&#10;&#10;AI-generated content may be incorrect.">
+              <a:extLst xmlns:a="http://schemas.openxmlformats.org/drawingml/2006/main">
+                <a:ext uri="{FF2B5EF4-FFF2-40B4-BE49-F238E27FC236}">
+                  <a16:creationId xmlns:a16="http://schemas.microsoft.com/office/drawing/2014/main" id="{6AD23705-28A1-6A95-D61E-EADE297F7F6C}"/>
+                </a:ext>
+              </a:extLst>
+            </wp:docPr>
+            <wp:cNvGraphicFramePr>
+              <a:graphicFrameLocks xmlns:a="http://schemas.openxmlformats.org/drawingml/2006/main" noGrp="1" noChangeAspect="1"/>
+            </wp:cNvGraphicFramePr>
+            <a:graphic xmlns:a="http://schemas.openxmlformats.org/drawingml/2006/main">
+              <a:graphicData uri="http://schemas.openxmlformats.org/drawingml/2006/picture">
+                <pic:pic xmlns:pic="http://schemas.openxmlformats.org/drawingml/2006/picture">
+                  <pic:nvPicPr>
+                    <pic:cNvPr id="1455100227" name="Content Placeholder 4" descr="A graph with a line&#10;&#10;AI-generated content may be incorrect.">
+                      <a:extLst>
+                        <a:ext uri="{FF2B5EF4-FFF2-40B4-BE49-F238E27FC236}">
+                          <a16:creationId xmlns:a16="http://schemas.microsoft.com/office/drawing/2014/main" id="{6AD23705-28A1-6A95-D61E-EADE297F7F6C}"/>
+                        </a:ext>
+                      </a:extLst>
+                    </pic:cNvPr>
+                    <pic:cNvPicPr>
+                      <a:picLocks noGrp="1" noChangeAspect="1"/>
+                    </pic:cNvPicPr>
+                  </pic:nvPicPr>
+                  <pic:blipFill>
+                    <a:blip r:embed="rId35"/>
+                    <a:stretch>
+                      <a:fillRect/>
+                    </a:stretch>
+                  </pic:blipFill>
+                  <pic:spPr>
+                    <a:xfrm>
+                      <a:off x="0" y="0"/>
+                      <a:ext cx="3666227" cy="2844911"/>
+                    </a:xfrm>
+                    <a:prstGeom prst="rect">
+                      <a:avLst/>
+                    </a:prstGeom>
+                  </pic:spPr>
+                </pic:pic>
+              </a:graphicData>
+            </a:graphic>
+            <wp14:sizeRelH relativeFrom="margin">
+              <wp14:pctWidth>0</wp14:pctWidth>
+            </wp14:sizeRelH>
+            <wp14:sizeRelV relativeFrom="margin">
+              <wp14:pctHeight>0</wp14:pctHeight>
+            </wp14:sizeRelV>
+          </wp:anchor>
+        </w:drawing>
+      </w:r>
+    </w:p>
+    <w:p>
+      <w:pPr>
+        <w:bidi/>
+        <w:rPr>
+          <w:rFonts w:cs="Arial"/>
+          <w:rtl/>
+          <w:lang w:bidi="he-IL"/>
+        </w:rPr>
+      </w:pPr>
+    </w:p>
+    <w:p>
+      <w:pPr>
+        <w:bidi/>
+        <w:rPr>
+          <w:rFonts w:cs="Arial"/>
+          <w:rtl/>
+          <w:lang w:bidi="he-IL"/>
+        </w:rPr>
+      </w:pPr>
+    </w:p>
+    <w:p>
+      <w:pPr>
+        <w:bidi/>
+        <w:rPr>
+          <w:rFonts w:cs="Arial"/>
+          <w:rtl/>
+          <w:lang w:bidi="he-IL"/>
+        </w:rPr>
+      </w:pPr>
+    </w:p>
+    <w:p>
+      <w:pPr>
+        <w:bidi/>
+        <w:rPr>
+          <w:rFonts w:cs="Arial"/>
+          <w:rtl/>
+          <w:lang w:bidi="he-IL"/>
+        </w:rPr>
+      </w:pPr>
+    </w:p>
+    <w:p>
+      <w:pPr>
+        <w:bidi/>
+        <w:rPr>
+          <w:rFonts w:cs="Arial"/>
+          <w:rtl/>
+          <w:lang w:bidi="he-IL"/>
+        </w:rPr>
+      </w:pPr>
+    </w:p>
+    <w:p>
+      <w:pPr>
+        <w:bidi/>
+        <w:rPr>
+          <w:rFonts w:cs="Arial"/>
+          <w:rtl/>
+          <w:lang w:bidi="he-IL"/>
+        </w:rPr>
+      </w:pPr>
+    </w:p>
+    <w:p>
+      <w:pPr>
+        <w:bidi/>
+        <w:rPr>
+          <w:rFonts w:cs="Arial"/>
+          <w:rtl/>
+          <w:lang w:bidi="he-IL"/>
+        </w:rPr>
+      </w:pPr>
+    </w:p>
+    <w:p>
+      <w:pPr>
+        <w:bidi/>
+        <w:rPr>
+          <w:rFonts w:cs="Arial"/>
+          <w:rtl/>
+          <w:lang w:bidi="he-IL"/>
+        </w:rPr>
+      </w:pPr>
+    </w:p>
+    <w:p>
+      <w:pPr>
+        <w:bidi/>
+        <w:rPr>
+          <w:rFonts w:cs="Arial"/>
+          <w:rtl/>
+          <w:lang w:bidi="he-IL"/>
+        </w:rPr>
+      </w:pPr>
+    </w:p>
+    <w:p>
+      <w:pPr>
+        <w:bidi/>
+        <w:rPr>
+          <w:rFonts w:cs="Arial"/>
+          <w:rtl/>
+          <w:lang w:bidi="he-IL"/>
+        </w:rPr>
+      </w:pPr>
+    </w:p>
+    <w:p>
+      <w:pPr>
+        <w:bidi/>
+        <w:rPr>
+          <w:rFonts w:cs="Arial"/>
+          <w:rtl/>
+          <w:lang w:bidi="he-IL"/>
+        </w:rPr>
+      </w:pPr>
+    </w:p>
+    <w:p>
+      <w:pPr>
+        <w:bidi/>
+        <w:rPr>
+          <w:rFonts w:cs="Arial"/>
+          <w:rtl/>
+          <w:lang w:bidi="he-IL"/>
+        </w:rPr>
+      </w:pPr>
+    </w:p>
+    <w:p>
+      <w:pPr>
+        <w:bidi/>
+        <w:rPr>
+          <w:rFonts w:cs="Arial" w:hint="cs"/>
+          <w:rtl/>
+          <w:lang w:bidi="he-IL"/>
+        </w:rPr>
+      </w:pPr>
+      <w:r>
+        <w:rPr>
+          <w:rFonts w:cs="Arial" w:hint="cs"/>
+          <w:rtl/>
+          <w:lang w:bidi="he-IL"/>
+        </w:rPr>
+        <w:t xml:space="preserve">כפי שניתן לראות, </w:t>
+      </w:r>
+      <w:r>
+        <w:rPr>
+          <w:rFonts w:cs="Arial" w:hint="cs"/>
+          <w:rtl/>
+          <w:lang w:bidi="he-IL"/>
+        </w:rPr>
+        <w:t>אין שיפור בביצועים של קצב ההתכנסות.</w:t>
+      </w:r>
+    </w:p>
     <w:sectPr>
       <w:pgSz w:w="12240" w:h="15840"/>
       <w:pgMar w:top="1440" w:right="1440" w:bottom="1440" w:left="1440" w:header="708" w:footer="708" w:gutter="0"/>
@@ -7712,6 +10878,56 @@
     </w:sectPr>
   </w:body>
 </w:document>
+</file>
+
+<file path=word/endnotes.xml><?xml version="1.0" encoding="utf-8"?>
+<w:endnotes xmlns:wpc="http://schemas.microsoft.com/office/word/2010/wordprocessingCanvas" xmlns:cx="http://schemas.microsoft.com/office/drawing/2014/chartex" xmlns:cx1="http://schemas.microsoft.com/office/drawing/2015/9/8/chartex" xmlns:cx2="http://schemas.microsoft.com/office/drawing/2015/10/21/chartex" xmlns:cx3="http://schemas.microsoft.com/office/drawing/2016/5/9/chartex" xmlns:cx4="http://schemas.microsoft.com/office/drawing/2016/5/10/chartex" xmlns:cx5="http://schemas.microsoft.com/office/drawing/2016/5/11/chartex" xmlns:cx6="http://schemas.microsoft.com/office/drawing/2016/5/12/chartex" xmlns:cx7="http://schemas.microsoft.com/office/drawing/2016/5/13/chartex" xmlns:cx8="http://schemas.microsoft.com/office/drawing/2016/5/14/chartex" xmlns:mc="http://schemas.openxmlformats.org/markup-compatibility/2006" xmlns:aink="http://schemas.microsoft.com/office/drawing/2016/ink" xmlns:am3d="http://schemas.microsoft.com/office/drawing/2017/model3d" xmlns:o="urn:schemas-microsoft-com:office:office" xmlns:oel="http://schemas.microsoft.com/office/2019/extlst" xmlns:r="http://schemas.openxmlformats.org/officeDocument/2006/relationships" xmlns:m="http://schemas.openxmlformats.org/officeDocument/2006/math" xmlns:v="urn:schemas-microsoft-com:vml" xmlns:wp14="http://schemas.microsoft.com/office/word/2010/wordprocessingDrawing" xmlns:wp="http://schemas.openxmlformats.org/drawingml/2006/wordprocessingDrawing" xmlns:w10="urn:schemas-microsoft-com:office:word" xmlns:w="http://schemas.openxmlformats.org/wordprocessingml/2006/main" xmlns:w14="http://schemas.microsoft.com/office/word/2010/wordml" xmlns:w15="http://schemas.microsoft.com/office/word/2012/wordml" xmlns:w16cex="http://schemas.microsoft.com/office/word/2018/wordml/cex" xmlns:w16cid="http://schemas.microsoft.com/office/word/2016/wordml/cid" xmlns:w16="http://schemas.microsoft.com/office/word/2018/wordml" xmlns:w16du="http://schemas.microsoft.com/office/word/2023/wordml/word16du" xmlns:w16sdtdh="http://schemas.microsoft.com/office/word/2020/wordml/sdtdatahash" xmlns:w16sdtfl="http://schemas.microsoft.com/office/word/2024/wordml/sdtformatlock" xmlns:w16se="http://schemas.microsoft.com/office/word/2015/wordml/symex" xmlns:wpg="http://schemas.microsoft.com/office/word/2010/wordprocessingGroup" xmlns:wpi="http://schemas.microsoft.com/office/word/2010/wordprocessingInk" xmlns:wne="http://schemas.microsoft.com/office/word/2006/wordml" xmlns:wps="http://schemas.microsoft.com/office/word/2010/wordprocessingShape" mc:Ignorable="w14 w15 w16se w16cid w16 w16cex w16sdtdh w16sdtfl w16du wp14">
+  <w:endnote w:type="separator" w:id="-1">
+    <w:p>
+      <w:pPr>
+        <w:spacing w:line="240" w:lineRule="auto"/>
+      </w:pPr>
+      <w:r>
+        <w:separator/>
+      </w:r>
+    </w:p>
+  </w:endnote>
+  <w:endnote w:type="continuationSeparator" w:id="0">
+    <w:p>
+      <w:pPr>
+        <w:spacing w:line="240" w:lineRule="auto"/>
+      </w:pPr>
+      <w:r>
+        <w:continuationSeparator/>
+      </w:r>
+    </w:p>
+  </w:endnote>
+</w:endnotes>
+</file>
+
+<file path=word/footnotes.xml><?xml version="1.0" encoding="utf-8"?>
+<w:footnotes xmlns:wpc="http://schemas.microsoft.com/office/word/2010/wordprocessingCanvas" xmlns:cx="http://schemas.microsoft.com/office/drawing/2014/chartex" xmlns:cx1="http://schemas.microsoft.com/office/drawing/2015/9/8/chartex" xmlns:cx2="http://schemas.microsoft.com/office/drawing/2015/10/21/chartex" xmlns:cx3="http://schemas.microsoft.com/office/drawing/2016/5/9/chartex" xmlns:cx4="http://schemas.microsoft.com/office/drawing/2016/5/10/chartex" xmlns:cx5="http://schemas.microsoft.com/office/drawing/2016/5/11/chartex" xmlns:cx6="http://schemas.microsoft.com/office/drawing/2016/5/12/chartex" xmlns:cx7="http://schemas.microsoft.com/office/drawing/2016/5/13/chartex" xmlns:cx8="http://schemas.microsoft.com/office/drawing/2016/5/14/chartex" xmlns:mc="http://schemas.openxmlformats.org/markup-compatibility/2006" xmlns:aink="http://schemas.microsoft.com/office/drawing/2016/ink" xmlns:am3d="http://schemas.microsoft.com/office/drawing/2017/model3d" xmlns:o="urn:schemas-microsoft-com:office:office" xmlns:oel="http://schemas.microsoft.com/office/2019/extlst" xmlns:r="http://schemas.openxmlformats.org/officeDocument/2006/relationships" xmlns:m="http://schemas.openxmlformats.org/officeDocument/2006/math" xmlns:v="urn:schemas-microsoft-com:vml" xmlns:wp14="http://schemas.microsoft.com/office/word/2010/wordprocessingDrawing" xmlns:wp="http://schemas.openxmlformats.org/drawingml/2006/wordprocessingDrawing" xmlns:w10="urn:schemas-microsoft-com:office:word" xmlns:w="http://schemas.openxmlformats.org/wordprocessingml/2006/main" xmlns:w14="http://schemas.microsoft.com/office/word/2010/wordml" xmlns:w15="http://schemas.microsoft.com/office/word/2012/wordml" xmlns:w16cex="http://schemas.microsoft.com/office/word/2018/wordml/cex" xmlns:w16cid="http://schemas.microsoft.com/office/word/2016/wordml/cid" xmlns:w16="http://schemas.microsoft.com/office/word/2018/wordml" xmlns:w16du="http://schemas.microsoft.com/office/word/2023/wordml/word16du" xmlns:w16sdtdh="http://schemas.microsoft.com/office/word/2020/wordml/sdtdatahash" xmlns:w16sdtfl="http://schemas.microsoft.com/office/word/2024/wordml/sdtformatlock" xmlns:w16se="http://schemas.microsoft.com/office/word/2015/wordml/symex" xmlns:wpg="http://schemas.microsoft.com/office/word/2010/wordprocessingGroup" xmlns:wpi="http://schemas.microsoft.com/office/word/2010/wordprocessingInk" xmlns:wne="http://schemas.microsoft.com/office/word/2006/wordml" xmlns:wps="http://schemas.microsoft.com/office/word/2010/wordprocessingShape" mc:Ignorable="w14 w15 w16se w16cid w16 w16cex w16sdtdh w16sdtfl w16du wp14">
+  <w:footnote w:type="separator" w:id="-1">
+    <w:p>
+      <w:pPr>
+        <w:spacing w:line="240" w:lineRule="auto"/>
+      </w:pPr>
+      <w:r>
+        <w:separator/>
+      </w:r>
+    </w:p>
+  </w:footnote>
+  <w:footnote w:type="continuationSeparator" w:id="0">
+    <w:p>
+      <w:pPr>
+        <w:spacing w:line="240" w:lineRule="auto"/>
+      </w:pPr>
+      <w:r>
+        <w:continuationSeparator/>
+      </w:r>
+    </w:p>
+  </w:footnote>
+</w:footnotes>
 </file>
 
 <file path=word/numbering.xml><?xml version="1.0" encoding="utf-8"?>
@@ -8121,6 +11337,119 @@
     </w:lvl>
   </w:abstractNum>
   <w:abstractNum w:abstractNumId="4" w15:restartNumberingAfterBreak="0">
+    <w:nsid w:val="36661764"/>
+    <w:multiLevelType w:val="hybridMultilevel"/>
+    <w:tmpl w:val="0C381ED8"/>
+    <w:lvl w:ilvl="0" w:tplc="20000001">
+      <w:start w:val="1"/>
+      <w:numFmt w:val="bullet"/>
+      <w:lvlText w:val=""/>
+      <w:lvlJc w:val="left"/>
+      <w:pPr>
+        <w:ind w:left="720" w:hanging="360"/>
+      </w:pPr>
+      <w:rPr>
+        <w:rFonts w:ascii="Symbol" w:hAnsi="Symbol" w:hint="default"/>
+      </w:rPr>
+    </w:lvl>
+    <w:lvl w:ilvl="1" w:tplc="20000003" w:tentative="1">
+      <w:start w:val="1"/>
+      <w:numFmt w:val="bullet"/>
+      <w:lvlText w:val="o"/>
+      <w:lvlJc w:val="left"/>
+      <w:pPr>
+        <w:ind w:left="1440" w:hanging="360"/>
+      </w:pPr>
+      <w:rPr>
+        <w:rFonts w:ascii="Courier New" w:hAnsi="Courier New" w:cs="Courier New" w:hint="default"/>
+      </w:rPr>
+    </w:lvl>
+    <w:lvl w:ilvl="2" w:tplc="20000005" w:tentative="1">
+      <w:start w:val="1"/>
+      <w:numFmt w:val="bullet"/>
+      <w:lvlText w:val=""/>
+      <w:lvlJc w:val="left"/>
+      <w:pPr>
+        <w:ind w:left="2160" w:hanging="360"/>
+      </w:pPr>
+      <w:rPr>
+        <w:rFonts w:ascii="Wingdings" w:hAnsi="Wingdings" w:hint="default"/>
+      </w:rPr>
+    </w:lvl>
+    <w:lvl w:ilvl="3" w:tplc="20000001" w:tentative="1">
+      <w:start w:val="1"/>
+      <w:numFmt w:val="bullet"/>
+      <w:lvlText w:val=""/>
+      <w:lvlJc w:val="left"/>
+      <w:pPr>
+        <w:ind w:left="2880" w:hanging="360"/>
+      </w:pPr>
+      <w:rPr>
+        <w:rFonts w:ascii="Symbol" w:hAnsi="Symbol" w:hint="default"/>
+      </w:rPr>
+    </w:lvl>
+    <w:lvl w:ilvl="4" w:tplc="20000003" w:tentative="1">
+      <w:start w:val="1"/>
+      <w:numFmt w:val="bullet"/>
+      <w:lvlText w:val="o"/>
+      <w:lvlJc w:val="left"/>
+      <w:pPr>
+        <w:ind w:left="3600" w:hanging="360"/>
+      </w:pPr>
+      <w:rPr>
+        <w:rFonts w:ascii="Courier New" w:hAnsi="Courier New" w:cs="Courier New" w:hint="default"/>
+      </w:rPr>
+    </w:lvl>
+    <w:lvl w:ilvl="5" w:tplc="20000005" w:tentative="1">
+      <w:start w:val="1"/>
+      <w:numFmt w:val="bullet"/>
+      <w:lvlText w:val=""/>
+      <w:lvlJc w:val="left"/>
+      <w:pPr>
+        <w:ind w:left="4320" w:hanging="360"/>
+      </w:pPr>
+      <w:rPr>
+        <w:rFonts w:ascii="Wingdings" w:hAnsi="Wingdings" w:hint="default"/>
+      </w:rPr>
+    </w:lvl>
+    <w:lvl w:ilvl="6" w:tplc="20000001" w:tentative="1">
+      <w:start w:val="1"/>
+      <w:numFmt w:val="bullet"/>
+      <w:lvlText w:val=""/>
+      <w:lvlJc w:val="left"/>
+      <w:pPr>
+        <w:ind w:left="5040" w:hanging="360"/>
+      </w:pPr>
+      <w:rPr>
+        <w:rFonts w:ascii="Symbol" w:hAnsi="Symbol" w:hint="default"/>
+      </w:rPr>
+    </w:lvl>
+    <w:lvl w:ilvl="7" w:tplc="20000003" w:tentative="1">
+      <w:start w:val="1"/>
+      <w:numFmt w:val="bullet"/>
+      <w:lvlText w:val="o"/>
+      <w:lvlJc w:val="left"/>
+      <w:pPr>
+        <w:ind w:left="5760" w:hanging="360"/>
+      </w:pPr>
+      <w:rPr>
+        <w:rFonts w:ascii="Courier New" w:hAnsi="Courier New" w:cs="Courier New" w:hint="default"/>
+      </w:rPr>
+    </w:lvl>
+    <w:lvl w:ilvl="8" w:tplc="20000005" w:tentative="1">
+      <w:start w:val="1"/>
+      <w:numFmt w:val="bullet"/>
+      <w:lvlText w:val=""/>
+      <w:lvlJc w:val="left"/>
+      <w:pPr>
+        <w:ind w:left="6480" w:hanging="360"/>
+      </w:pPr>
+      <w:rPr>
+        <w:rFonts w:ascii="Wingdings" w:hAnsi="Wingdings" w:hint="default"/>
+      </w:rPr>
+    </w:lvl>
+  </w:abstractNum>
+  <w:abstractNum w:abstractNumId="5" w15:restartNumberingAfterBreak="0">
     <w:nsid w:val="3C82190C"/>
     <w:multiLevelType w:val="hybridMultilevel"/>
     <w:tmpl w:val="58A04ECE"/>
@@ -8233,7 +11562,7 @@
       </w:rPr>
     </w:lvl>
   </w:abstractNum>
-  <w:abstractNum w:abstractNumId="5" w15:restartNumberingAfterBreak="0">
+  <w:abstractNum w:abstractNumId="6" w15:restartNumberingAfterBreak="0">
     <w:nsid w:val="432D62B3"/>
     <w:multiLevelType w:val="hybridMultilevel"/>
     <w:tmpl w:val="5B6EE1D0"/>
@@ -8345,7 +11674,7 @@
       </w:rPr>
     </w:lvl>
   </w:abstractNum>
-  <w:abstractNum w:abstractNumId="6" w15:restartNumberingAfterBreak="0">
+  <w:abstractNum w:abstractNumId="7" w15:restartNumberingAfterBreak="0">
     <w:nsid w:val="46281EBD"/>
     <w:multiLevelType w:val="hybridMultilevel"/>
     <w:tmpl w:val="D31EC09A"/>
@@ -8457,7 +11786,232 @@
       </w:rPr>
     </w:lvl>
   </w:abstractNum>
-  <w:abstractNum w:abstractNumId="7" w15:restartNumberingAfterBreak="0">
+  <w:abstractNum w:abstractNumId="8" w15:restartNumberingAfterBreak="0">
+    <w:nsid w:val="55A864D7"/>
+    <w:multiLevelType w:val="hybridMultilevel"/>
+    <w:tmpl w:val="BCDA6E7E"/>
+    <w:lvl w:ilvl="0" w:tplc="20082658">
+      <w:numFmt w:val="bullet"/>
+      <w:lvlText w:val="-"/>
+      <w:lvlJc w:val="left"/>
+      <w:pPr>
+        <w:ind w:left="720" w:hanging="360"/>
+      </w:pPr>
+      <w:rPr>
+        <w:rFonts w:ascii="Arial" w:eastAsiaTheme="minorEastAsia" w:hAnsi="Arial" w:cs="Arial" w:hint="default"/>
+      </w:rPr>
+    </w:lvl>
+    <w:lvl w:ilvl="1" w:tplc="20000003" w:tentative="1">
+      <w:start w:val="1"/>
+      <w:numFmt w:val="bullet"/>
+      <w:lvlText w:val="o"/>
+      <w:lvlJc w:val="left"/>
+      <w:pPr>
+        <w:ind w:left="1440" w:hanging="360"/>
+      </w:pPr>
+      <w:rPr>
+        <w:rFonts w:ascii="Courier New" w:hAnsi="Courier New" w:cs="Courier New" w:hint="default"/>
+      </w:rPr>
+    </w:lvl>
+    <w:lvl w:ilvl="2" w:tplc="20000005" w:tentative="1">
+      <w:start w:val="1"/>
+      <w:numFmt w:val="bullet"/>
+      <w:lvlText w:val=""/>
+      <w:lvlJc w:val="left"/>
+      <w:pPr>
+        <w:ind w:left="2160" w:hanging="360"/>
+      </w:pPr>
+      <w:rPr>
+        <w:rFonts w:ascii="Wingdings" w:hAnsi="Wingdings" w:hint="default"/>
+      </w:rPr>
+    </w:lvl>
+    <w:lvl w:ilvl="3" w:tplc="20000001" w:tentative="1">
+      <w:start w:val="1"/>
+      <w:numFmt w:val="bullet"/>
+      <w:lvlText w:val=""/>
+      <w:lvlJc w:val="left"/>
+      <w:pPr>
+        <w:ind w:left="2880" w:hanging="360"/>
+      </w:pPr>
+      <w:rPr>
+        <w:rFonts w:ascii="Symbol" w:hAnsi="Symbol" w:hint="default"/>
+      </w:rPr>
+    </w:lvl>
+    <w:lvl w:ilvl="4" w:tplc="20000003" w:tentative="1">
+      <w:start w:val="1"/>
+      <w:numFmt w:val="bullet"/>
+      <w:lvlText w:val="o"/>
+      <w:lvlJc w:val="left"/>
+      <w:pPr>
+        <w:ind w:left="3600" w:hanging="360"/>
+      </w:pPr>
+      <w:rPr>
+        <w:rFonts w:ascii="Courier New" w:hAnsi="Courier New" w:cs="Courier New" w:hint="default"/>
+      </w:rPr>
+    </w:lvl>
+    <w:lvl w:ilvl="5" w:tplc="20000005" w:tentative="1">
+      <w:start w:val="1"/>
+      <w:numFmt w:val="bullet"/>
+      <w:lvlText w:val=""/>
+      <w:lvlJc w:val="left"/>
+      <w:pPr>
+        <w:ind w:left="4320" w:hanging="360"/>
+      </w:pPr>
+      <w:rPr>
+        <w:rFonts w:ascii="Wingdings" w:hAnsi="Wingdings" w:hint="default"/>
+      </w:rPr>
+    </w:lvl>
+    <w:lvl w:ilvl="6" w:tplc="20000001" w:tentative="1">
+      <w:start w:val="1"/>
+      <w:numFmt w:val="bullet"/>
+      <w:lvlText w:val=""/>
+      <w:lvlJc w:val="left"/>
+      <w:pPr>
+        <w:ind w:left="5040" w:hanging="360"/>
+      </w:pPr>
+      <w:rPr>
+        <w:rFonts w:ascii="Symbol" w:hAnsi="Symbol" w:hint="default"/>
+      </w:rPr>
+    </w:lvl>
+    <w:lvl w:ilvl="7" w:tplc="20000003" w:tentative="1">
+      <w:start w:val="1"/>
+      <w:numFmt w:val="bullet"/>
+      <w:lvlText w:val="o"/>
+      <w:lvlJc w:val="left"/>
+      <w:pPr>
+        <w:ind w:left="5760" w:hanging="360"/>
+      </w:pPr>
+      <w:rPr>
+        <w:rFonts w:ascii="Courier New" w:hAnsi="Courier New" w:cs="Courier New" w:hint="default"/>
+      </w:rPr>
+    </w:lvl>
+    <w:lvl w:ilvl="8" w:tplc="20000005" w:tentative="1">
+      <w:start w:val="1"/>
+      <w:numFmt w:val="bullet"/>
+      <w:lvlText w:val=""/>
+      <w:lvlJc w:val="left"/>
+      <w:pPr>
+        <w:ind w:left="6480" w:hanging="360"/>
+      </w:pPr>
+      <w:rPr>
+        <w:rFonts w:ascii="Wingdings" w:hAnsi="Wingdings" w:hint="default"/>
+      </w:rPr>
+    </w:lvl>
+  </w:abstractNum>
+  <w:abstractNum w:abstractNumId="9" w15:restartNumberingAfterBreak="0">
+    <w:nsid w:val="58C423EE"/>
+    <w:multiLevelType w:val="hybridMultilevel"/>
+    <w:tmpl w:val="3AF40A66"/>
+    <w:lvl w:ilvl="0" w:tplc="20000001">
+      <w:start w:val="1"/>
+      <w:numFmt w:val="bullet"/>
+      <w:lvlText w:val=""/>
+      <w:lvlJc w:val="left"/>
+      <w:pPr>
+        <w:ind w:left="720" w:hanging="360"/>
+      </w:pPr>
+      <w:rPr>
+        <w:rFonts w:ascii="Symbol" w:hAnsi="Symbol" w:hint="default"/>
+      </w:rPr>
+    </w:lvl>
+    <w:lvl w:ilvl="1" w:tplc="20000003" w:tentative="1">
+      <w:start w:val="1"/>
+      <w:numFmt w:val="bullet"/>
+      <w:lvlText w:val="o"/>
+      <w:lvlJc w:val="left"/>
+      <w:pPr>
+        <w:ind w:left="1440" w:hanging="360"/>
+      </w:pPr>
+      <w:rPr>
+        <w:rFonts w:ascii="Courier New" w:hAnsi="Courier New" w:cs="Courier New" w:hint="default"/>
+      </w:rPr>
+    </w:lvl>
+    <w:lvl w:ilvl="2" w:tplc="20000005" w:tentative="1">
+      <w:start w:val="1"/>
+      <w:numFmt w:val="bullet"/>
+      <w:lvlText w:val=""/>
+      <w:lvlJc w:val="left"/>
+      <w:pPr>
+        <w:ind w:left="2160" w:hanging="360"/>
+      </w:pPr>
+      <w:rPr>
+        <w:rFonts w:ascii="Wingdings" w:hAnsi="Wingdings" w:hint="default"/>
+      </w:rPr>
+    </w:lvl>
+    <w:lvl w:ilvl="3" w:tplc="20000001" w:tentative="1">
+      <w:start w:val="1"/>
+      <w:numFmt w:val="bullet"/>
+      <w:lvlText w:val=""/>
+      <w:lvlJc w:val="left"/>
+      <w:pPr>
+        <w:ind w:left="2880" w:hanging="360"/>
+      </w:pPr>
+      <w:rPr>
+        <w:rFonts w:ascii="Symbol" w:hAnsi="Symbol" w:hint="default"/>
+      </w:rPr>
+    </w:lvl>
+    <w:lvl w:ilvl="4" w:tplc="20000003" w:tentative="1">
+      <w:start w:val="1"/>
+      <w:numFmt w:val="bullet"/>
+      <w:lvlText w:val="o"/>
+      <w:lvlJc w:val="left"/>
+      <w:pPr>
+        <w:ind w:left="3600" w:hanging="360"/>
+      </w:pPr>
+      <w:rPr>
+        <w:rFonts w:ascii="Courier New" w:hAnsi="Courier New" w:cs="Courier New" w:hint="default"/>
+      </w:rPr>
+    </w:lvl>
+    <w:lvl w:ilvl="5" w:tplc="20000005" w:tentative="1">
+      <w:start w:val="1"/>
+      <w:numFmt w:val="bullet"/>
+      <w:lvlText w:val=""/>
+      <w:lvlJc w:val="left"/>
+      <w:pPr>
+        <w:ind w:left="4320" w:hanging="360"/>
+      </w:pPr>
+      <w:rPr>
+        <w:rFonts w:ascii="Wingdings" w:hAnsi="Wingdings" w:hint="default"/>
+      </w:rPr>
+    </w:lvl>
+    <w:lvl w:ilvl="6" w:tplc="20000001" w:tentative="1">
+      <w:start w:val="1"/>
+      <w:numFmt w:val="bullet"/>
+      <w:lvlText w:val=""/>
+      <w:lvlJc w:val="left"/>
+      <w:pPr>
+        <w:ind w:left="5040" w:hanging="360"/>
+      </w:pPr>
+      <w:rPr>
+        <w:rFonts w:ascii="Symbol" w:hAnsi="Symbol" w:hint="default"/>
+      </w:rPr>
+    </w:lvl>
+    <w:lvl w:ilvl="7" w:tplc="20000003" w:tentative="1">
+      <w:start w:val="1"/>
+      <w:numFmt w:val="bullet"/>
+      <w:lvlText w:val="o"/>
+      <w:lvlJc w:val="left"/>
+      <w:pPr>
+        <w:ind w:left="5760" w:hanging="360"/>
+      </w:pPr>
+      <w:rPr>
+        <w:rFonts w:ascii="Courier New" w:hAnsi="Courier New" w:cs="Courier New" w:hint="default"/>
+      </w:rPr>
+    </w:lvl>
+    <w:lvl w:ilvl="8" w:tplc="20000005" w:tentative="1">
+      <w:start w:val="1"/>
+      <w:numFmt w:val="bullet"/>
+      <w:lvlText w:val=""/>
+      <w:lvlJc w:val="left"/>
+      <w:pPr>
+        <w:ind w:left="6480" w:hanging="360"/>
+      </w:pPr>
+      <w:rPr>
+        <w:rFonts w:ascii="Wingdings" w:hAnsi="Wingdings" w:hint="default"/>
+      </w:rPr>
+    </w:lvl>
+  </w:abstractNum>
+  <w:abstractNum w:abstractNumId="10" w15:restartNumberingAfterBreak="0">
     <w:nsid w:val="78047904"/>
     <w:multiLevelType w:val="hybridMultilevel"/>
     <w:tmpl w:val="790EB34E"/>
@@ -8570,7 +12124,7 @@
     </w:lvl>
   </w:abstractNum>
   <w:num w:numId="1" w16cid:durableId="24983765">
-    <w:abstractNumId w:val="5"/>
+    <w:abstractNumId w:val="6"/>
   </w:num>
   <w:num w:numId="2" w16cid:durableId="1835492919">
     <w:abstractNumId w:val="3"/>
@@ -8585,13 +12139,22 @@
     <w:abstractNumId w:val="0"/>
   </w:num>
   <w:num w:numId="6" w16cid:durableId="624696734">
+    <w:abstractNumId w:val="5"/>
+  </w:num>
+  <w:num w:numId="7" w16cid:durableId="2107723360">
+    <w:abstractNumId w:val="7"/>
+  </w:num>
+  <w:num w:numId="8" w16cid:durableId="1369573479">
+    <w:abstractNumId w:val="10"/>
+  </w:num>
+  <w:num w:numId="9" w16cid:durableId="859512281">
+    <w:abstractNumId w:val="8"/>
+  </w:num>
+  <w:num w:numId="10" w16cid:durableId="936522279">
     <w:abstractNumId w:val="4"/>
   </w:num>
-  <w:num w:numId="7" w16cid:durableId="2107723360">
-    <w:abstractNumId w:val="6"/>
-  </w:num>
-  <w:num w:numId="8" w16cid:durableId="1369573479">
-    <w:abstractNumId w:val="7"/>
+  <w:num w:numId="11" w16cid:durableId="1469282834">
+    <w:abstractNumId w:val="9"/>
   </w:num>
 </w:numbering>
 </file>
@@ -9202,7 +12765,6 @@
   <w:style w:type="character" w:default="1" w:styleId="DefaultParagraphFont">
     <w:name w:val="Default Paragraph Font"/>
     <w:uiPriority w:val="1"/>
-    <w:semiHidden/>
     <w:unhideWhenUsed/>
   </w:style>
   <w:style w:type="table" w:default="1" w:styleId="TableNormal">
@@ -9540,6 +13102,95 @@
       <w:color w:val="666666"/>
     </w:rPr>
   </w:style>
+  <w:style w:type="paragraph" w:styleId="Header">
+    <w:name w:val="header"/>
+    <w:basedOn w:val="Normal"/>
+    <w:link w:val="HeaderChar"/>
+    <w:uiPriority w:val="99"/>
+    <w:unhideWhenUsed/>
+    <w:rsid w:val="00420B4A"/>
+    <w:pPr>
+      <w:tabs>
+        <w:tab w:val="center" w:pos="4513"/>
+        <w:tab w:val="right" w:pos="9026"/>
+      </w:tabs>
+      <w:spacing w:line="240" w:lineRule="auto"/>
+    </w:pPr>
+  </w:style>
+  <w:style w:type="character" w:customStyle="1" w:styleId="HeaderChar">
+    <w:name w:val="Header Char"/>
+    <w:basedOn w:val="DefaultParagraphFont"/>
+    <w:link w:val="Header"/>
+    <w:uiPriority w:val="99"/>
+    <w:rsid w:val="00420B4A"/>
+    <w:rPr>
+      <w:sz w:val="22"/>
+      <w:szCs w:val="22"/>
+      <w:lang w:val="en-US"/>
+    </w:rPr>
+  </w:style>
+  <w:style w:type="paragraph" w:styleId="Footer">
+    <w:name w:val="footer"/>
+    <w:basedOn w:val="Normal"/>
+    <w:link w:val="FooterChar"/>
+    <w:uiPriority w:val="99"/>
+    <w:unhideWhenUsed/>
+    <w:rsid w:val="00420B4A"/>
+    <w:pPr>
+      <w:tabs>
+        <w:tab w:val="center" w:pos="4513"/>
+        <w:tab w:val="right" w:pos="9026"/>
+      </w:tabs>
+      <w:spacing w:line="240" w:lineRule="auto"/>
+    </w:pPr>
+  </w:style>
+  <w:style w:type="character" w:customStyle="1" w:styleId="FooterChar">
+    <w:name w:val="Footer Char"/>
+    <w:basedOn w:val="DefaultParagraphFont"/>
+    <w:link w:val="Footer"/>
+    <w:uiPriority w:val="99"/>
+    <w:rsid w:val="00420B4A"/>
+    <w:rPr>
+      <w:sz w:val="22"/>
+      <w:szCs w:val="22"/>
+      <w:lang w:val="en-US"/>
+    </w:rPr>
+  </w:style>
+  <w:style w:type="table" w:styleId="TableGrid">
+    <w:name w:val="Table Grid"/>
+    <w:basedOn w:val="TableNormal"/>
+    <w:uiPriority w:val="39"/>
+    <w:rsid w:val="00F12D83"/>
+    <w:tblPr>
+      <w:tblBorders>
+        <w:top w:val="single" w:sz="4" w:space="0" w:color="auto"/>
+        <w:left w:val="single" w:sz="4" w:space="0" w:color="auto"/>
+        <w:bottom w:val="single" w:sz="4" w:space="0" w:color="auto"/>
+        <w:right w:val="single" w:sz="4" w:space="0" w:color="auto"/>
+        <w:insideH w:val="single" w:sz="4" w:space="0" w:color="auto"/>
+        <w:insideV w:val="single" w:sz="4" w:space="0" w:color="auto"/>
+      </w:tblBorders>
+    </w:tblPr>
+  </w:style>
+  <w:style w:type="paragraph" w:styleId="Caption">
+    <w:name w:val="caption"/>
+    <w:basedOn w:val="Normal"/>
+    <w:next w:val="Normal"/>
+    <w:uiPriority w:val="35"/>
+    <w:unhideWhenUsed/>
+    <w:qFormat/>
+    <w:rsid w:val="00B5111C"/>
+    <w:pPr>
+      <w:spacing w:after="200" w:line="240" w:lineRule="auto"/>
+    </w:pPr>
+    <w:rPr>
+      <w:i/>
+      <w:iCs/>
+      <w:color w:val="44546A" w:themeColor="text2"/>
+      <w:sz w:val="18"/>
+      <w:szCs w:val="18"/>
+    </w:rPr>
+  </w:style>
 </w:styles>
 </file>
 
